--- a/CMA_W_B1_Ch07_AnswerKeys.docx
+++ b/CMA_W_B1_Ch07_AnswerKeys.docx
@@ -97,73 +97,73 @@
                 <w:sz w:val="17"/>
                 <w:szCs w:val="17"/>
               </w:rPr>
+              <w:t xml:space="preserve">FOB destination · consignment · consignor · consignee · inventory</w:t>
+            </w:r>
+          </w:p>
+        </w:tc>
+        <w:tc>
+          <w:tcPr>
+            <w:tcW w:type="pct" w:w="1667"/>
+            <w:tcMar>
+              <w:top w:type="dxa" w:w="40"/>
+              <w:left w:type="dxa" w:w="100"/>
+              <w:bottom w:type="dxa" w:w="40"/>
+              <w:right w:type="dxa" w:w="100"/>
+            </w:tcMar>
+          </w:tcPr>
+          <w:p>
+            <w:pPr>
+              <w:spacing w:before="22" w:after="22"/>
+            </w:pPr>
+            <w:r>
+              <w:rPr>
+                <w:b/>
+                <w:bCs/>
+                <w:color w:val="8186EF"/>
+                <w:sz w:val="16"/>
+                <w:szCs w:val="16"/>
+              </w:rPr>
+              <w:t xml:space="preserve">10  </w:t>
+            </w:r>
+            <w:r>
+              <w:rPr>
+                <w:sz w:val="17"/>
+                <w:szCs w:val="17"/>
+              </w:rPr>
+              <w:t xml:space="preserve">B</w:t>
+            </w:r>
+          </w:p>
+        </w:tc>
+        <w:tc>
+          <w:tcPr>
+            <w:tcW w:type="pct" w:w="1667"/>
+            <w:tcMar>
+              <w:top w:type="dxa" w:w="40"/>
+              <w:left w:type="dxa" w:w="100"/>
+              <w:bottom w:type="dxa" w:w="40"/>
+              <w:right w:type="dxa" w:w="100"/>
+            </w:tcMar>
+          </w:tcPr>
+          <w:p>
+            <w:pPr>
+              <w:spacing w:before="22" w:after="22"/>
+            </w:pPr>
+            <w:r>
+              <w:rPr>
+                <w:b/>
+                <w:bCs/>
+                <w:color w:val="8186EF"/>
+                <w:sz w:val="16"/>
+                <w:szCs w:val="16"/>
+              </w:rPr>
+              <w:t xml:space="preserve">19  </w:t>
+            </w:r>
+            <w:r>
+              <w:rPr>
+                <w:sz w:val="17"/>
+                <w:szCs w:val="17"/>
+              </w:rPr>
               <w:t xml:space="preserve">A</w:t>
-            </w:r>
-          </w:p>
-        </w:tc>
-        <w:tc>
-          <w:tcPr>
-            <w:tcW w:type="pct" w:w="1667"/>
-            <w:tcMar>
-              <w:top w:type="dxa" w:w="40"/>
-              <w:left w:type="dxa" w:w="100"/>
-              <w:bottom w:type="dxa" w:w="40"/>
-              <w:right w:type="dxa" w:w="100"/>
-            </w:tcMar>
-          </w:tcPr>
-          <w:p>
-            <w:pPr>
-              <w:spacing w:before="22" w:after="22"/>
-            </w:pPr>
-            <w:r>
-              <w:rPr>
-                <w:b/>
-                <w:bCs/>
-                <w:color w:val="8186EF"/>
-                <w:sz w:val="16"/>
-                <w:szCs w:val="16"/>
-              </w:rPr>
-              <w:t xml:space="preserve">12  </w:t>
-            </w:r>
-            <w:r>
-              <w:rPr>
-                <w:sz w:val="17"/>
-                <w:szCs w:val="17"/>
-              </w:rPr>
-              <w:t xml:space="preserve">T</w:t>
-            </w:r>
-          </w:p>
-        </w:tc>
-        <w:tc>
-          <w:tcPr>
-            <w:tcW w:type="pct" w:w="1667"/>
-            <w:tcMar>
-              <w:top w:type="dxa" w:w="40"/>
-              <w:left w:type="dxa" w:w="100"/>
-              <w:bottom w:type="dxa" w:w="40"/>
-              <w:right w:type="dxa" w:w="100"/>
-            </w:tcMar>
-          </w:tcPr>
-          <w:p>
-            <w:pPr>
-              <w:spacing w:before="22" w:after="22"/>
-            </w:pPr>
-            <w:r>
-              <w:rPr>
-                <w:b/>
-                <w:bCs/>
-                <w:color w:val="8186EF"/>
-                <w:sz w:val="16"/>
-                <w:szCs w:val="16"/>
-              </w:rPr>
-              <w:t xml:space="preserve">23  </w:t>
-            </w:r>
-            <w:r>
-              <w:rPr>
-                <w:sz w:val="17"/>
-                <w:szCs w:val="17"/>
-              </w:rPr>
-              <w:t xml:space="preserve">D</w:t>
             </w:r>
           </w:p>
         </w:tc>
@@ -199,75 +199,75 @@
                 <w:sz w:val="17"/>
                 <w:szCs w:val="17"/>
               </w:rPr>
+              <w:t xml:space="preserve">inventory · FOB shipping point · goods in transit · FOB destination</w:t>
+            </w:r>
+          </w:p>
+        </w:tc>
+        <w:tc>
+          <w:tcPr>
+            <w:tcW w:type="pct" w:w="1667"/>
+            <w:shd w:fill="FBFAF6" w:val="clear"/>
+            <w:tcMar>
+              <w:top w:type="dxa" w:w="40"/>
+              <w:left w:type="dxa" w:w="100"/>
+              <w:bottom w:type="dxa" w:w="40"/>
+              <w:right w:type="dxa" w:w="100"/>
+            </w:tcMar>
+          </w:tcPr>
+          <w:p>
+            <w:pPr>
+              <w:spacing w:before="22" w:after="22"/>
+            </w:pPr>
+            <w:r>
+              <w:rPr>
+                <w:b/>
+                <w:bCs/>
+                <w:color w:val="8186EF"/>
+                <w:sz w:val="16"/>
+                <w:szCs w:val="16"/>
+              </w:rPr>
+              <w:t xml:space="preserve">11  </w:t>
+            </w:r>
+            <w:r>
+              <w:rPr>
+                <w:sz w:val="17"/>
+                <w:szCs w:val="17"/>
+              </w:rPr>
+              <w:t xml:space="preserve">A</w:t>
+            </w:r>
+          </w:p>
+        </w:tc>
+        <w:tc>
+          <w:tcPr>
+            <w:tcW w:type="pct" w:w="1667"/>
+            <w:shd w:fill="FBFAF6" w:val="clear"/>
+            <w:tcMar>
+              <w:top w:type="dxa" w:w="40"/>
+              <w:left w:type="dxa" w:w="100"/>
+              <w:bottom w:type="dxa" w:w="40"/>
+              <w:right w:type="dxa" w:w="100"/>
+            </w:tcMar>
+          </w:tcPr>
+          <w:p>
+            <w:pPr>
+              <w:spacing w:before="22" w:after="22"/>
+            </w:pPr>
+            <w:r>
+              <w:rPr>
+                <w:b/>
+                <w:bCs/>
+                <w:color w:val="8186EF"/>
+                <w:sz w:val="16"/>
+                <w:szCs w:val="16"/>
+              </w:rPr>
+              <w:t xml:space="preserve">20  </w:t>
+            </w:r>
+            <w:r>
+              <w:rPr>
+                <w:sz w:val="17"/>
+                <w:szCs w:val="17"/>
+              </w:rPr>
               <w:t xml:space="preserve">C</w:t>
-            </w:r>
-          </w:p>
-        </w:tc>
-        <w:tc>
-          <w:tcPr>
-            <w:tcW w:type="pct" w:w="1667"/>
-            <w:shd w:fill="FBFAF6" w:val="clear"/>
-            <w:tcMar>
-              <w:top w:type="dxa" w:w="40"/>
-              <w:left w:type="dxa" w:w="100"/>
-              <w:bottom w:type="dxa" w:w="40"/>
-              <w:right w:type="dxa" w:w="100"/>
-            </w:tcMar>
-          </w:tcPr>
-          <w:p>
-            <w:pPr>
-              <w:spacing w:before="22" w:after="22"/>
-            </w:pPr>
-            <w:r>
-              <w:rPr>
-                <w:b/>
-                <w:bCs/>
-                <w:color w:val="8186EF"/>
-                <w:sz w:val="16"/>
-                <w:szCs w:val="16"/>
-              </w:rPr>
-              <w:t xml:space="preserve">13  </w:t>
-            </w:r>
-            <w:r>
-              <w:rPr>
-                <w:sz w:val="17"/>
-                <w:szCs w:val="17"/>
-              </w:rPr>
-              <w:t xml:space="preserve">F</w:t>
-            </w:r>
-          </w:p>
-        </w:tc>
-        <w:tc>
-          <w:tcPr>
-            <w:tcW w:type="pct" w:w="1667"/>
-            <w:shd w:fill="FBFAF6" w:val="clear"/>
-            <w:tcMar>
-              <w:top w:type="dxa" w:w="40"/>
-              <w:left w:type="dxa" w:w="100"/>
-              <w:bottom w:type="dxa" w:w="40"/>
-              <w:right w:type="dxa" w:w="100"/>
-            </w:tcMar>
-          </w:tcPr>
-          <w:p>
-            <w:pPr>
-              <w:spacing w:before="22" w:after="22"/>
-            </w:pPr>
-            <w:r>
-              <w:rPr>
-                <w:b/>
-                <w:bCs/>
-                <w:color w:val="8186EF"/>
-                <w:sz w:val="16"/>
-                <w:szCs w:val="16"/>
-              </w:rPr>
-              <w:t xml:space="preserve">24  </w:t>
-            </w:r>
-            <w:r>
-              <w:rPr>
-                <w:sz w:val="17"/>
-                <w:szCs w:val="17"/>
-              </w:rPr>
-              <w:t xml:space="preserve">E</w:t>
             </w:r>
           </w:p>
         </w:tc>
@@ -302,73 +302,73 @@
                 <w:sz w:val="17"/>
                 <w:szCs w:val="17"/>
               </w:rPr>
-              <w:t xml:space="preserve">A</w:t>
-            </w:r>
-          </w:p>
-        </w:tc>
-        <w:tc>
-          <w:tcPr>
-            <w:tcW w:type="pct" w:w="1667"/>
-            <w:tcMar>
-              <w:top w:type="dxa" w:w="40"/>
-              <w:left w:type="dxa" w:w="100"/>
-              <w:bottom w:type="dxa" w:w="40"/>
-              <w:right w:type="dxa" w:w="100"/>
-            </w:tcMar>
-          </w:tcPr>
-          <w:p>
-            <w:pPr>
-              <w:spacing w:before="22" w:after="22"/>
-            </w:pPr>
-            <w:r>
-              <w:rPr>
-                <w:b/>
-                <w:bCs/>
-                <w:color w:val="8186EF"/>
-                <w:sz w:val="16"/>
-                <w:szCs w:val="16"/>
-              </w:rPr>
-              <w:t xml:space="preserve">14  </w:t>
-            </w:r>
-            <w:r>
-              <w:rPr>
-                <w:sz w:val="17"/>
-                <w:szCs w:val="17"/>
-              </w:rPr>
-              <w:t xml:space="preserve">Add to the count: M1 (FOB shipping point, bought), M2 (FOB destination, sold), M4 (at a Doha consignee)</w:t>
-            </w:r>
-          </w:p>
-        </w:tc>
-        <w:tc>
-          <w:tcPr>
-            <w:tcW w:type="pct" w:w="1667"/>
-            <w:tcMar>
-              <w:top w:type="dxa" w:w="40"/>
-              <w:left w:type="dxa" w:w="100"/>
-              <w:bottom w:type="dxa" w:w="40"/>
-              <w:right w:type="dxa" w:w="100"/>
-            </w:tcMar>
-          </w:tcPr>
-          <w:p>
-            <w:pPr>
-              <w:spacing w:before="22" w:after="22"/>
-            </w:pPr>
-            <w:r>
-              <w:rPr>
-                <w:b/>
-                <w:bCs/>
-                <w:color w:val="8186EF"/>
-                <w:sz w:val="16"/>
-                <w:szCs w:val="16"/>
-              </w:rPr>
-              <w:t xml:space="preserve">25  </w:t>
-            </w:r>
-            <w:r>
-              <w:rPr>
-                <w:sz w:val="17"/>
-                <w:szCs w:val="17"/>
-              </w:rPr>
-              <w:t xml:space="preserve">A</w:t>
+              <w:t xml:space="preserve">consignment · consignor · consignee · FOB shipping point</w:t>
+            </w:r>
+          </w:p>
+        </w:tc>
+        <w:tc>
+          <w:tcPr>
+            <w:tcW w:type="pct" w:w="1667"/>
+            <w:tcMar>
+              <w:top w:type="dxa" w:w="40"/>
+              <w:left w:type="dxa" w:w="100"/>
+              <w:bottom w:type="dxa" w:w="40"/>
+              <w:right w:type="dxa" w:w="100"/>
+            </w:tcMar>
+          </w:tcPr>
+          <w:p>
+            <w:pPr>
+              <w:spacing w:before="22" w:after="22"/>
+            </w:pPr>
+            <w:r>
+              <w:rPr>
+                <w:b/>
+                <w:bCs/>
+                <w:color w:val="8186EF"/>
+                <w:sz w:val="16"/>
+                <w:szCs w:val="16"/>
+              </w:rPr>
+              <w:t xml:space="preserve">12  </w:t>
+            </w:r>
+            <w:r>
+              <w:rPr>
+                <w:sz w:val="17"/>
+                <w:szCs w:val="17"/>
+              </w:rPr>
+              <w:t xml:space="preserve">D</w:t>
+            </w:r>
+          </w:p>
+        </w:tc>
+        <w:tc>
+          <w:tcPr>
+            <w:tcW w:type="pct" w:w="1667"/>
+            <w:tcMar>
+              <w:top w:type="dxa" w:w="40"/>
+              <w:left w:type="dxa" w:w="100"/>
+              <w:bottom w:type="dxa" w:w="40"/>
+              <w:right w:type="dxa" w:w="100"/>
+            </w:tcMar>
+          </w:tcPr>
+          <w:p>
+            <w:pPr>
+              <w:spacing w:before="22" w:after="22"/>
+            </w:pPr>
+            <w:r>
+              <w:rPr>
+                <w:b/>
+                <w:bCs/>
+                <w:color w:val="8186EF"/>
+                <w:sz w:val="16"/>
+                <w:szCs w:val="16"/>
+              </w:rPr>
+              <w:t xml:space="preserve">21  </w:t>
+            </w:r>
+            <w:r>
+              <w:rPr>
+                <w:sz w:val="17"/>
+                <w:szCs w:val="17"/>
+              </w:rPr>
+              <w:t xml:space="preserve">B</w:t>
             </w:r>
           </w:p>
         </w:tc>
@@ -431,14 +431,14 @@
                 <w:sz w:val="16"/>
                 <w:szCs w:val="16"/>
               </w:rPr>
-              <w:t xml:space="preserve">15  </w:t>
-            </w:r>
-            <w:r>
-              <w:rPr>
-                <w:sz w:val="17"/>
-                <w:szCs w:val="17"/>
-              </w:rPr>
-              <w:t xml:space="preserve">Subtract from the count: M3 (held for a Beirut producer)</w:t>
+              <w:t xml:space="preserve">13  </w:t>
+            </w:r>
+            <w:r>
+              <w:rPr>
+                <w:sz w:val="17"/>
+                <w:szCs w:val="17"/>
+              </w:rPr>
+              <w:t xml:space="preserve">C</w:t>
             </w:r>
           </w:p>
         </w:tc>
@@ -465,14 +465,14 @@
                 <w:sz w:val="16"/>
                 <w:szCs w:val="16"/>
               </w:rPr>
-              <w:t xml:space="preserve">26  </w:t>
-            </w:r>
-            <w:r>
-              <w:rPr>
-                <w:sz w:val="17"/>
-                <w:szCs w:val="17"/>
-              </w:rPr>
-              <w:t xml:space="preserve">C</w:t>
+              <w:t xml:space="preserve">22  </w:t>
+            </w:r>
+            <w:r>
+              <w:rPr>
+                <w:sz w:val="17"/>
+                <w:szCs w:val="17"/>
+              </w:rPr>
+              <w:t xml:space="preserve">B</w:t>
             </w:r>
           </w:p>
         </w:tc>
@@ -507,33 +507,33 @@
                 <w:sz w:val="17"/>
                 <w:szCs w:val="17"/>
               </w:rPr>
-              <w:t xml:space="preserve">F</w:t>
-            </w:r>
-          </w:p>
-        </w:tc>
-        <w:tc>
-          <w:tcPr>
-            <w:tcW w:type="pct" w:w="1667"/>
-            <w:tcMar>
-              <w:top w:type="dxa" w:w="40"/>
-              <w:left w:type="dxa" w:w="100"/>
-              <w:bottom w:type="dxa" w:w="40"/>
-              <w:right w:type="dxa" w:w="100"/>
-            </w:tcMar>
-          </w:tcPr>
-          <w:p>
-            <w:pPr>
-              <w:spacing w:before="22" w:after="22"/>
-            </w:pPr>
-            <w:r>
-              <w:rPr>
-                <w:b/>
-                <w:bCs/>
-                <w:color w:val="8186EF"/>
-                <w:sz w:val="16"/>
-                <w:szCs w:val="16"/>
-              </w:rPr>
-              <w:t xml:space="preserve">16  </w:t>
+              <w:t xml:space="preserve">D</w:t>
+            </w:r>
+          </w:p>
+        </w:tc>
+        <w:tc>
+          <w:tcPr>
+            <w:tcW w:type="pct" w:w="1667"/>
+            <w:tcMar>
+              <w:top w:type="dxa" w:w="40"/>
+              <w:left w:type="dxa" w:w="100"/>
+              <w:bottom w:type="dxa" w:w="40"/>
+              <w:right w:type="dxa" w:w="100"/>
+            </w:tcMar>
+          </w:tcPr>
+          <w:p>
+            <w:pPr>
+              <w:spacing w:before="22" w:after="22"/>
+            </w:pPr>
+            <w:r>
+              <w:rPr>
+                <w:b/>
+                <w:bCs/>
+                <w:color w:val="8186EF"/>
+                <w:sz w:val="16"/>
+                <w:szCs w:val="16"/>
+              </w:rPr>
+              <w:t xml:space="preserve">14  </w:t>
             </w:r>
             <w:r>
               <w:rPr>
@@ -566,14 +566,14 @@
                 <w:sz w:val="16"/>
                 <w:szCs w:val="16"/>
               </w:rPr>
-              <w:t xml:space="preserve">27  </w:t>
-            </w:r>
-            <w:r>
-              <w:rPr>
-                <w:sz w:val="17"/>
-                <w:szCs w:val="17"/>
-              </w:rPr>
-              <w:t xml:space="preserve">B</w:t>
+              <w:t xml:space="preserve">23  </w:t>
+            </w:r>
+            <w:r>
+              <w:rPr>
+                <w:sz w:val="17"/>
+                <w:szCs w:val="17"/>
+              </w:rPr>
+              <w:t xml:space="preserve">A</w:t>
             </w:r>
           </w:p>
         </w:tc>
@@ -636,7 +636,41 @@
                 <w:sz w:val="16"/>
                 <w:szCs w:val="16"/>
               </w:rPr>
-              <w:t xml:space="preserve">17  </w:t>
+              <w:t xml:space="preserve">15  </w:t>
+            </w:r>
+            <w:r>
+              <w:rPr>
+                <w:sz w:val="17"/>
+                <w:szCs w:val="17"/>
+              </w:rPr>
+              <w:t xml:space="preserve">T</w:t>
+            </w:r>
+          </w:p>
+        </w:tc>
+        <w:tc>
+          <w:tcPr>
+            <w:tcW w:type="pct" w:w="1667"/>
+            <w:shd w:fill="FBFAF6" w:val="clear"/>
+            <w:tcMar>
+              <w:top w:type="dxa" w:w="40"/>
+              <w:left w:type="dxa" w:w="100"/>
+              <w:bottom w:type="dxa" w:w="40"/>
+              <w:right w:type="dxa" w:w="100"/>
+            </w:tcMar>
+          </w:tcPr>
+          <w:p>
+            <w:pPr>
+              <w:spacing w:before="22" w:after="22"/>
+            </w:pPr>
+            <w:r>
+              <w:rPr>
+                <w:b/>
+                <w:bCs/>
+                <w:color w:val="8186EF"/>
+                <w:sz w:val="16"/>
+                <w:szCs w:val="16"/>
+              </w:rPr>
+              <w:t xml:space="preserve">24  </w:t>
             </w:r>
             <w:r>
               <w:rPr>
@@ -644,40 +678,6 @@
                 <w:szCs w:val="17"/>
               </w:rPr>
               <w:t xml:space="preserve">A</w:t>
-            </w:r>
-          </w:p>
-        </w:tc>
-        <w:tc>
-          <w:tcPr>
-            <w:tcW w:type="pct" w:w="1667"/>
-            <w:shd w:fill="FBFAF6" w:val="clear"/>
-            <w:tcMar>
-              <w:top w:type="dxa" w:w="40"/>
-              <w:left w:type="dxa" w:w="100"/>
-              <w:bottom w:type="dxa" w:w="40"/>
-              <w:right w:type="dxa" w:w="100"/>
-            </w:tcMar>
-          </w:tcPr>
-          <w:p>
-            <w:pPr>
-              <w:spacing w:before="22" w:after="22"/>
-            </w:pPr>
-            <w:r>
-              <w:rPr>
-                <w:b/>
-                <w:bCs/>
-                <w:color w:val="8186EF"/>
-                <w:sz w:val="16"/>
-                <w:szCs w:val="16"/>
-              </w:rPr>
-              <w:t xml:space="preserve">28  </w:t>
-            </w:r>
-            <w:r>
-              <w:rPr>
-                <w:sz w:val="17"/>
-                <w:szCs w:val="17"/>
-              </w:rPr>
-              <w:t xml:space="preserve">B</w:t>
             </w:r>
           </w:p>
         </w:tc>
@@ -712,73 +712,73 @@
                 <w:sz w:val="17"/>
                 <w:szCs w:val="17"/>
               </w:rPr>
-              <w:t xml:space="preserve">B</w:t>
-            </w:r>
-          </w:p>
-        </w:tc>
-        <w:tc>
-          <w:tcPr>
-            <w:tcW w:type="pct" w:w="1667"/>
-            <w:tcMar>
-              <w:top w:type="dxa" w:w="40"/>
-              <w:left w:type="dxa" w:w="100"/>
-              <w:bottom w:type="dxa" w:w="40"/>
-              <w:right w:type="dxa" w:w="100"/>
-            </w:tcMar>
-          </w:tcPr>
-          <w:p>
-            <w:pPr>
-              <w:spacing w:before="22" w:after="22"/>
-            </w:pPr>
-            <w:r>
-              <w:rPr>
-                <w:b/>
-                <w:bCs/>
-                <w:color w:val="8186EF"/>
-                <w:sz w:val="16"/>
-                <w:szCs w:val="16"/>
-              </w:rPr>
-              <w:t xml:space="preserve">18  </w:t>
-            </w:r>
-            <w:r>
-              <w:rPr>
-                <w:sz w:val="17"/>
-                <w:szCs w:val="17"/>
-              </w:rPr>
-              <w:t xml:space="preserve">D</w:t>
-            </w:r>
-          </w:p>
-        </w:tc>
-        <w:tc>
-          <w:tcPr>
-            <w:tcW w:type="pct" w:w="1667"/>
-            <w:tcMar>
-              <w:top w:type="dxa" w:w="40"/>
-              <w:left w:type="dxa" w:w="100"/>
-              <w:bottom w:type="dxa" w:w="40"/>
-              <w:right w:type="dxa" w:w="100"/>
-            </w:tcMar>
-          </w:tcPr>
-          <w:p>
-            <w:pPr>
-              <w:spacing w:before="22" w:after="22"/>
-            </w:pPr>
-            <w:r>
-              <w:rPr>
-                <w:b/>
-                <w:bCs/>
-                <w:color w:val="8186EF"/>
-                <w:sz w:val="16"/>
-                <w:szCs w:val="16"/>
-              </w:rPr>
-              <w:t xml:space="preserve">29  </w:t>
-            </w:r>
-            <w:r>
-              <w:rPr>
-                <w:sz w:val="17"/>
-                <w:szCs w:val="17"/>
-              </w:rPr>
-              <w:t xml:space="preserve">A</w:t>
+              <w:t xml:space="preserve">F</w:t>
+            </w:r>
+          </w:p>
+        </w:tc>
+        <w:tc>
+          <w:tcPr>
+            <w:tcW w:type="pct" w:w="1667"/>
+            <w:tcMar>
+              <w:top w:type="dxa" w:w="40"/>
+              <w:left w:type="dxa" w:w="100"/>
+              <w:bottom w:type="dxa" w:w="40"/>
+              <w:right w:type="dxa" w:w="100"/>
+            </w:tcMar>
+          </w:tcPr>
+          <w:p>
+            <w:pPr>
+              <w:spacing w:before="22" w:after="22"/>
+            </w:pPr>
+            <w:r>
+              <w:rPr>
+                <w:b/>
+                <w:bCs/>
+                <w:color w:val="8186EF"/>
+                <w:sz w:val="16"/>
+                <w:szCs w:val="16"/>
+              </w:rPr>
+              <w:t xml:space="preserve">16  </w:t>
+            </w:r>
+            <w:r>
+              <w:rPr>
+                <w:sz w:val="17"/>
+                <w:szCs w:val="17"/>
+              </w:rPr>
+              <w:t xml:space="preserve">F</w:t>
+            </w:r>
+          </w:p>
+        </w:tc>
+        <w:tc>
+          <w:tcPr>
+            <w:tcW w:type="pct" w:w="1667"/>
+            <w:tcMar>
+              <w:top w:type="dxa" w:w="40"/>
+              <w:left w:type="dxa" w:w="100"/>
+              <w:bottom w:type="dxa" w:w="40"/>
+              <w:right w:type="dxa" w:w="100"/>
+            </w:tcMar>
+          </w:tcPr>
+          <w:p>
+            <w:pPr>
+              <w:spacing w:before="22" w:after="22"/>
+            </w:pPr>
+            <w:r>
+              <w:rPr>
+                <w:b/>
+                <w:bCs/>
+                <w:color w:val="8186EF"/>
+                <w:sz w:val="16"/>
+                <w:szCs w:val="16"/>
+              </w:rPr>
+              <w:t xml:space="preserve">25  </w:t>
+            </w:r>
+            <w:r>
+              <w:rPr>
+                <w:sz w:val="17"/>
+                <w:szCs w:val="17"/>
+              </w:rPr>
+              <w:t xml:space="preserve">Compare with the model earlier in this handout.</w:t>
             </w:r>
           </w:p>
         </w:tc>
@@ -814,7 +814,7 @@
                 <w:sz w:val="17"/>
                 <w:szCs w:val="17"/>
               </w:rPr>
-              <w:t xml:space="preserve">C</w:t>
+              <w:t xml:space="preserve">Add to the count: M1 (FOB shipping point, bought), M2 (FOB destination, sold), M4 (at a Doha consignee)</w:t>
             </w:r>
           </w:p>
         </w:tc>
@@ -841,14 +841,14 @@
                 <w:sz w:val="16"/>
                 <w:szCs w:val="16"/>
               </w:rPr>
-              <w:t xml:space="preserve">19  </w:t>
-            </w:r>
-            <w:r>
-              <w:rPr>
-                <w:sz w:val="17"/>
-                <w:szCs w:val="17"/>
-              </w:rPr>
-              <w:t xml:space="preserve">C</w:t>
+              <w:t xml:space="preserve">17  </w:t>
+            </w:r>
+            <w:r>
+              <w:rPr>
+                <w:sz w:val="17"/>
+                <w:szCs w:val="17"/>
+              </w:rPr>
+              <w:t xml:space="preserve">D</w:t>
             </w:r>
           </w:p>
         </w:tc>
@@ -875,14 +875,14 @@
                 <w:sz w:val="16"/>
                 <w:szCs w:val="16"/>
               </w:rPr>
-              <w:t xml:space="preserve">30  </w:t>
-            </w:r>
-            <w:r>
-              <w:rPr>
-                <w:sz w:val="17"/>
-                <w:szCs w:val="17"/>
-              </w:rPr>
-              <w:t xml:space="preserve">A</w:t>
+              <w:t xml:space="preserve">26  </w:t>
+            </w:r>
+            <w:r>
+              <w:rPr>
+                <w:sz w:val="17"/>
+                <w:szCs w:val="17"/>
+              </w:rPr>
+              <w:t xml:space="preserve">Inventory means goods held for sale in the ordinary course of business, goods in production, and materials that will be used in production. A retailer such as Barada Wholesale, Inc. has one inventory account. A manufacturer such as Orontes has three: raw materials, work in process and finished goods.</w:t>
             </w:r>
           </w:p>
         </w:tc>
@@ -917,245 +917,40 @@
                 <w:sz w:val="17"/>
                 <w:szCs w:val="17"/>
               </w:rPr>
-              <w:t xml:space="preserve">B</w:t>
-            </w:r>
-          </w:p>
-        </w:tc>
-        <w:tc>
-          <w:tcPr>
-            <w:tcW w:type="pct" w:w="1667"/>
-            <w:tcMar>
-              <w:top w:type="dxa" w:w="40"/>
-              <w:left w:type="dxa" w:w="100"/>
-              <w:bottom w:type="dxa" w:w="40"/>
-              <w:right w:type="dxa" w:w="100"/>
-            </w:tcMar>
-          </w:tcPr>
-          <w:p>
-            <w:pPr>
-              <w:spacing w:before="22" w:after="22"/>
-            </w:pPr>
-            <w:r>
-              <w:rPr>
-                <w:b/>
-                <w:bCs/>
-                <w:color w:val="8186EF"/>
-                <w:sz w:val="16"/>
-                <w:szCs w:val="16"/>
-              </w:rPr>
-              <w:t xml:space="preserve">20  </w:t>
-            </w:r>
-            <w:r>
-              <w:rPr>
-                <w:sz w:val="17"/>
-                <w:szCs w:val="17"/>
-              </w:rPr>
-              <w:t xml:space="preserve">B</w:t>
-            </w:r>
-          </w:p>
-        </w:tc>
-        <w:tc>
-          <w:tcPr>
-            <w:tcW w:type="pct" w:w="1667"/>
-            <w:tcMar>
-              <w:top w:type="dxa" w:w="40"/>
-              <w:left w:type="dxa" w:w="100"/>
-              <w:bottom w:type="dxa" w:w="40"/>
-              <w:right w:type="dxa" w:w="100"/>
-            </w:tcMar>
-          </w:tcPr>
-          <w:p>
-            <w:pPr>
-              <w:spacing w:before="22" w:after="22"/>
-            </w:pPr>
-            <w:r>
-              <w:rPr>
-                <w:b/>
-                <w:bCs/>
-                <w:color w:val="8186EF"/>
-                <w:sz w:val="16"/>
-                <w:szCs w:val="16"/>
-              </w:rPr>
-              <w:t xml:space="preserve">31  </w:t>
-            </w:r>
-            <w:r>
-              <w:rPr>
-                <w:sz w:val="17"/>
-                <w:szCs w:val="17"/>
-              </w:rPr>
-              <w:t xml:space="preserve">Compare with the model earlier in this handout.</w:t>
-            </w:r>
-          </w:p>
-        </w:tc>
-      </w:tr>
-      <w:tr>
-        <w:tc>
-          <w:tcPr>
-            <w:tcW w:type="pct" w:w="1667"/>
-            <w:shd w:fill="FBFAF6" w:val="clear"/>
-            <w:tcMar>
-              <w:top w:type="dxa" w:w="40"/>
-              <w:left w:type="dxa" w:w="100"/>
-              <w:bottom w:type="dxa" w:w="40"/>
-              <w:right w:type="dxa" w:w="100"/>
-            </w:tcMar>
-          </w:tcPr>
-          <w:p>
-            <w:pPr>
-              <w:spacing w:before="22" w:after="22"/>
-            </w:pPr>
-            <w:r>
-              <w:rPr>
-                <w:b/>
-                <w:bCs/>
-                <w:color w:val="8186EF"/>
-                <w:sz w:val="16"/>
-                <w:szCs w:val="16"/>
-              </w:rPr>
-              <w:t xml:space="preserve">10  </w:t>
-            </w:r>
-            <w:r>
-              <w:rPr>
-                <w:sz w:val="17"/>
-                <w:szCs w:val="17"/>
-              </w:rPr>
-              <w:t xml:space="preserve">T</w:t>
-            </w:r>
-          </w:p>
-        </w:tc>
-        <w:tc>
-          <w:tcPr>
-            <w:tcW w:type="pct" w:w="1667"/>
-            <w:shd w:fill="FBFAF6" w:val="clear"/>
-            <w:tcMar>
-              <w:top w:type="dxa" w:w="40"/>
-              <w:left w:type="dxa" w:w="100"/>
-              <w:bottom w:type="dxa" w:w="40"/>
-              <w:right w:type="dxa" w:w="100"/>
-            </w:tcMar>
-          </w:tcPr>
-          <w:p>
-            <w:pPr>
-              <w:spacing w:before="22" w:after="22"/>
-            </w:pPr>
-            <w:r>
-              <w:rPr>
-                <w:b/>
-                <w:bCs/>
-                <w:color w:val="8186EF"/>
-                <w:sz w:val="16"/>
-                <w:szCs w:val="16"/>
-              </w:rPr>
-              <w:t xml:space="preserve">21  </w:t>
-            </w:r>
-            <w:r>
-              <w:rPr>
-                <w:sz w:val="17"/>
-                <w:szCs w:val="17"/>
-              </w:rPr>
-              <w:t xml:space="preserve">T</w:t>
-            </w:r>
-          </w:p>
-        </w:tc>
-        <w:tc>
-          <w:tcPr>
-            <w:tcW w:type="pct" w:w="1667"/>
-            <w:shd w:fill="FBFAF6" w:val="clear"/>
-            <w:tcMar>
-              <w:top w:type="dxa" w:w="40"/>
-              <w:left w:type="dxa" w:w="100"/>
-              <w:bottom w:type="dxa" w:w="40"/>
-              <w:right w:type="dxa" w:w="100"/>
-            </w:tcMar>
-          </w:tcPr>
-          <w:p>
-            <w:pPr>
-              <w:spacing w:before="22" w:after="22"/>
-            </w:pPr>
-            <w:r>
-              <w:rPr>
-                <w:b/>
-                <w:bCs/>
-                <w:color w:val="8186EF"/>
-                <w:sz w:val="16"/>
-                <w:szCs w:val="16"/>
-              </w:rPr>
-              <w:t xml:space="preserve">32  </w:t>
-            </w:r>
-            <w:r>
-              <w:rPr>
-                <w:sz w:val="17"/>
-                <w:szCs w:val="17"/>
-              </w:rPr>
-              <w:t xml:space="preserve">Inventory means goods held for sale in the ordinary course of business, goods in production, and materials that will be used in production. A retailer such as Barada Wholesale, Inc. has one inventory account. A manufacturer such as Orontes has three: raw materials, work in process and finished goods.</w:t>
-            </w:r>
-          </w:p>
-        </w:tc>
-      </w:tr>
-      <w:tr>
-        <w:tc>
-          <w:tcPr>
-            <w:tcW w:type="pct" w:w="1667"/>
-            <w:tcMar>
-              <w:top w:type="dxa" w:w="40"/>
-              <w:left w:type="dxa" w:w="100"/>
-              <w:bottom w:type="dxa" w:w="40"/>
-              <w:right w:type="dxa" w:w="100"/>
-            </w:tcMar>
-          </w:tcPr>
-          <w:p>
-            <w:pPr>
-              <w:spacing w:before="22" w:after="22"/>
-            </w:pPr>
-            <w:r>
-              <w:rPr>
-                <w:b/>
-                <w:bCs/>
-                <w:color w:val="8186EF"/>
-                <w:sz w:val="16"/>
-                <w:szCs w:val="16"/>
-              </w:rPr>
-              <w:t xml:space="preserve">11  </w:t>
-            </w:r>
-            <w:r>
-              <w:rPr>
-                <w:sz w:val="17"/>
-                <w:szCs w:val="17"/>
-              </w:rPr>
-              <w:t xml:space="preserve">D</w:t>
-            </w:r>
-          </w:p>
-        </w:tc>
-        <w:tc>
-          <w:tcPr>
-            <w:tcW w:type="pct" w:w="1667"/>
-            <w:tcMar>
-              <w:top w:type="dxa" w:w="40"/>
-              <w:left w:type="dxa" w:w="100"/>
-              <w:bottom w:type="dxa" w:w="40"/>
-              <w:right w:type="dxa" w:w="100"/>
-            </w:tcMar>
-          </w:tcPr>
-          <w:p>
-            <w:pPr>
-              <w:spacing w:before="22" w:after="22"/>
-            </w:pPr>
-            <w:r>
-              <w:rPr>
-                <w:b/>
-                <w:bCs/>
-                <w:color w:val="8186EF"/>
-                <w:sz w:val="16"/>
-                <w:szCs w:val="16"/>
-              </w:rPr>
-              <w:t xml:space="preserve">22  </w:t>
-            </w:r>
-            <w:r>
-              <w:rPr>
-                <w:sz w:val="17"/>
-                <w:szCs w:val="17"/>
-              </w:rPr>
-              <w:t xml:space="preserve">F</w:t>
+              <w:t xml:space="preserve">Subtract from the count: M3 (held for a Beirut producer)</w:t>
+            </w:r>
+          </w:p>
+        </w:tc>
+        <w:tc>
+          <w:tcPr>
+            <w:tcW w:type="pct" w:w="1667"/>
+            <w:tcMar>
+              <w:top w:type="dxa" w:w="40"/>
+              <w:left w:type="dxa" w:w="100"/>
+              <w:bottom w:type="dxa" w:w="40"/>
+              <w:right w:type="dxa" w:w="100"/>
+            </w:tcMar>
+          </w:tcPr>
+          <w:p>
+            <w:pPr>
+              <w:spacing w:before="22" w:after="22"/>
+            </w:pPr>
+            <w:r>
+              <w:rPr>
+                <w:b/>
+                <w:bCs/>
+                <w:color w:val="8186EF"/>
+                <w:sz w:val="16"/>
+                <w:szCs w:val="16"/>
+              </w:rPr>
+              <w:t xml:space="preserve">18  </w:t>
+            </w:r>
+            <w:r>
+              <w:rPr>
+                <w:sz w:val="17"/>
+                <w:szCs w:val="17"/>
+              </w:rPr>
+              <w:t xml:space="preserve">E</w:t>
             </w:r>
           </w:p>
         </w:tc>
@@ -1220,7 +1015,7 @@
           <w:sz w:val="16"/>
           <w:szCs w:val="16"/>
         </w:rPr>
-        <w:t xml:space="preserve">It tracks the cost of each individual item, which is practical only for distinct items. B is wrong: Identical items are interchangeable; tracking each one is costly and allows manipulation. C is wrong: Price trends do not decide when specific identification fits.</w:t>
+        <w:t xml:space="preserve">The book writes: “Under FOB destination, the seller keeps control until the goods arrive, so the seller includes them. In a consignment, the consignor (the owner) gives goods to a consignee, who sells them for a commission. The goods stay in the consignor's inventory.”</w:t>
       </w:r>
     </w:p>
     <w:p>
@@ -1243,7 +1038,7 @@
           <w:sz w:val="16"/>
           <w:szCs w:val="16"/>
         </w:rPr>
-        <w:t xml:space="preserve">With falling prices, LIFO puts the newest, lowest costs into cost of goods sold. A is wrong: FIFO gives the highest profit only when prices rise. B is wrong: The average is always between FIFO and LIFO.</w:t>
+        <w:t xml:space="preserve">The book writes: “In a bill-and-hold sale, the seller keeps the goods in its inventory unless strict conditions show that the buyer already controls them. FOB shipping point: the BUYER includes goods in transit. FOB destination: the SELLER includes them.”</w:t>
       </w:r>
     </w:p>
     <w:p>
@@ -1266,6 +1061,52 @@
           <w:sz w:val="16"/>
           <w:szCs w:val="16"/>
         </w:rPr>
+        <w:t xml:space="preserve">The book writes: “Arabic: البضاعة بالأمانة is consignment; the owner is the consignor (المُرسِل) and the seller in the shop is the consignee (المُرسَل إليه). SC7-1 On December 28, a supplier in Türkiye ships glass bottles to Orontes, FOB shipping point.”</w:t>
+      </w:r>
+    </w:p>
+    <w:p>
+      <w:pPr>
+        <w:spacing w:after="18"/>
+        <w:ind w:left="300" w:hanging="300"/>
+      </w:pPr>
+      <w:r>
+        <w:rPr>
+          <w:b/>
+          <w:bCs/>
+          <w:color w:val="8186EF"/>
+          <w:sz w:val="16"/>
+          <w:szCs w:val="16"/>
+        </w:rPr>
+        <w:t xml:space="preserve">4  </w:t>
+      </w:r>
+      <w:r>
+        <w:rPr>
+          <w:sz w:val="16"/>
+          <w:szCs w:val="16"/>
+        </w:rPr>
+        <w:t xml:space="preserve">The book pairs M1 (FOB shipping point, bought) with “Add to the count”.</w:t>
+      </w:r>
+    </w:p>
+    <w:p>
+      <w:pPr>
+        <w:spacing w:after="18"/>
+        <w:ind w:left="300" w:hanging="300"/>
+      </w:pPr>
+      <w:r>
+        <w:rPr>
+          <w:b/>
+          <w:bCs/>
+          <w:color w:val="8186EF"/>
+          <w:sz w:val="16"/>
+          <w:szCs w:val="16"/>
+        </w:rPr>
+        <w:t xml:space="preserve">5  </w:t>
+      </w:r>
+      <w:r>
+        <w:rPr>
+          <w:sz w:val="16"/>
+          <w:szCs w:val="16"/>
+        </w:rPr>
         <w:t xml:space="preserve">The book’s own table pairs M3 (held for a Beirut producer) with “Subtract from the count”.</w:t>
       </w:r>
     </w:p>
@@ -1282,7 +1123,7 @@
           <w:sz w:val="16"/>
           <w:szCs w:val="16"/>
         </w:rPr>
-        <w:t xml:space="preserve">4  </w:t>
+        <w:t xml:space="preserve">6  </w:t>
       </w:r>
       <w:r>
         <w:rPr>
@@ -1305,7 +1146,7 @@
           <w:sz w:val="16"/>
           <w:szCs w:val="16"/>
         </w:rPr>
-        <w:t xml:space="preserve">5  </w:t>
+        <w:t xml:space="preserve">7  </w:t>
       </w:r>
       <w:r>
         <w:rPr>
@@ -1328,98 +1169,6 @@
           <w:sz w:val="16"/>
           <w:szCs w:val="16"/>
         </w:rPr>
-        <w:t xml:space="preserve">6  </w:t>
-      </w:r>
-      <w:r>
-        <w:rPr>
-          <w:sz w:val="16"/>
-          <w:szCs w:val="16"/>
-        </w:rPr>
-        <w:t xml:space="preserve">The book pairs M3 (held for a Beirut producer) with “Subtract from the count”.</w:t>
-      </w:r>
-    </w:p>
-    <w:p>
-      <w:pPr>
-        <w:spacing w:after="18"/>
-        <w:ind w:left="300" w:hanging="300"/>
-      </w:pPr>
-      <w:r>
-        <w:rPr>
-          <w:b/>
-          <w:bCs/>
-          <w:color w:val="8186EF"/>
-          <w:sz w:val="16"/>
-          <w:szCs w:val="16"/>
-        </w:rPr>
-        <w:t xml:space="preserve">7  </w:t>
-      </w:r>
-      <w:r>
-        <w:rPr>
-          <w:sz w:val="16"/>
-          <w:szCs w:val="16"/>
-        </w:rPr>
-        <w:t xml:space="preserve">The book numbers “Which goods belong in inventory?” as section 7.1.</w:t>
-      </w:r>
-    </w:p>
-    <w:p>
-      <w:pPr>
-        <w:spacing w:after="18"/>
-        <w:ind w:left="300" w:hanging="300"/>
-      </w:pPr>
-      <w:r>
-        <w:rPr>
-          <w:b/>
-          <w:bCs/>
-          <w:color w:val="8186EF"/>
-          <w:sz w:val="16"/>
-          <w:szCs w:val="16"/>
-        </w:rPr>
-        <w:t xml:space="preserve">8  </w:t>
-      </w:r>
-      <w:r>
-        <w:rPr>
-          <w:sz w:val="16"/>
-          <w:szCs w:val="16"/>
-        </w:rPr>
-        <w:t xml:space="preserve">The book numbers “Which costs belong in inventory?” as section 7.2.</w:t>
-      </w:r>
-    </w:p>
-    <w:p>
-      <w:pPr>
-        <w:spacing w:after="18"/>
-        <w:ind w:left="300" w:hanging="300"/>
-      </w:pPr>
-      <w:r>
-        <w:rPr>
-          <w:b/>
-          <w:bCs/>
-          <w:color w:val="8186EF"/>
-          <w:sz w:val="16"/>
-          <w:szCs w:val="16"/>
-        </w:rPr>
-        <w:t xml:space="preserve">9  </w:t>
-      </w:r>
-      <w:r>
-        <w:rPr>
-          <w:sz w:val="16"/>
-          <w:szCs w:val="16"/>
-        </w:rPr>
-        <w:t xml:space="preserve">The book numbers “Cost flow assumptions” as section 7.3.</w:t>
-      </w:r>
-    </w:p>
-    <w:p>
-      <w:pPr>
-        <w:spacing w:after="18"/>
-        <w:ind w:left="300" w:hanging="300"/>
-      </w:pPr>
-      <w:r>
-        <w:rPr>
-          <w:b/>
-          <w:bCs/>
-          <w:color w:val="8186EF"/>
-          <w:sz w:val="16"/>
-          <w:szCs w:val="16"/>
-        </w:rPr>
         <w:t xml:space="preserve">10  </w:t>
       </w:r>
       <w:r>
@@ -1427,7 +1176,7 @@
           <w:sz w:val="16"/>
           <w:szCs w:val="16"/>
         </w:rPr>
-        <w:t xml:space="preserve">The book pairs M1 (FOB shipping point, bought) with “Add to the count”.</w:t>
+        <w:t xml:space="preserve">Under FOB destination, the seller keeps control until delivery. A is wrong: The buyer includes goods in transit only under FOB shipping point. C is wrong: Control has not passed, so no sale is recorded yet.</w:t>
       </w:r>
     </w:p>
     <w:p>
@@ -1450,7 +1199,7 @@
           <w:sz w:val="16"/>
           <w:szCs w:val="16"/>
         </w:rPr>
-        <w:t xml:space="preserve">The book’s own table pairs M3 (held for a Beirut producer) with “Subtract from the count”.</w:t>
+        <w:t xml:space="preserve">Fixed overhead is allocated on normal capacity; the unallocated part is a period expense. B is wrong: This would give each unit an abnormally high cost. C is wrong: No future benefit exists, so it is not an asset.</w:t>
       </w:r>
     </w:p>
     <w:p>
@@ -1473,7 +1222,7 @@
           <w:sz w:val="16"/>
           <w:szCs w:val="16"/>
         </w:rPr>
-        <w:t xml:space="preserve">The book pairs M1 (FOB shipping point, bought) with “Add to the count”.</w:t>
+        <w:t xml:space="preserve">Advertising is a selling cost, expensed when incurred. A is wrong: Duties bring materials to their location, so they are inventory cost. B is wrong: Freight-in is inventory cost.</w:t>
       </w:r>
     </w:p>
     <w:p>
@@ -1496,23 +1245,23 @@
           <w:sz w:val="16"/>
           <w:szCs w:val="16"/>
         </w:rPr>
-        <w:t xml:space="preserve">The book pairs M2 (FOB destination, sold) with “Add to the count”, not with “Subtract from the count”.</w:t>
-      </w:r>
-    </w:p>
-    <w:p>
-      <w:pPr>
-        <w:spacing w:after="18"/>
-        <w:ind w:left="300" w:hanging="300"/>
-      </w:pPr>
-      <w:r>
-        <w:rPr>
-          <w:b/>
-          <w:bCs/>
-          <w:color w:val="8186EF"/>
-          <w:sz w:val="16"/>
-          <w:szCs w:val="16"/>
-        </w:rPr>
-        <w:t xml:space="preserve">16  </w:t>
+        <w:t xml:space="preserve">FIFO always sells the oldest units first, whatever the timing of sales. A is wrong: Perpetual LIFO can only use costs that exist on each sale date. B is wrong: The moving average changes after each purchase, so results usually differ.</w:t>
+      </w:r>
+    </w:p>
+    <w:p>
+      <w:pPr>
+        <w:spacing w:after="18"/>
+        <w:ind w:left="300" w:hanging="300"/>
+      </w:pPr>
+      <w:r>
+        <w:rPr>
+          <w:b/>
+          <w:bCs/>
+          <w:color w:val="8186EF"/>
+          <w:sz w:val="16"/>
+          <w:szCs w:val="16"/>
+        </w:rPr>
+        <w:t xml:space="preserve">14  </w:t>
       </w:r>
       <w:r>
         <w:rPr>
@@ -1535,99 +1284,7 @@
           <w:sz w:val="16"/>
           <w:szCs w:val="16"/>
         </w:rPr>
-        <w:t xml:space="preserve">17  </w:t>
-      </w:r>
-      <w:r>
-        <w:rPr>
-          <w:sz w:val="16"/>
-          <w:szCs w:val="16"/>
-        </w:rPr>
-        <w:t xml:space="preserve">Fixed overhead is allocated on normal capacity; the unallocated part is a period expense. B is wrong: This would give each unit an abnormally high cost. C is wrong: No future benefit exists, so it is not an asset.</w:t>
-      </w:r>
-    </w:p>
-    <w:p>
-      <w:pPr>
-        <w:spacing w:after="18"/>
-        <w:ind w:left="300" w:hanging="300"/>
-      </w:pPr>
-      <w:r>
-        <w:rPr>
-          <w:b/>
-          <w:bCs/>
-          <w:color w:val="8186EF"/>
-          <w:sz w:val="16"/>
-          <w:szCs w:val="16"/>
-        </w:rPr>
-        <w:t xml:space="preserve">18  </w:t>
-      </w:r>
-      <w:r>
-        <w:rPr>
-          <w:sz w:val="16"/>
-          <w:szCs w:val="16"/>
-        </w:rPr>
-        <w:t xml:space="preserve">Advertising is a selling cost, expensed when incurred. A is wrong: Duties bring materials to their location, so they are inventory cost. B is wrong: Freight-in is inventory cost.</w:t>
-      </w:r>
-    </w:p>
-    <w:p>
-      <w:pPr>
-        <w:spacing w:after="18"/>
-        <w:ind w:left="300" w:hanging="300"/>
-      </w:pPr>
-      <w:r>
-        <w:rPr>
-          <w:b/>
-          <w:bCs/>
-          <w:color w:val="8186EF"/>
-          <w:sz w:val="16"/>
-          <w:szCs w:val="16"/>
-        </w:rPr>
-        <w:t xml:space="preserve">19  </w:t>
-      </w:r>
-      <w:r>
-        <w:rPr>
-          <w:sz w:val="16"/>
-          <w:szCs w:val="16"/>
-        </w:rPr>
-        <w:t xml:space="preserve">FIFO always sells the oldest units first, whatever the timing of sales. A is wrong: Perpetual LIFO can only use costs that exist on each sale date. B is wrong: The moving average changes after each purchase, so results usually differ.</w:t>
-      </w:r>
-    </w:p>
-    <w:p>
-      <w:pPr>
-        <w:spacing w:after="18"/>
-        <w:ind w:left="300" w:hanging="300"/>
-      </w:pPr>
-      <w:r>
-        <w:rPr>
-          <w:b/>
-          <w:bCs/>
-          <w:color w:val="8186EF"/>
-          <w:sz w:val="16"/>
-          <w:szCs w:val="16"/>
-        </w:rPr>
-        <w:t xml:space="preserve">20  </w:t>
-      </w:r>
-      <w:r>
-        <w:rPr>
-          <w:sz w:val="16"/>
-          <w:szCs w:val="16"/>
-        </w:rPr>
-        <w:t xml:space="preserve">Under FOB destination, the seller keeps control until delivery. A is wrong: The buyer includes goods in transit only under FOB shipping point. C is wrong: Control has not passed, so no sale is recorded yet.</w:t>
-      </w:r>
-    </w:p>
-    <w:p>
-      <w:pPr>
-        <w:spacing w:after="18"/>
-        <w:ind w:left="300" w:hanging="300"/>
-      </w:pPr>
-      <w:r>
-        <w:rPr>
-          <w:b/>
-          <w:bCs/>
-          <w:color w:val="8186EF"/>
-          <w:sz w:val="16"/>
-          <w:szCs w:val="16"/>
-        </w:rPr>
-        <w:t xml:space="preserve">21  </w:t>
+        <w:t xml:space="preserve">15  </w:t>
       </w:r>
       <w:r>
         <w:rPr>
@@ -1650,7 +1307,7 @@
           <w:sz w:val="16"/>
           <w:szCs w:val="16"/>
         </w:rPr>
-        <w:t xml:space="preserve">28  </w:t>
+        <w:t xml:space="preserve">22  </w:t>
       </w:r>
       <w:r>
         <w:rPr>
@@ -1658,6 +1315,52 @@
           <w:szCs w:val="16"/>
         </w:rPr>
         <w:t xml:space="preserve">Goods available minus FIFO ending inventory (the newest costs). A is wrong: This is FIFO ending inventory, not cost of goods sold. C is wrong: This is the weighted-average result.</w:t>
+      </w:r>
+    </w:p>
+    <w:p>
+      <w:pPr>
+        <w:spacing w:after="18"/>
+        <w:ind w:left="300" w:hanging="300"/>
+      </w:pPr>
+      <w:r>
+        <w:rPr>
+          <w:b/>
+          <w:bCs/>
+          <w:color w:val="8186EF"/>
+          <w:sz w:val="16"/>
+          <w:szCs w:val="16"/>
+        </w:rPr>
+        <w:t xml:space="preserve">23  </w:t>
+      </w:r>
+      <w:r>
+        <w:rPr>
+          <w:sz w:val="16"/>
+          <w:szCs w:val="16"/>
+        </w:rPr>
+        <w:t xml:space="preserve">150 units remain at the oldest costs: 100 × $10 + 50 × $12 = 1,600. B is wrong: This uses the weighted average ($12.25 × 150, rounded). C is wrong: This uses the newest costs (FIFO).</w:t>
+      </w:r>
+    </w:p>
+    <w:p>
+      <w:pPr>
+        <w:spacing w:after="18"/>
+        <w:ind w:left="300" w:hanging="300"/>
+      </w:pPr>
+      <w:r>
+        <w:rPr>
+          <w:b/>
+          <w:bCs/>
+          <w:color w:val="8186EF"/>
+          <w:sz w:val="16"/>
+          <w:szCs w:val="16"/>
+        </w:rPr>
+        <w:t xml:space="preserve">24  </w:t>
+      </w:r>
+      <w:r>
+        <w:rPr>
+          <w:sz w:val="16"/>
+          <w:szCs w:val="16"/>
+        </w:rPr>
+        <w:t xml:space="preserve">Every item on a Workshop sheet is settled by something printed on the same sheet.</w:t>
       </w:r>
     </w:p>
     <w:p/>
@@ -1767,73 +1470,73 @@
                 <w:sz w:val="17"/>
                 <w:szCs w:val="17"/>
               </w:rPr>
-              <w:t xml:space="preserve">B</w:t>
-            </w:r>
-          </w:p>
-        </w:tc>
-        <w:tc>
-          <w:tcPr>
-            <w:tcW w:type="pct" w:w="1667"/>
-            <w:tcMar>
-              <w:top w:type="dxa" w:w="40"/>
-              <w:left w:type="dxa" w:w="100"/>
-              <w:bottom w:type="dxa" w:w="40"/>
-              <w:right w:type="dxa" w:w="100"/>
-            </w:tcMar>
-          </w:tcPr>
-          <w:p>
-            <w:pPr>
-              <w:spacing w:before="22" w:after="22"/>
-            </w:pPr>
-            <w:r>
-              <w:rPr>
-                <w:b/>
-                <w:bCs/>
-                <w:color w:val="8186EF"/>
-                <w:sz w:val="16"/>
-                <w:szCs w:val="16"/>
-              </w:rPr>
-              <w:t xml:space="preserve">12  </w:t>
-            </w:r>
-            <w:r>
-              <w:rPr>
-                <w:sz w:val="17"/>
-                <w:szCs w:val="17"/>
-              </w:rPr>
-              <w:t xml:space="preserve">D</w:t>
-            </w:r>
-          </w:p>
-        </w:tc>
-        <w:tc>
-          <w:tcPr>
-            <w:tcW w:type="pct" w:w="1667"/>
-            <w:tcMar>
-              <w:top w:type="dxa" w:w="40"/>
-              <w:left w:type="dxa" w:w="100"/>
-              <w:bottom w:type="dxa" w:w="40"/>
-              <w:right w:type="dxa" w:w="100"/>
-            </w:tcMar>
-          </w:tcPr>
-          <w:p>
-            <w:pPr>
-              <w:spacing w:before="22" w:after="22"/>
-            </w:pPr>
-            <w:r>
-              <w:rPr>
-                <w:b/>
-                <w:bCs/>
-                <w:color w:val="8186EF"/>
-                <w:sz w:val="16"/>
-                <w:szCs w:val="16"/>
-              </w:rPr>
-              <w:t xml:space="preserve">23  </w:t>
-            </w:r>
-            <w:r>
-              <w:rPr>
-                <w:sz w:val="17"/>
-                <w:szCs w:val="17"/>
-              </w:rPr>
-              <w:t xml:space="preserve">C</w:t>
+              <w:t xml:space="preserve">inventory · cost of goods sold · freight-in · purchase discount</w:t>
+            </w:r>
+          </w:p>
+        </w:tc>
+        <w:tc>
+          <w:tcPr>
+            <w:tcW w:type="pct" w:w="1667"/>
+            <w:tcMar>
+              <w:top w:type="dxa" w:w="40"/>
+              <w:left w:type="dxa" w:w="100"/>
+              <w:bottom w:type="dxa" w:w="40"/>
+              <w:right w:type="dxa" w:w="100"/>
+            </w:tcMar>
+          </w:tcPr>
+          <w:p>
+            <w:pPr>
+              <w:spacing w:before="22" w:after="22"/>
+            </w:pPr>
+            <w:r>
+              <w:rPr>
+                <w:b/>
+                <w:bCs/>
+                <w:color w:val="8186EF"/>
+                <w:sz w:val="16"/>
+                <w:szCs w:val="16"/>
+              </w:rPr>
+              <w:t xml:space="preserve">11  </w:t>
+            </w:r>
+            <w:r>
+              <w:rPr>
+                <w:sz w:val="17"/>
+                <w:szCs w:val="17"/>
+              </w:rPr>
+              <w:t xml:space="preserve">inventory · cost of goods sold</w:t>
+            </w:r>
+          </w:p>
+        </w:tc>
+        <w:tc>
+          <w:tcPr>
+            <w:tcW w:type="pct" w:w="1667"/>
+            <w:tcMar>
+              <w:top w:type="dxa" w:w="40"/>
+              <w:left w:type="dxa" w:w="100"/>
+              <w:bottom w:type="dxa" w:w="40"/>
+              <w:right w:type="dxa" w:w="100"/>
+            </w:tcMar>
+          </w:tcPr>
+          <w:p>
+            <w:pPr>
+              <w:spacing w:before="22" w:after="22"/>
+            </w:pPr>
+            <w:r>
+              <w:rPr>
+                <w:b/>
+                <w:bCs/>
+                <w:color w:val="8186EF"/>
+                <w:sz w:val="16"/>
+                <w:szCs w:val="16"/>
+              </w:rPr>
+              <w:t xml:space="preserve">21  </w:t>
+            </w:r>
+            <w:r>
+              <w:rPr>
+                <w:sz w:val="17"/>
+                <w:szCs w:val="17"/>
+              </w:rPr>
+              <w:t xml:space="preserve">E</w:t>
             </w:r>
           </w:p>
         </w:tc>
@@ -1869,7 +1572,7 @@
                 <w:sz w:val="17"/>
                 <w:szCs w:val="17"/>
               </w:rPr>
-              <w:t xml:space="preserve">C</w:t>
+              <w:t xml:space="preserve">abnormal waste · inventory · Period cost · freight-out</w:t>
             </w:r>
           </w:p>
         </w:tc>
@@ -1896,14 +1599,14 @@
                 <w:sz w:val="16"/>
                 <w:szCs w:val="16"/>
               </w:rPr>
-              <w:t xml:space="preserve">13  </w:t>
-            </w:r>
-            <w:r>
-              <w:rPr>
-                <w:sz w:val="17"/>
-                <w:szCs w:val="17"/>
-              </w:rPr>
-              <w:t xml:space="preserve">D</w:t>
+              <w:t xml:space="preserve">12  </w:t>
+            </w:r>
+            <w:r>
+              <w:rPr>
+                <w:sz w:val="17"/>
+                <w:szCs w:val="17"/>
+              </w:rPr>
+              <w:t xml:space="preserve">A</w:t>
             </w:r>
           </w:p>
         </w:tc>
@@ -1930,14 +1633,14 @@
                 <w:sz w:val="16"/>
                 <w:szCs w:val="16"/>
               </w:rPr>
-              <w:t xml:space="preserve">24  </w:t>
-            </w:r>
-            <w:r>
-              <w:rPr>
-                <w:sz w:val="17"/>
-                <w:szCs w:val="17"/>
-              </w:rPr>
-              <w:t xml:space="preserve">D</w:t>
+              <w:t xml:space="preserve">22  </w:t>
+            </w:r>
+            <w:r>
+              <w:rPr>
+                <w:sz w:val="17"/>
+                <w:szCs w:val="17"/>
+              </w:rPr>
+              <w:t xml:space="preserve">F</w:t>
             </w:r>
           </w:p>
         </w:tc>
@@ -1972,73 +1675,73 @@
                 <w:sz w:val="17"/>
                 <w:szCs w:val="17"/>
               </w:rPr>
+              <w:t xml:space="preserve">Period cost · freight-out · inventory</w:t>
+            </w:r>
+          </w:p>
+        </w:tc>
+        <w:tc>
+          <w:tcPr>
+            <w:tcW w:type="pct" w:w="1667"/>
+            <w:tcMar>
+              <w:top w:type="dxa" w:w="40"/>
+              <w:left w:type="dxa" w:w="100"/>
+              <w:bottom w:type="dxa" w:w="40"/>
+              <w:right w:type="dxa" w:w="100"/>
+            </w:tcMar>
+          </w:tcPr>
+          <w:p>
+            <w:pPr>
+              <w:spacing w:before="22" w:after="22"/>
+            </w:pPr>
+            <w:r>
+              <w:rPr>
+                <w:b/>
+                <w:bCs/>
+                <w:color w:val="8186EF"/>
+                <w:sz w:val="16"/>
+                <w:szCs w:val="16"/>
+              </w:rPr>
+              <w:t xml:space="preserve">13  </w:t>
+            </w:r>
+            <w:r>
+              <w:rPr>
+                <w:sz w:val="17"/>
+                <w:szCs w:val="17"/>
+              </w:rPr>
+              <w:t xml:space="preserve">A</w:t>
+            </w:r>
+          </w:p>
+        </w:tc>
+        <w:tc>
+          <w:tcPr>
+            <w:tcW w:type="pct" w:w="1667"/>
+            <w:tcMar>
+              <w:top w:type="dxa" w:w="40"/>
+              <w:left w:type="dxa" w:w="100"/>
+              <w:bottom w:type="dxa" w:w="40"/>
+              <w:right w:type="dxa" w:w="100"/>
+            </w:tcMar>
+          </w:tcPr>
+          <w:p>
+            <w:pPr>
+              <w:spacing w:before="22" w:after="22"/>
+            </w:pPr>
+            <w:r>
+              <w:rPr>
+                <w:b/>
+                <w:bCs/>
+                <w:color w:val="8186EF"/>
+                <w:sz w:val="16"/>
+                <w:szCs w:val="16"/>
+              </w:rPr>
+              <w:t xml:space="preserve">23  </w:t>
+            </w:r>
+            <w:r>
+              <w:rPr>
+                <w:sz w:val="17"/>
+                <w:szCs w:val="17"/>
+              </w:rPr>
               <w:t xml:space="preserve">B</w:t>
-            </w:r>
-          </w:p>
-        </w:tc>
-        <w:tc>
-          <w:tcPr>
-            <w:tcW w:type="pct" w:w="1667"/>
-            <w:tcMar>
-              <w:top w:type="dxa" w:w="40"/>
-              <w:left w:type="dxa" w:w="100"/>
-              <w:bottom w:type="dxa" w:w="40"/>
-              <w:right w:type="dxa" w:w="100"/>
-            </w:tcMar>
-          </w:tcPr>
-          <w:p>
-            <w:pPr>
-              <w:spacing w:before="22" w:after="22"/>
-            </w:pPr>
-            <w:r>
-              <w:rPr>
-                <w:b/>
-                <w:bCs/>
-                <w:color w:val="8186EF"/>
-                <w:sz w:val="16"/>
-                <w:szCs w:val="16"/>
-              </w:rPr>
-              <w:t xml:space="preserve">14  </w:t>
-            </w:r>
-            <w:r>
-              <w:rPr>
-                <w:sz w:val="17"/>
-                <w:szCs w:val="17"/>
-              </w:rPr>
-              <w:t xml:space="preserve">C</w:t>
-            </w:r>
-          </w:p>
-        </w:tc>
-        <w:tc>
-          <w:tcPr>
-            <w:tcW w:type="pct" w:w="1667"/>
-            <w:tcMar>
-              <w:top w:type="dxa" w:w="40"/>
-              <w:left w:type="dxa" w:w="100"/>
-              <w:bottom w:type="dxa" w:w="40"/>
-              <w:right w:type="dxa" w:w="100"/>
-            </w:tcMar>
-          </w:tcPr>
-          <w:p>
-            <w:pPr>
-              <w:spacing w:before="22" w:after="22"/>
-            </w:pPr>
-            <w:r>
-              <w:rPr>
-                <w:b/>
-                <w:bCs/>
-                <w:color w:val="8186EF"/>
-                <w:sz w:val="16"/>
-                <w:szCs w:val="16"/>
-              </w:rPr>
-              <w:t xml:space="preserve">25  </w:t>
-            </w:r>
-            <w:r>
-              <w:rPr>
-                <w:sz w:val="17"/>
-                <w:szCs w:val="17"/>
-              </w:rPr>
-              <w:t xml:space="preserve">E</w:t>
             </w:r>
           </w:p>
         </w:tc>
@@ -2074,6 +1777,40 @@
                 <w:sz w:val="17"/>
                 <w:szCs w:val="17"/>
               </w:rPr>
+              <w:t xml:space="preserve">T</w:t>
+            </w:r>
+          </w:p>
+        </w:tc>
+        <w:tc>
+          <w:tcPr>
+            <w:tcW w:type="pct" w:w="1667"/>
+            <w:shd w:fill="FBFAF6" w:val="clear"/>
+            <w:tcMar>
+              <w:top w:type="dxa" w:w="40"/>
+              <w:left w:type="dxa" w:w="100"/>
+              <w:bottom w:type="dxa" w:w="40"/>
+              <w:right w:type="dxa" w:w="100"/>
+            </w:tcMar>
+          </w:tcPr>
+          <w:p>
+            <w:pPr>
+              <w:spacing w:before="22" w:after="22"/>
+            </w:pPr>
+            <w:r>
+              <w:rPr>
+                <w:b/>
+                <w:bCs/>
+                <w:color w:val="8186EF"/>
+                <w:sz w:val="16"/>
+                <w:szCs w:val="16"/>
+              </w:rPr>
+              <w:t xml:space="preserve">14  </w:t>
+            </w:r>
+            <w:r>
+              <w:rPr>
+                <w:sz w:val="17"/>
+                <w:szCs w:val="17"/>
+              </w:rPr>
               <w:t xml:space="preserve">C</w:t>
             </w:r>
           </w:p>
@@ -2101,48 +1838,14 @@
                 <w:sz w:val="16"/>
                 <w:szCs w:val="16"/>
               </w:rPr>
-              <w:t xml:space="preserve">15  </w:t>
-            </w:r>
-            <w:r>
-              <w:rPr>
-                <w:sz w:val="17"/>
-                <w:szCs w:val="17"/>
-              </w:rPr>
-              <w:t xml:space="preserve">T</w:t>
-            </w:r>
-          </w:p>
-        </w:tc>
-        <w:tc>
-          <w:tcPr>
-            <w:tcW w:type="pct" w:w="1667"/>
-            <w:shd w:fill="FBFAF6" w:val="clear"/>
-            <w:tcMar>
-              <w:top w:type="dxa" w:w="40"/>
-              <w:left w:type="dxa" w:w="100"/>
-              <w:bottom w:type="dxa" w:w="40"/>
-              <w:right w:type="dxa" w:w="100"/>
-            </w:tcMar>
-          </w:tcPr>
-          <w:p>
-            <w:pPr>
-              <w:spacing w:before="22" w:after="22"/>
-            </w:pPr>
-            <w:r>
-              <w:rPr>
-                <w:b/>
-                <w:bCs/>
-                <w:color w:val="8186EF"/>
-                <w:sz w:val="16"/>
-                <w:szCs w:val="16"/>
-              </w:rPr>
-              <w:t xml:space="preserve">26  </w:t>
-            </w:r>
-            <w:r>
-              <w:rPr>
-                <w:sz w:val="17"/>
-                <w:szCs w:val="17"/>
-              </w:rPr>
-              <w:t xml:space="preserve">F</w:t>
+              <w:t xml:space="preserve">24  </w:t>
+            </w:r>
+            <w:r>
+              <w:rPr>
+                <w:sz w:val="17"/>
+                <w:szCs w:val="17"/>
+              </w:rPr>
+              <w:t xml:space="preserve">A</w:t>
             </w:r>
           </w:p>
         </w:tc>
@@ -2177,73 +1880,73 @@
                 <w:sz w:val="17"/>
                 <w:szCs w:val="17"/>
               </w:rPr>
+              <w:t xml:space="preserve">C</w:t>
+            </w:r>
+          </w:p>
+        </w:tc>
+        <w:tc>
+          <w:tcPr>
+            <w:tcW w:type="pct" w:w="1667"/>
+            <w:tcMar>
+              <w:top w:type="dxa" w:w="40"/>
+              <w:left w:type="dxa" w:w="100"/>
+              <w:bottom w:type="dxa" w:w="40"/>
+              <w:right w:type="dxa" w:w="100"/>
+            </w:tcMar>
+          </w:tcPr>
+          <w:p>
+            <w:pPr>
+              <w:spacing w:before="22" w:after="22"/>
+            </w:pPr>
+            <w:r>
+              <w:rPr>
+                <w:b/>
+                <w:bCs/>
+                <w:color w:val="8186EF"/>
+                <w:sz w:val="16"/>
+                <w:szCs w:val="16"/>
+              </w:rPr>
+              <w:t xml:space="preserve">15  </w:t>
+            </w:r>
+            <w:r>
+              <w:rPr>
+                <w:sz w:val="17"/>
+                <w:szCs w:val="17"/>
+              </w:rPr>
+              <w:t xml:space="preserve">D</w:t>
+            </w:r>
+          </w:p>
+        </w:tc>
+        <w:tc>
+          <w:tcPr>
+            <w:tcW w:type="pct" w:w="1667"/>
+            <w:tcMar>
+              <w:top w:type="dxa" w:w="40"/>
+              <w:left w:type="dxa" w:w="100"/>
+              <w:bottom w:type="dxa" w:w="40"/>
+              <w:right w:type="dxa" w:w="100"/>
+            </w:tcMar>
+          </w:tcPr>
+          <w:p>
+            <w:pPr>
+              <w:spacing w:before="22" w:after="22"/>
+            </w:pPr>
+            <w:r>
+              <w:rPr>
+                <w:b/>
+                <w:bCs/>
+                <w:color w:val="8186EF"/>
+                <w:sz w:val="16"/>
+                <w:szCs w:val="16"/>
+              </w:rPr>
+              <w:t xml:space="preserve">25  </w:t>
+            </w:r>
+            <w:r>
+              <w:rPr>
+                <w:sz w:val="17"/>
+                <w:szCs w:val="17"/>
+              </w:rPr>
               <w:t xml:space="preserve">A</w:t>
-            </w:r>
-          </w:p>
-        </w:tc>
-        <w:tc>
-          <w:tcPr>
-            <w:tcW w:type="pct" w:w="1667"/>
-            <w:tcMar>
-              <w:top w:type="dxa" w:w="40"/>
-              <w:left w:type="dxa" w:w="100"/>
-              <w:bottom w:type="dxa" w:w="40"/>
-              <w:right w:type="dxa" w:w="100"/>
-            </w:tcMar>
-          </w:tcPr>
-          <w:p>
-            <w:pPr>
-              <w:spacing w:before="22" w:after="22"/>
-            </w:pPr>
-            <w:r>
-              <w:rPr>
-                <w:b/>
-                <w:bCs/>
-                <w:color w:val="8186EF"/>
-                <w:sz w:val="16"/>
-                <w:szCs w:val="16"/>
-              </w:rPr>
-              <w:t xml:space="preserve">16  </w:t>
-            </w:r>
-            <w:r>
-              <w:rPr>
-                <w:sz w:val="17"/>
-                <w:szCs w:val="17"/>
-              </w:rPr>
-              <w:t xml:space="preserve">F</w:t>
-            </w:r>
-          </w:p>
-        </w:tc>
-        <w:tc>
-          <w:tcPr>
-            <w:tcW w:type="pct" w:w="1667"/>
-            <w:tcMar>
-              <w:top w:type="dxa" w:w="40"/>
-              <w:left w:type="dxa" w:w="100"/>
-              <w:bottom w:type="dxa" w:w="40"/>
-              <w:right w:type="dxa" w:w="100"/>
-            </w:tcMar>
-          </w:tcPr>
-          <w:p>
-            <w:pPr>
-              <w:spacing w:before="22" w:after="22"/>
-            </w:pPr>
-            <w:r>
-              <w:rPr>
-                <w:b/>
-                <w:bCs/>
-                <w:color w:val="8186EF"/>
-                <w:sz w:val="16"/>
-                <w:szCs w:val="16"/>
-              </w:rPr>
-              <w:t xml:space="preserve">27  </w:t>
-            </w:r>
-            <w:r>
-              <w:rPr>
-                <w:sz w:val="17"/>
-                <w:szCs w:val="17"/>
-              </w:rPr>
-              <w:t xml:space="preserve">B</w:t>
             </w:r>
           </w:p>
         </w:tc>
@@ -2279,7 +1982,7 @@
                 <w:sz w:val="17"/>
                 <w:szCs w:val="17"/>
               </w:rPr>
-              <w:t xml:space="preserve">A</w:t>
+              <w:t xml:space="preserve">D</w:t>
             </w:r>
           </w:p>
         </w:tc>
@@ -2306,14 +2009,14 @@
                 <w:sz w:val="16"/>
                 <w:szCs w:val="16"/>
               </w:rPr>
-              <w:t xml:space="preserve">17  </w:t>
-            </w:r>
-            <w:r>
-              <w:rPr>
-                <w:sz w:val="17"/>
-                <w:szCs w:val="17"/>
-              </w:rPr>
-              <w:t xml:space="preserve">A</w:t>
+              <w:t xml:space="preserve">16  </w:t>
+            </w:r>
+            <w:r>
+              <w:rPr>
+                <w:sz w:val="17"/>
+                <w:szCs w:val="17"/>
+              </w:rPr>
+              <w:t xml:space="preserve">B</w:t>
             </w:r>
           </w:p>
         </w:tc>
@@ -2340,14 +2043,14 @@
                 <w:sz w:val="16"/>
                 <w:szCs w:val="16"/>
               </w:rPr>
-              <w:t xml:space="preserve">28  </w:t>
-            </w:r>
-            <w:r>
-              <w:rPr>
-                <w:sz w:val="17"/>
-                <w:szCs w:val="17"/>
-              </w:rPr>
-              <w:t xml:space="preserve">A</w:t>
+              <w:t xml:space="preserve">26  </w:t>
+            </w:r>
+            <w:r>
+              <w:rPr>
+                <w:sz w:val="17"/>
+                <w:szCs w:val="17"/>
+              </w:rPr>
+              <w:t xml:space="preserve">B</w:t>
             </w:r>
           </w:p>
         </w:tc>
@@ -2382,66 +2085,66 @@
                 <w:sz w:val="17"/>
                 <w:szCs w:val="17"/>
               </w:rPr>
-              <w:t xml:space="preserve">C</w:t>
-            </w:r>
-          </w:p>
-        </w:tc>
-        <w:tc>
-          <w:tcPr>
-            <w:tcW w:type="pct" w:w="1667"/>
-            <w:tcMar>
-              <w:top w:type="dxa" w:w="40"/>
-              <w:left w:type="dxa" w:w="100"/>
-              <w:bottom w:type="dxa" w:w="40"/>
-              <w:right w:type="dxa" w:w="100"/>
-            </w:tcMar>
-          </w:tcPr>
-          <w:p>
-            <w:pPr>
-              <w:spacing w:before="22" w:after="22"/>
-            </w:pPr>
-            <w:r>
-              <w:rPr>
-                <w:b/>
-                <w:bCs/>
-                <w:color w:val="8186EF"/>
-                <w:sz w:val="16"/>
-                <w:szCs w:val="16"/>
-              </w:rPr>
-              <w:t xml:space="preserve">18  </w:t>
-            </w:r>
-            <w:r>
-              <w:rPr>
-                <w:sz w:val="17"/>
-                <w:szCs w:val="17"/>
-              </w:rPr>
-              <w:t xml:space="preserve">C</w:t>
-            </w:r>
-          </w:p>
-        </w:tc>
-        <w:tc>
-          <w:tcPr>
-            <w:tcW w:type="pct" w:w="1667"/>
-            <w:tcMar>
-              <w:top w:type="dxa" w:w="40"/>
-              <w:left w:type="dxa" w:w="100"/>
-              <w:bottom w:type="dxa" w:w="40"/>
-              <w:right w:type="dxa" w:w="100"/>
-            </w:tcMar>
-          </w:tcPr>
-          <w:p>
-            <w:pPr>
-              <w:spacing w:before="22" w:after="22"/>
-            </w:pPr>
-            <w:r>
-              <w:rPr>
-                <w:b/>
-                <w:bCs/>
-                <w:color w:val="8186EF"/>
-                <w:sz w:val="16"/>
-                <w:szCs w:val="16"/>
-              </w:rPr>
-              <w:t xml:space="preserve">29  </w:t>
+              <w:t xml:space="preserve">D</w:t>
+            </w:r>
+          </w:p>
+        </w:tc>
+        <w:tc>
+          <w:tcPr>
+            <w:tcW w:type="pct" w:w="1667"/>
+            <w:tcMar>
+              <w:top w:type="dxa" w:w="40"/>
+              <w:left w:type="dxa" w:w="100"/>
+              <w:bottom w:type="dxa" w:w="40"/>
+              <w:right w:type="dxa" w:w="100"/>
+            </w:tcMar>
+          </w:tcPr>
+          <w:p>
+            <w:pPr>
+              <w:spacing w:before="22" w:after="22"/>
+            </w:pPr>
+            <w:r>
+              <w:rPr>
+                <w:b/>
+                <w:bCs/>
+                <w:color w:val="8186EF"/>
+                <w:sz w:val="16"/>
+                <w:szCs w:val="16"/>
+              </w:rPr>
+              <w:t xml:space="preserve">17  </w:t>
+            </w:r>
+            <w:r>
+              <w:rPr>
+                <w:sz w:val="17"/>
+                <w:szCs w:val="17"/>
+              </w:rPr>
+              <w:t xml:space="preserve">A</w:t>
+            </w:r>
+          </w:p>
+        </w:tc>
+        <w:tc>
+          <w:tcPr>
+            <w:tcW w:type="pct" w:w="1667"/>
+            <w:tcMar>
+              <w:top w:type="dxa" w:w="40"/>
+              <w:left w:type="dxa" w:w="100"/>
+              <w:bottom w:type="dxa" w:w="40"/>
+              <w:right w:type="dxa" w:w="100"/>
+            </w:tcMar>
+          </w:tcPr>
+          <w:p>
+            <w:pPr>
+              <w:spacing w:before="22" w:after="22"/>
+            </w:pPr>
+            <w:r>
+              <w:rPr>
+                <w:b/>
+                <w:bCs/>
+                <w:color w:val="8186EF"/>
+                <w:sz w:val="16"/>
+                <w:szCs w:val="16"/>
+              </w:rPr>
+              <w:t xml:space="preserve">27  </w:t>
             </w:r>
             <w:r>
               <w:rPr>
@@ -2484,7 +2187,7 @@
                 <w:sz w:val="17"/>
                 <w:szCs w:val="17"/>
               </w:rPr>
-              <w:t xml:space="preserve">D</w:t>
+              <w:t xml:space="preserve">C</w:t>
             </w:r>
           </w:p>
         </w:tc>
@@ -2511,14 +2214,14 @@
                 <w:sz w:val="16"/>
                 <w:szCs w:val="16"/>
               </w:rPr>
-              <w:t xml:space="preserve">19  </w:t>
-            </w:r>
-            <w:r>
-              <w:rPr>
-                <w:sz w:val="17"/>
-                <w:szCs w:val="17"/>
-              </w:rPr>
-              <w:t xml:space="preserve">D</w:t>
+              <w:t xml:space="preserve">18  </w:t>
+            </w:r>
+            <w:r>
+              <w:rPr>
+                <w:sz w:val="17"/>
+                <w:szCs w:val="17"/>
+              </w:rPr>
+              <w:t xml:space="preserve">T</w:t>
             </w:r>
           </w:p>
         </w:tc>
@@ -2545,14 +2248,14 @@
                 <w:sz w:val="16"/>
                 <w:szCs w:val="16"/>
               </w:rPr>
-              <w:t xml:space="preserve">30  </w:t>
-            </w:r>
-            <w:r>
-              <w:rPr>
-                <w:sz w:val="17"/>
-                <w:szCs w:val="17"/>
-              </w:rPr>
-              <w:t xml:space="preserve">B</w:t>
+              <w:t xml:space="preserve">28  </w:t>
+            </w:r>
+            <w:r>
+              <w:rPr>
+                <w:sz w:val="17"/>
+                <w:szCs w:val="17"/>
+              </w:rPr>
+              <w:t xml:space="preserve">Compare with the model earlier in this handout.</w:t>
             </w:r>
           </w:p>
         </w:tc>
@@ -2587,6 +2290,39 @@
                 <w:sz w:val="17"/>
                 <w:szCs w:val="17"/>
               </w:rPr>
+              <w:t xml:space="preserve">T</w:t>
+            </w:r>
+          </w:p>
+        </w:tc>
+        <w:tc>
+          <w:tcPr>
+            <w:tcW w:type="pct" w:w="1667"/>
+            <w:tcMar>
+              <w:top w:type="dxa" w:w="40"/>
+              <w:left w:type="dxa" w:w="100"/>
+              <w:bottom w:type="dxa" w:w="40"/>
+              <w:right w:type="dxa" w:w="100"/>
+            </w:tcMar>
+          </w:tcPr>
+          <w:p>
+            <w:pPr>
+              <w:spacing w:before="22" w:after="22"/>
+            </w:pPr>
+            <w:r>
+              <w:rPr>
+                <w:b/>
+                <w:bCs/>
+                <w:color w:val="8186EF"/>
+                <w:sz w:val="16"/>
+                <w:szCs w:val="16"/>
+              </w:rPr>
+              <w:t xml:space="preserve">19  </w:t>
+            </w:r>
+            <w:r>
+              <w:rPr>
+                <w:sz w:val="17"/>
+                <w:szCs w:val="17"/>
+              </w:rPr>
               <w:t xml:space="preserve">C</w:t>
             </w:r>
           </w:p>
@@ -2613,47 +2349,14 @@
                 <w:sz w:val="16"/>
                 <w:szCs w:val="16"/>
               </w:rPr>
-              <w:t xml:space="preserve">20  </w:t>
-            </w:r>
-            <w:r>
-              <w:rPr>
-                <w:sz w:val="17"/>
-                <w:szCs w:val="17"/>
-              </w:rPr>
-              <w:t xml:space="preserve">B</w:t>
-            </w:r>
-          </w:p>
-        </w:tc>
-        <w:tc>
-          <w:tcPr>
-            <w:tcW w:type="pct" w:w="1667"/>
-            <w:tcMar>
-              <w:top w:type="dxa" w:w="40"/>
-              <w:left w:type="dxa" w:w="100"/>
-              <w:bottom w:type="dxa" w:w="40"/>
-              <w:right w:type="dxa" w:w="100"/>
-            </w:tcMar>
-          </w:tcPr>
-          <w:p>
-            <w:pPr>
-              <w:spacing w:before="22" w:after="22"/>
-            </w:pPr>
-            <w:r>
-              <w:rPr>
-                <w:b/>
-                <w:bCs/>
-                <w:color w:val="8186EF"/>
-                <w:sz w:val="16"/>
-                <w:szCs w:val="16"/>
-              </w:rPr>
-              <w:t xml:space="preserve">31  </w:t>
-            </w:r>
-            <w:r>
-              <w:rPr>
-                <w:sz w:val="17"/>
-                <w:szCs w:val="17"/>
-              </w:rPr>
-              <w:t xml:space="preserve">A</w:t>
+              <w:t xml:space="preserve">29  </w:t>
+            </w:r>
+            <w:r>
+              <w:rPr>
+                <w:sz w:val="17"/>
+                <w:szCs w:val="17"/>
+              </w:rPr>
+              <w:t xml:space="preserve">Inventory is recorded at cost. Cost means all the costs needed to bring the goods to their present condition and location. These are inventoriable costs: they stay in inventory as an asset, and they become cost of goods sold when the goods are sold. Other costs are period costs: they are expenses in the period in which they occur.</w:t>
             </w:r>
           </w:p>
         </w:tc>
@@ -2689,7 +2392,7 @@
                 <w:sz w:val="17"/>
                 <w:szCs w:val="17"/>
               </w:rPr>
-              <w:t xml:space="preserve">T</w:t>
+              <w:t xml:space="preserve">F</w:t>
             </w:r>
           </w:p>
         </w:tc>
@@ -2716,14 +2419,14 @@
                 <w:sz w:val="16"/>
                 <w:szCs w:val="16"/>
               </w:rPr>
-              <w:t xml:space="preserve">21  </w:t>
-            </w:r>
-            <w:r>
-              <w:rPr>
-                <w:sz w:val="17"/>
-                <w:szCs w:val="17"/>
-              </w:rPr>
-              <w:t xml:space="preserve">A</w:t>
+              <w:t xml:space="preserve">20  </w:t>
+            </w:r>
+            <w:r>
+              <w:rPr>
+                <w:sz w:val="17"/>
+                <w:szCs w:val="17"/>
+              </w:rPr>
+              <w:t xml:space="preserve">D</w:t>
             </w:r>
           </w:p>
         </w:tc>
@@ -2740,131 +2443,90 @@
           </w:tcPr>
           <w:p>
             <w:pPr>
-              <w:spacing w:before="22" w:after="22"/>
-            </w:pPr>
-            <w:r>
-              <w:rPr>
-                <w:b/>
-                <w:bCs/>
-                <w:color w:val="8186EF"/>
-                <w:sz w:val="16"/>
-                <w:szCs w:val="16"/>
-              </w:rPr>
-              <w:t xml:space="preserve">32  </w:t>
-            </w:r>
-            <w:r>
-              <w:rPr>
-                <w:sz w:val="17"/>
-                <w:szCs w:val="17"/>
-              </w:rPr>
-              <w:t xml:space="preserve">Compare with the model earlier in this handout.</w:t>
-            </w:r>
-          </w:p>
-        </w:tc>
-      </w:tr>
-      <w:tr>
-        <w:tc>
-          <w:tcPr>
-            <w:tcW w:type="pct" w:w="1667"/>
-            <w:tcMar>
-              <w:top w:type="dxa" w:w="40"/>
-              <w:left w:type="dxa" w:w="100"/>
-              <w:bottom w:type="dxa" w:w="40"/>
-              <w:right w:type="dxa" w:w="100"/>
-            </w:tcMar>
-          </w:tcPr>
-          <w:p>
-            <w:pPr>
-              <w:spacing w:before="22" w:after="22"/>
-            </w:pPr>
-            <w:r>
-              <w:rPr>
-                <w:b/>
-                <w:bCs/>
-                <w:color w:val="8186EF"/>
-                <w:sz w:val="16"/>
-                <w:szCs w:val="16"/>
-              </w:rPr>
-              <w:t xml:space="preserve">11  </w:t>
-            </w:r>
-            <w:r>
-              <w:rPr>
-                <w:sz w:val="17"/>
-                <w:szCs w:val="17"/>
-              </w:rPr>
-              <w:t xml:space="preserve">C</w:t>
-            </w:r>
-          </w:p>
-        </w:tc>
-        <w:tc>
-          <w:tcPr>
-            <w:tcW w:type="pct" w:w="1667"/>
-            <w:tcMar>
-              <w:top w:type="dxa" w:w="40"/>
-              <w:left w:type="dxa" w:w="100"/>
-              <w:bottom w:type="dxa" w:w="40"/>
-              <w:right w:type="dxa" w:w="100"/>
-            </w:tcMar>
-          </w:tcPr>
-          <w:p>
-            <w:pPr>
-              <w:spacing w:before="22" w:after="22"/>
-            </w:pPr>
-            <w:r>
-              <w:rPr>
-                <w:b/>
-                <w:bCs/>
-                <w:color w:val="8186EF"/>
-                <w:sz w:val="16"/>
-                <w:szCs w:val="16"/>
-              </w:rPr>
-              <w:t xml:space="preserve">22  </w:t>
-            </w:r>
-            <w:r>
-              <w:rPr>
-                <w:sz w:val="17"/>
-                <w:szCs w:val="17"/>
-              </w:rPr>
-              <w:t xml:space="preserve">T</w:t>
-            </w:r>
-          </w:p>
-        </w:tc>
-        <w:tc>
-          <w:tcPr>
-            <w:tcW w:type="pct" w:w="1667"/>
-            <w:tcMar>
-              <w:top w:type="dxa" w:w="40"/>
-              <w:left w:type="dxa" w:w="100"/>
-              <w:bottom w:type="dxa" w:w="40"/>
-              <w:right w:type="dxa" w:w="100"/>
-            </w:tcMar>
-          </w:tcPr>
-          <w:p>
-            <w:pPr>
-              <w:spacing w:before="22" w:after="22"/>
-            </w:pPr>
-            <w:r>
-              <w:rPr>
-                <w:b/>
-                <w:bCs/>
-                <w:color w:val="8186EF"/>
-                <w:sz w:val="16"/>
-                <w:szCs w:val="16"/>
-              </w:rPr>
-              <w:t xml:space="preserve">33  </w:t>
-            </w:r>
-            <w:r>
-              <w:rPr>
-                <w:sz w:val="17"/>
-                <w:szCs w:val="17"/>
-              </w:rPr>
-              <w:t xml:space="preserve">Inventory is recorded at cost. Cost means all the costs needed to bring the goods to their present condition and location. These are inventoriable costs: they stay in inventory as an asset, and they become cost of goods sold when the goods are sold. Other costs are period costs: they are expenses in the period in which they occur.</w:t>
+              <w:spacing w:before="24" w:after="24"/>
+            </w:pPr>
+            <w:r>
+              <w:rPr>
+                <w:sz w:val="16"/>
+                <w:szCs w:val="16"/>
+              </w:rPr>
+              <w:t xml:space="preserve"/>
             </w:r>
           </w:p>
         </w:tc>
       </w:tr>
     </w:tbl>
     <w:p/>
+    <w:tbl>
+      <w:tblPr>
+        <w:tblW w:type="pct" w:w="100%"/>
+        <w:tblLayout w:type="fixed"/>
+        <w:tblBorders>
+          <w:top w:val="single" w:color="1F7A6A" w:sz="8"/>
+          <w:left w:val="single" w:color="1F7A6A" w:sz="8"/>
+          <w:bottom w:val="single" w:color="1F7A6A" w:sz="8"/>
+          <w:right w:val="single" w:color="1F7A6A" w:sz="8"/>
+          <w:insideH w:val="single" w:color="1F7A6A" w:sz="8"/>
+          <w:insideV w:val="single" w:color="1F7A6A" w:sz="8"/>
+        </w:tblBorders>
+      </w:tblPr>
+      <w:tblGrid>
+        <w:gridCol w:w="9600"/>
+      </w:tblGrid>
+      <w:tr>
+        <w:tc>
+          <w:tcPr>
+            <w:tcW w:type="pct" w:w="5000"/>
+            <w:shd w:fill="EEF6F4" w:val="clear"/>
+            <w:tcMar>
+              <w:top w:type="dxa" w:w="70"/>
+              <w:left w:type="dxa" w:w="130"/>
+              <w:bottom w:type="dxa" w:w="70"/>
+              <w:right w:type="dxa" w:w="130"/>
+            </w:tcMar>
+          </w:tcPr>
+          <w:p>
+            <w:pPr>
+              <w:spacing w:before="34" w:after="18"/>
+            </w:pPr>
+            <w:r>
+              <w:rPr>
+                <w:b/>
+                <w:bCs/>
+                <w:color w:val="1F7A6A"/>
+                <w:sz w:val="17"/>
+                <w:szCs w:val="17"/>
+              </w:rPr>
+              <w:t xml:space="preserve">11  </w:t>
+            </w:r>
+            <w:r>
+              <w:rPr>
+                <w:b/>
+                <w:bCs/>
+                <w:color w:val="1F7A6A"/>
+                <w:sz w:val="16"/>
+                <w:szCs w:val="16"/>
+              </w:rPr>
+              <w:t xml:space="preserve">what the book says</w:t>
+            </w:r>
+          </w:p>
+          <w:p>
+            <w:pPr>
+              <w:spacing w:after="34"/>
+              <w:ind w:left="300"/>
+            </w:pPr>
+            <w:r>
+              <w:rPr>
+                <w:sz w:val="17"/>
+                <w:szCs w:val="17"/>
+              </w:rPr>
+              <w:t xml:space="preserve">These are inventoriable costs: they stay in inventory as an asset, and they become cost of goods sold when the goods are sold.</w:t>
+            </w:r>
+          </w:p>
+        </w:tc>
+      </w:tr>
+    </w:tbl>
+    <w:p/>
     <w:p>
       <w:pPr>
         <w:spacing w:before="60" w:after="20"/>
@@ -2900,7 +2562,7 @@
           <w:sz w:val="16"/>
           <w:szCs w:val="16"/>
         </w:rPr>
-        <w:t xml:space="preserve">After-tax effect = pretax error × (1 − tax rate). A is wrong: This is the tax effect only. C is wrong: This is the pretax effect.</w:t>
+        <w:t xml:space="preserve">The book writes: “These are inventoriable costs: they stay in inventory as an asset, and they become cost of goods sold when the goods are sold. Other costs are period costs: they are expenses in the period in which they occur. For goods that are bought, cost includes the purchase price, freight-in, import duties, non-refundable taxes and handling, less trade discounts and any purchase discount taken for early payment.”</w:t>
       </w:r>
     </w:p>
     <w:p>
@@ -2923,7 +2585,7 @@
           <w:sz w:val="16"/>
           <w:szCs w:val="16"/>
         </w:rPr>
-        <w:t xml:space="preserve">COGS = beginning inventory + purchases − ending inventory, so low ending inventory raises COGS. A is wrong: This reverses the direction. B is wrong: Ending inventory directly changes COGS.</w:t>
+        <w:t xml:space="preserve">The book writes: “In the same way, abnormal waste (unusual spoilage, idle time or extra freight) is an expense, not inventory cost. Period costs include freight-out to customers, sales commissions, advertising, general and administrative costs, and the storage of finished goods. Interest on inventory that is produced routinely is also a period cost.”</w:t>
       </w:r>
     </w:p>
     <w:p>
@@ -2946,6 +2608,52 @@
           <w:sz w:val="16"/>
           <w:szCs w:val="16"/>
         </w:rPr>
+        <w:t xml:space="preserve">The book writes: “Period costs include freight-out to customers, sales commissions, advertising, general and administrative costs, and the storage of finished goods. Interest on inventory that is produced routinely is also a period cost. Inventoriable costs versus period costs.”</w:t>
+      </w:r>
+    </w:p>
+    <w:p>
+      <w:pPr>
+        <w:spacing w:after="18"/>
+        <w:ind w:left="300" w:hanging="300"/>
+      </w:pPr>
+      <w:r>
+        <w:rPr>
+          <w:b/>
+          <w:bCs/>
+          <w:color w:val="8186EF"/>
+          <w:sz w:val="16"/>
+          <w:szCs w:val="16"/>
+        </w:rPr>
+        <w:t xml:space="preserve">4  </w:t>
+      </w:r>
+      <w:r>
+        <w:rPr>
+          <w:sz w:val="16"/>
+          <w:szCs w:val="16"/>
+        </w:rPr>
+        <w:t xml:space="preserve">The book pairs Invoice price with “20,000”.</w:t>
+      </w:r>
+    </w:p>
+    <w:p>
+      <w:pPr>
+        <w:spacing w:after="18"/>
+        <w:ind w:left="300" w:hanging="300"/>
+      </w:pPr>
+      <w:r>
+        <w:rPr>
+          <w:b/>
+          <w:bCs/>
+          <w:color w:val="8186EF"/>
+          <w:sz w:val="16"/>
+          <w:szCs w:val="16"/>
+        </w:rPr>
+        <w:t xml:space="preserve">5  </w:t>
+      </w:r>
+      <w:r>
+        <w:rPr>
+          <w:sz w:val="16"/>
+          <w:szCs w:val="16"/>
+        </w:rPr>
         <w:t xml:space="preserve">The book’s own table gives 20,000 as the amount of Invoice price.</w:t>
       </w:r>
     </w:p>
@@ -2962,7 +2670,7 @@
           <w:sz w:val="16"/>
           <w:szCs w:val="16"/>
         </w:rPr>
-        <w:t xml:space="preserve">4  </w:t>
+        <w:t xml:space="preserve">6  </w:t>
       </w:r>
       <w:r>
         <w:rPr>
@@ -2985,7 +2693,7 @@
           <w:sz w:val="16"/>
           <w:szCs w:val="16"/>
         </w:rPr>
-        <w:t xml:space="preserve">5  </w:t>
+        <w:t xml:space="preserve">7  </w:t>
       </w:r>
       <w:r>
         <w:rPr>
@@ -3008,7 +2716,7 @@
           <w:sz w:val="16"/>
           <w:szCs w:val="16"/>
         </w:rPr>
-        <w:t xml:space="preserve">6  </w:t>
+        <w:t xml:space="preserve">8  </w:t>
       </w:r>
       <w:r>
         <w:rPr>
@@ -3031,52 +2739,6 @@
           <w:sz w:val="16"/>
           <w:szCs w:val="16"/>
         </w:rPr>
-        <w:t xml:space="preserve">7  </w:t>
-      </w:r>
-      <w:r>
-        <w:rPr>
-          <w:sz w:val="16"/>
-          <w:szCs w:val="16"/>
-        </w:rPr>
-        <w:t xml:space="preserve">The book’s own table gives 300 as the amount of Insurance while the bottles are in transit.</w:t>
-      </w:r>
-    </w:p>
-    <w:p>
-      <w:pPr>
-        <w:spacing w:after="18"/>
-        <w:ind w:left="300" w:hanging="300"/>
-      </w:pPr>
-      <w:r>
-        <w:rPr>
-          <w:b/>
-          <w:bCs/>
-          <w:color w:val="8186EF"/>
-          <w:sz w:val="16"/>
-          <w:szCs w:val="16"/>
-        </w:rPr>
-        <w:t xml:space="preserve">8  </w:t>
-      </w:r>
-      <w:r>
-        <w:rPr>
-          <w:sz w:val="16"/>
-          <w:szCs w:val="16"/>
-        </w:rPr>
-        <w:t xml:space="preserve">The book’s own table gives 700 as the amount of Freight-out when filled bottles go to customers.</w:t>
-      </w:r>
-    </w:p>
-    <w:p>
-      <w:pPr>
-        <w:spacing w:after="18"/>
-        <w:ind w:left="300" w:hanging="300"/>
-      </w:pPr>
-      <w:r>
-        <w:rPr>
-          <w:b/>
-          <w:bCs/>
-          <w:color w:val="8186EF"/>
-          <w:sz w:val="16"/>
-          <w:szCs w:val="16"/>
-        </w:rPr>
         <w:t xml:space="preserve">9  </w:t>
       </w:r>
       <w:r>
@@ -3084,7 +2746,7 @@
           <w:sz w:val="16"/>
           <w:szCs w:val="16"/>
         </w:rPr>
-        <w:t xml:space="preserve">The book’s own table gives 250 as the amount of Storage of finished olive oil.</w:t>
+        <w:t xml:space="preserve">The book pairs Invoice price with “Yes”.</w:t>
       </w:r>
     </w:p>
     <w:p>
@@ -3107,30 +2769,7 @@
           <w:sz w:val="16"/>
           <w:szCs w:val="16"/>
         </w:rPr>
-        <w:t xml:space="preserve">The book pairs Invoice price with “20,000”.</w:t>
-      </w:r>
-    </w:p>
-    <w:p>
-      <w:pPr>
-        <w:spacing w:after="18"/>
-        <w:ind w:left="300" w:hanging="300"/>
-      </w:pPr>
-      <w:r>
-        <w:rPr>
-          <w:b/>
-          <w:bCs/>
-          <w:color w:val="8186EF"/>
-          <w:sz w:val="16"/>
-          <w:szCs w:val="16"/>
-        </w:rPr>
-        <w:t xml:space="preserve">11  </w:t>
-      </w:r>
-      <w:r>
-        <w:rPr>
-          <w:sz w:val="16"/>
-          <w:szCs w:val="16"/>
-        </w:rPr>
-        <w:t xml:space="preserve">The book’s own table gives 20,000 as the amount of Invoice price.</w:t>
+        <w:t xml:space="preserve">The book pairs Purchase discount taken with “Yes (reduces cost)”, not with “Yes”.</w:t>
       </w:r>
     </w:p>
     <w:p>
@@ -3153,7 +2792,7 @@
           <w:sz w:val="16"/>
           <w:szCs w:val="16"/>
         </w:rPr>
-        <w:t xml:space="preserve">The book’s own table gives (400) as the amount of Purchase discount taken.</w:t>
+        <w:t xml:space="preserve">The book gives Yes as the inventory cost? of Invoice price.</w:t>
       </w:r>
     </w:p>
     <w:p>
@@ -3176,7 +2815,7 @@
           <w:sz w:val="16"/>
           <w:szCs w:val="16"/>
         </w:rPr>
-        <w:t xml:space="preserve">The book’s own table gives 1,200 as the amount of Freight-in from the port to Amman.</w:t>
+        <w:t xml:space="preserve">It tracks the cost of each individual item, which is practical only for distinct items. B is wrong: Identical items are interchangeable; tracking each one is costly and allows manipulation. C is wrong: Price trends do not decide when specific identification fits.</w:t>
       </w:r>
     </w:p>
     <w:p>
@@ -3199,7 +2838,7 @@
           <w:sz w:val="16"/>
           <w:szCs w:val="16"/>
         </w:rPr>
-        <w:t xml:space="preserve">The book’s own table gives 900 as the amount of Import duty (not refundable).</w:t>
+        <w:t xml:space="preserve">With falling prices, LIFO puts the newest, lowest costs into cost of goods sold. A is wrong: FIFO gives the highest profit only when prices rise. B is wrong: The average is always between FIFO and LIFO.</w:t>
       </w:r>
     </w:p>
     <w:p>
@@ -3222,7 +2861,7 @@
           <w:sz w:val="16"/>
           <w:szCs w:val="16"/>
         </w:rPr>
-        <w:t xml:space="preserve">The book pairs Invoice price with “Yes”.</w:t>
+        <w:t xml:space="preserve">FIFO inventory minus LIFO inventory. A is wrong: This is the tax saving, not the reserve. B is wrong: This compares FIFO with the weighted average, not with LIFO.</w:t>
       </w:r>
     </w:p>
     <w:p>
@@ -3245,7 +2884,7 @@
           <w:sz w:val="16"/>
           <w:szCs w:val="16"/>
         </w:rPr>
-        <w:t xml:space="preserve">The book pairs Purchase discount taken with “Yes (reduces cost)”, not with “Yes”.</w:t>
+        <w:t xml:space="preserve">Old, low costs flow into cost of goods sold, so gross profit rises for that year. A is wrong: Low old costs reduce cost of goods sold. C is wrong: The old costs are much lower than current costs, so income changes.</w:t>
       </w:r>
     </w:p>
     <w:p>
@@ -3291,53 +2930,76 @@
           <w:sz w:val="16"/>
           <w:szCs w:val="16"/>
         </w:rPr>
-        <w:t xml:space="preserve">With falling prices, LIFO puts the newest, lowest costs into cost of goods sold. A is wrong: FIFO gives the highest profit only when prices rise. B is wrong: The average is always between FIFO and LIFO.</w:t>
-      </w:r>
-    </w:p>
-    <w:p>
-      <w:pPr>
-        <w:spacing w:after="18"/>
-        <w:ind w:left="300" w:hanging="300"/>
-      </w:pPr>
-      <w:r>
-        <w:rPr>
-          <w:b/>
-          <w:bCs/>
-          <w:color w:val="8186EF"/>
-          <w:sz w:val="16"/>
-          <w:szCs w:val="16"/>
-        </w:rPr>
-        <w:t xml:space="preserve">19  </w:t>
-      </w:r>
-      <w:r>
-        <w:rPr>
-          <w:sz w:val="16"/>
-          <w:szCs w:val="16"/>
-        </w:rPr>
-        <w:t xml:space="preserve">FIFO inventory minus LIFO inventory. A is wrong: This is the tax saving, not the reserve. B is wrong: This compares FIFO with the weighted average, not with LIFO.</w:t>
-      </w:r>
-    </w:p>
-    <w:p>
-      <w:pPr>
-        <w:spacing w:after="18"/>
-        <w:ind w:left="300" w:hanging="300"/>
-      </w:pPr>
-      <w:r>
-        <w:rPr>
-          <w:b/>
-          <w:bCs/>
-          <w:color w:val="8186EF"/>
-          <w:sz w:val="16"/>
-          <w:szCs w:val="16"/>
-        </w:rPr>
-        <w:t xml:space="preserve">20  </w:t>
-      </w:r>
-      <w:r>
-        <w:rPr>
-          <w:sz w:val="16"/>
-          <w:szCs w:val="16"/>
-        </w:rPr>
-        <w:t xml:space="preserve">Old, low costs flow into cost of goods sold, so gross profit rises for that year. A is wrong: Low old costs reduce cost of goods sold. C is wrong: The old costs are much lower than current costs, so income changes.</w:t>
+        <w:t xml:space="preserve">CMA questions use exact terms, and one word can change the answer.</w:t>
+      </w:r>
+    </w:p>
+    <w:p>
+      <w:pPr>
+        <w:spacing w:after="18"/>
+        <w:ind w:left="300" w:hanging="300"/>
+      </w:pPr>
+      <w:r>
+        <w:rPr>
+          <w:b/>
+          <w:bCs/>
+          <w:color w:val="8186EF"/>
+          <w:sz w:val="16"/>
+          <w:szCs w:val="16"/>
+        </w:rPr>
+        <w:t xml:space="preserve">25  </w:t>
+      </w:r>
+      <w:r>
+        <w:rPr>
+          <w:sz w:val="16"/>
+          <w:szCs w:val="16"/>
+        </w:rPr>
+        <w:t xml:space="preserve">It is a U.S. tax rule that links the tax method to the financial statements. B is wrong: IFRS prohibits LIFO. C is wrong: The rule links tax and book methods; it does not force one method everywhere.</w:t>
+      </w:r>
+    </w:p>
+    <w:p>
+      <w:pPr>
+        <w:spacing w:after="18"/>
+        <w:ind w:left="300" w:hanging="300"/>
+      </w:pPr>
+      <w:r>
+        <w:rPr>
+          <w:b/>
+          <w:bCs/>
+          <w:color w:val="8186EF"/>
+          <w:sz w:val="16"/>
+          <w:szCs w:val="16"/>
+        </w:rPr>
+        <w:t xml:space="preserve">26  </w:t>
+      </w:r>
+      <w:r>
+        <w:rPr>
+          <w:sz w:val="16"/>
+          <w:szCs w:val="16"/>
+        </w:rPr>
+        <w:t xml:space="preserve">The error overstates 2025 income and understates 2026 income by the same amount, so it counterbalances. A is wrong: This is the effect at the end of 2025, not 2026. C is wrong: Only 2026 income is understated; the cumulative effect is zero.</w:t>
+      </w:r>
+    </w:p>
+    <w:p>
+      <w:pPr>
+        <w:spacing w:after="18"/>
+        <w:ind w:left="300" w:hanging="300"/>
+      </w:pPr>
+      <w:r>
+        <w:rPr>
+          <w:b/>
+          <w:bCs/>
+          <w:color w:val="8186EF"/>
+          <w:sz w:val="16"/>
+          <w:szCs w:val="16"/>
+        </w:rPr>
+        <w:t xml:space="preserve">27  </w:t>
+      </w:r>
+      <w:r>
+        <w:rPr>
+          <w:sz w:val="16"/>
+          <w:szCs w:val="16"/>
+        </w:rPr>
+        <w:t xml:space="preserve">Every item on a Workshop sheet is settled by something printed on the same sheet.</w:t>
       </w:r>
     </w:p>
     <w:p/>
@@ -3447,73 +3109,73 @@
                 <w:sz w:val="17"/>
                 <w:szCs w:val="17"/>
               </w:rPr>
+              <w:t xml:space="preserve">cost of goods sold · inventory · cost flow assumption · Specific identification</w:t>
+            </w:r>
+          </w:p>
+        </w:tc>
+        <w:tc>
+          <w:tcPr>
+            <w:tcW w:type="pct" w:w="1667"/>
+            <w:tcMar>
+              <w:top w:type="dxa" w:w="40"/>
+              <w:left w:type="dxa" w:w="100"/>
+              <w:bottom w:type="dxa" w:w="40"/>
+              <w:right w:type="dxa" w:w="100"/>
+            </w:tcMar>
+          </w:tcPr>
+          <w:p>
+            <w:pPr>
+              <w:spacing w:before="22" w:after="22"/>
+            </w:pPr>
+            <w:r>
+              <w:rPr>
+                <w:b/>
+                <w:bCs/>
+                <w:color w:val="8186EF"/>
+                <w:sz w:val="16"/>
+                <w:szCs w:val="16"/>
+              </w:rPr>
+              <w:t xml:space="preserve">12  </w:t>
+            </w:r>
+            <w:r>
+              <w:rPr>
+                <w:sz w:val="17"/>
+                <w:szCs w:val="17"/>
+              </w:rPr>
+              <w:t xml:space="preserve">periodic inventory system · cost of goods sold</w:t>
+            </w:r>
+          </w:p>
+        </w:tc>
+        <w:tc>
+          <w:tcPr>
+            <w:tcW w:type="pct" w:w="1667"/>
+            <w:tcMar>
+              <w:top w:type="dxa" w:w="40"/>
+              <w:left w:type="dxa" w:w="100"/>
+              <w:bottom w:type="dxa" w:w="40"/>
+              <w:right w:type="dxa" w:w="100"/>
+            </w:tcMar>
+          </w:tcPr>
+          <w:p>
+            <w:pPr>
+              <w:spacing w:before="22" w:after="22"/>
+            </w:pPr>
+            <w:r>
+              <w:rPr>
+                <w:b/>
+                <w:bCs/>
+                <w:color w:val="8186EF"/>
+                <w:sz w:val="16"/>
+                <w:szCs w:val="16"/>
+              </w:rPr>
+              <w:t xml:space="preserve">23  </w:t>
+            </w:r>
+            <w:r>
+              <w:rPr>
+                <w:sz w:val="17"/>
+                <w:szCs w:val="17"/>
+              </w:rPr>
               <w:t xml:space="preserve">C</w:t>
-            </w:r>
-          </w:p>
-        </w:tc>
-        <w:tc>
-          <w:tcPr>
-            <w:tcW w:type="pct" w:w="1667"/>
-            <w:tcMar>
-              <w:top w:type="dxa" w:w="40"/>
-              <w:left w:type="dxa" w:w="100"/>
-              <w:bottom w:type="dxa" w:w="40"/>
-              <w:right w:type="dxa" w:w="100"/>
-            </w:tcMar>
-          </w:tcPr>
-          <w:p>
-            <w:pPr>
-              <w:spacing w:before="22" w:after="22"/>
-            </w:pPr>
-            <w:r>
-              <w:rPr>
-                <w:b/>
-                <w:bCs/>
-                <w:color w:val="8186EF"/>
-                <w:sz w:val="16"/>
-                <w:szCs w:val="16"/>
-              </w:rPr>
-              <w:t xml:space="preserve">13  </w:t>
-            </w:r>
-            <w:r>
-              <w:rPr>
-                <w:sz w:val="17"/>
-                <w:szCs w:val="17"/>
-              </w:rPr>
-              <w:t xml:space="preserve">C</w:t>
-            </w:r>
-          </w:p>
-        </w:tc>
-        <w:tc>
-          <w:tcPr>
-            <w:tcW w:type="pct" w:w="1667"/>
-            <w:tcMar>
-              <w:top w:type="dxa" w:w="40"/>
-              <w:left w:type="dxa" w:w="100"/>
-              <w:bottom w:type="dxa" w:w="40"/>
-              <w:right w:type="dxa" w:w="100"/>
-            </w:tcMar>
-          </w:tcPr>
-          <w:p>
-            <w:pPr>
-              <w:spacing w:before="22" w:after="22"/>
-            </w:pPr>
-            <w:r>
-              <w:rPr>
-                <w:b/>
-                <w:bCs/>
-                <w:color w:val="8186EF"/>
-                <w:sz w:val="16"/>
-                <w:szCs w:val="16"/>
-              </w:rPr>
-              <w:t xml:space="preserve">25  </w:t>
-            </w:r>
-            <w:r>
-              <w:rPr>
-                <w:sz w:val="17"/>
-                <w:szCs w:val="17"/>
-              </w:rPr>
-              <w:t xml:space="preserve">E</w:t>
             </w:r>
           </w:p>
         </w:tc>
@@ -3549,7 +3211,7 @@
                 <w:sz w:val="17"/>
                 <w:szCs w:val="17"/>
               </w:rPr>
-              <w:t xml:space="preserve">A</w:t>
+              <w:t xml:space="preserve">periodic inventory system · cost of goods sold · perpetual inventory system</w:t>
             </w:r>
           </w:p>
         </w:tc>
@@ -3576,14 +3238,14 @@
                 <w:sz w:val="16"/>
                 <w:szCs w:val="16"/>
               </w:rPr>
-              <w:t xml:space="preserve">14  </w:t>
-            </w:r>
-            <w:r>
-              <w:rPr>
-                <w:sz w:val="17"/>
-                <w:szCs w:val="17"/>
-              </w:rPr>
-              <w:t xml:space="preserve">T</w:t>
+              <w:t xml:space="preserve">13  </w:t>
+            </w:r>
+            <w:r>
+              <w:rPr>
+                <w:sz w:val="17"/>
+                <w:szCs w:val="17"/>
+              </w:rPr>
+              <w:t xml:space="preserve">C</w:t>
             </w:r>
           </w:p>
         </w:tc>
@@ -3610,14 +3272,14 @@
                 <w:sz w:val="16"/>
                 <w:szCs w:val="16"/>
               </w:rPr>
-              <w:t xml:space="preserve">26  </w:t>
-            </w:r>
-            <w:r>
-              <w:rPr>
-                <w:sz w:val="17"/>
-                <w:szCs w:val="17"/>
-              </w:rPr>
-              <w:t xml:space="preserve">B</w:t>
+              <w:t xml:space="preserve">24  </w:t>
+            </w:r>
+            <w:r>
+              <w:rPr>
+                <w:sz w:val="17"/>
+                <w:szCs w:val="17"/>
+              </w:rPr>
+              <w:t xml:space="preserve">F</w:t>
             </w:r>
           </w:p>
         </w:tc>
@@ -3652,73 +3314,73 @@
                 <w:sz w:val="17"/>
                 <w:szCs w:val="17"/>
               </w:rPr>
-              <w:t xml:space="preserve">C</w:t>
-            </w:r>
-          </w:p>
-        </w:tc>
-        <w:tc>
-          <w:tcPr>
-            <w:tcW w:type="pct" w:w="1667"/>
-            <w:tcMar>
-              <w:top w:type="dxa" w:w="40"/>
-              <w:left w:type="dxa" w:w="100"/>
-              <w:bottom w:type="dxa" w:w="40"/>
-              <w:right w:type="dxa" w:w="100"/>
-            </w:tcMar>
-          </w:tcPr>
-          <w:p>
-            <w:pPr>
-              <w:spacing w:before="22" w:after="22"/>
-            </w:pPr>
-            <w:r>
-              <w:rPr>
-                <w:b/>
-                <w:bCs/>
-                <w:color w:val="8186EF"/>
-                <w:sz w:val="16"/>
-                <w:szCs w:val="16"/>
-              </w:rPr>
-              <w:t xml:space="preserve">15  </w:t>
-            </w:r>
-            <w:r>
-              <w:rPr>
-                <w:sz w:val="17"/>
-                <w:szCs w:val="17"/>
-              </w:rPr>
-              <w:t xml:space="preserve">F</w:t>
-            </w:r>
-          </w:p>
-        </w:tc>
-        <w:tc>
-          <w:tcPr>
-            <w:tcW w:type="pct" w:w="1667"/>
-            <w:tcMar>
-              <w:top w:type="dxa" w:w="40"/>
-              <w:left w:type="dxa" w:w="100"/>
-              <w:bottom w:type="dxa" w:w="40"/>
-              <w:right w:type="dxa" w:w="100"/>
-            </w:tcMar>
-          </w:tcPr>
-          <w:p>
-            <w:pPr>
-              <w:spacing w:before="22" w:after="22"/>
-            </w:pPr>
-            <w:r>
-              <w:rPr>
-                <w:b/>
-                <w:bCs/>
-                <w:color w:val="8186EF"/>
-                <w:sz w:val="16"/>
-                <w:szCs w:val="16"/>
-              </w:rPr>
-              <w:t xml:space="preserve">27  </w:t>
-            </w:r>
-            <w:r>
-              <w:rPr>
-                <w:sz w:val="17"/>
-                <w:szCs w:val="17"/>
-              </w:rPr>
-              <w:t xml:space="preserve">C</w:t>
+              <w:t xml:space="preserve">cost of goods sold · inventory · specific identification</w:t>
+            </w:r>
+          </w:p>
+        </w:tc>
+        <w:tc>
+          <w:tcPr>
+            <w:tcW w:type="pct" w:w="1667"/>
+            <w:tcMar>
+              <w:top w:type="dxa" w:w="40"/>
+              <w:left w:type="dxa" w:w="100"/>
+              <w:bottom w:type="dxa" w:w="40"/>
+              <w:right w:type="dxa" w:w="100"/>
+            </w:tcMar>
+          </w:tcPr>
+          <w:p>
+            <w:pPr>
+              <w:spacing w:before="22" w:after="22"/>
+            </w:pPr>
+            <w:r>
+              <w:rPr>
+                <w:b/>
+                <w:bCs/>
+                <w:color w:val="8186EF"/>
+                <w:sz w:val="16"/>
+                <w:szCs w:val="16"/>
+              </w:rPr>
+              <w:t xml:space="preserve">14  </w:t>
+            </w:r>
+            <w:r>
+              <w:rPr>
+                <w:sz w:val="17"/>
+                <w:szCs w:val="17"/>
+              </w:rPr>
+              <w:t xml:space="preserve">B</w:t>
+            </w:r>
+          </w:p>
+        </w:tc>
+        <w:tc>
+          <w:tcPr>
+            <w:tcW w:type="pct" w:w="1667"/>
+            <w:tcMar>
+              <w:top w:type="dxa" w:w="40"/>
+              <w:left w:type="dxa" w:w="100"/>
+              <w:bottom w:type="dxa" w:w="40"/>
+              <w:right w:type="dxa" w:w="100"/>
+            </w:tcMar>
+          </w:tcPr>
+          <w:p>
+            <w:pPr>
+              <w:spacing w:before="22" w:after="22"/>
+            </w:pPr>
+            <w:r>
+              <w:rPr>
+                <w:b/>
+                <w:bCs/>
+                <w:color w:val="8186EF"/>
+                <w:sz w:val="16"/>
+                <w:szCs w:val="16"/>
+              </w:rPr>
+              <w:t xml:space="preserve">25  </w:t>
+            </w:r>
+            <w:r>
+              <w:rPr>
+                <w:sz w:val="17"/>
+                <w:szCs w:val="17"/>
+              </w:rPr>
+              <w:t xml:space="preserve">A</w:t>
             </w:r>
           </w:p>
         </w:tc>
@@ -3754,7 +3416,7 @@
                 <w:sz w:val="17"/>
                 <w:szCs w:val="17"/>
               </w:rPr>
-              <w:t xml:space="preserve">A</w:t>
+              <w:t xml:space="preserve">T</w:t>
             </w:r>
           </w:p>
         </w:tc>
@@ -3781,14 +3443,14 @@
                 <w:sz w:val="16"/>
                 <w:szCs w:val="16"/>
               </w:rPr>
-              <w:t xml:space="preserve">16  </w:t>
-            </w:r>
-            <w:r>
-              <w:rPr>
-                <w:sz w:val="17"/>
-                <w:szCs w:val="17"/>
-              </w:rPr>
-              <w:t xml:space="preserve">LIFO: 84,000 · 288,000 · 93,000 · 279,000</w:t>
+              <w:t xml:space="preserve">15  </w:t>
+            </w:r>
+            <w:r>
+              <w:rPr>
+                <w:sz w:val="17"/>
+                <w:szCs w:val="17"/>
+              </w:rPr>
+              <w:t xml:space="preserve">C</w:t>
             </w:r>
           </w:p>
         </w:tc>
@@ -3815,14 +3477,14 @@
                 <w:sz w:val="16"/>
                 <w:szCs w:val="16"/>
               </w:rPr>
-              <w:t xml:space="preserve">28  </w:t>
-            </w:r>
-            <w:r>
-              <w:rPr>
-                <w:sz w:val="17"/>
-                <w:szCs w:val="17"/>
-              </w:rPr>
-              <w:t xml:space="preserve">F</w:t>
+              <w:t xml:space="preserve">26  </w:t>
+            </w:r>
+            <w:r>
+              <w:rPr>
+                <w:sz w:val="17"/>
+                <w:szCs w:val="17"/>
+              </w:rPr>
+              <w:t xml:space="preserve">C</w:t>
             </w:r>
           </w:p>
         </w:tc>
@@ -3883,40 +3545,7 @@
                 <w:sz w:val="16"/>
                 <w:szCs w:val="16"/>
               </w:rPr>
-              <w:t xml:space="preserve">17  </w:t>
-            </w:r>
-            <w:r>
-              <w:rPr>
-                <w:sz w:val="17"/>
-                <w:szCs w:val="17"/>
-              </w:rPr>
-              <w:t xml:space="preserve">Average (weighted / moving): 93,000 · 279,000 · 97,633 · 274,367</w:t>
-            </w:r>
-          </w:p>
-        </w:tc>
-        <w:tc>
-          <w:tcPr>
-            <w:tcW w:type="pct" w:w="1667"/>
-            <w:tcMar>
-              <w:top w:type="dxa" w:w="40"/>
-              <w:left w:type="dxa" w:w="100"/>
-              <w:bottom w:type="dxa" w:w="40"/>
-              <w:right w:type="dxa" w:w="100"/>
-            </w:tcMar>
-          </w:tcPr>
-          <w:p>
-            <w:pPr>
-              <w:spacing w:before="22" w:after="22"/>
-            </w:pPr>
-            <w:r>
-              <w:rPr>
-                <w:b/>
-                <w:bCs/>
-                <w:color w:val="8186EF"/>
-                <w:sz w:val="16"/>
-                <w:szCs w:val="16"/>
-              </w:rPr>
-              <w:t xml:space="preserve">29  </w:t>
+              <w:t xml:space="preserve">16  </w:t>
             </w:r>
             <w:r>
               <w:rPr>
@@ -3924,6 +3553,39 @@
                 <w:szCs w:val="17"/>
               </w:rPr>
               <w:t xml:space="preserve">A</w:t>
+            </w:r>
+          </w:p>
+        </w:tc>
+        <w:tc>
+          <w:tcPr>
+            <w:tcW w:type="pct" w:w="1667"/>
+            <w:tcMar>
+              <w:top w:type="dxa" w:w="40"/>
+              <w:left w:type="dxa" w:w="100"/>
+              <w:bottom w:type="dxa" w:w="40"/>
+              <w:right w:type="dxa" w:w="100"/>
+            </w:tcMar>
+          </w:tcPr>
+          <w:p>
+            <w:pPr>
+              <w:spacing w:before="22" w:after="22"/>
+            </w:pPr>
+            <w:r>
+              <w:rPr>
+                <w:b/>
+                <w:bCs/>
+                <w:color w:val="8186EF"/>
+                <w:sz w:val="16"/>
+                <w:szCs w:val="16"/>
+              </w:rPr>
+              <w:t xml:space="preserve">27  </w:t>
+            </w:r>
+            <w:r>
+              <w:rPr>
+                <w:sz w:val="17"/>
+                <w:szCs w:val="17"/>
+              </w:rPr>
+              <w:t xml:space="preserve">C</w:t>
             </w:r>
           </w:p>
         </w:tc>
@@ -3986,7 +3648,7 @@
                 <w:sz w:val="16"/>
                 <w:szCs w:val="16"/>
               </w:rPr>
-              <w:t xml:space="preserve">18  </w:t>
+              <w:t xml:space="preserve">17  </w:t>
             </w:r>
             <w:r>
               <w:rPr>
@@ -4020,14 +3682,14 @@
                 <w:sz w:val="16"/>
                 <w:szCs w:val="16"/>
               </w:rPr>
-              <w:t xml:space="preserve">30  </w:t>
-            </w:r>
-            <w:r>
-              <w:rPr>
-                <w:sz w:val="17"/>
-                <w:szCs w:val="17"/>
-              </w:rPr>
-              <w:t xml:space="preserve">C</w:t>
+              <w:t xml:space="preserve">28  </w:t>
+            </w:r>
+            <w:r>
+              <w:rPr>
+                <w:sz w:val="17"/>
+                <w:szCs w:val="17"/>
+              </w:rPr>
+              <w:t xml:space="preserve">B</w:t>
             </w:r>
           </w:p>
         </w:tc>
@@ -4062,6 +3724,39 @@
                 <w:sz w:val="17"/>
                 <w:szCs w:val="17"/>
               </w:rPr>
+              <w:t xml:space="preserve">C</w:t>
+            </w:r>
+          </w:p>
+        </w:tc>
+        <w:tc>
+          <w:tcPr>
+            <w:tcW w:type="pct" w:w="1667"/>
+            <w:tcMar>
+              <w:top w:type="dxa" w:w="40"/>
+              <w:left w:type="dxa" w:w="100"/>
+              <w:bottom w:type="dxa" w:w="40"/>
+              <w:right w:type="dxa" w:w="100"/>
+            </w:tcMar>
+          </w:tcPr>
+          <w:p>
+            <w:pPr>
+              <w:spacing w:before="22" w:after="22"/>
+            </w:pPr>
+            <w:r>
+              <w:rPr>
+                <w:b/>
+                <w:bCs/>
+                <w:color w:val="8186EF"/>
+                <w:sz w:val="16"/>
+                <w:szCs w:val="16"/>
+              </w:rPr>
+              <w:t xml:space="preserve">18  </w:t>
+            </w:r>
+            <w:r>
+              <w:rPr>
+                <w:sz w:val="17"/>
+                <w:szCs w:val="17"/>
+              </w:rPr>
               <w:t xml:space="preserve">B</w:t>
             </w:r>
           </w:p>
@@ -4088,40 +3783,7 @@
                 <w:sz w:val="16"/>
                 <w:szCs w:val="16"/>
               </w:rPr>
-              <w:t xml:space="preserve">19  </w:t>
-            </w:r>
-            <w:r>
-              <w:rPr>
-                <w:sz w:val="17"/>
-                <w:szCs w:val="17"/>
-              </w:rPr>
-              <w:t xml:space="preserve">C</w:t>
-            </w:r>
-          </w:p>
-        </w:tc>
-        <w:tc>
-          <w:tcPr>
-            <w:tcW w:type="pct" w:w="1667"/>
-            <w:tcMar>
-              <w:top w:type="dxa" w:w="40"/>
-              <w:left w:type="dxa" w:w="100"/>
-              <w:bottom w:type="dxa" w:w="40"/>
-              <w:right w:type="dxa" w:w="100"/>
-            </w:tcMar>
-          </w:tcPr>
-          <w:p>
-            <w:pPr>
-              <w:spacing w:before="22" w:after="22"/>
-            </w:pPr>
-            <w:r>
-              <w:rPr>
-                <w:b/>
-                <w:bCs/>
-                <w:color w:val="8186EF"/>
-                <w:sz w:val="16"/>
-                <w:szCs w:val="16"/>
-              </w:rPr>
-              <w:t xml:space="preserve">31  </w:t>
+              <w:t xml:space="preserve">29  </w:t>
             </w:r>
             <w:r>
               <w:rPr>
@@ -4164,75 +3826,75 @@
                 <w:sz w:val="17"/>
                 <w:szCs w:val="17"/>
               </w:rPr>
+              <w:t xml:space="preserve">T</w:t>
+            </w:r>
+          </w:p>
+        </w:tc>
+        <w:tc>
+          <w:tcPr>
+            <w:tcW w:type="pct" w:w="1667"/>
+            <w:shd w:fill="FBFAF6" w:val="clear"/>
+            <w:tcMar>
+              <w:top w:type="dxa" w:w="40"/>
+              <w:left w:type="dxa" w:w="100"/>
+              <w:bottom w:type="dxa" w:w="40"/>
+              <w:right w:type="dxa" w:w="100"/>
+            </w:tcMar>
+          </w:tcPr>
+          <w:p>
+            <w:pPr>
+              <w:spacing w:before="22" w:after="22"/>
+            </w:pPr>
+            <w:r>
+              <w:rPr>
+                <w:b/>
+                <w:bCs/>
+                <w:color w:val="8186EF"/>
+                <w:sz w:val="16"/>
+                <w:szCs w:val="16"/>
+              </w:rPr>
+              <w:t xml:space="preserve">19  </w:t>
+            </w:r>
+            <w:r>
+              <w:rPr>
+                <w:sz w:val="17"/>
+                <w:szCs w:val="17"/>
+              </w:rPr>
+              <w:t xml:space="preserve">T</w:t>
+            </w:r>
+          </w:p>
+        </w:tc>
+        <w:tc>
+          <w:tcPr>
+            <w:tcW w:type="pct" w:w="1667"/>
+            <w:shd w:fill="FBFAF6" w:val="clear"/>
+            <w:tcMar>
+              <w:top w:type="dxa" w:w="40"/>
+              <w:left w:type="dxa" w:w="100"/>
+              <w:bottom w:type="dxa" w:w="40"/>
+              <w:right w:type="dxa" w:w="100"/>
+            </w:tcMar>
+          </w:tcPr>
+          <w:p>
+            <w:pPr>
+              <w:spacing w:before="22" w:after="22"/>
+            </w:pPr>
+            <w:r>
+              <w:rPr>
+                <w:b/>
+                <w:bCs/>
+                <w:color w:val="8186EF"/>
+                <w:sz w:val="16"/>
+                <w:szCs w:val="16"/>
+              </w:rPr>
+              <w:t xml:space="preserve">30  </w:t>
+            </w:r>
+            <w:r>
+              <w:rPr>
+                <w:sz w:val="17"/>
+                <w:szCs w:val="17"/>
+              </w:rPr>
               <w:t xml:space="preserve">A</w:t>
-            </w:r>
-          </w:p>
-        </w:tc>
-        <w:tc>
-          <w:tcPr>
-            <w:tcW w:type="pct" w:w="1667"/>
-            <w:shd w:fill="FBFAF6" w:val="clear"/>
-            <w:tcMar>
-              <w:top w:type="dxa" w:w="40"/>
-              <w:left w:type="dxa" w:w="100"/>
-              <w:bottom w:type="dxa" w:w="40"/>
-              <w:right w:type="dxa" w:w="100"/>
-            </w:tcMar>
-          </w:tcPr>
-          <w:p>
-            <w:pPr>
-              <w:spacing w:before="22" w:after="22"/>
-            </w:pPr>
-            <w:r>
-              <w:rPr>
-                <w:b/>
-                <w:bCs/>
-                <w:color w:val="8186EF"/>
-                <w:sz w:val="16"/>
-                <w:szCs w:val="16"/>
-              </w:rPr>
-              <w:t xml:space="preserve">20  </w:t>
-            </w:r>
-            <w:r>
-              <w:rPr>
-                <w:sz w:val="17"/>
-                <w:szCs w:val="17"/>
-              </w:rPr>
-              <w:t xml:space="preserve">A</w:t>
-            </w:r>
-          </w:p>
-        </w:tc>
-        <w:tc>
-          <w:tcPr>
-            <w:tcW w:type="pct" w:w="1667"/>
-            <w:shd w:fill="FBFAF6" w:val="clear"/>
-            <w:tcMar>
-              <w:top w:type="dxa" w:w="40"/>
-              <w:left w:type="dxa" w:w="100"/>
-              <w:bottom w:type="dxa" w:w="40"/>
-              <w:right w:type="dxa" w:w="100"/>
-            </w:tcMar>
-          </w:tcPr>
-          <w:p>
-            <w:pPr>
-              <w:spacing w:before="22" w:after="22"/>
-            </w:pPr>
-            <w:r>
-              <w:rPr>
-                <w:b/>
-                <w:bCs/>
-                <w:color w:val="8186EF"/>
-                <w:sz w:val="16"/>
-                <w:szCs w:val="16"/>
-              </w:rPr>
-              <w:t xml:space="preserve">32  </w:t>
-            </w:r>
-            <w:r>
-              <w:rPr>
-                <w:sz w:val="17"/>
-                <w:szCs w:val="17"/>
-              </w:rPr>
-              <w:t xml:space="preserve">B</w:t>
             </w:r>
           </w:p>
         </w:tc>
@@ -4267,73 +3929,73 @@
                 <w:sz w:val="17"/>
                 <w:szCs w:val="17"/>
               </w:rPr>
-              <w:t xml:space="preserve">A</w:t>
-            </w:r>
-          </w:p>
-        </w:tc>
-        <w:tc>
-          <w:tcPr>
-            <w:tcW w:type="pct" w:w="1667"/>
-            <w:tcMar>
-              <w:top w:type="dxa" w:w="40"/>
-              <w:left w:type="dxa" w:w="100"/>
-              <w:bottom w:type="dxa" w:w="40"/>
-              <w:right w:type="dxa" w:w="100"/>
-            </w:tcMar>
-          </w:tcPr>
-          <w:p>
-            <w:pPr>
-              <w:spacing w:before="22" w:after="22"/>
-            </w:pPr>
-            <w:r>
-              <w:rPr>
-                <w:b/>
-                <w:bCs/>
-                <w:color w:val="8186EF"/>
-                <w:sz w:val="16"/>
-                <w:szCs w:val="16"/>
-              </w:rPr>
-              <w:t xml:space="preserve">21  </w:t>
-            </w:r>
-            <w:r>
-              <w:rPr>
-                <w:sz w:val="17"/>
-                <w:szCs w:val="17"/>
-              </w:rPr>
-              <w:t xml:space="preserve">B</w:t>
-            </w:r>
-          </w:p>
-        </w:tc>
-        <w:tc>
-          <w:tcPr>
-            <w:tcW w:type="pct" w:w="1667"/>
-            <w:tcMar>
-              <w:top w:type="dxa" w:w="40"/>
-              <w:left w:type="dxa" w:w="100"/>
-              <w:bottom w:type="dxa" w:w="40"/>
-              <w:right w:type="dxa" w:w="100"/>
-            </w:tcMar>
-          </w:tcPr>
-          <w:p>
-            <w:pPr>
-              <w:spacing w:before="22" w:after="22"/>
-            </w:pPr>
-            <w:r>
-              <w:rPr>
-                <w:b/>
-                <w:bCs/>
-                <w:color w:val="8186EF"/>
-                <w:sz w:val="16"/>
-                <w:szCs w:val="16"/>
-              </w:rPr>
-              <w:t xml:space="preserve">33  </w:t>
-            </w:r>
-            <w:r>
-              <w:rPr>
-                <w:sz w:val="17"/>
-                <w:szCs w:val="17"/>
-              </w:rPr>
-              <w:t xml:space="preserve">C</w:t>
+              <w:t xml:space="preserve">F</w:t>
+            </w:r>
+          </w:p>
+        </w:tc>
+        <w:tc>
+          <w:tcPr>
+            <w:tcW w:type="pct" w:w="1667"/>
+            <w:tcMar>
+              <w:top w:type="dxa" w:w="40"/>
+              <w:left w:type="dxa" w:w="100"/>
+              <w:bottom w:type="dxa" w:w="40"/>
+              <w:right w:type="dxa" w:w="100"/>
+            </w:tcMar>
+          </w:tcPr>
+          <w:p>
+            <w:pPr>
+              <w:spacing w:before="22" w:after="22"/>
+            </w:pPr>
+            <w:r>
+              <w:rPr>
+                <w:b/>
+                <w:bCs/>
+                <w:color w:val="8186EF"/>
+                <w:sz w:val="16"/>
+                <w:szCs w:val="16"/>
+              </w:rPr>
+              <w:t xml:space="preserve">20  </w:t>
+            </w:r>
+            <w:r>
+              <w:rPr>
+                <w:sz w:val="17"/>
+                <w:szCs w:val="17"/>
+              </w:rPr>
+              <w:t xml:space="preserve">D</w:t>
+            </w:r>
+          </w:p>
+        </w:tc>
+        <w:tc>
+          <w:tcPr>
+            <w:tcW w:type="pct" w:w="1667"/>
+            <w:tcMar>
+              <w:top w:type="dxa" w:w="40"/>
+              <w:left w:type="dxa" w:w="100"/>
+              <w:bottom w:type="dxa" w:w="40"/>
+              <w:right w:type="dxa" w:w="100"/>
+            </w:tcMar>
+          </w:tcPr>
+          <w:p>
+            <w:pPr>
+              <w:spacing w:before="22" w:after="22"/>
+            </w:pPr>
+            <w:r>
+              <w:rPr>
+                <w:b/>
+                <w:bCs/>
+                <w:color w:val="8186EF"/>
+                <w:sz w:val="16"/>
+                <w:szCs w:val="16"/>
+              </w:rPr>
+              <w:t xml:space="preserve">31  </w:t>
+            </w:r>
+            <w:r>
+              <w:rPr>
+                <w:sz w:val="17"/>
+                <w:szCs w:val="17"/>
+              </w:rPr>
+              <w:t xml:space="preserve">Compare with the model earlier in this handout.</w:t>
             </w:r>
           </w:p>
         </w:tc>
@@ -4369,7 +4031,7 @@
                 <w:sz w:val="17"/>
                 <w:szCs w:val="17"/>
               </w:rPr>
-              <w:t xml:space="preserve">T</w:t>
+              <w:t xml:space="preserve">LIFO: 84,000 · 288,000 · 93,000 · 279,000</w:t>
             </w:r>
           </w:p>
         </w:tc>
@@ -4396,14 +4058,14 @@
                 <w:sz w:val="16"/>
                 <w:szCs w:val="16"/>
               </w:rPr>
-              <w:t xml:space="preserve">22  </w:t>
-            </w:r>
-            <w:r>
-              <w:rPr>
-                <w:sz w:val="17"/>
-                <w:szCs w:val="17"/>
-              </w:rPr>
-              <w:t xml:space="preserve">B</w:t>
+              <w:t xml:space="preserve">21  </w:t>
+            </w:r>
+            <w:r>
+              <w:rPr>
+                <w:sz w:val="17"/>
+                <w:szCs w:val="17"/>
+              </w:rPr>
+              <w:t xml:space="preserve">E</w:t>
             </w:r>
           </w:p>
         </w:tc>
@@ -4430,14 +4092,14 @@
                 <w:sz w:val="16"/>
                 <w:szCs w:val="16"/>
               </w:rPr>
-              <w:t xml:space="preserve">34  </w:t>
-            </w:r>
-            <w:r>
-              <w:rPr>
-                <w:sz w:val="17"/>
-                <w:szCs w:val="17"/>
-              </w:rPr>
-              <w:t xml:space="preserve">A</w:t>
+              <w:t xml:space="preserve">32  </w:t>
+            </w:r>
+            <w:r>
+              <w:rPr>
+                <w:sz w:val="17"/>
+                <w:szCs w:val="17"/>
+              </w:rPr>
+              <w:t xml:space="preserve">Unit costs change during the year. When a company sells some units and keeps others, it must decide which costs go to cost of goods sold and which stay in ending inventory. This decision is a cost flow assumption. It does not need to match the physical flow of the goods.</w:t>
             </w:r>
           </w:p>
         </w:tc>
@@ -4472,6 +4134,39 @@
                 <w:sz w:val="17"/>
                 <w:szCs w:val="17"/>
               </w:rPr>
+              <w:t xml:space="preserve">Average (weighted / moving): 93,000 · 279,000 · 97,633 · 274,367</w:t>
+            </w:r>
+          </w:p>
+        </w:tc>
+        <w:tc>
+          <w:tcPr>
+            <w:tcW w:type="pct" w:w="1667"/>
+            <w:tcMar>
+              <w:top w:type="dxa" w:w="40"/>
+              <w:left w:type="dxa" w:w="100"/>
+              <w:bottom w:type="dxa" w:w="40"/>
+              <w:right w:type="dxa" w:w="100"/>
+            </w:tcMar>
+          </w:tcPr>
+          <w:p>
+            <w:pPr>
+              <w:spacing w:before="22" w:after="22"/>
+            </w:pPr>
+            <w:r>
+              <w:rPr>
+                <w:b/>
+                <w:bCs/>
+                <w:color w:val="8186EF"/>
+                <w:sz w:val="16"/>
+                <w:szCs w:val="16"/>
+              </w:rPr>
+              <w:t xml:space="preserve">22  </w:t>
+            </w:r>
+            <w:r>
+              <w:rPr>
+                <w:sz w:val="17"/>
+                <w:szCs w:val="17"/>
+              </w:rPr>
               <w:t xml:space="preserve">B</w:t>
             </w:r>
           </w:p>
@@ -4488,167 +4183,90 @@
           </w:tcPr>
           <w:p>
             <w:pPr>
-              <w:spacing w:before="22" w:after="22"/>
-            </w:pPr>
-            <w:r>
-              <w:rPr>
-                <w:b/>
-                <w:bCs/>
-                <w:color w:val="8186EF"/>
-                <w:sz w:val="16"/>
-                <w:szCs w:val="16"/>
-              </w:rPr>
-              <w:t xml:space="preserve">23  </w:t>
-            </w:r>
-            <w:r>
-              <w:rPr>
-                <w:sz w:val="17"/>
-                <w:szCs w:val="17"/>
-              </w:rPr>
-              <w:t xml:space="preserve">T</w:t>
-            </w:r>
-          </w:p>
-        </w:tc>
-        <w:tc>
-          <w:tcPr>
-            <w:tcW w:type="pct" w:w="1667"/>
-            <w:tcMar>
-              <w:top w:type="dxa" w:w="40"/>
-              <w:left w:type="dxa" w:w="100"/>
-              <w:bottom w:type="dxa" w:w="40"/>
-              <w:right w:type="dxa" w:w="100"/>
-            </w:tcMar>
-          </w:tcPr>
-          <w:p>
-            <w:pPr>
-              <w:spacing w:before="22" w:after="22"/>
-            </w:pPr>
-            <w:r>
-              <w:rPr>
-                <w:b/>
-                <w:bCs/>
-                <w:color w:val="8186EF"/>
-                <w:sz w:val="16"/>
-                <w:szCs w:val="16"/>
-              </w:rPr>
-              <w:t xml:space="preserve">35  </w:t>
-            </w:r>
-            <w:r>
-              <w:rPr>
-                <w:sz w:val="17"/>
-                <w:szCs w:val="17"/>
-              </w:rPr>
-              <w:t xml:space="preserve">Compare with the model earlier in this handout.</w:t>
-            </w:r>
-          </w:p>
-        </w:tc>
-      </w:tr>
-      <w:tr>
-        <w:tc>
-          <w:tcPr>
-            <w:tcW w:type="pct" w:w="1667"/>
-            <w:shd w:fill="FBFAF6" w:val="clear"/>
-            <w:tcMar>
-              <w:top w:type="dxa" w:w="40"/>
-              <w:left w:type="dxa" w:w="100"/>
-              <w:bottom w:type="dxa" w:w="40"/>
-              <w:right w:type="dxa" w:w="100"/>
-            </w:tcMar>
-          </w:tcPr>
-          <w:p>
-            <w:pPr>
-              <w:spacing w:before="22" w:after="22"/>
-            </w:pPr>
-            <w:r>
-              <w:rPr>
-                <w:b/>
-                <w:bCs/>
-                <w:color w:val="8186EF"/>
-                <w:sz w:val="16"/>
-                <w:szCs w:val="16"/>
-              </w:rPr>
-              <w:t xml:space="preserve">12  </w:t>
-            </w:r>
-            <w:r>
-              <w:rPr>
-                <w:sz w:val="17"/>
-                <w:szCs w:val="17"/>
-              </w:rPr>
-              <w:t xml:space="preserve">B</w:t>
-            </w:r>
-          </w:p>
-        </w:tc>
-        <w:tc>
-          <w:tcPr>
-            <w:tcW w:type="pct" w:w="1667"/>
-            <w:shd w:fill="FBFAF6" w:val="clear"/>
-            <w:tcMar>
-              <w:top w:type="dxa" w:w="40"/>
-              <w:left w:type="dxa" w:w="100"/>
-              <w:bottom w:type="dxa" w:w="40"/>
-              <w:right w:type="dxa" w:w="100"/>
-            </w:tcMar>
-          </w:tcPr>
-          <w:p>
-            <w:pPr>
-              <w:spacing w:before="22" w:after="22"/>
-            </w:pPr>
-            <w:r>
-              <w:rPr>
-                <w:b/>
-                <w:bCs/>
-                <w:color w:val="8186EF"/>
-                <w:sz w:val="16"/>
-                <w:szCs w:val="16"/>
-              </w:rPr>
-              <w:t xml:space="preserve">24  </w:t>
-            </w:r>
-            <w:r>
-              <w:rPr>
-                <w:sz w:val="17"/>
-                <w:szCs w:val="17"/>
-              </w:rPr>
-              <w:t xml:space="preserve">D</w:t>
-            </w:r>
-          </w:p>
-        </w:tc>
-        <w:tc>
-          <w:tcPr>
-            <w:tcW w:type="pct" w:w="1667"/>
-            <w:shd w:fill="FBFAF6" w:val="clear"/>
-            <w:tcMar>
-              <w:top w:type="dxa" w:w="40"/>
-              <w:left w:type="dxa" w:w="100"/>
-              <w:bottom w:type="dxa" w:w="40"/>
-              <w:right w:type="dxa" w:w="100"/>
-            </w:tcMar>
-          </w:tcPr>
-          <w:p>
-            <w:pPr>
-              <w:spacing w:before="22" w:after="22"/>
-            </w:pPr>
-            <w:r>
-              <w:rPr>
-                <w:b/>
-                <w:bCs/>
-                <w:color w:val="8186EF"/>
-                <w:sz w:val="16"/>
-                <w:szCs w:val="16"/>
-              </w:rPr>
-              <w:t xml:space="preserve">36  </w:t>
-            </w:r>
-            <w:r>
-              <w:rPr>
-                <w:sz w:val="17"/>
-                <w:szCs w:val="17"/>
-              </w:rPr>
-              <w:t xml:space="preserve">Unit costs change during the year. When a company sells some units and keeps others, it must decide which costs go to cost of goods sold and which stay in ending inventory. This decision is a cost flow assumption. It does not need to match the physical flow of the goods.</w:t>
+              <w:spacing w:before="24" w:after="24"/>
+            </w:pPr>
+            <w:r>
+              <w:rPr>
+                <w:sz w:val="16"/>
+                <w:szCs w:val="16"/>
+              </w:rPr>
+              <w:t xml:space="preserve"/>
             </w:r>
           </w:p>
         </w:tc>
       </w:tr>
     </w:tbl>
     <w:p/>
+    <w:tbl>
+      <w:tblPr>
+        <w:tblW w:type="pct" w:w="100%"/>
+        <w:tblLayout w:type="fixed"/>
+        <w:tblBorders>
+          <w:top w:val="single" w:color="1F7A6A" w:sz="8"/>
+          <w:left w:val="single" w:color="1F7A6A" w:sz="8"/>
+          <w:bottom w:val="single" w:color="1F7A6A" w:sz="8"/>
+          <w:right w:val="single" w:color="1F7A6A" w:sz="8"/>
+          <w:insideH w:val="single" w:color="1F7A6A" w:sz="8"/>
+          <w:insideV w:val="single" w:color="1F7A6A" w:sz="8"/>
+        </w:tblBorders>
+      </w:tblPr>
+      <w:tblGrid>
+        <w:gridCol w:w="9600"/>
+      </w:tblGrid>
+      <w:tr>
+        <w:tc>
+          <w:tcPr>
+            <w:tcW w:type="pct" w:w="5000"/>
+            <w:shd w:fill="EEF6F4" w:val="clear"/>
+            <w:tcMar>
+              <w:top w:type="dxa" w:w="70"/>
+              <w:left w:type="dxa" w:w="130"/>
+              <w:bottom w:type="dxa" w:w="70"/>
+              <w:right w:type="dxa" w:w="130"/>
+            </w:tcMar>
+          </w:tcPr>
+          <w:p>
+            <w:pPr>
+              <w:spacing w:before="34" w:after="18"/>
+            </w:pPr>
+            <w:r>
+              <w:rPr>
+                <w:b/>
+                <w:bCs/>
+                <w:color w:val="1F7A6A"/>
+                <w:sz w:val="17"/>
+                <w:szCs w:val="17"/>
+              </w:rPr>
+              <w:t xml:space="preserve">12  </w:t>
+            </w:r>
+            <w:r>
+              <w:rPr>
+                <w:b/>
+                <w:bCs/>
+                <w:color w:val="1F7A6A"/>
+                <w:sz w:val="16"/>
+                <w:szCs w:val="16"/>
+              </w:rPr>
+              <w:t xml:space="preserve">what the book says</w:t>
+            </w:r>
+          </w:p>
+          <w:p>
+            <w:pPr>
+              <w:spacing w:after="34"/>
+              <w:ind w:left="300"/>
+            </w:pPr>
+            <w:r>
+              <w:rPr>
+                <w:sz w:val="17"/>
+                <w:szCs w:val="17"/>
+              </w:rPr>
+              <w:t xml:space="preserve">In a periodic inventory system, the company counts the goods at year-end and calculates cost of goods sold for the whole period.</w:t>
+            </w:r>
+          </w:p>
+        </w:tc>
+      </w:tr>
+    </w:tbl>
+    <w:p/>
     <w:p>
       <w:pPr>
         <w:spacing w:before="60" w:after="20"/>
@@ -4684,6 +4302,98 @@
           <w:sz w:val="16"/>
           <w:szCs w:val="16"/>
         </w:rPr>
+        <w:t xml:space="preserve">The book writes: “When a company sells some units and keeps others, it must decide which costs go to cost of goods sold and which stay in ending inventory. This decision is a cost flow assumption. It does not need to match the physical flow of the goods. Specific identification tracks the actual cost of each item.”</w:t>
+      </w:r>
+    </w:p>
+    <w:p>
+      <w:pPr>
+        <w:spacing w:after="18"/>
+        <w:ind w:left="300" w:hanging="300"/>
+      </w:pPr>
+      <w:r>
+        <w:rPr>
+          <w:b/>
+          <w:bCs/>
+          <w:color w:val="8186EF"/>
+          <w:sz w:val="16"/>
+          <w:szCs w:val="16"/>
+        </w:rPr>
+        <w:t xml:space="preserve">2  </w:t>
+      </w:r>
+      <w:r>
+        <w:rPr>
+          <w:sz w:val="16"/>
+          <w:szCs w:val="16"/>
+        </w:rPr>
+        <w:t xml:space="preserve">The book writes: “In a periodic inventory system, the company counts the goods at year-end and calculates cost of goods sold for the whole period. In a perpetual inventory system, it updates inventory and cost of goods sold after every purchase and every sale.”</w:t>
+      </w:r>
+    </w:p>
+    <w:p>
+      <w:pPr>
+        <w:spacing w:after="18"/>
+        <w:ind w:left="300" w:hanging="300"/>
+      </w:pPr>
+      <w:r>
+        <w:rPr>
+          <w:b/>
+          <w:bCs/>
+          <w:color w:val="8186EF"/>
+          <w:sz w:val="16"/>
+          <w:szCs w:val="16"/>
+        </w:rPr>
+        <w:t xml:space="preserve">3  </w:t>
+      </w:r>
+      <w:r>
+        <w:rPr>
+          <w:sz w:val="16"/>
+          <w:szCs w:val="16"/>
+        </w:rPr>
+        <w:t xml:space="preserve">The book writes: “Then check that cost of goods sold plus ending inventory equals the cost of goods available. Faded example: periodic LIFO for Dubai pastry trays; the learner completes the dashed boxes. IAS 2 allows FIFO and the weighted average, and it requires specific identification for items that are not interchangeable.”</w:t>
+      </w:r>
+    </w:p>
+    <w:p>
+      <w:pPr>
+        <w:spacing w:after="18"/>
+        <w:ind w:left="300" w:hanging="300"/>
+      </w:pPr>
+      <w:r>
+        <w:rPr>
+          <w:b/>
+          <w:bCs/>
+          <w:color w:val="8186EF"/>
+          <w:sz w:val="16"/>
+          <w:szCs w:val="16"/>
+        </w:rPr>
+        <w:t xml:space="preserve">4  </w:t>
+      </w:r>
+      <w:r>
+        <w:rPr>
+          <w:sz w:val="16"/>
+          <w:szCs w:val="16"/>
+        </w:rPr>
+        <w:t xml:space="preserve">The book pairs FIFO with “100,000”.</w:t>
+      </w:r>
+    </w:p>
+    <w:p>
+      <w:pPr>
+        <w:spacing w:after="18"/>
+        <w:ind w:left="300" w:hanging="300"/>
+      </w:pPr>
+      <w:r>
+        <w:rPr>
+          <w:b/>
+          <w:bCs/>
+          <w:color w:val="8186EF"/>
+          <w:sz w:val="16"/>
+          <w:szCs w:val="16"/>
+        </w:rPr>
+        <w:t xml:space="preserve">5  </w:t>
+      </w:r>
+      <w:r>
+        <w:rPr>
+          <w:sz w:val="16"/>
+          <w:szCs w:val="16"/>
+        </w:rPr>
         <w:t xml:space="preserve">The book’s own table pairs FIFO with “100,000”.</w:t>
       </w:r>
     </w:p>
@@ -4700,7 +4410,7 @@
           <w:sz w:val="16"/>
           <w:szCs w:val="16"/>
         </w:rPr>
-        <w:t xml:space="preserve">2  </w:t>
+        <w:t xml:space="preserve">6  </w:t>
       </w:r>
       <w:r>
         <w:rPr>
@@ -4723,7 +4433,7 @@
           <w:sz w:val="16"/>
           <w:szCs w:val="16"/>
         </w:rPr>
-        <w:t xml:space="preserve">3  </w:t>
+        <w:t xml:space="preserve">7  </w:t>
       </w:r>
       <w:r>
         <w:rPr>
@@ -4746,98 +4456,6 @@
           <w:sz w:val="16"/>
           <w:szCs w:val="16"/>
         </w:rPr>
-        <w:t xml:space="preserve">4  </w:t>
-      </w:r>
-      <w:r>
-        <w:rPr>
-          <w:sz w:val="16"/>
-          <w:szCs w:val="16"/>
-        </w:rPr>
-        <w:t xml:space="preserve">The book’s own table pairs FIFO with “272,000”.</w:t>
-      </w:r>
-    </w:p>
-    <w:p>
-      <w:pPr>
-        <w:spacing w:after="18"/>
-        <w:ind w:left="300" w:hanging="300"/>
-      </w:pPr>
-      <w:r>
-        <w:rPr>
-          <w:b/>
-          <w:bCs/>
-          <w:color w:val="8186EF"/>
-          <w:sz w:val="16"/>
-          <w:szCs w:val="16"/>
-        </w:rPr>
-        <w:t xml:space="preserve">5  </w:t>
-      </w:r>
-      <w:r>
-        <w:rPr>
-          <w:sz w:val="16"/>
-          <w:szCs w:val="16"/>
-        </w:rPr>
-        <w:t xml:space="preserve">The book’s own table pairs LIFO with “288,000”.</w:t>
-      </w:r>
-    </w:p>
-    <w:p>
-      <w:pPr>
-        <w:spacing w:after="18"/>
-        <w:ind w:left="300" w:hanging="300"/>
-      </w:pPr>
-      <w:r>
-        <w:rPr>
-          <w:b/>
-          <w:bCs/>
-          <w:color w:val="8186EF"/>
-          <w:sz w:val="16"/>
-          <w:szCs w:val="16"/>
-        </w:rPr>
-        <w:t xml:space="preserve">6  </w:t>
-      </w:r>
-      <w:r>
-        <w:rPr>
-          <w:sz w:val="16"/>
-          <w:szCs w:val="16"/>
-        </w:rPr>
-        <w:t xml:space="preserve">The book’s own table pairs Average (weighted / moving) with “279,000”.</w:t>
-      </w:r>
-    </w:p>
-    <w:p>
-      <w:pPr>
-        <w:spacing w:after="18"/>
-        <w:ind w:left="300" w:hanging="300"/>
-      </w:pPr>
-      <w:r>
-        <w:rPr>
-          <w:b/>
-          <w:bCs/>
-          <w:color w:val="8186EF"/>
-          <w:sz w:val="16"/>
-          <w:szCs w:val="16"/>
-        </w:rPr>
-        <w:t xml:space="preserve">7  </w:t>
-      </w:r>
-      <w:r>
-        <w:rPr>
-          <w:sz w:val="16"/>
-          <w:szCs w:val="16"/>
-        </w:rPr>
-        <w:t xml:space="preserve">The book’s own table pairs Average (weighted / moving) with “97,633”.</w:t>
-      </w:r>
-    </w:p>
-    <w:p>
-      <w:pPr>
-        <w:spacing w:after="18"/>
-        <w:ind w:left="300" w:hanging="300"/>
-      </w:pPr>
-      <w:r>
-        <w:rPr>
-          <w:b/>
-          <w:bCs/>
-          <w:color w:val="8186EF"/>
-          <w:sz w:val="16"/>
-          <w:szCs w:val="16"/>
-        </w:rPr>
         <w:t xml:space="preserve">8  </w:t>
       </w:r>
       <w:r>
@@ -4845,7 +4463,7 @@
           <w:sz w:val="16"/>
           <w:szCs w:val="16"/>
         </w:rPr>
-        <w:t xml:space="preserve">The book’s own table pairs Average (weighted / moving) with “274,367”.</w:t>
+        <w:t xml:space="preserve">The book pairs FIFO with “272,000”.</w:t>
       </w:r>
     </w:p>
     <w:p>
@@ -4868,6 +4486,190 @@
           <w:sz w:val="16"/>
           <w:szCs w:val="16"/>
         </w:rPr>
+        <w:t xml:space="preserve">The book pairs LIFO with “279,000”, not with “274,367”.</w:t>
+      </w:r>
+    </w:p>
+    <w:p>
+      <w:pPr>
+        <w:spacing w:after="18"/>
+        <w:ind w:left="300" w:hanging="300"/>
+      </w:pPr>
+      <w:r>
+        <w:rPr>
+          <w:b/>
+          <w:bCs/>
+          <w:color w:val="8186EF"/>
+          <w:sz w:val="16"/>
+          <w:szCs w:val="16"/>
+        </w:rPr>
+        <w:t xml:space="preserve">13  </w:t>
+      </w:r>
+      <w:r>
+        <w:rPr>
+          <w:sz w:val="16"/>
+          <w:szCs w:val="16"/>
+        </w:rPr>
+        <w:t xml:space="preserve">The book gives 272,000 as the perpetual: cogs of FIFO.</w:t>
+      </w:r>
+    </w:p>
+    <w:p>
+      <w:pPr>
+        <w:spacing w:after="18"/>
+        <w:ind w:left="300" w:hanging="300"/>
+      </w:pPr>
+      <w:r>
+        <w:rPr>
+          <w:b/>
+          <w:bCs/>
+          <w:color w:val="8186EF"/>
+          <w:sz w:val="16"/>
+          <w:szCs w:val="16"/>
+        </w:rPr>
+        <w:t xml:space="preserve">14  </w:t>
+      </w:r>
+      <w:r>
+        <w:rPr>
+          <w:sz w:val="16"/>
+          <w:szCs w:val="16"/>
+        </w:rPr>
+        <w:t xml:space="preserve">After-tax effect = pretax error × (1 − tax rate). A is wrong: This is the tax effect only. C is wrong: This is the pretax effect.</w:t>
+      </w:r>
+    </w:p>
+    <w:p>
+      <w:pPr>
+        <w:spacing w:after="18"/>
+        <w:ind w:left="300" w:hanging="300"/>
+      </w:pPr>
+      <w:r>
+        <w:rPr>
+          <w:b/>
+          <w:bCs/>
+          <w:color w:val="8186EF"/>
+          <w:sz w:val="16"/>
+          <w:szCs w:val="16"/>
+        </w:rPr>
+        <w:t xml:space="preserve">15  </w:t>
+      </w:r>
+      <w:r>
+        <w:rPr>
+          <w:sz w:val="16"/>
+          <w:szCs w:val="16"/>
+        </w:rPr>
+        <w:t xml:space="preserve">COGS = beginning inventory + purchases − ending inventory, so low ending inventory raises COGS. A is wrong: This reverses the direction. B is wrong: Ending inventory directly changes COGS.</w:t>
+      </w:r>
+    </w:p>
+    <w:p>
+      <w:pPr>
+        <w:spacing w:after="18"/>
+        <w:ind w:left="300" w:hanging="300"/>
+      </w:pPr>
+      <w:r>
+        <w:rPr>
+          <w:b/>
+          <w:bCs/>
+          <w:color w:val="8186EF"/>
+          <w:sz w:val="16"/>
+          <w:szCs w:val="16"/>
+        </w:rPr>
+        <w:t xml:space="preserve">16  </w:t>
+      </w:r>
+      <w:r>
+        <w:rPr>
+          <w:sz w:val="16"/>
+          <w:szCs w:val="16"/>
+        </w:rPr>
+        <w:t xml:space="preserve">Inventory (an asset) and accounts payable (a liability) both increase. B is wrong: The olives become an expense only when the products are sold. C is wrong: Buying on credit creates a liability, not equity.</w:t>
+      </w:r>
+    </w:p>
+    <w:p>
+      <w:pPr>
+        <w:spacing w:after="18"/>
+        <w:ind w:left="300" w:hanging="300"/>
+      </w:pPr>
+      <w:r>
+        <w:rPr>
+          <w:b/>
+          <w:bCs/>
+          <w:color w:val="8186EF"/>
+          <w:sz w:val="16"/>
+          <w:szCs w:val="16"/>
+        </w:rPr>
+        <w:t xml:space="preserve">17  </w:t>
+      </w:r>
+      <w:r>
+        <w:rPr>
+          <w:sz w:val="16"/>
+          <w:szCs w:val="16"/>
+        </w:rPr>
+        <w:t xml:space="preserve">Cost of goods sold links directly to each sale. A is wrong: Allocation is used for costs such as depreciation. C is wrong: Immediate recognition is for costs with no clear link to revenue.</w:t>
+      </w:r>
+    </w:p>
+    <w:p>
+      <w:pPr>
+        <w:spacing w:after="18"/>
+        <w:ind w:left="300" w:hanging="300"/>
+      </w:pPr>
+      <w:r>
+        <w:rPr>
+          <w:b/>
+          <w:bCs/>
+          <w:color w:val="8186EF"/>
+          <w:sz w:val="16"/>
+          <w:szCs w:val="16"/>
+        </w:rPr>
+        <w:t xml:space="preserve">18  </w:t>
+      </w:r>
+      <w:r>
+        <w:rPr>
+          <w:sz w:val="16"/>
+          <w:szCs w:val="16"/>
+        </w:rPr>
+        <w:t xml:space="preserve">After-tax effect = pretax error × (1 − tax rate). A is wrong: This is the tax effect only. C is wrong: This is the pretax effect.</w:t>
+      </w:r>
+    </w:p>
+    <w:p>
+      <w:pPr>
+        <w:spacing w:after="18"/>
+        <w:ind w:left="300" w:hanging="300"/>
+      </w:pPr>
+      <w:r>
+        <w:rPr>
+          <w:b/>
+          <w:bCs/>
+          <w:color w:val="8186EF"/>
+          <w:sz w:val="16"/>
+          <w:szCs w:val="16"/>
+        </w:rPr>
+        <w:t xml:space="preserve">19  </w:t>
+      </w:r>
+      <w:r>
+        <w:rPr>
+          <w:sz w:val="16"/>
+          <w:szCs w:val="16"/>
+        </w:rPr>
+        <w:t xml:space="preserve">CMA questions use exact terms, and one word can change the answer.</w:t>
+      </w:r>
+    </w:p>
+    <w:p>
+      <w:pPr>
+        <w:spacing w:after="18"/>
+        <w:ind w:left="300" w:hanging="300"/>
+      </w:pPr>
+      <w:r>
+        <w:rPr>
+          <w:b/>
+          <w:bCs/>
+          <w:color w:val="8186EF"/>
+          <w:sz w:val="16"/>
+          <w:szCs w:val="16"/>
+        </w:rPr>
+        <w:t xml:space="preserve">26  </w:t>
+      </w:r>
+      <w:r>
+        <w:rPr>
+          <w:sz w:val="16"/>
+          <w:szCs w:val="16"/>
+        </w:rPr>
         <w:t xml:space="preserve">The book’s own table pairs FIFO with “the newest costs: 2,000 × $50”.</w:t>
       </w:r>
     </w:p>
@@ -4884,244 +4686,60 @@
           <w:sz w:val="16"/>
           <w:szCs w:val="16"/>
         </w:rPr>
-        <w:t xml:space="preserve">10  </w:t>
-      </w:r>
-      <w:r>
-        <w:rPr>
-          <w:sz w:val="16"/>
-          <w:szCs w:val="16"/>
-        </w:rPr>
-        <w:t xml:space="preserve">The book pairs FIFO with “100,000”.</w:t>
-      </w:r>
-    </w:p>
-    <w:p>
-      <w:pPr>
-        <w:spacing w:after="18"/>
-        <w:ind w:left="300" w:hanging="300"/>
-      </w:pPr>
-      <w:r>
-        <w:rPr>
-          <w:b/>
-          <w:bCs/>
-          <w:color w:val="8186EF"/>
-          <w:sz w:val="16"/>
-          <w:szCs w:val="16"/>
-        </w:rPr>
-        <w:t xml:space="preserve">11  </w:t>
-      </w:r>
-      <w:r>
-        <w:rPr>
-          <w:sz w:val="16"/>
-          <w:szCs w:val="16"/>
-        </w:rPr>
-        <w:t xml:space="preserve">The book’s own table pairs FIFO with “100,000”.</w:t>
-      </w:r>
-    </w:p>
-    <w:p>
-      <w:pPr>
-        <w:spacing w:after="18"/>
-        <w:ind w:left="300" w:hanging="300"/>
-      </w:pPr>
-      <w:r>
-        <w:rPr>
-          <w:b/>
-          <w:bCs/>
-          <w:color w:val="8186EF"/>
-          <w:sz w:val="16"/>
-          <w:szCs w:val="16"/>
-        </w:rPr>
-        <w:t xml:space="preserve">12  </w:t>
-      </w:r>
-      <w:r>
-        <w:rPr>
-          <w:sz w:val="16"/>
-          <w:szCs w:val="16"/>
-        </w:rPr>
-        <w:t xml:space="preserve">The book’s own table pairs LIFO with “84,000”.</w:t>
-      </w:r>
-    </w:p>
-    <w:p>
-      <w:pPr>
-        <w:spacing w:after="18"/>
-        <w:ind w:left="300" w:hanging="300"/>
-      </w:pPr>
-      <w:r>
-        <w:rPr>
-          <w:b/>
-          <w:bCs/>
-          <w:color w:val="8186EF"/>
-          <w:sz w:val="16"/>
-          <w:szCs w:val="16"/>
-        </w:rPr>
-        <w:t xml:space="preserve">13  </w:t>
-      </w:r>
-      <w:r>
-        <w:rPr>
-          <w:sz w:val="16"/>
-          <w:szCs w:val="16"/>
-        </w:rPr>
-        <w:t xml:space="preserve">The book’s own table pairs Average (weighted / moving) with “93,000”.</w:t>
-      </w:r>
-    </w:p>
-    <w:p>
-      <w:pPr>
-        <w:spacing w:after="18"/>
-        <w:ind w:left="300" w:hanging="300"/>
-      </w:pPr>
-      <w:r>
-        <w:rPr>
-          <w:b/>
-          <w:bCs/>
-          <w:color w:val="8186EF"/>
-          <w:sz w:val="16"/>
-          <w:szCs w:val="16"/>
-        </w:rPr>
-        <w:t xml:space="preserve">14  </w:t>
-      </w:r>
-      <w:r>
-        <w:rPr>
-          <w:sz w:val="16"/>
-          <w:szCs w:val="16"/>
-        </w:rPr>
-        <w:t xml:space="preserve">The book pairs FIFO with “272,000”.</w:t>
-      </w:r>
-    </w:p>
-    <w:p>
-      <w:pPr>
-        <w:spacing w:after="18"/>
-        <w:ind w:left="300" w:hanging="300"/>
-      </w:pPr>
-      <w:r>
-        <w:rPr>
-          <w:b/>
-          <w:bCs/>
-          <w:color w:val="8186EF"/>
-          <w:sz w:val="16"/>
-          <w:szCs w:val="16"/>
-        </w:rPr>
-        <w:t xml:space="preserve">15  </w:t>
-      </w:r>
-      <w:r>
-        <w:rPr>
-          <w:sz w:val="16"/>
-          <w:szCs w:val="16"/>
-        </w:rPr>
-        <w:t xml:space="preserve">The book pairs LIFO with “279,000”, not with “274,367”.</w:t>
-      </w:r>
-    </w:p>
-    <w:p>
-      <w:pPr>
-        <w:spacing w:after="18"/>
-        <w:ind w:left="300" w:hanging="300"/>
-      </w:pPr>
-      <w:r>
-        <w:rPr>
-          <w:b/>
-          <w:bCs/>
-          <w:color w:val="8186EF"/>
-          <w:sz w:val="16"/>
-          <w:szCs w:val="16"/>
-        </w:rPr>
-        <w:t xml:space="preserve">18  </w:t>
-      </w:r>
-      <w:r>
-        <w:rPr>
-          <w:sz w:val="16"/>
-          <w:szCs w:val="16"/>
-        </w:rPr>
-        <w:t xml:space="preserve">After-tax effect = pretax error × (1 − tax rate). A is wrong: This is the tax effect only. C is wrong: This is the pretax effect.</w:t>
-      </w:r>
-    </w:p>
-    <w:p>
-      <w:pPr>
-        <w:spacing w:after="18"/>
-        <w:ind w:left="300" w:hanging="300"/>
-      </w:pPr>
-      <w:r>
-        <w:rPr>
-          <w:b/>
-          <w:bCs/>
-          <w:color w:val="8186EF"/>
-          <w:sz w:val="16"/>
-          <w:szCs w:val="16"/>
-        </w:rPr>
-        <w:t xml:space="preserve">19  </w:t>
-      </w:r>
-      <w:r>
-        <w:rPr>
-          <w:sz w:val="16"/>
-          <w:szCs w:val="16"/>
-        </w:rPr>
-        <w:t xml:space="preserve">COGS = beginning inventory + purchases − ending inventory, so low ending inventory raises COGS. A is wrong: This reverses the direction. B is wrong: Ending inventory directly changes COGS.</w:t>
-      </w:r>
-    </w:p>
-    <w:p>
-      <w:pPr>
-        <w:spacing w:after="18"/>
-        <w:ind w:left="300" w:hanging="300"/>
-      </w:pPr>
-      <w:r>
-        <w:rPr>
-          <w:b/>
-          <w:bCs/>
-          <w:color w:val="8186EF"/>
-          <w:sz w:val="16"/>
-          <w:szCs w:val="16"/>
-        </w:rPr>
-        <w:t xml:space="preserve">20  </w:t>
-      </w:r>
-      <w:r>
-        <w:rPr>
-          <w:sz w:val="16"/>
-          <w:szCs w:val="16"/>
-        </w:rPr>
-        <w:t xml:space="preserve">Inventory (an asset) and accounts payable (a liability) both increase. B is wrong: The olives become an expense only when the products are sold. C is wrong: Buying on credit creates a liability, not equity.</w:t>
-      </w:r>
-    </w:p>
-    <w:p>
-      <w:pPr>
-        <w:spacing w:after="18"/>
-        <w:ind w:left="300" w:hanging="300"/>
-      </w:pPr>
-      <w:r>
-        <w:rPr>
-          <w:b/>
-          <w:bCs/>
-          <w:color w:val="8186EF"/>
-          <w:sz w:val="16"/>
-          <w:szCs w:val="16"/>
-        </w:rPr>
-        <w:t xml:space="preserve">21  </w:t>
-      </w:r>
-      <w:r>
-        <w:rPr>
-          <w:sz w:val="16"/>
-          <w:szCs w:val="16"/>
-        </w:rPr>
-        <w:t xml:space="preserve">Cost of goods sold links directly to each sale. A is wrong: Allocation is used for costs such as depreciation. C is wrong: Immediate recognition is for costs with no clear link to revenue.</w:t>
-      </w:r>
-    </w:p>
-    <w:p>
-      <w:pPr>
-        <w:spacing w:after="18"/>
-        <w:ind w:left="300" w:hanging="300"/>
-      </w:pPr>
-      <w:r>
-        <w:rPr>
-          <w:b/>
-          <w:bCs/>
-          <w:color w:val="8186EF"/>
-          <w:sz w:val="16"/>
-          <w:szCs w:val="16"/>
-        </w:rPr>
-        <w:t xml:space="preserve">22  </w:t>
-      </w:r>
-      <w:r>
-        <w:rPr>
-          <w:sz w:val="16"/>
-          <w:szCs w:val="16"/>
-        </w:rPr>
-        <w:t xml:space="preserve">After-tax effect = pretax error × (1 − tax rate). A is wrong: This is the tax effect only. C is wrong: This is the pretax effect.</w:t>
+        <w:t xml:space="preserve">27  </w:t>
+      </w:r>
+      <w:r>
+        <w:rPr>
+          <w:sz w:val="16"/>
+          <w:szCs w:val="16"/>
+        </w:rPr>
+        <w:t xml:space="preserve">The book’s own table pairs LIFO with “the oldest costs: 1,000 × $40 + 1,000 × $44”.</w:t>
+      </w:r>
+    </w:p>
+    <w:p>
+      <w:pPr>
+        <w:spacing w:after="18"/>
+        <w:ind w:left="300" w:hanging="300"/>
+      </w:pPr>
+      <w:r>
+        <w:rPr>
+          <w:b/>
+          <w:bCs/>
+          <w:color w:val="8186EF"/>
+          <w:sz w:val="16"/>
+          <w:szCs w:val="16"/>
+        </w:rPr>
+        <w:t xml:space="preserve">28  </w:t>
+      </w:r>
+      <w:r>
+        <w:rPr>
+          <w:sz w:val="16"/>
+          <w:szCs w:val="16"/>
+        </w:rPr>
+        <w:t xml:space="preserve">The book’s own table pairs Weighted average with “2,000 × $46.50 (= 372,000 ÷ 8,000)”.</w:t>
+      </w:r>
+    </w:p>
+    <w:p>
+      <w:pPr>
+        <w:spacing w:after="18"/>
+        <w:ind w:left="300" w:hanging="300"/>
+      </w:pPr>
+      <w:r>
+        <w:rPr>
+          <w:b/>
+          <w:bCs/>
+          <w:color w:val="8186EF"/>
+          <w:sz w:val="16"/>
+          <w:szCs w:val="16"/>
+        </w:rPr>
+        <w:t xml:space="preserve">29  </w:t>
+      </w:r>
+      <w:r>
+        <w:rPr>
+          <w:sz w:val="16"/>
+          <w:szCs w:val="16"/>
+        </w:rPr>
+        <w:t xml:space="preserve">IAS 2 prohibits LIFO. A is wrong: FIFO is allowed under IAS 2. B is wrong: The weighted average is allowed under IAS 2.</w:t>
       </w:r>
     </w:p>
     <w:p/>
@@ -5231,73 +4849,73 @@
                 <w:sz w:val="17"/>
                 <w:szCs w:val="17"/>
               </w:rPr>
-              <w:t xml:space="preserve">B</w:t>
-            </w:r>
-          </w:p>
-        </w:tc>
-        <w:tc>
-          <w:tcPr>
-            <w:tcW w:type="pct" w:w="1667"/>
-            <w:tcMar>
-              <w:top w:type="dxa" w:w="40"/>
-              <w:left w:type="dxa" w:w="100"/>
-              <w:bottom w:type="dxa" w:w="40"/>
-              <w:right w:type="dxa" w:w="100"/>
-            </w:tcMar>
-          </w:tcPr>
-          <w:p>
-            <w:pPr>
-              <w:spacing w:before="22" w:after="22"/>
-            </w:pPr>
-            <w:r>
-              <w:rPr>
-                <w:b/>
-                <w:bCs/>
-                <w:color w:val="8186EF"/>
-                <w:sz w:val="16"/>
-                <w:szCs w:val="16"/>
-              </w:rPr>
-              <w:t xml:space="preserve">10  </w:t>
-            </w:r>
-            <w:r>
-              <w:rPr>
-                <w:sz w:val="17"/>
-                <w:szCs w:val="17"/>
-              </w:rPr>
-              <w:t xml:space="preserve">T</w:t>
-            </w:r>
-          </w:p>
-        </w:tc>
-        <w:tc>
-          <w:tcPr>
-            <w:tcW w:type="pct" w:w="1667"/>
-            <w:tcMar>
-              <w:top w:type="dxa" w:w="40"/>
-              <w:left w:type="dxa" w:w="100"/>
-              <w:bottom w:type="dxa" w:w="40"/>
-              <w:right w:type="dxa" w:w="100"/>
-            </w:tcMar>
-          </w:tcPr>
-          <w:p>
-            <w:pPr>
-              <w:spacing w:before="22" w:after="22"/>
-            </w:pPr>
-            <w:r>
-              <w:rPr>
-                <w:b/>
-                <w:bCs/>
-                <w:color w:val="8186EF"/>
-                <w:sz w:val="16"/>
-                <w:szCs w:val="16"/>
-              </w:rPr>
-              <w:t xml:space="preserve">19  </w:t>
-            </w:r>
-            <w:r>
-              <w:rPr>
-                <w:sz w:val="17"/>
-                <w:szCs w:val="17"/>
-              </w:rPr>
-              <w:t xml:space="preserve">F</w:t>
+              <w:t xml:space="preserve">cost of goods sold · gross profit · inventory</w:t>
+            </w:r>
+          </w:p>
+        </w:tc>
+        <w:tc>
+          <w:tcPr>
+            <w:tcW w:type="pct" w:w="1667"/>
+            <w:tcMar>
+              <w:top w:type="dxa" w:w="40"/>
+              <w:left w:type="dxa" w:w="100"/>
+              <w:bottom w:type="dxa" w:w="40"/>
+              <w:right w:type="dxa" w:w="100"/>
+            </w:tcMar>
+          </w:tcPr>
+          <w:p>
+            <w:pPr>
+              <w:spacing w:before="22" w:after="22"/>
+            </w:pPr>
+            <w:r>
+              <w:rPr>
+                <w:b/>
+                <w:bCs/>
+                <w:color w:val="8186EF"/>
+                <w:sz w:val="16"/>
+                <w:szCs w:val="16"/>
+              </w:rPr>
+              <w:t xml:space="preserve">8  </w:t>
+            </w:r>
+            <w:r>
+              <w:rPr>
+                <w:sz w:val="17"/>
+                <w:szCs w:val="17"/>
+              </w:rPr>
+              <w:t xml:space="preserve">D</w:t>
+            </w:r>
+          </w:p>
+        </w:tc>
+        <w:tc>
+          <w:tcPr>
+            <w:tcW w:type="pct" w:w="1667"/>
+            <w:tcMar>
+              <w:top w:type="dxa" w:w="40"/>
+              <w:left w:type="dxa" w:w="100"/>
+              <w:bottom w:type="dxa" w:w="40"/>
+              <w:right w:type="dxa" w:w="100"/>
+            </w:tcMar>
+          </w:tcPr>
+          <w:p>
+            <w:pPr>
+              <w:spacing w:before="22" w:after="22"/>
+            </w:pPr>
+            <w:r>
+              <w:rPr>
+                <w:b/>
+                <w:bCs/>
+                <w:color w:val="8186EF"/>
+                <w:sz w:val="16"/>
+                <w:szCs w:val="16"/>
+              </w:rPr>
+              <w:t xml:space="preserve">15  </w:t>
+            </w:r>
+            <w:r>
+              <w:rPr>
+                <w:sz w:val="17"/>
+                <w:szCs w:val="17"/>
+              </w:rPr>
+              <w:t xml:space="preserve">E</w:t>
             </w:r>
           </w:p>
         </w:tc>
@@ -5333,7 +4951,7 @@
                 <w:sz w:val="17"/>
                 <w:szCs w:val="17"/>
               </w:rPr>
-              <w:t xml:space="preserve">C</w:t>
+              <w:t xml:space="preserve">inventory · LIFO reserve · cost of goods sold</w:t>
             </w:r>
           </w:p>
         </w:tc>
@@ -5360,14 +4978,14 @@
                 <w:sz w:val="16"/>
                 <w:szCs w:val="16"/>
               </w:rPr>
-              <w:t xml:space="preserve">11  </w:t>
-            </w:r>
-            <w:r>
-              <w:rPr>
-                <w:sz w:val="17"/>
-                <w:szCs w:val="17"/>
-              </w:rPr>
-              <w:t xml:space="preserve">B</w:t>
+              <w:t xml:space="preserve">9  </w:t>
+            </w:r>
+            <w:r>
+              <w:rPr>
+                <w:sz w:val="17"/>
+                <w:szCs w:val="17"/>
+              </w:rPr>
+              <w:t xml:space="preserve">T</w:t>
             </w:r>
           </w:p>
         </w:tc>
@@ -5394,14 +5012,14 @@
                 <w:sz w:val="16"/>
                 <w:szCs w:val="16"/>
               </w:rPr>
-              <w:t xml:space="preserve">20  </w:t>
-            </w:r>
-            <w:r>
-              <w:rPr>
-                <w:sz w:val="17"/>
-                <w:szCs w:val="17"/>
-              </w:rPr>
-              <w:t xml:space="preserve">A</w:t>
+              <w:t xml:space="preserve">16  </w:t>
+            </w:r>
+            <w:r>
+              <w:rPr>
+                <w:sz w:val="17"/>
+                <w:szCs w:val="17"/>
+              </w:rPr>
+              <w:t xml:space="preserve">D</w:t>
             </w:r>
           </w:p>
         </w:tc>
@@ -5436,33 +5054,66 @@
                 <w:sz w:val="17"/>
                 <w:szCs w:val="17"/>
               </w:rPr>
-              <w:t xml:space="preserve">B</w:t>
-            </w:r>
-          </w:p>
-        </w:tc>
-        <w:tc>
-          <w:tcPr>
-            <w:tcW w:type="pct" w:w="1667"/>
-            <w:tcMar>
-              <w:top w:type="dxa" w:w="40"/>
-              <w:left w:type="dxa" w:w="100"/>
-              <w:bottom w:type="dxa" w:w="40"/>
-              <w:right w:type="dxa" w:w="100"/>
-            </w:tcMar>
-          </w:tcPr>
-          <w:p>
-            <w:pPr>
-              <w:spacing w:before="22" w:after="22"/>
-            </w:pPr>
-            <w:r>
-              <w:rPr>
-                <w:b/>
-                <w:bCs/>
-                <w:color w:val="8186EF"/>
-                <w:sz w:val="16"/>
-                <w:szCs w:val="16"/>
-              </w:rPr>
-              <w:t xml:space="preserve">12  </w:t>
+              <w:t xml:space="preserve">cost of goods sold · LIFO reserve</w:t>
+            </w:r>
+          </w:p>
+        </w:tc>
+        <w:tc>
+          <w:tcPr>
+            <w:tcW w:type="pct" w:w="1667"/>
+            <w:tcMar>
+              <w:top w:type="dxa" w:w="40"/>
+              <w:left w:type="dxa" w:w="100"/>
+              <w:bottom w:type="dxa" w:w="40"/>
+              <w:right w:type="dxa" w:w="100"/>
+            </w:tcMar>
+          </w:tcPr>
+          <w:p>
+            <w:pPr>
+              <w:spacing w:before="22" w:after="22"/>
+            </w:pPr>
+            <w:r>
+              <w:rPr>
+                <w:b/>
+                <w:bCs/>
+                <w:color w:val="8186EF"/>
+                <w:sz w:val="16"/>
+                <w:szCs w:val="16"/>
+              </w:rPr>
+              <w:t xml:space="preserve">10  </w:t>
+            </w:r>
+            <w:r>
+              <w:rPr>
+                <w:sz w:val="17"/>
+                <w:szCs w:val="17"/>
+              </w:rPr>
+              <w:t xml:space="preserve">A</w:t>
+            </w:r>
+          </w:p>
+        </w:tc>
+        <w:tc>
+          <w:tcPr>
+            <w:tcW w:type="pct" w:w="1667"/>
+            <w:tcMar>
+              <w:top w:type="dxa" w:w="40"/>
+              <w:left w:type="dxa" w:w="100"/>
+              <w:bottom w:type="dxa" w:w="40"/>
+              <w:right w:type="dxa" w:w="100"/>
+            </w:tcMar>
+          </w:tcPr>
+          <w:p>
+            <w:pPr>
+              <w:spacing w:before="22" w:after="22"/>
+            </w:pPr>
+            <w:r>
+              <w:rPr>
+                <w:b/>
+                <w:bCs/>
+                <w:color w:val="8186EF"/>
+                <w:sz w:val="16"/>
+                <w:szCs w:val="16"/>
+              </w:rPr>
+              <w:t xml:space="preserve">17  </w:t>
             </w:r>
             <w:r>
               <w:rPr>
@@ -5470,39 +5121,6 @@
                 <w:szCs w:val="17"/>
               </w:rPr>
               <w:t xml:space="preserve">C</w:t>
-            </w:r>
-          </w:p>
-        </w:tc>
-        <w:tc>
-          <w:tcPr>
-            <w:tcW w:type="pct" w:w="1667"/>
-            <w:tcMar>
-              <w:top w:type="dxa" w:w="40"/>
-              <w:left w:type="dxa" w:w="100"/>
-              <w:bottom w:type="dxa" w:w="40"/>
-              <w:right w:type="dxa" w:w="100"/>
-            </w:tcMar>
-          </w:tcPr>
-          <w:p>
-            <w:pPr>
-              <w:spacing w:before="22" w:after="22"/>
-            </w:pPr>
-            <w:r>
-              <w:rPr>
-                <w:b/>
-                <w:bCs/>
-                <w:color w:val="8186EF"/>
-                <w:sz w:val="16"/>
-                <w:szCs w:val="16"/>
-              </w:rPr>
-              <w:t xml:space="preserve">21  </w:t>
-            </w:r>
-            <w:r>
-              <w:rPr>
-                <w:sz w:val="17"/>
-                <w:szCs w:val="17"/>
-              </w:rPr>
-              <w:t xml:space="preserve">E</w:t>
             </w:r>
           </w:p>
         </w:tc>
@@ -5538,7 +5156,7 @@
                 <w:sz w:val="17"/>
                 <w:szCs w:val="17"/>
               </w:rPr>
-              <w:t xml:space="preserve">D</w:t>
+              <w:t xml:space="preserve">T</w:t>
             </w:r>
           </w:p>
         </w:tc>
@@ -5565,14 +5183,14 @@
                 <w:sz w:val="16"/>
                 <w:szCs w:val="16"/>
               </w:rPr>
-              <w:t xml:space="preserve">13  </w:t>
-            </w:r>
-            <w:r>
-              <w:rPr>
-                <w:sz w:val="17"/>
-                <w:szCs w:val="17"/>
-              </w:rPr>
-              <w:t xml:space="preserve">B</w:t>
+              <w:t xml:space="preserve">11  </w:t>
+            </w:r>
+            <w:r>
+              <w:rPr>
+                <w:sz w:val="17"/>
+                <w:szCs w:val="17"/>
+              </w:rPr>
+              <w:t xml:space="preserve">T</w:t>
             </w:r>
           </w:p>
         </w:tc>
@@ -5599,14 +5217,14 @@
                 <w:sz w:val="16"/>
                 <w:szCs w:val="16"/>
               </w:rPr>
-              <w:t xml:space="preserve">22  </w:t>
-            </w:r>
-            <w:r>
-              <w:rPr>
-                <w:sz w:val="17"/>
-                <w:szCs w:val="17"/>
-              </w:rPr>
-              <w:t xml:space="preserve">D</w:t>
+              <w:t xml:space="preserve">18  </w:t>
+            </w:r>
+            <w:r>
+              <w:rPr>
+                <w:sz w:val="17"/>
+                <w:szCs w:val="17"/>
+              </w:rPr>
+              <w:t xml:space="preserve">T</w:t>
             </w:r>
           </w:p>
         </w:tc>
@@ -5641,73 +5259,73 @@
                 <w:sz w:val="17"/>
                 <w:szCs w:val="17"/>
               </w:rPr>
-              <w:t xml:space="preserve">D</w:t>
-            </w:r>
-          </w:p>
-        </w:tc>
-        <w:tc>
-          <w:tcPr>
-            <w:tcW w:type="pct" w:w="1667"/>
-            <w:tcMar>
-              <w:top w:type="dxa" w:w="40"/>
-              <w:left w:type="dxa" w:w="100"/>
-              <w:bottom w:type="dxa" w:w="40"/>
-              <w:right w:type="dxa" w:w="100"/>
-            </w:tcMar>
-          </w:tcPr>
-          <w:p>
-            <w:pPr>
-              <w:spacing w:before="22" w:after="22"/>
-            </w:pPr>
-            <w:r>
-              <w:rPr>
-                <w:b/>
-                <w:bCs/>
-                <w:color w:val="8186EF"/>
-                <w:sz w:val="16"/>
-                <w:szCs w:val="16"/>
-              </w:rPr>
-              <w:t xml:space="preserve">14  </w:t>
-            </w:r>
-            <w:r>
-              <w:rPr>
-                <w:sz w:val="17"/>
-                <w:szCs w:val="17"/>
-              </w:rPr>
-              <w:t xml:space="preserve">D</w:t>
-            </w:r>
-          </w:p>
-        </w:tc>
-        <w:tc>
-          <w:tcPr>
-            <w:tcW w:type="pct" w:w="1667"/>
-            <w:tcMar>
-              <w:top w:type="dxa" w:w="40"/>
-              <w:left w:type="dxa" w:w="100"/>
-              <w:bottom w:type="dxa" w:w="40"/>
-              <w:right w:type="dxa" w:w="100"/>
-            </w:tcMar>
-          </w:tcPr>
-          <w:p>
-            <w:pPr>
-              <w:spacing w:before="22" w:after="22"/>
-            </w:pPr>
-            <w:r>
-              <w:rPr>
-                <w:b/>
-                <w:bCs/>
-                <w:color w:val="8186EF"/>
-                <w:sz w:val="16"/>
-                <w:szCs w:val="16"/>
-              </w:rPr>
-              <w:t xml:space="preserve">23  </w:t>
-            </w:r>
-            <w:r>
-              <w:rPr>
-                <w:sz w:val="17"/>
-                <w:szCs w:val="17"/>
-              </w:rPr>
-              <w:t xml:space="preserve">C</w:t>
+              <w:t xml:space="preserve">B</w:t>
+            </w:r>
+          </w:p>
+        </w:tc>
+        <w:tc>
+          <w:tcPr>
+            <w:tcW w:type="pct" w:w="1667"/>
+            <w:tcMar>
+              <w:top w:type="dxa" w:w="40"/>
+              <w:left w:type="dxa" w:w="100"/>
+              <w:bottom w:type="dxa" w:w="40"/>
+              <w:right w:type="dxa" w:w="100"/>
+            </w:tcMar>
+          </w:tcPr>
+          <w:p>
+            <w:pPr>
+              <w:spacing w:before="22" w:after="22"/>
+            </w:pPr>
+            <w:r>
+              <w:rPr>
+                <w:b/>
+                <w:bCs/>
+                <w:color w:val="8186EF"/>
+                <w:sz w:val="16"/>
+                <w:szCs w:val="16"/>
+              </w:rPr>
+              <w:t xml:space="preserve">12  </w:t>
+            </w:r>
+            <w:r>
+              <w:rPr>
+                <w:sz w:val="17"/>
+                <w:szCs w:val="17"/>
+              </w:rPr>
+              <w:t xml:space="preserve">B</w:t>
+            </w:r>
+          </w:p>
+        </w:tc>
+        <w:tc>
+          <w:tcPr>
+            <w:tcW w:type="pct" w:w="1667"/>
+            <w:tcMar>
+              <w:top w:type="dxa" w:w="40"/>
+              <w:left w:type="dxa" w:w="100"/>
+              <w:bottom w:type="dxa" w:w="40"/>
+              <w:right w:type="dxa" w:w="100"/>
+            </w:tcMar>
+          </w:tcPr>
+          <w:p>
+            <w:pPr>
+              <w:spacing w:before="22" w:after="22"/>
+            </w:pPr>
+            <w:r>
+              <w:rPr>
+                <w:b/>
+                <w:bCs/>
+                <w:color w:val="8186EF"/>
+                <w:sz w:val="16"/>
+                <w:szCs w:val="16"/>
+              </w:rPr>
+              <w:t xml:space="preserve">19  </w:t>
+            </w:r>
+            <w:r>
+              <w:rPr>
+                <w:sz w:val="17"/>
+                <w:szCs w:val="17"/>
+              </w:rPr>
+              <w:t xml:space="preserve">A</w:t>
             </w:r>
           </w:p>
         </w:tc>
@@ -5743,7 +5361,7 @@
                 <w:sz w:val="17"/>
                 <w:szCs w:val="17"/>
               </w:rPr>
-              <w:t xml:space="preserve">D</w:t>
+              <w:t xml:space="preserve">C</w:t>
             </w:r>
           </w:p>
         </w:tc>
@@ -5770,14 +5388,14 @@
                 <w:sz w:val="16"/>
                 <w:szCs w:val="16"/>
               </w:rPr>
-              <w:t xml:space="preserve">15  </w:t>
-            </w:r>
-            <w:r>
-              <w:rPr>
-                <w:sz w:val="17"/>
-                <w:szCs w:val="17"/>
-              </w:rPr>
-              <w:t xml:space="preserve">T</w:t>
+              <w:t xml:space="preserve">13  </w:t>
+            </w:r>
+            <w:r>
+              <w:rPr>
+                <w:sz w:val="17"/>
+                <w:szCs w:val="17"/>
+              </w:rPr>
+              <w:t xml:space="preserve">F</w:t>
             </w:r>
           </w:p>
         </w:tc>
@@ -5804,14 +5422,14 @@
                 <w:sz w:val="16"/>
                 <w:szCs w:val="16"/>
               </w:rPr>
-              <w:t xml:space="preserve">24  </w:t>
-            </w:r>
-            <w:r>
-              <w:rPr>
-                <w:sz w:val="17"/>
-                <w:szCs w:val="17"/>
-              </w:rPr>
-              <w:t xml:space="preserve">T</w:t>
+              <w:t xml:space="preserve">20  </w:t>
+            </w:r>
+            <w:r>
+              <w:rPr>
+                <w:sz w:val="17"/>
+                <w:szCs w:val="17"/>
+              </w:rPr>
+              <w:t xml:space="preserve">Compare with the model earlier in this handout.</w:t>
             </w:r>
           </w:p>
         </w:tc>
@@ -5846,6 +5464,39 @@
                 <w:sz w:val="17"/>
                 <w:szCs w:val="17"/>
               </w:rPr>
+              <w:t xml:space="preserve">B</w:t>
+            </w:r>
+          </w:p>
+        </w:tc>
+        <w:tc>
+          <w:tcPr>
+            <w:tcW w:type="pct" w:w="1667"/>
+            <w:tcMar>
+              <w:top w:type="dxa" w:w="40"/>
+              <w:left w:type="dxa" w:w="100"/>
+              <w:bottom w:type="dxa" w:w="40"/>
+              <w:right w:type="dxa" w:w="100"/>
+            </w:tcMar>
+          </w:tcPr>
+          <w:p>
+            <w:pPr>
+              <w:spacing w:before="22" w:after="22"/>
+            </w:pPr>
+            <w:r>
+              <w:rPr>
+                <w:b/>
+                <w:bCs/>
+                <w:color w:val="8186EF"/>
+                <w:sz w:val="16"/>
+                <w:szCs w:val="16"/>
+              </w:rPr>
+              <w:t xml:space="preserve">14  </w:t>
+            </w:r>
+            <w:r>
+              <w:rPr>
+                <w:sz w:val="17"/>
+                <w:szCs w:val="17"/>
+              </w:rPr>
               <w:t xml:space="preserve">A</w:t>
             </w:r>
           </w:p>
@@ -5872,245 +5523,7 @@
                 <w:sz w:val="16"/>
                 <w:szCs w:val="16"/>
               </w:rPr>
-              <w:t xml:space="preserve">16  </w:t>
-            </w:r>
-            <w:r>
-              <w:rPr>
-                <w:sz w:val="17"/>
-                <w:szCs w:val="17"/>
-              </w:rPr>
-              <w:t xml:space="preserve">A</w:t>
-            </w:r>
-          </w:p>
-        </w:tc>
-        <w:tc>
-          <w:tcPr>
-            <w:tcW w:type="pct" w:w="1667"/>
-            <w:tcMar>
-              <w:top w:type="dxa" w:w="40"/>
-              <w:left w:type="dxa" w:w="100"/>
-              <w:bottom w:type="dxa" w:w="40"/>
-              <w:right w:type="dxa" w:w="100"/>
-            </w:tcMar>
-          </w:tcPr>
-          <w:p>
-            <w:pPr>
-              <w:spacing w:before="22" w:after="22"/>
-            </w:pPr>
-            <w:r>
-              <w:rPr>
-                <w:b/>
-                <w:bCs/>
-                <w:color w:val="8186EF"/>
-                <w:sz w:val="16"/>
-                <w:szCs w:val="16"/>
-              </w:rPr>
-              <w:t xml:space="preserve">25  </w:t>
-            </w:r>
-            <w:r>
-              <w:rPr>
-                <w:sz w:val="17"/>
-                <w:szCs w:val="17"/>
-              </w:rPr>
-              <w:t xml:space="preserve">A</w:t>
-            </w:r>
-          </w:p>
-        </w:tc>
-      </w:tr>
-      <w:tr>
-        <w:tc>
-          <w:tcPr>
-            <w:tcW w:type="pct" w:w="1667"/>
-            <w:shd w:fill="FBFAF6" w:val="clear"/>
-            <w:tcMar>
-              <w:top w:type="dxa" w:w="40"/>
-              <w:left w:type="dxa" w:w="100"/>
-              <w:bottom w:type="dxa" w:w="40"/>
-              <w:right w:type="dxa" w:w="100"/>
-            </w:tcMar>
-          </w:tcPr>
-          <w:p>
-            <w:pPr>
-              <w:spacing w:before="22" w:after="22"/>
-            </w:pPr>
-            <w:r>
-              <w:rPr>
-                <w:b/>
-                <w:bCs/>
-                <w:color w:val="8186EF"/>
-                <w:sz w:val="16"/>
-                <w:szCs w:val="16"/>
-              </w:rPr>
-              <w:t xml:space="preserve">8  </w:t>
-            </w:r>
-            <w:r>
-              <w:rPr>
-                <w:sz w:val="17"/>
-                <w:szCs w:val="17"/>
-              </w:rPr>
-              <w:t xml:space="preserve">C</w:t>
-            </w:r>
-          </w:p>
-        </w:tc>
-        <w:tc>
-          <w:tcPr>
-            <w:tcW w:type="pct" w:w="1667"/>
-            <w:shd w:fill="FBFAF6" w:val="clear"/>
-            <w:tcMar>
-              <w:top w:type="dxa" w:w="40"/>
-              <w:left w:type="dxa" w:w="100"/>
-              <w:bottom w:type="dxa" w:w="40"/>
-              <w:right w:type="dxa" w:w="100"/>
-            </w:tcMar>
-          </w:tcPr>
-          <w:p>
-            <w:pPr>
-              <w:spacing w:before="22" w:after="22"/>
-            </w:pPr>
-            <w:r>
-              <w:rPr>
-                <w:b/>
-                <w:bCs/>
-                <w:color w:val="8186EF"/>
-                <w:sz w:val="16"/>
-                <w:szCs w:val="16"/>
-              </w:rPr>
-              <w:t xml:space="preserve">17  </w:t>
-            </w:r>
-            <w:r>
-              <w:rPr>
-                <w:sz w:val="17"/>
-                <w:szCs w:val="17"/>
-              </w:rPr>
-              <w:t xml:space="preserve">T</w:t>
-            </w:r>
-          </w:p>
-        </w:tc>
-        <w:tc>
-          <w:tcPr>
-            <w:tcW w:type="pct" w:w="1667"/>
-            <w:shd w:fill="FBFAF6" w:val="clear"/>
-            <w:tcMar>
-              <w:top w:type="dxa" w:w="40"/>
-              <w:left w:type="dxa" w:w="100"/>
-              <w:bottom w:type="dxa" w:w="40"/>
-              <w:right w:type="dxa" w:w="100"/>
-            </w:tcMar>
-          </w:tcPr>
-          <w:p>
-            <w:pPr>
-              <w:spacing w:before="22" w:after="22"/>
-            </w:pPr>
-            <w:r>
-              <w:rPr>
-                <w:b/>
-                <w:bCs/>
-                <w:color w:val="8186EF"/>
-                <w:sz w:val="16"/>
-                <w:szCs w:val="16"/>
-              </w:rPr>
-              <w:t xml:space="preserve">26  </w:t>
-            </w:r>
-            <w:r>
-              <w:rPr>
-                <w:sz w:val="17"/>
-                <w:szCs w:val="17"/>
-              </w:rPr>
-              <w:t xml:space="preserve">Compare with the model earlier in this handout.</w:t>
-            </w:r>
-          </w:p>
-        </w:tc>
-      </w:tr>
-      <w:tr>
-        <w:tc>
-          <w:tcPr>
-            <w:tcW w:type="pct" w:w="1667"/>
-            <w:tcMar>
-              <w:top w:type="dxa" w:w="40"/>
-              <w:left w:type="dxa" w:w="100"/>
-              <w:bottom w:type="dxa" w:w="40"/>
-              <w:right w:type="dxa" w:w="100"/>
-            </w:tcMar>
-          </w:tcPr>
-          <w:p>
-            <w:pPr>
-              <w:spacing w:before="22" w:after="22"/>
-            </w:pPr>
-            <w:r>
-              <w:rPr>
-                <w:b/>
-                <w:bCs/>
-                <w:color w:val="8186EF"/>
-                <w:sz w:val="16"/>
-                <w:szCs w:val="16"/>
-              </w:rPr>
-              <w:t xml:space="preserve">9  </w:t>
-            </w:r>
-            <w:r>
-              <w:rPr>
-                <w:sz w:val="17"/>
-                <w:szCs w:val="17"/>
-              </w:rPr>
-              <w:t xml:space="preserve">B</w:t>
-            </w:r>
-          </w:p>
-        </w:tc>
-        <w:tc>
-          <w:tcPr>
-            <w:tcW w:type="pct" w:w="1667"/>
-            <w:tcMar>
-              <w:top w:type="dxa" w:w="40"/>
-              <w:left w:type="dxa" w:w="100"/>
-              <w:bottom w:type="dxa" w:w="40"/>
-              <w:right w:type="dxa" w:w="100"/>
-            </w:tcMar>
-          </w:tcPr>
-          <w:p>
-            <w:pPr>
-              <w:spacing w:before="22" w:after="22"/>
-            </w:pPr>
-            <w:r>
-              <w:rPr>
-                <w:b/>
-                <w:bCs/>
-                <w:color w:val="8186EF"/>
-                <w:sz w:val="16"/>
-                <w:szCs w:val="16"/>
-              </w:rPr>
-              <w:t xml:space="preserve">18  </w:t>
-            </w:r>
-            <w:r>
-              <w:rPr>
-                <w:sz w:val="17"/>
-                <w:szCs w:val="17"/>
-              </w:rPr>
-              <w:t xml:space="preserve">B</w:t>
-            </w:r>
-          </w:p>
-        </w:tc>
-        <w:tc>
-          <w:tcPr>
-            <w:tcW w:type="pct" w:w="1667"/>
-            <w:tcMar>
-              <w:top w:type="dxa" w:w="40"/>
-              <w:left w:type="dxa" w:w="100"/>
-              <w:bottom w:type="dxa" w:w="40"/>
-              <w:right w:type="dxa" w:w="100"/>
-            </w:tcMar>
-          </w:tcPr>
-          <w:p>
-            <w:pPr>
-              <w:spacing w:before="22" w:after="22"/>
-            </w:pPr>
-            <w:r>
-              <w:rPr>
-                <w:b/>
-                <w:bCs/>
-                <w:color w:val="8186EF"/>
-                <w:sz w:val="16"/>
-                <w:szCs w:val="16"/>
-              </w:rPr>
-              <w:t xml:space="preserve">27  </w:t>
+              <w:t xml:space="preserve">21  </w:t>
             </w:r>
             <w:r>
               <w:rPr>
@@ -6159,6 +5572,98 @@
           <w:sz w:val="16"/>
           <w:szCs w:val="16"/>
         </w:rPr>
+        <w:t xml:space="preserve">The book writes: “When prices are rising, the methods give very different results. FIFO puts the old, cheaper costs into cost of goods sold. So FIFO gives the lowest cost of goods sold, the highest gross profit, the highest income tax and the highest ending inventory.”</w:t>
+      </w:r>
+    </w:p>
+    <w:p>
+      <w:pPr>
+        <w:spacing w:after="18"/>
+        <w:ind w:left="300" w:hanging="300"/>
+      </w:pPr>
+      <w:r>
+        <w:rPr>
+          <w:b/>
+          <w:bCs/>
+          <w:color w:val="8186EF"/>
+          <w:sz w:val="16"/>
+          <w:szCs w:val="16"/>
+        </w:rPr>
+        <w:t xml:space="preserve">2  </w:t>
+      </w:r>
+      <w:r>
+        <w:rPr>
+          <w:sz w:val="16"/>
+          <w:szCs w:val="16"/>
+        </w:rPr>
+        <w:t xml:space="preserve">The book writes: “An analyst can convert LIFO results to FIFO with two relationships. FIFO inventory equals LIFO inventory plus the LIFO reserve. FIFO cost of goods sold equals LIFO cost of goods sold minus the increase in the LIFO reserve during the year.”</w:t>
+      </w:r>
+    </w:p>
+    <w:p>
+      <w:pPr>
+        <w:spacing w:after="18"/>
+        <w:ind w:left="300" w:hanging="300"/>
+      </w:pPr>
+      <w:r>
+        <w:rPr>
+          <w:b/>
+          <w:bCs/>
+          <w:color w:val="8186EF"/>
+          <w:sz w:val="16"/>
+          <w:szCs w:val="16"/>
+        </w:rPr>
+        <w:t xml:space="preserve">3  </w:t>
+      </w:r>
+      <w:r>
+        <w:rPr>
+          <w:sz w:val="16"/>
+          <w:szCs w:val="16"/>
+        </w:rPr>
+        <w:t xml:space="preserve">The book writes: “A company that uses LIFO for its tax return must also use LIFO in its financial statements. To get FIFO cost of goods sold, SUBTRACT the increase in the LIFO reserve from LIFO cost of goods sold. In rising prices, LIFO gives LOWER income and LOWER taxes, not higher.”</w:t>
+      </w:r>
+    </w:p>
+    <w:p>
+      <w:pPr>
+        <w:spacing w:after="18"/>
+        <w:ind w:left="300" w:hanging="300"/>
+      </w:pPr>
+      <w:r>
+        <w:rPr>
+          <w:b/>
+          <w:bCs/>
+          <w:color w:val="8186EF"/>
+          <w:sz w:val="16"/>
+          <w:szCs w:val="16"/>
+        </w:rPr>
+        <w:t xml:space="preserve">4  </w:t>
+      </w:r>
+      <w:r>
+        <w:rPr>
+          <w:sz w:val="16"/>
+          <w:szCs w:val="16"/>
+        </w:rPr>
+        <w:t xml:space="preserve">The framework defines the elements, and every amount belongs to one of them.</w:t>
+      </w:r>
+    </w:p>
+    <w:p>
+      <w:pPr>
+        <w:spacing w:after="18"/>
+        <w:ind w:left="300" w:hanging="300"/>
+      </w:pPr>
+      <w:r>
+        <w:rPr>
+          <w:b/>
+          <w:bCs/>
+          <w:color w:val="8186EF"/>
+          <w:sz w:val="16"/>
+          <w:szCs w:val="16"/>
+        </w:rPr>
+        <w:t xml:space="preserve">5  </w:t>
+      </w:r>
+      <w:r>
+        <w:rPr>
+          <w:sz w:val="16"/>
+          <w:szCs w:val="16"/>
+        </w:rPr>
         <w:t xml:space="preserve">The book numbers “Which goods belong in inventory?” as section 7.1.</w:t>
       </w:r>
     </w:p>
@@ -6175,7 +5680,7 @@
           <w:sz w:val="16"/>
           <w:szCs w:val="16"/>
         </w:rPr>
-        <w:t xml:space="preserve">2  </w:t>
+        <w:t xml:space="preserve">6  </w:t>
       </w:r>
       <w:r>
         <w:rPr>
@@ -6198,7 +5703,7 @@
           <w:sz w:val="16"/>
           <w:szCs w:val="16"/>
         </w:rPr>
-        <w:t xml:space="preserve">3  </w:t>
+        <w:t xml:space="preserve">7  </w:t>
       </w:r>
       <w:r>
         <w:rPr>
@@ -6221,7 +5726,7 @@
           <w:sz w:val="16"/>
           <w:szCs w:val="16"/>
         </w:rPr>
-        <w:t xml:space="preserve">4  </w:t>
+        <w:t xml:space="preserve">8  </w:t>
       </w:r>
       <w:r>
         <w:rPr>
@@ -6244,98 +5749,6 @@
           <w:sz w:val="16"/>
           <w:szCs w:val="16"/>
         </w:rPr>
-        <w:t xml:space="preserve">5  </w:t>
-      </w:r>
-      <w:r>
-        <w:rPr>
-          <w:sz w:val="16"/>
-          <w:szCs w:val="16"/>
-        </w:rPr>
-        <w:t xml:space="preserve">The book numbers “Inventory errors” as section 7.5.</w:t>
-      </w:r>
-    </w:p>
-    <w:p>
-      <w:pPr>
-        <w:spacing w:after="18"/>
-        <w:ind w:left="300" w:hanging="300"/>
-      </w:pPr>
-      <w:r>
-        <w:rPr>
-          <w:b/>
-          <w:bCs/>
-          <w:color w:val="8186EF"/>
-          <w:sz w:val="16"/>
-          <w:szCs w:val="16"/>
-        </w:rPr>
-        <w:t xml:space="preserve">6  </w:t>
-      </w:r>
-      <w:r>
-        <w:rPr>
-          <w:sz w:val="16"/>
-          <w:szCs w:val="16"/>
-        </w:rPr>
-        <w:t xml:space="preserve">The book’s own table gives 20,000 as the amount of Invoice price.</w:t>
-      </w:r>
-    </w:p>
-    <w:p>
-      <w:pPr>
-        <w:spacing w:after="18"/>
-        <w:ind w:left="300" w:hanging="300"/>
-      </w:pPr>
-      <w:r>
-        <w:rPr>
-          <w:b/>
-          <w:bCs/>
-          <w:color w:val="8186EF"/>
-          <w:sz w:val="16"/>
-          <w:szCs w:val="16"/>
-        </w:rPr>
-        <w:t xml:space="preserve">7  </w:t>
-      </w:r>
-      <w:r>
-        <w:rPr>
-          <w:sz w:val="16"/>
-          <w:szCs w:val="16"/>
-        </w:rPr>
-        <w:t xml:space="preserve">The book’s own table gives (400) as the amount of Purchase discount taken.</w:t>
-      </w:r>
-    </w:p>
-    <w:p>
-      <w:pPr>
-        <w:spacing w:after="18"/>
-        <w:ind w:left="300" w:hanging="300"/>
-      </w:pPr>
-      <w:r>
-        <w:rPr>
-          <w:b/>
-          <w:bCs/>
-          <w:color w:val="8186EF"/>
-          <w:sz w:val="16"/>
-          <w:szCs w:val="16"/>
-        </w:rPr>
-        <w:t xml:space="preserve">8  </w:t>
-      </w:r>
-      <w:r>
-        <w:rPr>
-          <w:sz w:val="16"/>
-          <w:szCs w:val="16"/>
-        </w:rPr>
-        <w:t xml:space="preserve">The book’s own table gives 1,200 as the amount of Freight-in from the port to Amman.</w:t>
-      </w:r>
-    </w:p>
-    <w:p>
-      <w:pPr>
-        <w:spacing w:after="18"/>
-        <w:ind w:left="300" w:hanging="300"/>
-      </w:pPr>
-      <w:r>
-        <w:rPr>
-          <w:b/>
-          <w:bCs/>
-          <w:color w:val="8186EF"/>
-          <w:sz w:val="16"/>
-          <w:szCs w:val="16"/>
-        </w:rPr>
         <w:t xml:space="preserve">9  </w:t>
       </w:r>
       <w:r>
@@ -6343,7 +5756,7 @@
           <w:sz w:val="16"/>
           <w:szCs w:val="16"/>
         </w:rPr>
-        <w:t xml:space="preserve">The book’s own table gives 900 as the amount of Import duty (not refundable).</w:t>
+        <w:t xml:space="preserve">Compare your sentence with the book’s wording in the key.</w:t>
       </w:r>
     </w:p>
     <w:p>
@@ -6366,7 +5779,7 @@
           <w:sz w:val="16"/>
           <w:szCs w:val="16"/>
         </w:rPr>
-        <w:t xml:space="preserve">The framework defines the elements, and every amount belongs to one of them.</w:t>
+        <w:t xml:space="preserve">Every cycle settles one rule and shows where it comes from.</w:t>
       </w:r>
     </w:p>
     <w:p>
@@ -6389,144 +5802,6 @@
           <w:sz w:val="16"/>
           <w:szCs w:val="16"/>
         </w:rPr>
-        <w:t xml:space="preserve">The book numbers “Which goods belong in inventory?” as section 7.1.</w:t>
-      </w:r>
-    </w:p>
-    <w:p>
-      <w:pPr>
-        <w:spacing w:after="18"/>
-        <w:ind w:left="300" w:hanging="300"/>
-      </w:pPr>
-      <w:r>
-        <w:rPr>
-          <w:b/>
-          <w:bCs/>
-          <w:color w:val="8186EF"/>
-          <w:sz w:val="16"/>
-          <w:szCs w:val="16"/>
-        </w:rPr>
-        <w:t xml:space="preserve">12  </w:t>
-      </w:r>
-      <w:r>
-        <w:rPr>
-          <w:sz w:val="16"/>
-          <w:szCs w:val="16"/>
-        </w:rPr>
-        <w:t xml:space="preserve">The book numbers “Which costs belong in inventory?” as section 7.2.</w:t>
-      </w:r>
-    </w:p>
-    <w:p>
-      <w:pPr>
-        <w:spacing w:after="18"/>
-        <w:ind w:left="300" w:hanging="300"/>
-      </w:pPr>
-      <w:r>
-        <w:rPr>
-          <w:b/>
-          <w:bCs/>
-          <w:color w:val="8186EF"/>
-          <w:sz w:val="16"/>
-          <w:szCs w:val="16"/>
-        </w:rPr>
-        <w:t xml:space="preserve">13  </w:t>
-      </w:r>
-      <w:r>
-        <w:rPr>
-          <w:sz w:val="16"/>
-          <w:szCs w:val="16"/>
-        </w:rPr>
-        <w:t xml:space="preserve">The book numbers “Cost flow assumptions” as section 7.3.</w:t>
-      </w:r>
-    </w:p>
-    <w:p>
-      <w:pPr>
-        <w:spacing w:after="18"/>
-        <w:ind w:left="300" w:hanging="300"/>
-      </w:pPr>
-      <w:r>
-        <w:rPr>
-          <w:b/>
-          <w:bCs/>
-          <w:color w:val="8186EF"/>
-          <w:sz w:val="16"/>
-          <w:szCs w:val="16"/>
-        </w:rPr>
-        <w:t xml:space="preserve">14  </w:t>
-      </w:r>
-      <w:r>
-        <w:rPr>
-          <w:sz w:val="16"/>
-          <w:szCs w:val="16"/>
-        </w:rPr>
-        <w:t xml:space="preserve">The book numbers “Effects on income, taxes and assets” as section 7.4.</w:t>
-      </w:r>
-    </w:p>
-    <w:p>
-      <w:pPr>
-        <w:spacing w:after="18"/>
-        <w:ind w:left="300" w:hanging="300"/>
-      </w:pPr>
-      <w:r>
-        <w:rPr>
-          <w:b/>
-          <w:bCs/>
-          <w:color w:val="8186EF"/>
-          <w:sz w:val="16"/>
-          <w:szCs w:val="16"/>
-        </w:rPr>
-        <w:t xml:space="preserve">15  </w:t>
-      </w:r>
-      <w:r>
-        <w:rPr>
-          <w:sz w:val="16"/>
-          <w:szCs w:val="16"/>
-        </w:rPr>
-        <w:t xml:space="preserve">Compare your sentence with the book’s wording in the key.</w:t>
-      </w:r>
-    </w:p>
-    <w:p>
-      <w:pPr>
-        <w:spacing w:after="18"/>
-        <w:ind w:left="300" w:hanging="300"/>
-      </w:pPr>
-      <w:r>
-        <w:rPr>
-          <w:b/>
-          <w:bCs/>
-          <w:color w:val="8186EF"/>
-          <w:sz w:val="16"/>
-          <w:szCs w:val="16"/>
-        </w:rPr>
-        <w:t xml:space="preserve">16  </w:t>
-      </w:r>
-      <w:r>
-        <w:rPr>
-          <w:sz w:val="16"/>
-          <w:szCs w:val="16"/>
-        </w:rPr>
-        <w:t xml:space="preserve">Every cycle settles one rule and shows where it comes from.</w:t>
-      </w:r>
-    </w:p>
-    <w:p>
-      <w:pPr>
-        <w:spacing w:after="18"/>
-        <w:ind w:left="300" w:hanging="300"/>
-      </w:pPr>
-      <w:r>
-        <w:rPr>
-          <w:b/>
-          <w:bCs/>
-          <w:color w:val="8186EF"/>
-          <w:sz w:val="16"/>
-          <w:szCs w:val="16"/>
-        </w:rPr>
-        <w:t xml:space="preserve">17  </w:t>
-      </w:r>
-      <w:r>
-        <w:rPr>
-          <w:sz w:val="16"/>
-          <w:szCs w:val="16"/>
-        </w:rPr>
         <w:t xml:space="preserve">CMA questions use exact terms, and one word can change the answer.</w:t>
       </w:r>
     </w:p>
@@ -6543,7 +5818,7 @@
           <w:sz w:val="16"/>
           <w:szCs w:val="16"/>
         </w:rPr>
-        <w:t xml:space="preserve">24  </w:t>
+        <w:t xml:space="preserve">18  </w:t>
       </w:r>
       <w:r>
         <w:rPr>
@@ -6566,7 +5841,7 @@
           <w:sz w:val="16"/>
           <w:szCs w:val="16"/>
         </w:rPr>
-        <w:t xml:space="preserve">25  </w:t>
+        <w:t xml:space="preserve">19  </w:t>
       </w:r>
       <w:r>
         <w:rPr>
@@ -6683,33 +5958,66 @@
                 <w:sz w:val="17"/>
                 <w:szCs w:val="17"/>
               </w:rPr>
-              <w:t xml:space="preserve">C</w:t>
-            </w:r>
-          </w:p>
-        </w:tc>
-        <w:tc>
-          <w:tcPr>
-            <w:tcW w:type="pct" w:w="1667"/>
-            <w:tcMar>
-              <w:top w:type="dxa" w:w="40"/>
-              <w:left w:type="dxa" w:w="100"/>
-              <w:bottom w:type="dxa" w:w="40"/>
-              <w:right w:type="dxa" w:w="100"/>
-            </w:tcMar>
-          </w:tcPr>
-          <w:p>
-            <w:pPr>
-              <w:spacing w:before="22" w:after="22"/>
-            </w:pPr>
-            <w:r>
-              <w:rPr>
-                <w:b/>
-                <w:bCs/>
-                <w:color w:val="8186EF"/>
-                <w:sz w:val="16"/>
-                <w:szCs w:val="16"/>
-              </w:rPr>
-              <w:t xml:space="preserve">11  </w:t>
+              <w:t xml:space="preserve">inventory · cost of goods sold</w:t>
+            </w:r>
+          </w:p>
+        </w:tc>
+        <w:tc>
+          <w:tcPr>
+            <w:tcW w:type="pct" w:w="1667"/>
+            <w:tcMar>
+              <w:top w:type="dxa" w:w="40"/>
+              <w:left w:type="dxa" w:w="100"/>
+              <w:bottom w:type="dxa" w:w="40"/>
+              <w:right w:type="dxa" w:w="100"/>
+            </w:tcMar>
+          </w:tcPr>
+          <w:p>
+            <w:pPr>
+              <w:spacing w:before="22" w:after="22"/>
+            </w:pPr>
+            <w:r>
+              <w:rPr>
+                <w:b/>
+                <w:bCs/>
+                <w:color w:val="8186EF"/>
+                <w:sz w:val="16"/>
+                <w:szCs w:val="16"/>
+              </w:rPr>
+              <w:t xml:space="preserve">9  </w:t>
+            </w:r>
+            <w:r>
+              <w:rPr>
+                <w:sz w:val="17"/>
+                <w:szCs w:val="17"/>
+              </w:rPr>
+              <w:t xml:space="preserve">T</w:t>
+            </w:r>
+          </w:p>
+        </w:tc>
+        <w:tc>
+          <w:tcPr>
+            <w:tcW w:type="pct" w:w="1667"/>
+            <w:tcMar>
+              <w:top w:type="dxa" w:w="40"/>
+              <w:left w:type="dxa" w:w="100"/>
+              <w:bottom w:type="dxa" w:w="40"/>
+              <w:right w:type="dxa" w:w="100"/>
+            </w:tcMar>
+          </w:tcPr>
+          <w:p>
+            <w:pPr>
+              <w:spacing w:before="22" w:after="22"/>
+            </w:pPr>
+            <w:r>
+              <w:rPr>
+                <w:b/>
+                <w:bCs/>
+                <w:color w:val="8186EF"/>
+                <w:sz w:val="16"/>
+                <w:szCs w:val="16"/>
+              </w:rPr>
+              <w:t xml:space="preserve">17  </w:t>
             </w:r>
             <w:r>
               <w:rPr>
@@ -6717,39 +6025,6 @@
                 <w:szCs w:val="17"/>
               </w:rPr>
               <w:t xml:space="preserve">A</w:t>
-            </w:r>
-          </w:p>
-        </w:tc>
-        <w:tc>
-          <w:tcPr>
-            <w:tcW w:type="pct" w:w="1667"/>
-            <w:tcMar>
-              <w:top w:type="dxa" w:w="40"/>
-              <w:left w:type="dxa" w:w="100"/>
-              <w:bottom w:type="dxa" w:w="40"/>
-              <w:right w:type="dxa" w:w="100"/>
-            </w:tcMar>
-          </w:tcPr>
-          <w:p>
-            <w:pPr>
-              <w:spacing w:before="22" w:after="22"/>
-            </w:pPr>
-            <w:r>
-              <w:rPr>
-                <w:b/>
-                <w:bCs/>
-                <w:color w:val="8186EF"/>
-                <w:sz w:val="16"/>
-                <w:szCs w:val="16"/>
-              </w:rPr>
-              <w:t xml:space="preserve">21  </w:t>
-            </w:r>
-            <w:r>
-              <w:rPr>
-                <w:sz w:val="17"/>
-                <w:szCs w:val="17"/>
-              </w:rPr>
-              <w:t xml:space="preserve">C</w:t>
             </w:r>
           </w:p>
         </w:tc>
@@ -6785,7 +6060,7 @@
                 <w:sz w:val="17"/>
                 <w:szCs w:val="17"/>
               </w:rPr>
-              <w:t xml:space="preserve">C</w:t>
+              <w:t xml:space="preserve">cost of goods sold · inventory</w:t>
             </w:r>
           </w:p>
         </w:tc>
@@ -6812,14 +6087,14 @@
                 <w:sz w:val="16"/>
                 <w:szCs w:val="16"/>
               </w:rPr>
-              <w:t xml:space="preserve">12  </w:t>
-            </w:r>
-            <w:r>
-              <w:rPr>
-                <w:sz w:val="17"/>
-                <w:szCs w:val="17"/>
-              </w:rPr>
-              <w:t xml:space="preserve">C</w:t>
+              <w:t xml:space="preserve">10  </w:t>
+            </w:r>
+            <w:r>
+              <w:rPr>
+                <w:sz w:val="17"/>
+                <w:szCs w:val="17"/>
+              </w:rPr>
+              <w:t xml:space="preserve">F</w:t>
             </w:r>
           </w:p>
         </w:tc>
@@ -6846,14 +6121,14 @@
                 <w:sz w:val="16"/>
                 <w:szCs w:val="16"/>
               </w:rPr>
-              <w:t xml:space="preserve">22  </w:t>
-            </w:r>
-            <w:r>
-              <w:rPr>
-                <w:sz w:val="17"/>
-                <w:szCs w:val="17"/>
-              </w:rPr>
-              <w:t xml:space="preserve">E</w:t>
+              <w:t xml:space="preserve">18  </w:t>
+            </w:r>
+            <w:r>
+              <w:rPr>
+                <w:sz w:val="17"/>
+                <w:szCs w:val="17"/>
+              </w:rPr>
+              <w:t xml:space="preserve">B</w:t>
             </w:r>
           </w:p>
         </w:tc>
@@ -6888,73 +6163,73 @@
                 <w:sz w:val="17"/>
                 <w:szCs w:val="17"/>
               </w:rPr>
+              <w:t xml:space="preserve">physical count · inventory</w:t>
+            </w:r>
+          </w:p>
+        </w:tc>
+        <w:tc>
+          <w:tcPr>
+            <w:tcW w:type="pct" w:w="1667"/>
+            <w:tcMar>
+              <w:top w:type="dxa" w:w="40"/>
+              <w:left w:type="dxa" w:w="100"/>
+              <w:bottom w:type="dxa" w:w="40"/>
+              <w:right w:type="dxa" w:w="100"/>
+            </w:tcMar>
+          </w:tcPr>
+          <w:p>
+            <w:pPr>
+              <w:spacing w:before="22" w:after="22"/>
+            </w:pPr>
+            <w:r>
+              <w:rPr>
+                <w:b/>
+                <w:bCs/>
+                <w:color w:val="8186EF"/>
+                <w:sz w:val="16"/>
+                <w:szCs w:val="16"/>
+              </w:rPr>
+              <w:t xml:space="preserve">11  </w:t>
+            </w:r>
+            <w:r>
+              <w:rPr>
+                <w:sz w:val="17"/>
+                <w:szCs w:val="17"/>
+              </w:rPr>
+              <w:t xml:space="preserve">T</w:t>
+            </w:r>
+          </w:p>
+        </w:tc>
+        <w:tc>
+          <w:tcPr>
+            <w:tcW w:type="pct" w:w="1667"/>
+            <w:tcMar>
+              <w:top w:type="dxa" w:w="40"/>
+              <w:left w:type="dxa" w:w="100"/>
+              <w:bottom w:type="dxa" w:w="40"/>
+              <w:right w:type="dxa" w:w="100"/>
+            </w:tcMar>
+          </w:tcPr>
+          <w:p>
+            <w:pPr>
+              <w:spacing w:before="22" w:after="22"/>
+            </w:pPr>
+            <w:r>
+              <w:rPr>
+                <w:b/>
+                <w:bCs/>
+                <w:color w:val="8186EF"/>
+                <w:sz w:val="16"/>
+                <w:szCs w:val="16"/>
+              </w:rPr>
+              <w:t xml:space="preserve">19  </w:t>
+            </w:r>
+            <w:r>
+              <w:rPr>
+                <w:sz w:val="17"/>
+                <w:szCs w:val="17"/>
+              </w:rPr>
               <w:t xml:space="preserve">D</w:t>
-            </w:r>
-          </w:p>
-        </w:tc>
-        <w:tc>
-          <w:tcPr>
-            <w:tcW w:type="pct" w:w="1667"/>
-            <w:tcMar>
-              <w:top w:type="dxa" w:w="40"/>
-              <w:left w:type="dxa" w:w="100"/>
-              <w:bottom w:type="dxa" w:w="40"/>
-              <w:right w:type="dxa" w:w="100"/>
-            </w:tcMar>
-          </w:tcPr>
-          <w:p>
-            <w:pPr>
-              <w:spacing w:before="22" w:after="22"/>
-            </w:pPr>
-            <w:r>
-              <w:rPr>
-                <w:b/>
-                <w:bCs/>
-                <w:color w:val="8186EF"/>
-                <w:sz w:val="16"/>
-                <w:szCs w:val="16"/>
-              </w:rPr>
-              <w:t xml:space="preserve">13  </w:t>
-            </w:r>
-            <w:r>
-              <w:rPr>
-                <w:sz w:val="17"/>
-                <w:szCs w:val="17"/>
-              </w:rPr>
-              <w:t xml:space="preserve">A</w:t>
-            </w:r>
-          </w:p>
-        </w:tc>
-        <w:tc>
-          <w:tcPr>
-            <w:tcW w:type="pct" w:w="1667"/>
-            <w:tcMar>
-              <w:top w:type="dxa" w:w="40"/>
-              <w:left w:type="dxa" w:w="100"/>
-              <w:bottom w:type="dxa" w:w="40"/>
-              <w:right w:type="dxa" w:w="100"/>
-            </w:tcMar>
-          </w:tcPr>
-          <w:p>
-            <w:pPr>
-              <w:spacing w:before="22" w:after="22"/>
-            </w:pPr>
-            <w:r>
-              <w:rPr>
-                <w:b/>
-                <w:bCs/>
-                <w:color w:val="8186EF"/>
-                <w:sz w:val="16"/>
-                <w:szCs w:val="16"/>
-              </w:rPr>
-              <w:t xml:space="preserve">23  </w:t>
-            </w:r>
-            <w:r>
-              <w:rPr>
-                <w:sz w:val="17"/>
-                <w:szCs w:val="17"/>
-              </w:rPr>
-              <w:t xml:space="preserve">A</w:t>
             </w:r>
           </w:p>
         </w:tc>
@@ -6990,7 +6265,7 @@
                 <w:sz w:val="17"/>
                 <w:szCs w:val="17"/>
               </w:rPr>
-              <w:t xml:space="preserve">B</w:t>
+              <w:t xml:space="preserve">T</w:t>
             </w:r>
           </w:p>
         </w:tc>
@@ -7017,14 +6292,14 @@
                 <w:sz w:val="16"/>
                 <w:szCs w:val="16"/>
               </w:rPr>
-              <w:t xml:space="preserve">14  </w:t>
-            </w:r>
-            <w:r>
-              <w:rPr>
-                <w:sz w:val="17"/>
-                <w:szCs w:val="17"/>
-              </w:rPr>
-              <w:t xml:space="preserve">C</w:t>
+              <w:t xml:space="preserve">12  </w:t>
+            </w:r>
+            <w:r>
+              <w:rPr>
+                <w:sz w:val="17"/>
+                <w:szCs w:val="17"/>
+              </w:rPr>
+              <w:t xml:space="preserve">A</w:t>
             </w:r>
           </w:p>
         </w:tc>
@@ -7051,14 +6326,14 @@
                 <w:sz w:val="16"/>
                 <w:szCs w:val="16"/>
               </w:rPr>
-              <w:t xml:space="preserve">24  </w:t>
-            </w:r>
-            <w:r>
-              <w:rPr>
-                <w:sz w:val="17"/>
-                <w:szCs w:val="17"/>
-              </w:rPr>
-              <w:t xml:space="preserve">B</w:t>
+              <w:t xml:space="preserve">20  </w:t>
+            </w:r>
+            <w:r>
+              <w:rPr>
+                <w:sz w:val="17"/>
+                <w:szCs w:val="17"/>
+              </w:rPr>
+              <w:t xml:space="preserve">T</w:t>
             </w:r>
           </w:p>
         </w:tc>
@@ -7119,7 +6394,7 @@
                 <w:sz w:val="16"/>
                 <w:szCs w:val="16"/>
               </w:rPr>
-              <w:t xml:space="preserve">15  </w:t>
+              <w:t xml:space="preserve">13  </w:t>
             </w:r>
             <w:r>
               <w:rPr>
@@ -7152,14 +6427,14 @@
                 <w:sz w:val="16"/>
                 <w:szCs w:val="16"/>
               </w:rPr>
-              <w:t xml:space="preserve">25  </w:t>
-            </w:r>
-            <w:r>
-              <w:rPr>
-                <w:sz w:val="17"/>
-                <w:szCs w:val="17"/>
-              </w:rPr>
-              <w:t xml:space="preserve">D</w:t>
+              <w:t xml:space="preserve">21  </w:t>
+            </w:r>
+            <w:r>
+              <w:rPr>
+                <w:sz w:val="17"/>
+                <w:szCs w:val="17"/>
+              </w:rPr>
+              <w:t xml:space="preserve">A</w:t>
             </w:r>
           </w:p>
         </w:tc>
@@ -7222,7 +6497,7 @@
                 <w:sz w:val="16"/>
                 <w:szCs w:val="16"/>
               </w:rPr>
-              <w:t xml:space="preserve">16  </w:t>
+              <w:t xml:space="preserve">14  </w:t>
             </w:r>
             <w:r>
               <w:rPr>
@@ -7256,14 +6531,14 @@
                 <w:sz w:val="16"/>
                 <w:szCs w:val="16"/>
               </w:rPr>
-              <w:t xml:space="preserve">26  </w:t>
-            </w:r>
-            <w:r>
-              <w:rPr>
-                <w:sz w:val="17"/>
-                <w:szCs w:val="17"/>
-              </w:rPr>
-              <w:t xml:space="preserve">T</w:t>
+              <w:t xml:space="preserve">22  </w:t>
+            </w:r>
+            <w:r>
+              <w:rPr>
+                <w:sz w:val="17"/>
+                <w:szCs w:val="17"/>
+              </w:rPr>
+              <w:t xml:space="preserve">Compare with the model earlier in this handout.</w:t>
             </w:r>
           </w:p>
         </w:tc>
@@ -7298,73 +6573,73 @@
                 <w:sz w:val="17"/>
                 <w:szCs w:val="17"/>
               </w:rPr>
-              <w:t xml:space="preserve">T</w:t>
-            </w:r>
-          </w:p>
-        </w:tc>
-        <w:tc>
-          <w:tcPr>
-            <w:tcW w:type="pct" w:w="1667"/>
-            <w:tcMar>
-              <w:top w:type="dxa" w:w="40"/>
-              <w:left w:type="dxa" w:w="100"/>
-              <w:bottom w:type="dxa" w:w="40"/>
-              <w:right w:type="dxa" w:w="100"/>
-            </w:tcMar>
-          </w:tcPr>
-          <w:p>
-            <w:pPr>
-              <w:spacing w:before="22" w:after="22"/>
-            </w:pPr>
-            <w:r>
-              <w:rPr>
-                <w:b/>
-                <w:bCs/>
-                <w:color w:val="8186EF"/>
-                <w:sz w:val="16"/>
-                <w:szCs w:val="16"/>
-              </w:rPr>
-              <w:t xml:space="preserve">17  </w:t>
-            </w:r>
-            <w:r>
-              <w:rPr>
-                <w:sz w:val="17"/>
-                <w:szCs w:val="17"/>
-              </w:rPr>
-              <w:t xml:space="preserve">T</w:t>
-            </w:r>
-          </w:p>
-        </w:tc>
-        <w:tc>
-          <w:tcPr>
-            <w:tcW w:type="pct" w:w="1667"/>
-            <w:tcMar>
-              <w:top w:type="dxa" w:w="40"/>
-              <w:left w:type="dxa" w:w="100"/>
-              <w:bottom w:type="dxa" w:w="40"/>
-              <w:right w:type="dxa" w:w="100"/>
-            </w:tcMar>
-          </w:tcPr>
-          <w:p>
-            <w:pPr>
-              <w:spacing w:before="22" w:after="22"/>
-            </w:pPr>
-            <w:r>
-              <w:rPr>
-                <w:b/>
-                <w:bCs/>
-                <w:color w:val="8186EF"/>
-                <w:sz w:val="16"/>
-                <w:szCs w:val="16"/>
-              </w:rPr>
-              <w:t xml:space="preserve">27  </w:t>
-            </w:r>
-            <w:r>
-              <w:rPr>
-                <w:sz w:val="17"/>
-                <w:szCs w:val="17"/>
-              </w:rPr>
               <w:t xml:space="preserve">A</w:t>
+            </w:r>
+          </w:p>
+        </w:tc>
+        <w:tc>
+          <w:tcPr>
+            <w:tcW w:type="pct" w:w="1667"/>
+            <w:tcMar>
+              <w:top w:type="dxa" w:w="40"/>
+              <w:left w:type="dxa" w:w="100"/>
+              <w:bottom w:type="dxa" w:w="40"/>
+              <w:right w:type="dxa" w:w="100"/>
+            </w:tcMar>
+          </w:tcPr>
+          <w:p>
+            <w:pPr>
+              <w:spacing w:before="22" w:after="22"/>
+            </w:pPr>
+            <w:r>
+              <w:rPr>
+                <w:b/>
+                <w:bCs/>
+                <w:color w:val="8186EF"/>
+                <w:sz w:val="16"/>
+                <w:szCs w:val="16"/>
+              </w:rPr>
+              <w:t xml:space="preserve">15  </w:t>
+            </w:r>
+            <w:r>
+              <w:rPr>
+                <w:sz w:val="17"/>
+                <w:szCs w:val="17"/>
+              </w:rPr>
+              <w:t xml:space="preserve">C</w:t>
+            </w:r>
+          </w:p>
+        </w:tc>
+        <w:tc>
+          <w:tcPr>
+            <w:tcW w:type="pct" w:w="1667"/>
+            <w:tcMar>
+              <w:top w:type="dxa" w:w="40"/>
+              <w:left w:type="dxa" w:w="100"/>
+              <w:bottom w:type="dxa" w:w="40"/>
+              <w:right w:type="dxa" w:w="100"/>
+            </w:tcMar>
+          </w:tcPr>
+          <w:p>
+            <w:pPr>
+              <w:spacing w:before="22" w:after="22"/>
+            </w:pPr>
+            <w:r>
+              <w:rPr>
+                <w:b/>
+                <w:bCs/>
+                <w:color w:val="8186EF"/>
+                <w:sz w:val="16"/>
+                <w:szCs w:val="16"/>
+              </w:rPr>
+              <w:t xml:space="preserve">23  </w:t>
+            </w:r>
+            <w:r>
+              <w:rPr>
+                <w:sz w:val="17"/>
+                <w:szCs w:val="17"/>
+              </w:rPr>
+              <w:t xml:space="preserve">Cost of goods sold depends on the count: beginning inventory plus purchases minus ending inventory. If ending inventory is wrong, cost of goods sold is wrong in the same year. And because this year's ending inventory is next year's beginning inventory, the error moves into the next year too.</w:t>
             </w:r>
           </w:p>
         </w:tc>
@@ -7400,7 +6675,7 @@
                 <w:sz w:val="17"/>
                 <w:szCs w:val="17"/>
               </w:rPr>
-              <w:t xml:space="preserve">F</w:t>
+              <w:t xml:space="preserve">C</w:t>
             </w:r>
           </w:p>
         </w:tc>
@@ -7427,219 +6702,14 @@
                 <w:sz w:val="16"/>
                 <w:szCs w:val="16"/>
               </w:rPr>
-              <w:t xml:space="preserve">18  </w:t>
-            </w:r>
-            <w:r>
-              <w:rPr>
-                <w:sz w:val="17"/>
-                <w:szCs w:val="17"/>
-              </w:rPr>
-              <w:t xml:space="preserve">A</w:t>
-            </w:r>
-          </w:p>
-        </w:tc>
-        <w:tc>
-          <w:tcPr>
-            <w:tcW w:type="pct" w:w="1667"/>
-            <w:shd w:fill="FBFAF6" w:val="clear"/>
-            <w:tcMar>
-              <w:top w:type="dxa" w:w="40"/>
-              <w:left w:type="dxa" w:w="100"/>
-              <w:bottom w:type="dxa" w:w="40"/>
-              <w:right w:type="dxa" w:w="100"/>
-            </w:tcMar>
-          </w:tcPr>
-          <w:p>
-            <w:pPr>
-              <w:spacing w:before="22" w:after="22"/>
-            </w:pPr>
-            <w:r>
-              <w:rPr>
-                <w:b/>
-                <w:bCs/>
-                <w:color w:val="8186EF"/>
-                <w:sz w:val="16"/>
-                <w:szCs w:val="16"/>
-              </w:rPr>
-              <w:t xml:space="preserve">28  </w:t>
-            </w:r>
-            <w:r>
-              <w:rPr>
-                <w:sz w:val="17"/>
-                <w:szCs w:val="17"/>
-              </w:rPr>
-              <w:t xml:space="preserve">Compare with the model earlier in this handout.</w:t>
-            </w:r>
-          </w:p>
-        </w:tc>
-      </w:tr>
-      <w:tr>
-        <w:tc>
-          <w:tcPr>
-            <w:tcW w:type="pct" w:w="1667"/>
-            <w:tcMar>
-              <w:top w:type="dxa" w:w="40"/>
-              <w:left w:type="dxa" w:w="100"/>
-              <w:bottom w:type="dxa" w:w="40"/>
-              <w:right w:type="dxa" w:w="100"/>
-            </w:tcMar>
-          </w:tcPr>
-          <w:p>
-            <w:pPr>
-              <w:spacing w:before="22" w:after="22"/>
-            </w:pPr>
-            <w:r>
-              <w:rPr>
-                <w:b/>
-                <w:bCs/>
-                <w:color w:val="8186EF"/>
-                <w:sz w:val="16"/>
-                <w:szCs w:val="16"/>
-              </w:rPr>
-              <w:t xml:space="preserve">9  </w:t>
-            </w:r>
-            <w:r>
-              <w:rPr>
-                <w:sz w:val="17"/>
-                <w:szCs w:val="17"/>
-              </w:rPr>
-              <w:t xml:space="preserve">T</w:t>
-            </w:r>
-          </w:p>
-        </w:tc>
-        <w:tc>
-          <w:tcPr>
-            <w:tcW w:type="pct" w:w="1667"/>
-            <w:tcMar>
-              <w:top w:type="dxa" w:w="40"/>
-              <w:left w:type="dxa" w:w="100"/>
-              <w:bottom w:type="dxa" w:w="40"/>
-              <w:right w:type="dxa" w:w="100"/>
-            </w:tcMar>
-          </w:tcPr>
-          <w:p>
-            <w:pPr>
-              <w:spacing w:before="22" w:after="22"/>
-            </w:pPr>
-            <w:r>
-              <w:rPr>
-                <w:b/>
-                <w:bCs/>
-                <w:color w:val="8186EF"/>
-                <w:sz w:val="16"/>
-                <w:szCs w:val="16"/>
-              </w:rPr>
-              <w:t xml:space="preserve">19  </w:t>
-            </w:r>
-            <w:r>
-              <w:rPr>
-                <w:sz w:val="17"/>
-                <w:szCs w:val="17"/>
-              </w:rPr>
-              <w:t xml:space="preserve">T</w:t>
-            </w:r>
-          </w:p>
-        </w:tc>
-        <w:tc>
-          <w:tcPr>
-            <w:tcW w:type="pct" w:w="1667"/>
-            <w:tcMar>
-              <w:top w:type="dxa" w:w="40"/>
-              <w:left w:type="dxa" w:w="100"/>
-              <w:bottom w:type="dxa" w:w="40"/>
-              <w:right w:type="dxa" w:w="100"/>
-            </w:tcMar>
-          </w:tcPr>
-          <w:p>
-            <w:pPr>
-              <w:spacing w:before="22" w:after="22"/>
-            </w:pPr>
-            <w:r>
-              <w:rPr>
-                <w:b/>
-                <w:bCs/>
-                <w:color w:val="8186EF"/>
-                <w:sz w:val="16"/>
-                <w:szCs w:val="16"/>
-              </w:rPr>
-              <w:t xml:space="preserve">29  </w:t>
-            </w:r>
-            <w:r>
-              <w:rPr>
-                <w:sz w:val="17"/>
-                <w:szCs w:val="17"/>
-              </w:rPr>
-              <w:t xml:space="preserve">Cost of goods sold depends on the count: beginning inventory plus purchases minus ending inventory. If ending inventory is wrong, cost of goods sold is wrong in the same year. And because this year's ending inventory is next year's beginning inventory, the error moves into the next year too.</w:t>
-            </w:r>
-          </w:p>
-        </w:tc>
-      </w:tr>
-      <w:tr>
-        <w:tc>
-          <w:tcPr>
-            <w:tcW w:type="pct" w:w="1667"/>
-            <w:shd w:fill="FBFAF6" w:val="clear"/>
-            <w:tcMar>
-              <w:top w:type="dxa" w:w="40"/>
-              <w:left w:type="dxa" w:w="100"/>
-              <w:bottom w:type="dxa" w:w="40"/>
-              <w:right w:type="dxa" w:w="100"/>
-            </w:tcMar>
-          </w:tcPr>
-          <w:p>
-            <w:pPr>
-              <w:spacing w:before="22" w:after="22"/>
-            </w:pPr>
-            <w:r>
-              <w:rPr>
-                <w:b/>
-                <w:bCs/>
-                <w:color w:val="8186EF"/>
-                <w:sz w:val="16"/>
-                <w:szCs w:val="16"/>
-              </w:rPr>
-              <w:t xml:space="preserve">10  </w:t>
-            </w:r>
-            <w:r>
-              <w:rPr>
-                <w:sz w:val="17"/>
-                <w:szCs w:val="17"/>
-              </w:rPr>
-              <w:t xml:space="preserve">T</w:t>
-            </w:r>
-          </w:p>
-        </w:tc>
-        <w:tc>
-          <w:tcPr>
-            <w:tcW w:type="pct" w:w="1667"/>
-            <w:shd w:fill="FBFAF6" w:val="clear"/>
-            <w:tcMar>
-              <w:top w:type="dxa" w:w="40"/>
-              <w:left w:type="dxa" w:w="100"/>
-              <w:bottom w:type="dxa" w:w="40"/>
-              <w:right w:type="dxa" w:w="100"/>
-            </w:tcMar>
-          </w:tcPr>
-          <w:p>
-            <w:pPr>
-              <w:spacing w:before="22" w:after="22"/>
-            </w:pPr>
-            <w:r>
-              <w:rPr>
-                <w:b/>
-                <w:bCs/>
-                <w:color w:val="8186EF"/>
-                <w:sz w:val="16"/>
-                <w:szCs w:val="16"/>
-              </w:rPr>
-              <w:t xml:space="preserve">20  </w:t>
-            </w:r>
-            <w:r>
-              <w:rPr>
-                <w:sz w:val="17"/>
-                <w:szCs w:val="17"/>
-              </w:rPr>
-              <w:t xml:space="preserve">F</w:t>
+              <w:t xml:space="preserve">16  </w:t>
+            </w:r>
+            <w:r>
+              <w:rPr>
+                <w:sz w:val="17"/>
+                <w:szCs w:val="17"/>
+              </w:rPr>
+              <w:t xml:space="preserve">E</w:t>
             </w:r>
           </w:p>
         </w:tc>
@@ -7705,6 +6775,98 @@
           <w:sz w:val="16"/>
           <w:szCs w:val="16"/>
         </w:rPr>
+        <w:t xml:space="preserve">The book writes: “If ending inventory is wrong, cost of goods sold is wrong in the same year. And because this year's ending inventory is next year's beginning inventory, the error moves into the next year too. Cost of goods sold was understated by 40, so pretax income was overstated by 40.”</w:t>
+      </w:r>
+    </w:p>
+    <w:p>
+      <w:pPr>
+        <w:spacing w:after="18"/>
+        <w:ind w:left="300" w:hanging="300"/>
+      </w:pPr>
+      <w:r>
+        <w:rPr>
+          <w:b/>
+          <w:bCs/>
+          <w:color w:val="8186EF"/>
+          <w:sz w:val="16"/>
+          <w:szCs w:val="16"/>
+        </w:rPr>
+        <w:t xml:space="preserve">2  </w:t>
+      </w:r>
+      <w:r>
+        <w:rPr>
+          <w:sz w:val="16"/>
+          <w:szCs w:val="16"/>
+        </w:rPr>
+        <w:t xml:space="preserve">The book writes: “Errors in purchases work in a similar way. Row 3 is a classic exam item: when a purchase is left out of both purchases and the count, cost of goods sold and income are still correct, but inventory and accounts payable are both understated.”</w:t>
+      </w:r>
+    </w:p>
+    <w:p>
+      <w:pPr>
+        <w:spacing w:after="18"/>
+        <w:ind w:left="300" w:hanging="300"/>
+      </w:pPr>
+      <w:r>
+        <w:rPr>
+          <w:b/>
+          <w:bCs/>
+          <w:color w:val="8186EF"/>
+          <w:sz w:val="16"/>
+          <w:szCs w:val="16"/>
+        </w:rPr>
+        <w:t xml:space="preserve">3  </w:t>
+      </w:r>
+      <w:r>
+        <w:rPr>
+          <w:sz w:val="16"/>
+          <w:szCs w:val="16"/>
+        </w:rPr>
+        <w:t xml:space="preserve">The book writes: “In a question, find the direction for the first year, then reverse it for the second year. SC7-10 A purchase on account at year-end was not recorded, and the goods were not included in the physical count. Net income is overstated; inventory is correct.”</w:t>
+      </w:r>
+    </w:p>
+    <w:p>
+      <w:pPr>
+        <w:spacing w:after="18"/>
+        <w:ind w:left="300" w:hanging="300"/>
+      </w:pPr>
+      <w:r>
+        <w:rPr>
+          <w:b/>
+          <w:bCs/>
+          <w:color w:val="8186EF"/>
+          <w:sz w:val="16"/>
+          <w:szCs w:val="16"/>
+        </w:rPr>
+        <w:t xml:space="preserve">4  </w:t>
+      </w:r>
+      <w:r>
+        <w:rPr>
+          <w:sz w:val="16"/>
+          <w:szCs w:val="16"/>
+        </w:rPr>
+        <w:t xml:space="preserve">The book pairs COGS, line 2: 1,200 × $22 with “$26,400”.</w:t>
+      </w:r>
+    </w:p>
+    <w:p>
+      <w:pPr>
+        <w:spacing w:after="18"/>
+        <w:ind w:left="300" w:hanging="300"/>
+      </w:pPr>
+      <w:r>
+        <w:rPr>
+          <w:b/>
+          <w:bCs/>
+          <w:color w:val="8186EF"/>
+          <w:sz w:val="16"/>
+          <w:szCs w:val="16"/>
+        </w:rPr>
+        <w:t xml:space="preserve">5  </w:t>
+      </w:r>
+      <w:r>
+        <w:rPr>
+          <w:sz w:val="16"/>
+          <w:szCs w:val="16"/>
+        </w:rPr>
         <w:t xml:space="preserve">The book’s own table gives $26,400 as the answer of COGS, line 2: 1,200 × $22.</w:t>
       </w:r>
     </w:p>
@@ -7721,7 +6883,7 @@
           <w:sz w:val="16"/>
           <w:szCs w:val="16"/>
         </w:rPr>
-        <w:t xml:space="preserve">2  </w:t>
+        <w:t xml:space="preserve">6  </w:t>
       </w:r>
       <w:r>
         <w:rPr>
@@ -7744,7 +6906,7 @@
           <w:sz w:val="16"/>
           <w:szCs w:val="16"/>
         </w:rPr>
-        <w:t xml:space="preserve">3  </w:t>
+        <w:t xml:space="preserve">7  </w:t>
       </w:r>
       <w:r>
         <w:rPr>
@@ -7767,7 +6929,7 @@
           <w:sz w:val="16"/>
           <w:szCs w:val="16"/>
         </w:rPr>
-        <w:t xml:space="preserve">4  </w:t>
+        <w:t xml:space="preserve">8  </w:t>
       </w:r>
       <w:r>
         <w:rPr>
@@ -7790,53 +6952,7 @@
           <w:sz w:val="16"/>
           <w:szCs w:val="16"/>
         </w:rPr>
-        <w:t xml:space="preserve">5  </w:t>
-      </w:r>
-      <w:r>
-        <w:rPr>
-          <w:sz w:val="16"/>
-          <w:szCs w:val="16"/>
-        </w:rPr>
-        <w:t xml:space="preserve">The book’s own table gives $6,600 + $10,000 = $16,600 as the answer of Total ending inventory.</w:t>
-      </w:r>
-    </w:p>
-    <w:p>
-      <w:pPr>
-        <w:spacing w:after="18"/>
-        <w:ind w:left="300" w:hanging="300"/>
-      </w:pPr>
-      <w:r>
-        <w:rPr>
-          <w:b/>
-          <w:bCs/>
-          <w:color w:val="8186EF"/>
-          <w:sz w:val="16"/>
-          <w:szCs w:val="16"/>
-        </w:rPr>
-        <w:t xml:space="preserve">6  </w:t>
-      </w:r>
-      <w:r>
-        <w:rPr>
-          <w:sz w:val="16"/>
-          <w:szCs w:val="16"/>
-        </w:rPr>
-        <w:t xml:space="preserve">The book’s own table gives $51,400 + $16,600 = $68,000, the cost of goods available. as the answer of Check.</w:t>
-      </w:r>
-    </w:p>
-    <w:p>
-      <w:pPr>
-        <w:spacing w:after="18"/>
-        <w:ind w:left="300" w:hanging="300"/>
-      </w:pPr>
-      <w:r>
-        <w:rPr>
-          <w:b/>
-          <w:bCs/>
-          <w:color w:val="8186EF"/>
-          <w:sz w:val="16"/>
-          <w:szCs w:val="16"/>
-        </w:rPr>
-        <w:t xml:space="preserve">7  </w:t>
+        <w:t xml:space="preserve">9  </w:t>
       </w:r>
       <w:r>
         <w:rPr>
@@ -7859,52 +6975,6 @@
           <w:sz w:val="16"/>
           <w:szCs w:val="16"/>
         </w:rPr>
-        <w:t xml:space="preserve">8  </w:t>
-      </w:r>
-      <w:r>
-        <w:rPr>
-          <w:sz w:val="16"/>
-          <w:szCs w:val="16"/>
-        </w:rPr>
-        <w:t xml:space="preserve">The book pairs Ending inventory, line 1: 300 × $22 with “$6,600”, not with “$6,600 + $10,000 = $16,600”.</w:t>
-      </w:r>
-    </w:p>
-    <w:p>
-      <w:pPr>
-        <w:spacing w:after="18"/>
-        <w:ind w:left="300" w:hanging="300"/>
-      </w:pPr>
-      <w:r>
-        <w:rPr>
-          <w:b/>
-          <w:bCs/>
-          <w:color w:val="8186EF"/>
-          <w:sz w:val="16"/>
-          <w:szCs w:val="16"/>
-        </w:rPr>
-        <w:t xml:space="preserve">9  </w:t>
-      </w:r>
-      <w:r>
-        <w:rPr>
-          <w:sz w:val="16"/>
-          <w:szCs w:val="16"/>
-        </w:rPr>
-        <w:t xml:space="preserve">The book pairs Ending inventory, line 2: 500 × $20 with “$10,000”.</w:t>
-      </w:r>
-    </w:p>
-    <w:p>
-      <w:pPr>
-        <w:spacing w:after="18"/>
-        <w:ind w:left="300" w:hanging="300"/>
-      </w:pPr>
-      <w:r>
-        <w:rPr>
-          <w:b/>
-          <w:bCs/>
-          <w:color w:val="8186EF"/>
-          <w:sz w:val="16"/>
-          <w:szCs w:val="16"/>
-        </w:rPr>
         <w:t xml:space="preserve">10  </w:t>
       </w:r>
       <w:r>
@@ -7912,7 +6982,7 @@
           <w:sz w:val="16"/>
           <w:szCs w:val="16"/>
         </w:rPr>
-        <w:t xml:space="preserve">The book pairs COGS, line 2: 1,200 × $22 with “$26,400”.</w:t>
+        <w:t xml:space="preserve">The book pairs Ending inventory, line 1: 300 × $22 with “$6,600”, not with “$51,400 + $16,600 = $68,000, the cost of goods available.”.</w:t>
       </w:r>
     </w:p>
     <w:p>
@@ -7935,7 +7005,7 @@
           <w:sz w:val="16"/>
           <w:szCs w:val="16"/>
         </w:rPr>
-        <w:t xml:space="preserve">The book’s own table gives $26,400 as the answer of COGS, line 2: 1,200 × $22.</w:t>
+        <w:t xml:space="preserve">Compare your sentence with the book’s wording in the key.</w:t>
       </w:r>
     </w:p>
     <w:p>
@@ -7958,7 +7028,7 @@
           <w:sz w:val="16"/>
           <w:szCs w:val="16"/>
         </w:rPr>
-        <w:t xml:space="preserve">The book’s own table gives $6,600 as the answer of Ending inventory, line 1: 300 × $22.</w:t>
+        <w:t xml:space="preserve">Every cycle settles one rule and shows where it comes from.</w:t>
       </w:r>
     </w:p>
     <w:p>
@@ -7981,144 +7051,6 @@
           <w:sz w:val="16"/>
           <w:szCs w:val="16"/>
         </w:rPr>
-        <w:t xml:space="preserve">The book’s own table gives $10,000 as the answer of Ending inventory, line 2: 500 × $20.</w:t>
-      </w:r>
-    </w:p>
-    <w:p>
-      <w:pPr>
-        <w:spacing w:after="18"/>
-        <w:ind w:left="300" w:hanging="300"/>
-      </w:pPr>
-      <w:r>
-        <w:rPr>
-          <w:b/>
-          <w:bCs/>
-          <w:color w:val="8186EF"/>
-          <w:sz w:val="16"/>
-          <w:szCs w:val="16"/>
-        </w:rPr>
-        <w:t xml:space="preserve">14  </w:t>
-      </w:r>
-      <w:r>
-        <w:rPr>
-          <w:sz w:val="16"/>
-          <w:szCs w:val="16"/>
-        </w:rPr>
-        <w:t xml:space="preserve">The book’s own table gives $25,000 + $26,400 = $51,400 as the answer of Total COGS.</w:t>
-      </w:r>
-    </w:p>
-    <w:p>
-      <w:pPr>
-        <w:spacing w:after="18"/>
-        <w:ind w:left="300" w:hanging="300"/>
-      </w:pPr>
-      <w:r>
-        <w:rPr>
-          <w:b/>
-          <w:bCs/>
-          <w:color w:val="8186EF"/>
-          <w:sz w:val="16"/>
-          <w:szCs w:val="16"/>
-        </w:rPr>
-        <w:t xml:space="preserve">15  </w:t>
-      </w:r>
-      <w:r>
-        <w:rPr>
-          <w:sz w:val="16"/>
-          <w:szCs w:val="16"/>
-        </w:rPr>
-        <w:t xml:space="preserve">The book pairs COGS, line 2: 1,200 × $22 with “$26,400”.</w:t>
-      </w:r>
-    </w:p>
-    <w:p>
-      <w:pPr>
-        <w:spacing w:after="18"/>
-        <w:ind w:left="300" w:hanging="300"/>
-      </w:pPr>
-      <w:r>
-        <w:rPr>
-          <w:b/>
-          <w:bCs/>
-          <w:color w:val="8186EF"/>
-          <w:sz w:val="16"/>
-          <w:szCs w:val="16"/>
-        </w:rPr>
-        <w:t xml:space="preserve">16  </w:t>
-      </w:r>
-      <w:r>
-        <w:rPr>
-          <w:sz w:val="16"/>
-          <w:szCs w:val="16"/>
-        </w:rPr>
-        <w:t xml:space="preserve">The book pairs Ending inventory, line 1: 300 × $22 with “$6,600”, not with “$51,400 + $16,600 = $68,000, the cost of goods available.”.</w:t>
-      </w:r>
-    </w:p>
-    <w:p>
-      <w:pPr>
-        <w:spacing w:after="18"/>
-        <w:ind w:left="300" w:hanging="300"/>
-      </w:pPr>
-      <w:r>
-        <w:rPr>
-          <w:b/>
-          <w:bCs/>
-          <w:color w:val="8186EF"/>
-          <w:sz w:val="16"/>
-          <w:szCs w:val="16"/>
-        </w:rPr>
-        <w:t xml:space="preserve">17  </w:t>
-      </w:r>
-      <w:r>
-        <w:rPr>
-          <w:sz w:val="16"/>
-          <w:szCs w:val="16"/>
-        </w:rPr>
-        <w:t xml:space="preserve">Compare your sentence with the book’s wording in the key.</w:t>
-      </w:r>
-    </w:p>
-    <w:p>
-      <w:pPr>
-        <w:spacing w:after="18"/>
-        <w:ind w:left="300" w:hanging="300"/>
-      </w:pPr>
-      <w:r>
-        <w:rPr>
-          <w:b/>
-          <w:bCs/>
-          <w:color w:val="8186EF"/>
-          <w:sz w:val="16"/>
-          <w:szCs w:val="16"/>
-        </w:rPr>
-        <w:t xml:space="preserve">18  </w:t>
-      </w:r>
-      <w:r>
-        <w:rPr>
-          <w:sz w:val="16"/>
-          <w:szCs w:val="16"/>
-        </w:rPr>
-        <w:t xml:space="preserve">Every cycle settles one rule and shows where it comes from.</w:t>
-      </w:r>
-    </w:p>
-    <w:p>
-      <w:pPr>
-        <w:spacing w:after="18"/>
-        <w:ind w:left="300" w:hanging="300"/>
-      </w:pPr>
-      <w:r>
-        <w:rPr>
-          <w:b/>
-          <w:bCs/>
-          <w:color w:val="8186EF"/>
-          <w:sz w:val="16"/>
-          <w:szCs w:val="16"/>
-        </w:rPr>
-        <w:t xml:space="preserve">19  </w:t>
-      </w:r>
-      <w:r>
-        <w:rPr>
-          <w:sz w:val="16"/>
-          <w:szCs w:val="16"/>
-        </w:rPr>
         <w:t xml:space="preserve">CMA questions use exact terms, and one word can change the answer.</w:t>
       </w:r>
     </w:p>
@@ -8135,7 +7067,7 @@
           <w:sz w:val="16"/>
           <w:szCs w:val="16"/>
         </w:rPr>
-        <w:t xml:space="preserve">26  </w:t>
+        <w:t xml:space="preserve">20  </w:t>
       </w:r>
       <w:r>
         <w:rPr>
@@ -8143,6 +7075,29 @@
           <w:szCs w:val="16"/>
         </w:rPr>
         <w:t xml:space="preserve">The exam marks the term, so the English word is the answer.</w:t>
+      </w:r>
+    </w:p>
+    <w:p>
+      <w:pPr>
+        <w:spacing w:after="18"/>
+        <w:ind w:left="300" w:hanging="300"/>
+      </w:pPr>
+      <w:r>
+        <w:rPr>
+          <w:b/>
+          <w:bCs/>
+          <w:color w:val="8186EF"/>
+          <w:sz w:val="16"/>
+          <w:szCs w:val="16"/>
+        </w:rPr>
+        <w:t xml:space="preserve">21  </w:t>
+      </w:r>
+      <w:r>
+        <w:rPr>
+          <w:sz w:val="16"/>
+          <w:szCs w:val="16"/>
+        </w:rPr>
+        <w:t xml:space="preserve">Every item on a Workshop sheet is settled by something printed on the same sheet.</w:t>
       </w:r>
     </w:p>
     <w:p/>
@@ -8252,6 +7207,39 @@
                 <w:sz w:val="17"/>
                 <w:szCs w:val="17"/>
               </w:rPr>
+              <w:t xml:space="preserve">FOB destination · consignment · consignor · consignee · inventory</w:t>
+            </w:r>
+          </w:p>
+        </w:tc>
+        <w:tc>
+          <w:tcPr>
+            <w:tcW w:type="pct" w:w="1667"/>
+            <w:tcMar>
+              <w:top w:type="dxa" w:w="40"/>
+              <w:left w:type="dxa" w:w="100"/>
+              <w:bottom w:type="dxa" w:w="40"/>
+              <w:right w:type="dxa" w:w="100"/>
+            </w:tcMar>
+          </w:tcPr>
+          <w:p>
+            <w:pPr>
+              <w:spacing w:before="22" w:after="22"/>
+            </w:pPr>
+            <w:r>
+              <w:rPr>
+                <w:b/>
+                <w:bCs/>
+                <w:color w:val="8186EF"/>
+                <w:sz w:val="16"/>
+                <w:szCs w:val="16"/>
+              </w:rPr>
+              <w:t xml:space="preserve">11  </w:t>
+            </w:r>
+            <w:r>
+              <w:rPr>
+                <w:sz w:val="17"/>
+                <w:szCs w:val="17"/>
+              </w:rPr>
               <w:t xml:space="preserve">D</w:t>
             </w:r>
           </w:p>
@@ -8278,40 +7266,7 @@
                 <w:sz w:val="16"/>
                 <w:szCs w:val="16"/>
               </w:rPr>
-              <w:t xml:space="preserve">13  </w:t>
-            </w:r>
-            <w:r>
-              <w:rPr>
-                <w:sz w:val="17"/>
-                <w:szCs w:val="17"/>
-              </w:rPr>
-              <w:t xml:space="preserve">B</w:t>
-            </w:r>
-          </w:p>
-        </w:tc>
-        <w:tc>
-          <w:tcPr>
-            <w:tcW w:type="pct" w:w="1667"/>
-            <w:tcMar>
-              <w:top w:type="dxa" w:w="40"/>
-              <w:left w:type="dxa" w:w="100"/>
-              <w:bottom w:type="dxa" w:w="40"/>
-              <w:right w:type="dxa" w:w="100"/>
-            </w:tcMar>
-          </w:tcPr>
-          <w:p>
-            <w:pPr>
-              <w:spacing w:before="22" w:after="22"/>
-            </w:pPr>
-            <w:r>
-              <w:rPr>
-                <w:b/>
-                <w:bCs/>
-                <w:color w:val="8186EF"/>
-                <w:sz w:val="16"/>
-                <w:szCs w:val="16"/>
-              </w:rPr>
-              <w:t xml:space="preserve">25  </w:t>
+              <w:t xml:space="preserve">21  </w:t>
             </w:r>
             <w:r>
               <w:rPr>
@@ -8354,7 +7309,7 @@
                 <w:sz w:val="17"/>
                 <w:szCs w:val="17"/>
               </w:rPr>
-              <w:t xml:space="preserve">A</w:t>
+              <w:t xml:space="preserve">periodic inventory system · cost of goods sold · perpetual inventory system</w:t>
             </w:r>
           </w:p>
         </w:tc>
@@ -8381,14 +7336,14 @@
                 <w:sz w:val="16"/>
                 <w:szCs w:val="16"/>
               </w:rPr>
-              <w:t xml:space="preserve">14  </w:t>
-            </w:r>
-            <w:r>
-              <w:rPr>
-                <w:sz w:val="17"/>
-                <w:szCs w:val="17"/>
-              </w:rPr>
-              <w:t xml:space="preserve">C</w:t>
+              <w:t xml:space="preserve">12  </w:t>
+            </w:r>
+            <w:r>
+              <w:rPr>
+                <w:sz w:val="17"/>
+                <w:szCs w:val="17"/>
+              </w:rPr>
+              <w:t xml:space="preserve">E</w:t>
             </w:r>
           </w:p>
         </w:tc>
@@ -8415,7 +7370,7 @@
                 <w:sz w:val="16"/>
                 <w:szCs w:val="16"/>
               </w:rPr>
-              <w:t xml:space="preserve">26  </w:t>
+              <w:t xml:space="preserve">22  </w:t>
             </w:r>
             <w:r>
               <w:rPr>
@@ -8457,33 +7412,33 @@
                 <w:sz w:val="17"/>
                 <w:szCs w:val="17"/>
               </w:rPr>
-              <w:t xml:space="preserve">C</w:t>
-            </w:r>
-          </w:p>
-        </w:tc>
-        <w:tc>
-          <w:tcPr>
-            <w:tcW w:type="pct" w:w="1667"/>
-            <w:tcMar>
-              <w:top w:type="dxa" w:w="40"/>
-              <w:left w:type="dxa" w:w="100"/>
-              <w:bottom w:type="dxa" w:w="40"/>
-              <w:right w:type="dxa" w:w="100"/>
-            </w:tcMar>
-          </w:tcPr>
-          <w:p>
-            <w:pPr>
-              <w:spacing w:before="22" w:after="22"/>
-            </w:pPr>
-            <w:r>
-              <w:rPr>
-                <w:b/>
-                <w:bCs/>
-                <w:color w:val="8186EF"/>
-                <w:sz w:val="16"/>
-                <w:szCs w:val="16"/>
-              </w:rPr>
-              <w:t xml:space="preserve">15  </w:t>
+              <w:t xml:space="preserve">cost of goods sold · gross profit · inventory</w:t>
+            </w:r>
+          </w:p>
+        </w:tc>
+        <w:tc>
+          <w:tcPr>
+            <w:tcW w:type="pct" w:w="1667"/>
+            <w:tcMar>
+              <w:top w:type="dxa" w:w="40"/>
+              <w:left w:type="dxa" w:w="100"/>
+              <w:bottom w:type="dxa" w:w="40"/>
+              <w:right w:type="dxa" w:w="100"/>
+            </w:tcMar>
+          </w:tcPr>
+          <w:p>
+            <w:pPr>
+              <w:spacing w:before="22" w:after="22"/>
+            </w:pPr>
+            <w:r>
+              <w:rPr>
+                <w:b/>
+                <w:bCs/>
+                <w:color w:val="8186EF"/>
+                <w:sz w:val="16"/>
+                <w:szCs w:val="16"/>
+              </w:rPr>
+              <w:t xml:space="preserve">13  </w:t>
             </w:r>
             <w:r>
               <w:rPr>
@@ -8516,7 +7471,7 @@
                 <w:sz w:val="16"/>
                 <w:szCs w:val="16"/>
               </w:rPr>
-              <w:t xml:space="preserve">27  </w:t>
+              <w:t xml:space="preserve">23  </w:t>
             </w:r>
             <w:r>
               <w:rPr>
@@ -8559,7 +7514,7 @@
                 <w:sz w:val="17"/>
                 <w:szCs w:val="17"/>
               </w:rPr>
-              <w:t xml:space="preserve">B</w:t>
+              <w:t xml:space="preserve">T</w:t>
             </w:r>
           </w:p>
         </w:tc>
@@ -8586,14 +7541,14 @@
                 <w:sz w:val="16"/>
                 <w:szCs w:val="16"/>
               </w:rPr>
-              <w:t xml:space="preserve">16  </w:t>
-            </w:r>
-            <w:r>
-              <w:rPr>
-                <w:sz w:val="17"/>
-                <w:szCs w:val="17"/>
-              </w:rPr>
-              <w:t xml:space="preserve">E</w:t>
+              <w:t xml:space="preserve">14  </w:t>
+            </w:r>
+            <w:r>
+              <w:rPr>
+                <w:sz w:val="17"/>
+                <w:szCs w:val="17"/>
+              </w:rPr>
+              <w:t xml:space="preserve">C</w:t>
             </w:r>
           </w:p>
         </w:tc>
@@ -8620,7 +7575,7 @@
                 <w:sz w:val="16"/>
                 <w:szCs w:val="16"/>
               </w:rPr>
-              <w:t xml:space="preserve">28  </w:t>
+              <w:t xml:space="preserve">24  </w:t>
             </w:r>
             <w:r>
               <w:rPr>
@@ -8688,40 +7643,40 @@
                 <w:sz w:val="16"/>
                 <w:szCs w:val="16"/>
               </w:rPr>
-              <w:t xml:space="preserve">17  </w:t>
-            </w:r>
-            <w:r>
-              <w:rPr>
-                <w:sz w:val="17"/>
-                <w:szCs w:val="17"/>
-              </w:rPr>
-              <w:t xml:space="preserve">D</w:t>
-            </w:r>
-          </w:p>
-        </w:tc>
-        <w:tc>
-          <w:tcPr>
-            <w:tcW w:type="pct" w:w="1667"/>
-            <w:tcMar>
-              <w:top w:type="dxa" w:w="40"/>
-              <w:left w:type="dxa" w:w="100"/>
-              <w:bottom w:type="dxa" w:w="40"/>
-              <w:right w:type="dxa" w:w="100"/>
-            </w:tcMar>
-          </w:tcPr>
-          <w:p>
-            <w:pPr>
-              <w:spacing w:before="22" w:after="22"/>
-            </w:pPr>
-            <w:r>
-              <w:rPr>
-                <w:b/>
-                <w:bCs/>
-                <w:color w:val="8186EF"/>
-                <w:sz w:val="16"/>
-                <w:szCs w:val="16"/>
-              </w:rPr>
-              <w:t xml:space="preserve">29  </w:t>
+              <w:t xml:space="preserve">15  </w:t>
+            </w:r>
+            <w:r>
+              <w:rPr>
+                <w:sz w:val="17"/>
+                <w:szCs w:val="17"/>
+              </w:rPr>
+              <w:t xml:space="preserve">A</w:t>
+            </w:r>
+          </w:p>
+        </w:tc>
+        <w:tc>
+          <w:tcPr>
+            <w:tcW w:type="pct" w:w="1667"/>
+            <w:tcMar>
+              <w:top w:type="dxa" w:w="40"/>
+              <w:left w:type="dxa" w:w="100"/>
+              <w:bottom w:type="dxa" w:w="40"/>
+              <w:right w:type="dxa" w:w="100"/>
+            </w:tcMar>
+          </w:tcPr>
+          <w:p>
+            <w:pPr>
+              <w:spacing w:before="22" w:after="22"/>
+            </w:pPr>
+            <w:r>
+              <w:rPr>
+                <w:b/>
+                <w:bCs/>
+                <w:color w:val="8186EF"/>
+                <w:sz w:val="16"/>
+                <w:szCs w:val="16"/>
+              </w:rPr>
+              <w:t xml:space="preserve">25  </w:t>
             </w:r>
             <w:r>
               <w:rPr>
@@ -8791,14 +7746,14 @@
                 <w:sz w:val="16"/>
                 <w:szCs w:val="16"/>
               </w:rPr>
-              <w:t xml:space="preserve">18  </w:t>
-            </w:r>
-            <w:r>
-              <w:rPr>
-                <w:sz w:val="17"/>
-                <w:szCs w:val="17"/>
-              </w:rPr>
-              <w:t xml:space="preserve">C</w:t>
+              <w:t xml:space="preserve">16  </w:t>
+            </w:r>
+            <w:r>
+              <w:rPr>
+                <w:sz w:val="17"/>
+                <w:szCs w:val="17"/>
+              </w:rPr>
+              <w:t xml:space="preserve">B</w:t>
             </w:r>
           </w:p>
         </w:tc>
@@ -8825,7 +7780,7 @@
                 <w:sz w:val="16"/>
                 <w:szCs w:val="16"/>
               </w:rPr>
-              <w:t xml:space="preserve">30  </w:t>
+              <w:t xml:space="preserve">26  </w:t>
             </w:r>
             <w:r>
               <w:rPr>
@@ -8867,66 +7822,66 @@
                 <w:sz w:val="17"/>
                 <w:szCs w:val="17"/>
               </w:rPr>
-              <w:t xml:space="preserve">A</w:t>
-            </w:r>
-          </w:p>
-        </w:tc>
-        <w:tc>
-          <w:tcPr>
-            <w:tcW w:type="pct" w:w="1667"/>
-            <w:tcMar>
-              <w:top w:type="dxa" w:w="40"/>
-              <w:left w:type="dxa" w:w="100"/>
-              <w:bottom w:type="dxa" w:w="40"/>
-              <w:right w:type="dxa" w:w="100"/>
-            </w:tcMar>
-          </w:tcPr>
-          <w:p>
-            <w:pPr>
-              <w:spacing w:before="22" w:after="22"/>
-            </w:pPr>
-            <w:r>
-              <w:rPr>
-                <w:b/>
-                <w:bCs/>
-                <w:color w:val="8186EF"/>
-                <w:sz w:val="16"/>
-                <w:szCs w:val="16"/>
-              </w:rPr>
-              <w:t xml:space="preserve">19  </w:t>
-            </w:r>
-            <w:r>
-              <w:rPr>
-                <w:sz w:val="17"/>
-                <w:szCs w:val="17"/>
-              </w:rPr>
-              <w:t xml:space="preserve">A</w:t>
-            </w:r>
-          </w:p>
-        </w:tc>
-        <w:tc>
-          <w:tcPr>
-            <w:tcW w:type="pct" w:w="1667"/>
-            <w:tcMar>
-              <w:top w:type="dxa" w:w="40"/>
-              <w:left w:type="dxa" w:w="100"/>
-              <w:bottom w:type="dxa" w:w="40"/>
-              <w:right w:type="dxa" w:w="100"/>
-            </w:tcMar>
-          </w:tcPr>
-          <w:p>
-            <w:pPr>
-              <w:spacing w:before="22" w:after="22"/>
-            </w:pPr>
-            <w:r>
-              <w:rPr>
-                <w:b/>
-                <w:bCs/>
-                <w:color w:val="8186EF"/>
-                <w:sz w:val="16"/>
-                <w:szCs w:val="16"/>
-              </w:rPr>
-              <w:t xml:space="preserve">31  </w:t>
+              <w:t xml:space="preserve">D</w:t>
+            </w:r>
+          </w:p>
+        </w:tc>
+        <w:tc>
+          <w:tcPr>
+            <w:tcW w:type="pct" w:w="1667"/>
+            <w:tcMar>
+              <w:top w:type="dxa" w:w="40"/>
+              <w:left w:type="dxa" w:w="100"/>
+              <w:bottom w:type="dxa" w:w="40"/>
+              <w:right w:type="dxa" w:w="100"/>
+            </w:tcMar>
+          </w:tcPr>
+          <w:p>
+            <w:pPr>
+              <w:spacing w:before="22" w:after="22"/>
+            </w:pPr>
+            <w:r>
+              <w:rPr>
+                <w:b/>
+                <w:bCs/>
+                <w:color w:val="8186EF"/>
+                <w:sz w:val="16"/>
+                <w:szCs w:val="16"/>
+              </w:rPr>
+              <w:t xml:space="preserve">17  </w:t>
+            </w:r>
+            <w:r>
+              <w:rPr>
+                <w:sz w:val="17"/>
+                <w:szCs w:val="17"/>
+              </w:rPr>
+              <w:t xml:space="preserve">D</w:t>
+            </w:r>
+          </w:p>
+        </w:tc>
+        <w:tc>
+          <w:tcPr>
+            <w:tcW w:type="pct" w:w="1667"/>
+            <w:tcMar>
+              <w:top w:type="dxa" w:w="40"/>
+              <w:left w:type="dxa" w:w="100"/>
+              <w:bottom w:type="dxa" w:w="40"/>
+              <w:right w:type="dxa" w:w="100"/>
+            </w:tcMar>
+          </w:tcPr>
+          <w:p>
+            <w:pPr>
+              <w:spacing w:before="22" w:after="22"/>
+            </w:pPr>
+            <w:r>
+              <w:rPr>
+                <w:b/>
+                <w:bCs/>
+                <w:color w:val="8186EF"/>
+                <w:sz w:val="16"/>
+                <w:szCs w:val="16"/>
+              </w:rPr>
+              <w:t xml:space="preserve">27  </w:t>
             </w:r>
             <w:r>
               <w:rPr>
@@ -8969,7 +7924,7 @@
                 <w:sz w:val="17"/>
                 <w:szCs w:val="17"/>
               </w:rPr>
-              <w:t xml:space="preserve">T</w:t>
+              <w:t xml:space="preserve">A</w:t>
             </w:r>
           </w:p>
         </w:tc>
@@ -8996,14 +7951,14 @@
                 <w:sz w:val="16"/>
                 <w:szCs w:val="16"/>
               </w:rPr>
-              <w:t xml:space="preserve">20  </w:t>
-            </w:r>
-            <w:r>
-              <w:rPr>
-                <w:sz w:val="17"/>
-                <w:szCs w:val="17"/>
-              </w:rPr>
-              <w:t xml:space="preserve">B</w:t>
+              <w:t xml:space="preserve">18  </w:t>
+            </w:r>
+            <w:r>
+              <w:rPr>
+                <w:sz w:val="17"/>
+                <w:szCs w:val="17"/>
+              </w:rPr>
+              <w:t xml:space="preserve">D</w:t>
             </w:r>
           </w:p>
         </w:tc>
@@ -9030,7 +7985,7 @@
                 <w:sz w:val="16"/>
                 <w:szCs w:val="16"/>
               </w:rPr>
-              <w:t xml:space="preserve">32  </w:t>
+              <w:t xml:space="preserve">28  </w:t>
             </w:r>
             <w:r>
               <w:rPr>
@@ -9072,66 +8027,66 @@
                 <w:sz w:val="17"/>
                 <w:szCs w:val="17"/>
               </w:rPr>
-              <w:t xml:space="preserve">D</w:t>
-            </w:r>
-          </w:p>
-        </w:tc>
-        <w:tc>
-          <w:tcPr>
-            <w:tcW w:type="pct" w:w="1667"/>
-            <w:tcMar>
-              <w:top w:type="dxa" w:w="40"/>
-              <w:left w:type="dxa" w:w="100"/>
-              <w:bottom w:type="dxa" w:w="40"/>
-              <w:right w:type="dxa" w:w="100"/>
-            </w:tcMar>
-          </w:tcPr>
-          <w:p>
-            <w:pPr>
-              <w:spacing w:before="22" w:after="22"/>
-            </w:pPr>
-            <w:r>
-              <w:rPr>
-                <w:b/>
-                <w:bCs/>
-                <w:color w:val="8186EF"/>
-                <w:sz w:val="16"/>
-                <w:szCs w:val="16"/>
-              </w:rPr>
-              <w:t xml:space="preserve">21  </w:t>
-            </w:r>
-            <w:r>
-              <w:rPr>
-                <w:sz w:val="17"/>
-                <w:szCs w:val="17"/>
-              </w:rPr>
-              <w:t xml:space="preserve">D</w:t>
-            </w:r>
-          </w:p>
-        </w:tc>
-        <w:tc>
-          <w:tcPr>
-            <w:tcW w:type="pct" w:w="1667"/>
-            <w:tcMar>
-              <w:top w:type="dxa" w:w="40"/>
-              <w:left w:type="dxa" w:w="100"/>
-              <w:bottom w:type="dxa" w:w="40"/>
-              <w:right w:type="dxa" w:w="100"/>
-            </w:tcMar>
-          </w:tcPr>
-          <w:p>
-            <w:pPr>
-              <w:spacing w:before="22" w:after="22"/>
-            </w:pPr>
-            <w:r>
-              <w:rPr>
-                <w:b/>
-                <w:bCs/>
-                <w:color w:val="8186EF"/>
-                <w:sz w:val="16"/>
-                <w:szCs w:val="16"/>
-              </w:rPr>
-              <w:t xml:space="preserve">33  </w:t>
+              <w:t xml:space="preserve">B</w:t>
+            </w:r>
+          </w:p>
+        </w:tc>
+        <w:tc>
+          <w:tcPr>
+            <w:tcW w:type="pct" w:w="1667"/>
+            <w:tcMar>
+              <w:top w:type="dxa" w:w="40"/>
+              <w:left w:type="dxa" w:w="100"/>
+              <w:bottom w:type="dxa" w:w="40"/>
+              <w:right w:type="dxa" w:w="100"/>
+            </w:tcMar>
+          </w:tcPr>
+          <w:p>
+            <w:pPr>
+              <w:spacing w:before="22" w:after="22"/>
+            </w:pPr>
+            <w:r>
+              <w:rPr>
+                <w:b/>
+                <w:bCs/>
+                <w:color w:val="8186EF"/>
+                <w:sz w:val="16"/>
+                <w:szCs w:val="16"/>
+              </w:rPr>
+              <w:t xml:space="preserve">19  </w:t>
+            </w:r>
+            <w:r>
+              <w:rPr>
+                <w:sz w:val="17"/>
+                <w:szCs w:val="17"/>
+              </w:rPr>
+              <w:t xml:space="preserve">T</w:t>
+            </w:r>
+          </w:p>
+        </w:tc>
+        <w:tc>
+          <w:tcPr>
+            <w:tcW w:type="pct" w:w="1667"/>
+            <w:tcMar>
+              <w:top w:type="dxa" w:w="40"/>
+              <w:left w:type="dxa" w:w="100"/>
+              <w:bottom w:type="dxa" w:w="40"/>
+              <w:right w:type="dxa" w:w="100"/>
+            </w:tcMar>
+          </w:tcPr>
+          <w:p>
+            <w:pPr>
+              <w:spacing w:before="22" w:after="22"/>
+            </w:pPr>
+            <w:r>
+              <w:rPr>
+                <w:b/>
+                <w:bCs/>
+                <w:color w:val="8186EF"/>
+                <w:sz w:val="16"/>
+                <w:szCs w:val="16"/>
+              </w:rPr>
+              <w:t xml:space="preserve">29  </w:t>
             </w:r>
             <w:r>
               <w:rPr>
@@ -9201,14 +8156,14 @@
                 <w:sz w:val="16"/>
                 <w:szCs w:val="16"/>
               </w:rPr>
-              <w:t xml:space="preserve">22  </w:t>
-            </w:r>
-            <w:r>
-              <w:rPr>
-                <w:sz w:val="17"/>
-                <w:szCs w:val="17"/>
-              </w:rPr>
-              <w:t xml:space="preserve">D</w:t>
+              <w:t xml:space="preserve">20  </w:t>
+            </w:r>
+            <w:r>
+              <w:rPr>
+                <w:sz w:val="17"/>
+                <w:szCs w:val="17"/>
+              </w:rPr>
+              <w:t xml:space="preserve">A</w:t>
             </w:r>
           </w:p>
         </w:tc>
@@ -9235,7 +8190,7 @@
                 <w:sz w:val="16"/>
                 <w:szCs w:val="16"/>
               </w:rPr>
-              <w:t xml:space="preserve">34  </w:t>
+              <w:t xml:space="preserve">30  </w:t>
             </w:r>
             <w:r>
               <w:rPr>
@@ -9243,191 +8198,6 @@
                 <w:szCs w:val="17"/>
               </w:rPr>
               <w:t xml:space="preserve">7.1: Which goods belong in inventory?. 7.2: Which costs belong in inventory?. 7.3: Cost flow assumptions. 7.4: Effects on income, taxes and assets. 7.5: Inventory errors.</w:t>
-            </w:r>
-          </w:p>
-        </w:tc>
-      </w:tr>
-      <w:tr>
-        <w:tc>
-          <w:tcPr>
-            <w:tcW w:type="pct" w:w="1667"/>
-            <w:tcMar>
-              <w:top w:type="dxa" w:w="40"/>
-              <w:left w:type="dxa" w:w="100"/>
-              <w:bottom w:type="dxa" w:w="40"/>
-              <w:right w:type="dxa" w:w="100"/>
-            </w:tcMar>
-          </w:tcPr>
-          <w:p>
-            <w:pPr>
-              <w:spacing w:before="22" w:after="22"/>
-            </w:pPr>
-            <w:r>
-              <w:rPr>
-                <w:b/>
-                <w:bCs/>
-                <w:color w:val="8186EF"/>
-                <w:sz w:val="16"/>
-                <w:szCs w:val="16"/>
-              </w:rPr>
-              <w:t xml:space="preserve">11  </w:t>
-            </w:r>
-            <w:r>
-              <w:rPr>
-                <w:sz w:val="17"/>
-                <w:szCs w:val="17"/>
-              </w:rPr>
-              <w:t xml:space="preserve">D</w:t>
-            </w:r>
-          </w:p>
-        </w:tc>
-        <w:tc>
-          <w:tcPr>
-            <w:tcW w:type="pct" w:w="1667"/>
-            <w:tcMar>
-              <w:top w:type="dxa" w:w="40"/>
-              <w:left w:type="dxa" w:w="100"/>
-              <w:bottom w:type="dxa" w:w="40"/>
-              <w:right w:type="dxa" w:w="100"/>
-            </w:tcMar>
-          </w:tcPr>
-          <w:p>
-            <w:pPr>
-              <w:spacing w:before="22" w:after="22"/>
-            </w:pPr>
-            <w:r>
-              <w:rPr>
-                <w:b/>
-                <w:bCs/>
-                <w:color w:val="8186EF"/>
-                <w:sz w:val="16"/>
-                <w:szCs w:val="16"/>
-              </w:rPr>
-              <w:t xml:space="preserve">23  </w:t>
-            </w:r>
-            <w:r>
-              <w:rPr>
-                <w:sz w:val="17"/>
-                <w:szCs w:val="17"/>
-              </w:rPr>
-              <w:t xml:space="preserve">T</w:t>
-            </w:r>
-          </w:p>
-        </w:tc>
-        <w:tc>
-          <w:tcPr>
-            <w:tcW w:type="pct" w:w="1667"/>
-            <w:tcMar>
-              <w:top w:type="dxa" w:w="40"/>
-              <w:left w:type="dxa" w:w="100"/>
-              <w:bottom w:type="dxa" w:w="40"/>
-              <w:right w:type="dxa" w:w="100"/>
-            </w:tcMar>
-          </w:tcPr>
-          <w:p>
-            <w:pPr>
-              <w:spacing w:before="24" w:after="24"/>
-            </w:pPr>
-            <w:r>
-              <w:rPr>
-                <w:sz w:val="16"/>
-                <w:szCs w:val="16"/>
-              </w:rPr>
-              <w:t xml:space="preserve"/>
-            </w:r>
-          </w:p>
-        </w:tc>
-      </w:tr>
-      <w:tr>
-        <w:tc>
-          <w:tcPr>
-            <w:tcW w:type="pct" w:w="1667"/>
-            <w:shd w:fill="FBFAF6" w:val="clear"/>
-            <w:tcMar>
-              <w:top w:type="dxa" w:w="40"/>
-              <w:left w:type="dxa" w:w="100"/>
-              <w:bottom w:type="dxa" w:w="40"/>
-              <w:right w:type="dxa" w:w="100"/>
-            </w:tcMar>
-          </w:tcPr>
-          <w:p>
-            <w:pPr>
-              <w:spacing w:before="22" w:after="22"/>
-            </w:pPr>
-            <w:r>
-              <w:rPr>
-                <w:b/>
-                <w:bCs/>
-                <w:color w:val="8186EF"/>
-                <w:sz w:val="16"/>
-                <w:szCs w:val="16"/>
-              </w:rPr>
-              <w:t xml:space="preserve">12  </w:t>
-            </w:r>
-            <w:r>
-              <w:rPr>
-                <w:sz w:val="17"/>
-                <w:szCs w:val="17"/>
-              </w:rPr>
-              <w:t xml:space="preserve">A</w:t>
-            </w:r>
-          </w:p>
-        </w:tc>
-        <w:tc>
-          <w:tcPr>
-            <w:tcW w:type="pct" w:w="1667"/>
-            <w:shd w:fill="FBFAF6" w:val="clear"/>
-            <w:tcMar>
-              <w:top w:type="dxa" w:w="40"/>
-              <w:left w:type="dxa" w:w="100"/>
-              <w:bottom w:type="dxa" w:w="40"/>
-              <w:right w:type="dxa" w:w="100"/>
-            </w:tcMar>
-          </w:tcPr>
-          <w:p>
-            <w:pPr>
-              <w:spacing w:before="22" w:after="22"/>
-            </w:pPr>
-            <w:r>
-              <w:rPr>
-                <w:b/>
-                <w:bCs/>
-                <w:color w:val="8186EF"/>
-                <w:sz w:val="16"/>
-                <w:szCs w:val="16"/>
-              </w:rPr>
-              <w:t xml:space="preserve">24  </w:t>
-            </w:r>
-            <w:r>
-              <w:rPr>
-                <w:sz w:val="17"/>
-                <w:szCs w:val="17"/>
-              </w:rPr>
-              <w:t xml:space="preserve">A</w:t>
-            </w:r>
-          </w:p>
-        </w:tc>
-        <w:tc>
-          <w:tcPr>
-            <w:tcW w:type="pct" w:w="1667"/>
-            <w:shd w:fill="FBFAF6" w:val="clear"/>
-            <w:tcMar>
-              <w:top w:type="dxa" w:w="40"/>
-              <w:left w:type="dxa" w:w="100"/>
-              <w:bottom w:type="dxa" w:w="40"/>
-              <w:right w:type="dxa" w:w="100"/>
-            </w:tcMar>
-          </w:tcPr>
-          <w:p>
-            <w:pPr>
-              <w:spacing w:before="24" w:after="24"/>
-            </w:pPr>
-            <w:r>
-              <w:rPr>
-                <w:sz w:val="16"/>
-                <w:szCs w:val="16"/>
-              </w:rPr>
-              <w:t xml:space="preserve"/>
             </w:r>
           </w:p>
         </w:tc>
@@ -9469,6 +8239,282 @@
           <w:sz w:val="16"/>
           <w:szCs w:val="16"/>
         </w:rPr>
+        <w:t xml:space="preserve">The book writes: “Under FOB destination, the seller keeps control until the goods arrive, so the seller includes them. In a consignment, the consignor (the owner) gives goods to a consignee, who sells them for a commission. The goods stay in the consignor's inventory.”</w:t>
+      </w:r>
+    </w:p>
+    <w:p>
+      <w:pPr>
+        <w:spacing w:after="18"/>
+        <w:ind w:left="300" w:hanging="300"/>
+      </w:pPr>
+      <w:r>
+        <w:rPr>
+          <w:b/>
+          <w:bCs/>
+          <w:color w:val="8186EF"/>
+          <w:sz w:val="16"/>
+          <w:szCs w:val="16"/>
+        </w:rPr>
+        <w:t xml:space="preserve">2  </w:t>
+      </w:r>
+      <w:r>
+        <w:rPr>
+          <w:sz w:val="16"/>
+          <w:szCs w:val="16"/>
+        </w:rPr>
+        <w:t xml:space="preserve">The book writes: “In a periodic inventory system, the company counts the goods at year-end and calculates cost of goods sold for the whole period. In a perpetual inventory system, it updates inventory and cost of goods sold after every purchase and every sale.”</w:t>
+      </w:r>
+    </w:p>
+    <w:p>
+      <w:pPr>
+        <w:spacing w:after="18"/>
+        <w:ind w:left="300" w:hanging="300"/>
+      </w:pPr>
+      <w:r>
+        <w:rPr>
+          <w:b/>
+          <w:bCs/>
+          <w:color w:val="8186EF"/>
+          <w:sz w:val="16"/>
+          <w:szCs w:val="16"/>
+        </w:rPr>
+        <w:t xml:space="preserve">3  </w:t>
+      </w:r>
+      <w:r>
+        <w:rPr>
+          <w:sz w:val="16"/>
+          <w:szCs w:val="16"/>
+        </w:rPr>
+        <w:t xml:space="preserve">The book writes: “So FIFO gives the lowest cost of goods sold, the highest gross profit, the highest income tax and the highest ending inventory. When prices are falling, all these relationships reverse. Effects of FIFO, weighted average and LIFO when prices are rising.”</w:t>
+      </w:r>
+    </w:p>
+    <w:p>
+      <w:pPr>
+        <w:spacing w:after="18"/>
+        <w:ind w:left="300" w:hanging="300"/>
+      </w:pPr>
+      <w:r>
+        <w:rPr>
+          <w:b/>
+          <w:bCs/>
+          <w:color w:val="8186EF"/>
+          <w:sz w:val="16"/>
+          <w:szCs w:val="16"/>
+        </w:rPr>
+        <w:t xml:space="preserve">4  </w:t>
+      </w:r>
+      <w:r>
+        <w:rPr>
+          <w:sz w:val="16"/>
+          <w:szCs w:val="16"/>
+        </w:rPr>
+        <w:t xml:space="preserve">The map shows the order the decisions have to be taken in.</w:t>
+      </w:r>
+    </w:p>
+    <w:p>
+      <w:pPr>
+        <w:spacing w:after="18"/>
+        <w:ind w:left="300" w:hanging="300"/>
+      </w:pPr>
+      <w:r>
+        <w:rPr>
+          <w:b/>
+          <w:bCs/>
+          <w:color w:val="8186EF"/>
+          <w:sz w:val="16"/>
+          <w:szCs w:val="16"/>
+        </w:rPr>
+        <w:t xml:space="preserve">5  </w:t>
+      </w:r>
+      <w:r>
+        <w:rPr>
+          <w:sz w:val="16"/>
+          <w:szCs w:val="16"/>
+        </w:rPr>
+        <w:t xml:space="preserve">The book numbers it 7.1.</w:t>
+      </w:r>
+    </w:p>
+    <w:p>
+      <w:pPr>
+        <w:spacing w:after="18"/>
+        <w:ind w:left="300" w:hanging="300"/>
+      </w:pPr>
+      <w:r>
+        <w:rPr>
+          <w:b/>
+          <w:bCs/>
+          <w:color w:val="8186EF"/>
+          <w:sz w:val="16"/>
+          <w:szCs w:val="16"/>
+        </w:rPr>
+        <w:t xml:space="preserve">6  </w:t>
+      </w:r>
+      <w:r>
+        <w:rPr>
+          <w:sz w:val="16"/>
+          <w:szCs w:val="16"/>
+        </w:rPr>
+        <w:t xml:space="preserve">The book numbers it 7.2.</w:t>
+      </w:r>
+    </w:p>
+    <w:p>
+      <w:pPr>
+        <w:spacing w:after="18"/>
+        <w:ind w:left="300" w:hanging="300"/>
+      </w:pPr>
+      <w:r>
+        <w:rPr>
+          <w:b/>
+          <w:bCs/>
+          <w:color w:val="8186EF"/>
+          <w:sz w:val="16"/>
+          <w:szCs w:val="16"/>
+        </w:rPr>
+        <w:t xml:space="preserve">7  </w:t>
+      </w:r>
+      <w:r>
+        <w:rPr>
+          <w:sz w:val="16"/>
+          <w:szCs w:val="16"/>
+        </w:rPr>
+        <w:t xml:space="preserve">The book numbers it 7.3.</w:t>
+      </w:r>
+    </w:p>
+    <w:p>
+      <w:pPr>
+        <w:spacing w:after="18"/>
+        <w:ind w:left="300" w:hanging="300"/>
+      </w:pPr>
+      <w:r>
+        <w:rPr>
+          <w:b/>
+          <w:bCs/>
+          <w:color w:val="8186EF"/>
+          <w:sz w:val="16"/>
+          <w:szCs w:val="16"/>
+        </w:rPr>
+        <w:t xml:space="preserve">13  </w:t>
+      </w:r>
+      <w:r>
+        <w:rPr>
+          <w:sz w:val="16"/>
+          <w:szCs w:val="16"/>
+        </w:rPr>
+        <w:t xml:space="preserve">LIFO sends the newest costs to cost of goods sold, so the oldest costs stay in inventory. A is wrong: The newest costs stay in inventory under FIFO. B is wrong: That is the average method.</w:t>
+      </w:r>
+    </w:p>
+    <w:p>
+      <w:pPr>
+        <w:spacing w:after="18"/>
+        <w:ind w:left="300" w:hanging="300"/>
+      </w:pPr>
+      <w:r>
+        <w:rPr>
+          <w:b/>
+          <w:bCs/>
+          <w:color w:val="8186EF"/>
+          <w:sz w:val="16"/>
+          <w:szCs w:val="16"/>
+        </w:rPr>
+        <w:t xml:space="preserve">14  </w:t>
+      </w:r>
+      <w:r>
+        <w:rPr>
+          <w:sz w:val="16"/>
+          <w:szCs w:val="16"/>
+        </w:rPr>
+        <w:t xml:space="preserve">Cost of goods available divided by units available. A is wrong: This is the oldest unit cost. B is wrong: This is a simple average of the four unit prices. It ignores the number of units in each layer.</w:t>
+      </w:r>
+    </w:p>
+    <w:p>
+      <w:pPr>
+        <w:spacing w:after="18"/>
+        <w:ind w:left="300" w:hanging="300"/>
+      </w:pPr>
+      <w:r>
+        <w:rPr>
+          <w:b/>
+          <w:bCs/>
+          <w:color w:val="8186EF"/>
+          <w:sz w:val="16"/>
+          <w:szCs w:val="16"/>
+        </w:rPr>
+        <w:t xml:space="preserve">15  </w:t>
+      </w:r>
+      <w:r>
+        <w:rPr>
+          <w:sz w:val="16"/>
+          <w:szCs w:val="16"/>
+        </w:rPr>
+        <w:t xml:space="preserve">FIFO puts the oldest, cheapest costs into cost of goods sold, so income is highest. B is wrong: LIFO gives the lowest income when prices rise. C is wrong: The average falls between FIFO and LIFO.</w:t>
+      </w:r>
+    </w:p>
+    <w:p>
+      <w:pPr>
+        <w:spacing w:after="18"/>
+        <w:ind w:left="300" w:hanging="300"/>
+      </w:pPr>
+      <w:r>
+        <w:rPr>
+          <w:b/>
+          <w:bCs/>
+          <w:color w:val="8186EF"/>
+          <w:sz w:val="16"/>
+          <w:szCs w:val="16"/>
+        </w:rPr>
+        <w:t xml:space="preserve">16  </w:t>
+      </w:r>
+      <w:r>
+        <w:rPr>
+          <w:sz w:val="16"/>
+          <w:szCs w:val="16"/>
+        </w:rPr>
+        <w:t xml:space="preserve">FIFO COGS = LIFO COGS − increase in the LIFO reserve = 500,000 − 15,000. A is wrong: This subtracts the ending reserve instead of the change in the reserve. C is wrong: This adds the increase instead of subtracting it.</w:t>
+      </w:r>
+    </w:p>
+    <w:p>
+      <w:pPr>
+        <w:spacing w:after="18"/>
+        <w:ind w:left="300" w:hanging="300"/>
+      </w:pPr>
+      <w:r>
+        <w:rPr>
+          <w:b/>
+          <w:bCs/>
+          <w:color w:val="8186EF"/>
+          <w:sz w:val="16"/>
+          <w:szCs w:val="16"/>
+        </w:rPr>
+        <w:t xml:space="preserve">17  </w:t>
+      </w:r>
+      <w:r>
+        <w:rPr>
+          <w:sz w:val="16"/>
+          <w:szCs w:val="16"/>
+        </w:rPr>
+        <w:t xml:space="preserve">Low ending inventory makes 2025 COGS too high. It also makes 2026 beginning inventory too low, so 2026 COGS is too low. A is wrong: These are the effects of an overstated ending inventory. B is wrong: The error carries into next year through beginning inventory.</w:t>
+      </w:r>
+    </w:p>
+    <w:p>
+      <w:pPr>
+        <w:spacing w:after="18"/>
+        <w:ind w:left="300" w:hanging="300"/>
+      </w:pPr>
+      <w:r>
+        <w:rPr>
+          <w:b/>
+          <w:bCs/>
+          <w:color w:val="8186EF"/>
+          <w:sz w:val="16"/>
+          <w:szCs w:val="16"/>
+        </w:rPr>
+        <w:t xml:space="preserve">18  </w:t>
+      </w:r>
+      <w:r>
+        <w:rPr>
+          <w:sz w:val="16"/>
+          <w:szCs w:val="16"/>
+        </w:rPr>
         <w:t xml:space="preserve">Under FOB shipping point, control passes to the buyer when the goods leave the seller. A is wrong: The seller keeps goods in transit only under FOB destination. B is wrong: Someone always controls the goods; in transit they belong to the buyer here.</w:t>
       </w:r>
     </w:p>
@@ -9485,282 +8531,6 @@
           <w:sz w:val="16"/>
           <w:szCs w:val="16"/>
         </w:rPr>
-        <w:t xml:space="preserve">2  </w:t>
-      </w:r>
-      <w:r>
-        <w:rPr>
-          <w:sz w:val="16"/>
-          <w:szCs w:val="16"/>
-        </w:rPr>
-        <w:t xml:space="preserve">Orontes is the consignor and still owns the goods. Barada, the consignee, never includes them. B is wrong: Location does not decide; ownership and control do. C is wrong: Goods cannot be in two inventories.</w:t>
-      </w:r>
-    </w:p>
-    <w:p>
-      <w:pPr>
-        <w:spacing w:after="18"/>
-        <w:ind w:left="300" w:hanging="300"/>
-      </w:pPr>
-      <w:r>
-        <w:rPr>
-          <w:b/>
-          <w:bCs/>
-          <w:color w:val="8186EF"/>
-          <w:sz w:val="16"/>
-          <w:szCs w:val="16"/>
-        </w:rPr>
-        <w:t xml:space="preserve">3  </w:t>
-      </w:r>
-      <w:r>
-        <w:rPr>
-          <w:sz w:val="16"/>
-          <w:szCs w:val="16"/>
-        </w:rPr>
-        <w:t xml:space="preserve">Freight-in brings the goods to their present location, so it is part of cost. A is wrong: Freight-out is a selling expense. B is wrong: Commissions are selling expenses.</w:t>
-      </w:r>
-    </w:p>
-    <w:p>
-      <w:pPr>
-        <w:spacing w:after="18"/>
-        <w:ind w:left="300" w:hanging="300"/>
-      </w:pPr>
-      <w:r>
-        <w:rPr>
-          <w:b/>
-          <w:bCs/>
-          <w:color w:val="8186EF"/>
-          <w:sz w:val="16"/>
-          <w:szCs w:val="16"/>
-        </w:rPr>
-        <w:t xml:space="preserve">4  </w:t>
-      </w:r>
-      <w:r>
-        <w:rPr>
-          <w:sz w:val="16"/>
-          <w:szCs w:val="16"/>
-        </w:rPr>
-        <w:t xml:space="preserve">Invoice less the discount taken, plus freight-in, import duty and transit insurance. A is wrong: This leaves out freight-in, which is part of cost. C is wrong: This ignores the purchase discount taken.</w:t>
-      </w:r>
-    </w:p>
-    <w:p>
-      <w:pPr>
-        <w:spacing w:after="18"/>
-        <w:ind w:left="300" w:hanging="300"/>
-      </w:pPr>
-      <w:r>
-        <w:rPr>
-          <w:b/>
-          <w:bCs/>
-          <w:color w:val="8186EF"/>
-          <w:sz w:val="16"/>
-          <w:szCs w:val="16"/>
-        </w:rPr>
-        <w:t xml:space="preserve">5  </w:t>
-      </w:r>
-      <w:r>
-        <w:rPr>
-          <w:sz w:val="16"/>
-          <w:szCs w:val="16"/>
-        </w:rPr>
-        <w:t xml:space="preserve">LIFO sends the newest costs to cost of goods sold, so the oldest costs stay in inventory. A is wrong: The newest costs stay in inventory under FIFO. B is wrong: That is the average method.</w:t>
-      </w:r>
-    </w:p>
-    <w:p>
-      <w:pPr>
-        <w:spacing w:after="18"/>
-        <w:ind w:left="300" w:hanging="300"/>
-      </w:pPr>
-      <w:r>
-        <w:rPr>
-          <w:b/>
-          <w:bCs/>
-          <w:color w:val="8186EF"/>
-          <w:sz w:val="16"/>
-          <w:szCs w:val="16"/>
-        </w:rPr>
-        <w:t xml:space="preserve">6  </w:t>
-      </w:r>
-      <w:r>
-        <w:rPr>
-          <w:sz w:val="16"/>
-          <w:szCs w:val="16"/>
-        </w:rPr>
-        <w:t xml:space="preserve">Cost of goods available divided by units available. A is wrong: This is the oldest unit cost. B is wrong: This is a simple average of the four unit prices. It ignores the number of units in each layer.</w:t>
-      </w:r>
-    </w:p>
-    <w:p>
-      <w:pPr>
-        <w:spacing w:after="18"/>
-        <w:ind w:left="300" w:hanging="300"/>
-      </w:pPr>
-      <w:r>
-        <w:rPr>
-          <w:b/>
-          <w:bCs/>
-          <w:color w:val="8186EF"/>
-          <w:sz w:val="16"/>
-          <w:szCs w:val="16"/>
-        </w:rPr>
-        <w:t xml:space="preserve">7  </w:t>
-      </w:r>
-      <w:r>
-        <w:rPr>
-          <w:sz w:val="16"/>
-          <w:szCs w:val="16"/>
-        </w:rPr>
-        <w:t xml:space="preserve">FIFO puts the oldest, cheapest costs into cost of goods sold, so income is highest. B is wrong: LIFO gives the lowest income when prices rise. C is wrong: The average falls between FIFO and LIFO.</w:t>
-      </w:r>
-    </w:p>
-    <w:p>
-      <w:pPr>
-        <w:spacing w:after="18"/>
-        <w:ind w:left="300" w:hanging="300"/>
-      </w:pPr>
-      <w:r>
-        <w:rPr>
-          <w:b/>
-          <w:bCs/>
-          <w:color w:val="8186EF"/>
-          <w:sz w:val="16"/>
-          <w:szCs w:val="16"/>
-        </w:rPr>
-        <w:t xml:space="preserve">8  </w:t>
-      </w:r>
-      <w:r>
-        <w:rPr>
-          <w:sz w:val="16"/>
-          <w:szCs w:val="16"/>
-        </w:rPr>
-        <w:t xml:space="preserve">The map shows the order the decisions have to be taken in.</w:t>
-      </w:r>
-    </w:p>
-    <w:p>
-      <w:pPr>
-        <w:spacing w:after="18"/>
-        <w:ind w:left="300" w:hanging="300"/>
-      </w:pPr>
-      <w:r>
-        <w:rPr>
-          <w:b/>
-          <w:bCs/>
-          <w:color w:val="8186EF"/>
-          <w:sz w:val="16"/>
-          <w:szCs w:val="16"/>
-        </w:rPr>
-        <w:t xml:space="preserve">9  </w:t>
-      </w:r>
-      <w:r>
-        <w:rPr>
-          <w:sz w:val="16"/>
-          <w:szCs w:val="16"/>
-        </w:rPr>
-        <w:t xml:space="preserve">The book numbers it 7.1.</w:t>
-      </w:r>
-    </w:p>
-    <w:p>
-      <w:pPr>
-        <w:spacing w:after="18"/>
-        <w:ind w:left="300" w:hanging="300"/>
-      </w:pPr>
-      <w:r>
-        <w:rPr>
-          <w:b/>
-          <w:bCs/>
-          <w:color w:val="8186EF"/>
-          <w:sz w:val="16"/>
-          <w:szCs w:val="16"/>
-        </w:rPr>
-        <w:t xml:space="preserve">10  </w:t>
-      </w:r>
-      <w:r>
-        <w:rPr>
-          <w:sz w:val="16"/>
-          <w:szCs w:val="16"/>
-        </w:rPr>
-        <w:t xml:space="preserve">The book numbers it 7.2.</w:t>
-      </w:r>
-    </w:p>
-    <w:p>
-      <w:pPr>
-        <w:spacing w:after="18"/>
-        <w:ind w:left="300" w:hanging="300"/>
-      </w:pPr>
-      <w:r>
-        <w:rPr>
-          <w:b/>
-          <w:bCs/>
-          <w:color w:val="8186EF"/>
-          <w:sz w:val="16"/>
-          <w:szCs w:val="16"/>
-        </w:rPr>
-        <w:t xml:space="preserve">11  </w:t>
-      </w:r>
-      <w:r>
-        <w:rPr>
-          <w:sz w:val="16"/>
-          <w:szCs w:val="16"/>
-        </w:rPr>
-        <w:t xml:space="preserve">The book numbers it 7.3.</w:t>
-      </w:r>
-    </w:p>
-    <w:p>
-      <w:pPr>
-        <w:spacing w:after="18"/>
-        <w:ind w:left="300" w:hanging="300"/>
-      </w:pPr>
-      <w:r>
-        <w:rPr>
-          <w:b/>
-          <w:bCs/>
-          <w:color w:val="8186EF"/>
-          <w:sz w:val="16"/>
-          <w:szCs w:val="16"/>
-        </w:rPr>
-        <w:t xml:space="preserve">17  </w:t>
-      </w:r>
-      <w:r>
-        <w:rPr>
-          <w:sz w:val="16"/>
-          <w:szCs w:val="16"/>
-        </w:rPr>
-        <w:t xml:space="preserve">LIFO sends the newest costs to cost of goods sold, so the oldest costs stay in inventory. A is wrong: The newest costs stay in inventory under FIFO. B is wrong: That is the average method.</w:t>
-      </w:r>
-    </w:p>
-    <w:p>
-      <w:pPr>
-        <w:spacing w:after="18"/>
-        <w:ind w:left="300" w:hanging="300"/>
-      </w:pPr>
-      <w:r>
-        <w:rPr>
-          <w:b/>
-          <w:bCs/>
-          <w:color w:val="8186EF"/>
-          <w:sz w:val="16"/>
-          <w:szCs w:val="16"/>
-        </w:rPr>
-        <w:t xml:space="preserve">18  </w:t>
-      </w:r>
-      <w:r>
-        <w:rPr>
-          <w:sz w:val="16"/>
-          <w:szCs w:val="16"/>
-        </w:rPr>
-        <w:t xml:space="preserve">Cost of goods available divided by units available. A is wrong: This is the oldest unit cost. B is wrong: This is a simple average of the four unit prices. It ignores the number of units in each layer.</w:t>
-      </w:r>
-    </w:p>
-    <w:p>
-      <w:pPr>
-        <w:spacing w:after="18"/>
-        <w:ind w:left="300" w:hanging="300"/>
-      </w:pPr>
-      <w:r>
-        <w:rPr>
-          <w:b/>
-          <w:bCs/>
-          <w:color w:val="8186EF"/>
-          <w:sz w:val="16"/>
-          <w:szCs w:val="16"/>
-        </w:rPr>
         <w:t xml:space="preserve">19  </w:t>
       </w:r>
       <w:r>
@@ -9768,7 +8538,7 @@
           <w:sz w:val="16"/>
           <w:szCs w:val="16"/>
         </w:rPr>
-        <w:t xml:space="preserve">FIFO puts the oldest, cheapest costs into cost of goods sold, so income is highest. B is wrong: LIFO gives the lowest income when prices rise. C is wrong: The average falls between FIFO and LIFO.</w:t>
+        <w:t xml:space="preserve">Every later answer depends on the adjusted exhibit.</w:t>
       </w:r>
     </w:p>
     <w:p>
@@ -9791,7 +8561,7 @@
           <w:sz w:val="16"/>
           <w:szCs w:val="16"/>
         </w:rPr>
-        <w:t xml:space="preserve">FIFO COGS = LIFO COGS − increase in the LIFO reserve = 500,000 − 15,000. A is wrong: This subtracts the ending reserve instead of the change in the reserve. C is wrong: This adds the increase instead of subtracting it.</w:t>
+        <w:t xml:space="preserve">The book states item C7-1 in those words.</w:t>
       </w:r>
     </w:p>
     <w:p>
@@ -9814,7 +8584,7 @@
           <w:sz w:val="16"/>
           <w:szCs w:val="16"/>
         </w:rPr>
-        <w:t xml:space="preserve">Low ending inventory makes 2025 COGS too high. It also makes 2026 beginning inventory too low, so 2026 COGS is too low. A is wrong: These are the effects of an overstated ending inventory. B is wrong: The error carries into next year through beginning inventory.</w:t>
+        <w:t xml:space="preserve">The book states item C7-2 in those words.</w:t>
       </w:r>
     </w:p>
     <w:p>
@@ -9837,7 +8607,7 @@
           <w:sz w:val="16"/>
           <w:szCs w:val="16"/>
         </w:rPr>
-        <w:t xml:space="preserve">Under FOB shipping point, control passes to the buyer when the goods leave the seller. A is wrong: The seller keeps goods in transit only under FOB destination. B is wrong: Someone always controls the goods; in transit they belong to the buyer here.</w:t>
+        <w:t xml:space="preserve">The book states item C7-3 in those words.</w:t>
       </w:r>
     </w:p>
     <w:p>
@@ -9860,7 +8630,7 @@
           <w:sz w:val="16"/>
           <w:szCs w:val="16"/>
         </w:rPr>
-        <w:t xml:space="preserve">Every later answer depends on the adjusted exhibit.</w:t>
+        <w:t xml:space="preserve">The book states item C7-4 in those words.</w:t>
       </w:r>
     </w:p>
     <w:p>
@@ -9883,7 +8653,7 @@
           <w:sz w:val="16"/>
           <w:szCs w:val="16"/>
         </w:rPr>
-        <w:t xml:space="preserve">The book states item C7-1 in those words.</w:t>
+        <w:t xml:space="preserve">The book states item C7-5 in those words.</w:t>
       </w:r>
     </w:p>
     <w:p>
@@ -9906,7 +8676,7 @@
           <w:sz w:val="16"/>
           <w:szCs w:val="16"/>
         </w:rPr>
-        <w:t xml:space="preserve">The book states item C7-2 in those words.</w:t>
+        <w:t xml:space="preserve">The book states item C7-6 in those words.</w:t>
       </w:r>
     </w:p>
     <w:p/>

--- a/CMA_W_B1_Ch07_AnswerKeys.docx
+++ b/CMA_W_B1_Ch07_AnswerKeys.docx
@@ -8331,7 +8331,7 @@
           <w:sz w:val="16"/>
           <w:szCs w:val="16"/>
         </w:rPr>
-        <w:t xml:space="preserve">The book numbers it 7.1.</w:t>
+        <w:t xml:space="preserve">The book numbers “Which goods belong in inventory?” as section 7.1.</w:t>
       </w:r>
     </w:p>
     <w:p>
@@ -8354,7 +8354,7 @@
           <w:sz w:val="16"/>
           <w:szCs w:val="16"/>
         </w:rPr>
-        <w:t xml:space="preserve">The book numbers it 7.2.</w:t>
+        <w:t xml:space="preserve">The book numbers “Which costs belong in inventory?” as section 7.2.</w:t>
       </w:r>
     </w:p>
     <w:p>
@@ -8377,7 +8377,7 @@
           <w:sz w:val="16"/>
           <w:szCs w:val="16"/>
         </w:rPr>
-        <w:t xml:space="preserve">The book numbers it 7.3.</w:t>
+        <w:t xml:space="preserve">The book numbers “Cost flow assumptions” as section 7.3.</w:t>
       </w:r>
     </w:p>
     <w:p>

--- a/CMA_W_B1_Ch07_AnswerKeys.docx
+++ b/CMA_W_B1_Ch07_AnswerKeys.docx
@@ -97,7 +97,7 @@
                 <w:sz w:val="17"/>
                 <w:szCs w:val="17"/>
               </w:rPr>
-              <w:t xml:space="preserve">FOB destination · consignment · consignor · consignee · inventory</w:t>
+              <w:t xml:space="preserve">FOB shipping point · FOB destination · consignment · consignor · consignee</w:t>
             </w:r>
           </w:p>
         </w:tc>
@@ -130,40 +130,40 @@
                 <w:sz w:val="17"/>
                 <w:szCs w:val="17"/>
               </w:rPr>
+              <w:t xml:space="preserve">C</w:t>
+            </w:r>
+          </w:p>
+        </w:tc>
+        <w:tc>
+          <w:tcPr>
+            <w:tcW w:type="pct" w:w="1667"/>
+            <w:tcMar>
+              <w:top w:type="dxa" w:w="40"/>
+              <w:left w:type="dxa" w:w="100"/>
+              <w:bottom w:type="dxa" w:w="40"/>
+              <w:right w:type="dxa" w:w="100"/>
+            </w:tcMar>
+          </w:tcPr>
+          <w:p>
+            <w:pPr>
+              <w:spacing w:before="22" w:after="22"/>
+            </w:pPr>
+            <w:r>
+              <w:rPr>
+                <w:b/>
+                <w:bCs/>
+                <w:color w:val="8186EF"/>
+                <w:sz w:val="16"/>
+                <w:szCs w:val="16"/>
+              </w:rPr>
+              <w:t xml:space="preserve">19  </w:t>
+            </w:r>
+            <w:r>
+              <w:rPr>
+                <w:sz w:val="17"/>
+                <w:szCs w:val="17"/>
+              </w:rPr>
               <w:t xml:space="preserve">B</w:t>
-            </w:r>
-          </w:p>
-        </w:tc>
-        <w:tc>
-          <w:tcPr>
-            <w:tcW w:type="pct" w:w="1667"/>
-            <w:tcMar>
-              <w:top w:type="dxa" w:w="40"/>
-              <w:left w:type="dxa" w:w="100"/>
-              <w:bottom w:type="dxa" w:w="40"/>
-              <w:right w:type="dxa" w:w="100"/>
-            </w:tcMar>
-          </w:tcPr>
-          <w:p>
-            <w:pPr>
-              <w:spacing w:before="22" w:after="22"/>
-            </w:pPr>
-            <w:r>
-              <w:rPr>
-                <w:b/>
-                <w:bCs/>
-                <w:color w:val="8186EF"/>
-                <w:sz w:val="16"/>
-                <w:szCs w:val="16"/>
-              </w:rPr>
-              <w:t xml:space="preserve">19  </w:t>
-            </w:r>
-            <w:r>
-              <w:rPr>
-                <w:sz w:val="17"/>
-                <w:szCs w:val="17"/>
-              </w:rPr>
-              <w:t xml:space="preserve">A</w:t>
             </w:r>
           </w:p>
         </w:tc>
@@ -302,7 +302,7 @@
                 <w:sz w:val="17"/>
                 <w:szCs w:val="17"/>
               </w:rPr>
-              <w:t xml:space="preserve">consignment · consignor · consignee · FOB shipping point</w:t>
+              <w:t xml:space="preserve">FOB shipping point · FOB destination · goods in transit · consignment · consignee</w:t>
             </w:r>
           </w:p>
         </w:tc>
@@ -335,7 +335,7 @@
                 <w:sz w:val="17"/>
                 <w:szCs w:val="17"/>
               </w:rPr>
-              <w:t xml:space="preserve">D</w:t>
+              <w:t xml:space="preserve">A</w:t>
             </w:r>
           </w:p>
         </w:tc>
@@ -438,7 +438,7 @@
                 <w:sz w:val="17"/>
                 <w:szCs w:val="17"/>
               </w:rPr>
-              <w:t xml:space="preserve">C</w:t>
+              <w:t xml:space="preserve">T</w:t>
             </w:r>
           </w:p>
         </w:tc>
@@ -540,7 +540,7 @@
                 <w:sz w:val="17"/>
                 <w:szCs w:val="17"/>
               </w:rPr>
-              <w:t xml:space="preserve">B</w:t>
+              <w:t xml:space="preserve">F</w:t>
             </w:r>
           </w:p>
         </w:tc>
@@ -573,7 +573,7 @@
                 <w:sz w:val="17"/>
                 <w:szCs w:val="17"/>
               </w:rPr>
-              <w:t xml:space="preserve">A</w:t>
+              <w:t xml:space="preserve">C</w:t>
             </w:r>
           </w:p>
         </w:tc>
@@ -609,7 +609,7 @@
                 <w:sz w:val="17"/>
                 <w:szCs w:val="17"/>
               </w:rPr>
-              <w:t xml:space="preserve">T</w:t>
+              <w:t xml:space="preserve">Add to the count: M1 (FOB shipping point, bought), M2 (FOB destination, sold), M4 (at a Doha consignee)</w:t>
             </w:r>
           </w:p>
         </w:tc>
@@ -643,7 +643,7 @@
                 <w:sz w:val="17"/>
                 <w:szCs w:val="17"/>
               </w:rPr>
-              <w:t xml:space="preserve">T</w:t>
+              <w:t xml:space="preserve">D</w:t>
             </w:r>
           </w:p>
         </w:tc>
@@ -712,7 +712,7 @@
                 <w:sz w:val="17"/>
                 <w:szCs w:val="17"/>
               </w:rPr>
-              <w:t xml:space="preserve">F</w:t>
+              <w:t xml:space="preserve">Subtract from the count: M3 (held for a Beirut producer)</w:t>
             </w:r>
           </w:p>
         </w:tc>
@@ -745,7 +745,7 @@
                 <w:sz w:val="17"/>
                 <w:szCs w:val="17"/>
               </w:rPr>
-              <w:t xml:space="preserve">F</w:t>
+              <w:t xml:space="preserve">E</w:t>
             </w:r>
           </w:p>
         </w:tc>
@@ -814,7 +814,7 @@
                 <w:sz w:val="17"/>
                 <w:szCs w:val="17"/>
               </w:rPr>
-              <w:t xml:space="preserve">Add to the count: M1 (FOB shipping point, bought), M2 (FOB destination, sold), M4 (at a Doha consignee)</w:t>
+              <w:t xml:space="preserve">B</w:t>
             </w:r>
           </w:p>
         </w:tc>
@@ -848,7 +848,7 @@
                 <w:sz w:val="17"/>
                 <w:szCs w:val="17"/>
               </w:rPr>
-              <w:t xml:space="preserve">D</w:t>
+              <w:t xml:space="preserve">A</w:t>
             </w:r>
           </w:p>
         </w:tc>
@@ -917,7 +917,7 @@
                 <w:sz w:val="17"/>
                 <w:szCs w:val="17"/>
               </w:rPr>
-              <w:t xml:space="preserve">Subtract from the count: M3 (held for a Beirut producer)</w:t>
+              <w:t xml:space="preserve">A</w:t>
             </w:r>
           </w:p>
         </w:tc>
@@ -950,7 +950,7 @@
                 <w:sz w:val="17"/>
                 <w:szCs w:val="17"/>
               </w:rPr>
-              <w:t xml:space="preserve">E</w:t>
+              <w:t xml:space="preserve">C</w:t>
             </w:r>
           </w:p>
         </w:tc>
@@ -1015,7 +1015,7 @@
           <w:sz w:val="16"/>
           <w:szCs w:val="16"/>
         </w:rPr>
-        <w:t xml:space="preserve">The book writes: “Under FOB destination, the seller keeps control until the goods arrive, so the seller includes them. In a consignment, the consignor (the owner) gives goods to a consignee, who sells them for a commission. The goods stay in the consignor's inventory.”</w:t>
+        <w:t xml:space="preserve">The book writes: “Under FOB shipping point, control passes to the buyer when the goods leave the seller, so the buyer includes them. Under FOB destination, the seller keeps control until the goods arrive, so the seller includes them. In a consignment, the consignor (the owner) gives goods to a consignee, who sells them for a commission.”</w:t>
       </w:r>
     </w:p>
     <w:p>
@@ -1061,7 +1061,7 @@
           <w:sz w:val="16"/>
           <w:szCs w:val="16"/>
         </w:rPr>
-        <w:t xml:space="preserve">The book writes: “Arabic: البضاعة بالأمانة is consignment; the owner is the consignor (المُرسِل) and the seller in the shop is the consignee (المُرسَل إليه). SC7-1 On December 28, a supplier in Türkiye ships glass bottles to Orontes, FOB shipping point.”</w:t>
+        <w:t xml:space="preserve">The book writes: “In U.S. exam questions, FOB shipping point and FOB destination are simple shipping terms that decide who controls goods in transit, by truck, rail or sea. Do not bring Incoterm rules into these questions. Arabic: البضاعة بالأمانة is consignment; the owner is the consignor (المُرسِل) and the seller in the shop is the consignee (المُرسَل إليه).”</w:t>
       </w:r>
     </w:p>
     <w:p>
@@ -1084,7 +1084,7 @@
           <w:sz w:val="16"/>
           <w:szCs w:val="16"/>
         </w:rPr>
-        <w:t xml:space="preserve">The book pairs M1 (FOB shipping point, bought) with “Add to the count”.</w:t>
+        <w:t xml:space="preserve">The book pairs M4 (at a Doha consignee) with “Add to the count”.</w:t>
       </w:r>
     </w:p>
     <w:p>
@@ -1123,14 +1123,14 @@
           <w:sz w:val="16"/>
           <w:szCs w:val="16"/>
         </w:rPr>
-        <w:t xml:space="preserve">6  </w:t>
-      </w:r>
-      <w:r>
-        <w:rPr>
-          <w:sz w:val="16"/>
-          <w:szCs w:val="16"/>
-        </w:rPr>
-        <w:t xml:space="preserve">The book pairs M1 (FOB shipping point, bought) with “Add to the count”.</w:t>
+        <w:t xml:space="preserve">8  </w:t>
+      </w:r>
+      <w:r>
+        <w:rPr>
+          <w:sz w:val="16"/>
+          <w:szCs w:val="16"/>
+        </w:rPr>
+        <w:t xml:space="preserve">Under FOB destination, the seller keeps control until delivery. A is wrong: The buyer includes goods in transit only under FOB shipping point. C is wrong: Control has not passed, so no sale is recorded yet.</w:t>
       </w:r>
     </w:p>
     <w:p>
@@ -1146,14 +1146,14 @@
           <w:sz w:val="16"/>
           <w:szCs w:val="16"/>
         </w:rPr>
-        <w:t xml:space="preserve">7  </w:t>
-      </w:r>
-      <w:r>
-        <w:rPr>
-          <w:sz w:val="16"/>
-          <w:szCs w:val="16"/>
-        </w:rPr>
-        <w:t xml:space="preserve">The book pairs M2 (FOB destination, sold) with “Add to the count”, not with “Subtract from the count”.</w:t>
+        <w:t xml:space="preserve">9  </w:t>
+      </w:r>
+      <w:r>
+        <w:rPr>
+          <w:sz w:val="16"/>
+          <w:szCs w:val="16"/>
+        </w:rPr>
+        <w:t xml:space="preserve">Fixed overhead is allocated on normal capacity; the unallocated part is a period expense. B is wrong: This would give each unit an abnormally high cost. C is wrong: No future benefit exists, so it is not an asset.</w:t>
       </w:r>
     </w:p>
     <w:p>
@@ -1176,7 +1176,7 @@
           <w:sz w:val="16"/>
           <w:szCs w:val="16"/>
         </w:rPr>
-        <w:t xml:space="preserve">Under FOB destination, the seller keeps control until delivery. A is wrong: The buyer includes goods in transit only under FOB shipping point. C is wrong: Control has not passed, so no sale is recorded yet.</w:t>
+        <w:t xml:space="preserve">FIFO always sells the oldest units first, whatever the timing of sales. A is wrong: Perpetual LIFO can only use costs that exist on each sale date. B is wrong: The moving average changes after each purchase, so results usually differ.</w:t>
       </w:r>
     </w:p>
     <w:p>
@@ -1199,7 +1199,7 @@
           <w:sz w:val="16"/>
           <w:szCs w:val="16"/>
         </w:rPr>
-        <w:t xml:space="preserve">Fixed overhead is allocated on normal capacity; the unallocated part is a period expense. B is wrong: This would give each unit an abnormally high cost. C is wrong: No future benefit exists, so it is not an asset.</w:t>
+        <w:t xml:space="preserve">It tracks the cost of each individual item, which is practical only for distinct items. B is wrong: Identical items are interchangeable; tracking each one is costly and allows manipulation. C is wrong: Price trends do not decide when specific identification fits.</w:t>
       </w:r>
     </w:p>
     <w:p>
@@ -1222,7 +1222,7 @@
           <w:sz w:val="16"/>
           <w:szCs w:val="16"/>
         </w:rPr>
-        <w:t xml:space="preserve">Advertising is a selling cost, expensed when incurred. A is wrong: Duties bring materials to their location, so they are inventory cost. B is wrong: Freight-in is inventory cost.</w:t>
+        <w:t xml:space="preserve">Every cycle settles one rule and shows where it comes from.</w:t>
       </w:r>
     </w:p>
     <w:p>
@@ -1245,7 +1245,7 @@
           <w:sz w:val="16"/>
           <w:szCs w:val="16"/>
         </w:rPr>
-        <w:t xml:space="preserve">FIFO always sells the oldest units first, whatever the timing of sales. A is wrong: Perpetual LIFO can only use costs that exist on each sale date. B is wrong: The moving average changes after each purchase, so results usually differ.</w:t>
+        <w:t xml:space="preserve">CMA questions use exact terms, and one word can change the answer.</w:t>
       </w:r>
     </w:p>
     <w:p>
@@ -1261,14 +1261,14 @@
           <w:sz w:val="16"/>
           <w:szCs w:val="16"/>
         </w:rPr>
-        <w:t xml:space="preserve">14  </w:t>
-      </w:r>
-      <w:r>
-        <w:rPr>
-          <w:sz w:val="16"/>
-          <w:szCs w:val="16"/>
-        </w:rPr>
-        <w:t xml:space="preserve">Under FOB destination, the seller keeps control until delivery. A is wrong: The buyer includes goods in transit only under FOB shipping point. C is wrong: Control has not passed, so no sale is recorded yet.</w:t>
+        <w:t xml:space="preserve">20  </w:t>
+      </w:r>
+      <w:r>
+        <w:rPr>
+          <w:sz w:val="16"/>
+          <w:szCs w:val="16"/>
+        </w:rPr>
+        <w:t xml:space="preserve">With falling prices, LIFO puts the newest, lowest costs into cost of goods sold. A is wrong: FIFO gives the highest profit only when prices rise. B is wrong: The average is always between FIFO and LIFO.</w:t>
       </w:r>
     </w:p>
     <w:p>
@@ -1284,14 +1284,14 @@
           <w:sz w:val="16"/>
           <w:szCs w:val="16"/>
         </w:rPr>
-        <w:t xml:space="preserve">15  </w:t>
-      </w:r>
-      <w:r>
-        <w:rPr>
-          <w:sz w:val="16"/>
-          <w:szCs w:val="16"/>
-        </w:rPr>
-        <w:t xml:space="preserve">CMA questions use exact terms, and one word can change the answer.</w:t>
+        <w:t xml:space="preserve">21  </w:t>
+      </w:r>
+      <w:r>
+        <w:rPr>
+          <w:sz w:val="16"/>
+          <w:szCs w:val="16"/>
+        </w:rPr>
+        <w:t xml:space="preserve">Old, low costs flow into cost of goods sold, so gross profit rises for that year. A is wrong: Low old costs reduce cost of goods sold. C is wrong: The old costs are much lower than current costs, so income changes.</w:t>
       </w:r>
     </w:p>
     <w:p>
@@ -1314,7 +1314,7 @@
           <w:sz w:val="16"/>
           <w:szCs w:val="16"/>
         </w:rPr>
-        <w:t xml:space="preserve">Goods available minus FIFO ending inventory (the newest costs). A is wrong: This is FIFO ending inventory, not cost of goods sold. C is wrong: This is the weighted-average result.</w:t>
+        <w:t xml:space="preserve">After-tax effect = pretax error × (1 − tax rate). A is wrong: This is the tax effect only. C is wrong: This is the pretax effect.</w:t>
       </w:r>
     </w:p>
     <w:p>
@@ -1337,7 +1337,7 @@
           <w:sz w:val="16"/>
           <w:szCs w:val="16"/>
         </w:rPr>
-        <w:t xml:space="preserve">150 units remain at the oldest costs: 100 × $10 + 50 × $12 = 1,600. B is wrong: This uses the weighted average ($12.25 × 150, rounded). C is wrong: This uses the newest costs (FIFO).</w:t>
+        <w:t xml:space="preserve">COGS = beginning inventory + purchases − ending inventory, so low ending inventory raises COGS. A is wrong: This reverses the direction. B is wrong: Ending inventory directly changes COGS.</w:t>
       </w:r>
     </w:p>
     <w:p>
@@ -1470,73 +1470,73 @@
                 <w:sz w:val="17"/>
                 <w:szCs w:val="17"/>
               </w:rPr>
-              <w:t xml:space="preserve">inventory · cost of goods sold · freight-in · purchase discount</w:t>
-            </w:r>
-          </w:p>
-        </w:tc>
-        <w:tc>
-          <w:tcPr>
-            <w:tcW w:type="pct" w:w="1667"/>
-            <w:tcMar>
-              <w:top w:type="dxa" w:w="40"/>
-              <w:left w:type="dxa" w:w="100"/>
-              <w:bottom w:type="dxa" w:w="40"/>
-              <w:right w:type="dxa" w:w="100"/>
-            </w:tcMar>
-          </w:tcPr>
-          <w:p>
-            <w:pPr>
-              <w:spacing w:before="22" w:after="22"/>
-            </w:pPr>
-            <w:r>
-              <w:rPr>
-                <w:b/>
-                <w:bCs/>
-                <w:color w:val="8186EF"/>
-                <w:sz w:val="16"/>
-                <w:szCs w:val="16"/>
-              </w:rPr>
-              <w:t xml:space="preserve">11  </w:t>
-            </w:r>
-            <w:r>
-              <w:rPr>
-                <w:sz w:val="17"/>
-                <w:szCs w:val="17"/>
-              </w:rPr>
-              <w:t xml:space="preserve">inventory · cost of goods sold</w:t>
-            </w:r>
-          </w:p>
-        </w:tc>
-        <w:tc>
-          <w:tcPr>
-            <w:tcW w:type="pct" w:w="1667"/>
-            <w:tcMar>
-              <w:top w:type="dxa" w:w="40"/>
-              <w:left w:type="dxa" w:w="100"/>
-              <w:bottom w:type="dxa" w:w="40"/>
-              <w:right w:type="dxa" w:w="100"/>
-            </w:tcMar>
-          </w:tcPr>
-          <w:p>
-            <w:pPr>
-              <w:spacing w:before="22" w:after="22"/>
-            </w:pPr>
-            <w:r>
-              <w:rPr>
-                <w:b/>
-                <w:bCs/>
-                <w:color w:val="8186EF"/>
-                <w:sz w:val="16"/>
-                <w:szCs w:val="16"/>
-              </w:rPr>
-              <w:t xml:space="preserve">21  </w:t>
-            </w:r>
-            <w:r>
-              <w:rPr>
-                <w:sz w:val="17"/>
-                <w:szCs w:val="17"/>
-              </w:rPr>
-              <w:t xml:space="preserve">E</w:t>
+              <w:t xml:space="preserve">freight-in · purchase discount</w:t>
+            </w:r>
+          </w:p>
+        </w:tc>
+        <w:tc>
+          <w:tcPr>
+            <w:tcW w:type="pct" w:w="1667"/>
+            <w:tcMar>
+              <w:top w:type="dxa" w:w="40"/>
+              <w:left w:type="dxa" w:w="100"/>
+              <w:bottom w:type="dxa" w:w="40"/>
+              <w:right w:type="dxa" w:w="100"/>
+            </w:tcMar>
+          </w:tcPr>
+          <w:p>
+            <w:pPr>
+              <w:spacing w:before="22" w:after="22"/>
+            </w:pPr>
+            <w:r>
+              <w:rPr>
+                <w:b/>
+                <w:bCs/>
+                <w:color w:val="8186EF"/>
+                <w:sz w:val="16"/>
+                <w:szCs w:val="16"/>
+              </w:rPr>
+              <w:t xml:space="preserve">9  </w:t>
+            </w:r>
+            <w:r>
+              <w:rPr>
+                <w:sz w:val="17"/>
+                <w:szCs w:val="17"/>
+              </w:rPr>
+              <w:t xml:space="preserve">D</w:t>
+            </w:r>
+          </w:p>
+        </w:tc>
+        <w:tc>
+          <w:tcPr>
+            <w:tcW w:type="pct" w:w="1667"/>
+            <w:tcMar>
+              <w:top w:type="dxa" w:w="40"/>
+              <w:left w:type="dxa" w:w="100"/>
+              <w:bottom w:type="dxa" w:w="40"/>
+              <w:right w:type="dxa" w:w="100"/>
+            </w:tcMar>
+          </w:tcPr>
+          <w:p>
+            <w:pPr>
+              <w:spacing w:before="22" w:after="22"/>
+            </w:pPr>
+            <w:r>
+              <w:rPr>
+                <w:b/>
+                <w:bCs/>
+                <w:color w:val="8186EF"/>
+                <w:sz w:val="16"/>
+                <w:szCs w:val="16"/>
+              </w:rPr>
+              <w:t xml:space="preserve">17  </w:t>
+            </w:r>
+            <w:r>
+              <w:rPr>
+                <w:sz w:val="17"/>
+                <w:szCs w:val="17"/>
+              </w:rPr>
+              <w:t xml:space="preserve">F</w:t>
             </w:r>
           </w:p>
         </w:tc>
@@ -1599,14 +1599,14 @@
                 <w:sz w:val="16"/>
                 <w:szCs w:val="16"/>
               </w:rPr>
-              <w:t xml:space="preserve">12  </w:t>
-            </w:r>
-            <w:r>
-              <w:rPr>
-                <w:sz w:val="17"/>
-                <w:szCs w:val="17"/>
-              </w:rPr>
-              <w:t xml:space="preserve">A</w:t>
+              <w:t xml:space="preserve">10  </w:t>
+            </w:r>
+            <w:r>
+              <w:rPr>
+                <w:sz w:val="17"/>
+                <w:szCs w:val="17"/>
+              </w:rPr>
+              <w:t xml:space="preserve">B</w:t>
             </w:r>
           </w:p>
         </w:tc>
@@ -1633,14 +1633,14 @@
                 <w:sz w:val="16"/>
                 <w:szCs w:val="16"/>
               </w:rPr>
-              <w:t xml:space="preserve">22  </w:t>
-            </w:r>
-            <w:r>
-              <w:rPr>
-                <w:sz w:val="17"/>
-                <w:szCs w:val="17"/>
-              </w:rPr>
-              <w:t xml:space="preserve">F</w:t>
+              <w:t xml:space="preserve">18  </w:t>
+            </w:r>
+            <w:r>
+              <w:rPr>
+                <w:sz w:val="17"/>
+                <w:szCs w:val="17"/>
+              </w:rPr>
+              <w:t xml:space="preserve">B</w:t>
             </w:r>
           </w:p>
         </w:tc>
@@ -1675,33 +1675,66 @@
                 <w:sz w:val="17"/>
                 <w:szCs w:val="17"/>
               </w:rPr>
-              <w:t xml:space="preserve">Period cost · freight-out · inventory</w:t>
-            </w:r>
-          </w:p>
-        </w:tc>
-        <w:tc>
-          <w:tcPr>
-            <w:tcW w:type="pct" w:w="1667"/>
-            <w:tcMar>
-              <w:top w:type="dxa" w:w="40"/>
-              <w:left w:type="dxa" w:w="100"/>
-              <w:bottom w:type="dxa" w:w="40"/>
-              <w:right w:type="dxa" w:w="100"/>
-            </w:tcMar>
-          </w:tcPr>
-          <w:p>
-            <w:pPr>
-              <w:spacing w:before="22" w:after="22"/>
-            </w:pPr>
-            <w:r>
-              <w:rPr>
-                <w:b/>
-                <w:bCs/>
-                <w:color w:val="8186EF"/>
-                <w:sz w:val="16"/>
-                <w:szCs w:val="16"/>
-              </w:rPr>
-              <w:t xml:space="preserve">13  </w:t>
+              <w:t xml:space="preserve">condition · location · expenses</w:t>
+            </w:r>
+          </w:p>
+        </w:tc>
+        <w:tc>
+          <w:tcPr>
+            <w:tcW w:type="pct" w:w="1667"/>
+            <w:tcMar>
+              <w:top w:type="dxa" w:w="40"/>
+              <w:left w:type="dxa" w:w="100"/>
+              <w:bottom w:type="dxa" w:w="40"/>
+              <w:right w:type="dxa" w:w="100"/>
+            </w:tcMar>
+          </w:tcPr>
+          <w:p>
+            <w:pPr>
+              <w:spacing w:before="22" w:after="22"/>
+            </w:pPr>
+            <w:r>
+              <w:rPr>
+                <w:b/>
+                <w:bCs/>
+                <w:color w:val="8186EF"/>
+                <w:sz w:val="16"/>
+                <w:szCs w:val="16"/>
+              </w:rPr>
+              <w:t xml:space="preserve">11  </w:t>
+            </w:r>
+            <w:r>
+              <w:rPr>
+                <w:sz w:val="17"/>
+                <w:szCs w:val="17"/>
+              </w:rPr>
+              <w:t xml:space="preserve">C</w:t>
+            </w:r>
+          </w:p>
+        </w:tc>
+        <w:tc>
+          <w:tcPr>
+            <w:tcW w:type="pct" w:w="1667"/>
+            <w:tcMar>
+              <w:top w:type="dxa" w:w="40"/>
+              <w:left w:type="dxa" w:w="100"/>
+              <w:bottom w:type="dxa" w:w="40"/>
+              <w:right w:type="dxa" w:w="100"/>
+            </w:tcMar>
+          </w:tcPr>
+          <w:p>
+            <w:pPr>
+              <w:spacing w:before="22" w:after="22"/>
+            </w:pPr>
+            <w:r>
+              <w:rPr>
+                <w:b/>
+                <w:bCs/>
+                <w:color w:val="8186EF"/>
+                <w:sz w:val="16"/>
+                <w:szCs w:val="16"/>
+              </w:rPr>
+              <w:t xml:space="preserve">19  </w:t>
             </w:r>
             <w:r>
               <w:rPr>
@@ -1709,39 +1742,6 @@
                 <w:szCs w:val="17"/>
               </w:rPr>
               <w:t xml:space="preserve">A</w:t>
-            </w:r>
-          </w:p>
-        </w:tc>
-        <w:tc>
-          <w:tcPr>
-            <w:tcW w:type="pct" w:w="1667"/>
-            <w:tcMar>
-              <w:top w:type="dxa" w:w="40"/>
-              <w:left w:type="dxa" w:w="100"/>
-              <w:bottom w:type="dxa" w:w="40"/>
-              <w:right w:type="dxa" w:w="100"/>
-            </w:tcMar>
-          </w:tcPr>
-          <w:p>
-            <w:pPr>
-              <w:spacing w:before="22" w:after="22"/>
-            </w:pPr>
-            <w:r>
-              <w:rPr>
-                <w:b/>
-                <w:bCs/>
-                <w:color w:val="8186EF"/>
-                <w:sz w:val="16"/>
-                <w:szCs w:val="16"/>
-              </w:rPr>
-              <w:t xml:space="preserve">23  </w:t>
-            </w:r>
-            <w:r>
-              <w:rPr>
-                <w:sz w:val="17"/>
-                <w:szCs w:val="17"/>
-              </w:rPr>
-              <w:t xml:space="preserve">B</w:t>
             </w:r>
           </w:p>
         </w:tc>
@@ -1804,14 +1804,14 @@
                 <w:sz w:val="16"/>
                 <w:szCs w:val="16"/>
               </w:rPr>
-              <w:t xml:space="preserve">14  </w:t>
-            </w:r>
-            <w:r>
-              <w:rPr>
-                <w:sz w:val="17"/>
-                <w:szCs w:val="17"/>
-              </w:rPr>
-              <w:t xml:space="preserve">C</w:t>
+              <w:t xml:space="preserve">12  </w:t>
+            </w:r>
+            <w:r>
+              <w:rPr>
+                <w:sz w:val="17"/>
+                <w:szCs w:val="17"/>
+              </w:rPr>
+              <w:t xml:space="preserve">A</w:t>
             </w:r>
           </w:p>
         </w:tc>
@@ -1838,14 +1838,14 @@
                 <w:sz w:val="16"/>
                 <w:szCs w:val="16"/>
               </w:rPr>
-              <w:t xml:space="preserve">24  </w:t>
-            </w:r>
-            <w:r>
-              <w:rPr>
-                <w:sz w:val="17"/>
-                <w:szCs w:val="17"/>
-              </w:rPr>
-              <w:t xml:space="preserve">A</w:t>
+              <w:t xml:space="preserve">20  </w:t>
+            </w:r>
+            <w:r>
+              <w:rPr>
+                <w:sz w:val="17"/>
+                <w:szCs w:val="17"/>
+              </w:rPr>
+              <w:t xml:space="preserve">D</w:t>
             </w:r>
           </w:p>
         </w:tc>
@@ -1906,40 +1906,40 @@
                 <w:sz w:val="16"/>
                 <w:szCs w:val="16"/>
               </w:rPr>
-              <w:t xml:space="preserve">15  </w:t>
-            </w:r>
-            <w:r>
-              <w:rPr>
-                <w:sz w:val="17"/>
-                <w:szCs w:val="17"/>
-              </w:rPr>
-              <w:t xml:space="preserve">D</w:t>
-            </w:r>
-          </w:p>
-        </w:tc>
-        <w:tc>
-          <w:tcPr>
-            <w:tcW w:type="pct" w:w="1667"/>
-            <w:tcMar>
-              <w:top w:type="dxa" w:w="40"/>
-              <w:left w:type="dxa" w:w="100"/>
-              <w:bottom w:type="dxa" w:w="40"/>
-              <w:right w:type="dxa" w:w="100"/>
-            </w:tcMar>
-          </w:tcPr>
-          <w:p>
-            <w:pPr>
-              <w:spacing w:before="22" w:after="22"/>
-            </w:pPr>
-            <w:r>
-              <w:rPr>
-                <w:b/>
-                <w:bCs/>
-                <w:color w:val="8186EF"/>
-                <w:sz w:val="16"/>
-                <w:szCs w:val="16"/>
-              </w:rPr>
-              <w:t xml:space="preserve">25  </w:t>
+              <w:t xml:space="preserve">13  </w:t>
+            </w:r>
+            <w:r>
+              <w:rPr>
+                <w:sz w:val="17"/>
+                <w:szCs w:val="17"/>
+              </w:rPr>
+              <w:t xml:space="preserve">T</w:t>
+            </w:r>
+          </w:p>
+        </w:tc>
+        <w:tc>
+          <w:tcPr>
+            <w:tcW w:type="pct" w:w="1667"/>
+            <w:tcMar>
+              <w:top w:type="dxa" w:w="40"/>
+              <w:left w:type="dxa" w:w="100"/>
+              <w:bottom w:type="dxa" w:w="40"/>
+              <w:right w:type="dxa" w:w="100"/>
+            </w:tcMar>
+          </w:tcPr>
+          <w:p>
+            <w:pPr>
+              <w:spacing w:before="22" w:after="22"/>
+            </w:pPr>
+            <w:r>
+              <w:rPr>
+                <w:b/>
+                <w:bCs/>
+                <w:color w:val="8186EF"/>
+                <w:sz w:val="16"/>
+                <w:szCs w:val="16"/>
+              </w:rPr>
+              <w:t xml:space="preserve">21  </w:t>
             </w:r>
             <w:r>
               <w:rPr>
@@ -1982,7 +1982,7 @@
                 <w:sz w:val="17"/>
                 <w:szCs w:val="17"/>
               </w:rPr>
-              <w:t xml:space="preserve">D</w:t>
+              <w:t xml:space="preserve">T</w:t>
             </w:r>
           </w:p>
         </w:tc>
@@ -2009,14 +2009,14 @@
                 <w:sz w:val="16"/>
                 <w:szCs w:val="16"/>
               </w:rPr>
-              <w:t xml:space="preserve">16  </w:t>
-            </w:r>
-            <w:r>
-              <w:rPr>
-                <w:sz w:val="17"/>
-                <w:szCs w:val="17"/>
-              </w:rPr>
-              <w:t xml:space="preserve">B</w:t>
+              <w:t xml:space="preserve">14  </w:t>
+            </w:r>
+            <w:r>
+              <w:rPr>
+                <w:sz w:val="17"/>
+                <w:szCs w:val="17"/>
+              </w:rPr>
+              <w:t xml:space="preserve">C</w:t>
             </w:r>
           </w:p>
         </w:tc>
@@ -2043,14 +2043,14 @@
                 <w:sz w:val="16"/>
                 <w:szCs w:val="16"/>
               </w:rPr>
-              <w:t xml:space="preserve">26  </w:t>
-            </w:r>
-            <w:r>
-              <w:rPr>
-                <w:sz w:val="17"/>
-                <w:szCs w:val="17"/>
-              </w:rPr>
-              <w:t xml:space="preserve">B</w:t>
+              <w:t xml:space="preserve">22  </w:t>
+            </w:r>
+            <w:r>
+              <w:rPr>
+                <w:sz w:val="17"/>
+                <w:szCs w:val="17"/>
+              </w:rPr>
+              <w:t xml:space="preserve">Compare with the model earlier in this handout.</w:t>
             </w:r>
           </w:p>
         </w:tc>
@@ -2085,6 +2085,39 @@
                 <w:sz w:val="17"/>
                 <w:szCs w:val="17"/>
               </w:rPr>
+              <w:t xml:space="preserve">inventory · cost of goods sold</w:t>
+            </w:r>
+          </w:p>
+        </w:tc>
+        <w:tc>
+          <w:tcPr>
+            <w:tcW w:type="pct" w:w="1667"/>
+            <w:tcMar>
+              <w:top w:type="dxa" w:w="40"/>
+              <w:left w:type="dxa" w:w="100"/>
+              <w:bottom w:type="dxa" w:w="40"/>
+              <w:right w:type="dxa" w:w="100"/>
+            </w:tcMar>
+          </w:tcPr>
+          <w:p>
+            <w:pPr>
+              <w:spacing w:before="22" w:after="22"/>
+            </w:pPr>
+            <w:r>
+              <w:rPr>
+                <w:b/>
+                <w:bCs/>
+                <w:color w:val="8186EF"/>
+                <w:sz w:val="16"/>
+                <w:szCs w:val="16"/>
+              </w:rPr>
+              <w:t xml:space="preserve">15  </w:t>
+            </w:r>
+            <w:r>
+              <w:rPr>
+                <w:sz w:val="17"/>
+                <w:szCs w:val="17"/>
+              </w:rPr>
               <w:t xml:space="preserve">D</w:t>
             </w:r>
           </w:p>
@@ -2111,47 +2144,14 @@
                 <w:sz w:val="16"/>
                 <w:szCs w:val="16"/>
               </w:rPr>
-              <w:t xml:space="preserve">17  </w:t>
-            </w:r>
-            <w:r>
-              <w:rPr>
-                <w:sz w:val="17"/>
-                <w:szCs w:val="17"/>
-              </w:rPr>
-              <w:t xml:space="preserve">A</w:t>
-            </w:r>
-          </w:p>
-        </w:tc>
-        <w:tc>
-          <w:tcPr>
-            <w:tcW w:type="pct" w:w="1667"/>
-            <w:tcMar>
-              <w:top w:type="dxa" w:w="40"/>
-              <w:left w:type="dxa" w:w="100"/>
-              <w:bottom w:type="dxa" w:w="40"/>
-              <w:right w:type="dxa" w:w="100"/>
-            </w:tcMar>
-          </w:tcPr>
-          <w:p>
-            <w:pPr>
-              <w:spacing w:before="22" w:after="22"/>
-            </w:pPr>
-            <w:r>
-              <w:rPr>
-                <w:b/>
-                <w:bCs/>
-                <w:color w:val="8186EF"/>
-                <w:sz w:val="16"/>
-                <w:szCs w:val="16"/>
-              </w:rPr>
-              <w:t xml:space="preserve">27  </w:t>
-            </w:r>
-            <w:r>
-              <w:rPr>
-                <w:sz w:val="17"/>
-                <w:szCs w:val="17"/>
-              </w:rPr>
-              <w:t xml:space="preserve">A</w:t>
+              <w:t xml:space="preserve">23  </w:t>
+            </w:r>
+            <w:r>
+              <w:rPr>
+                <w:sz w:val="17"/>
+                <w:szCs w:val="17"/>
+              </w:rPr>
+              <w:t xml:space="preserve">Inventory is recorded at cost. Cost means all the costs needed to bring the goods to their present condition and location. These are inventoriable costs: they stay in inventory as an asset, and they become cost of goods sold when the goods are sold. Other costs are period costs: they are expenses in the period in which they occur.</w:t>
             </w:r>
           </w:p>
         </w:tc>
@@ -2187,7 +2187,7 @@
                 <w:sz w:val="17"/>
                 <w:szCs w:val="17"/>
               </w:rPr>
-              <w:t xml:space="preserve">C</w:t>
+              <w:t xml:space="preserve">A</w:t>
             </w:r>
           </w:p>
         </w:tc>
@@ -2214,219 +2214,14 @@
                 <w:sz w:val="16"/>
                 <w:szCs w:val="16"/>
               </w:rPr>
-              <w:t xml:space="preserve">18  </w:t>
-            </w:r>
-            <w:r>
-              <w:rPr>
-                <w:sz w:val="17"/>
-                <w:szCs w:val="17"/>
-              </w:rPr>
-              <w:t xml:space="preserve">T</w:t>
-            </w:r>
-          </w:p>
-        </w:tc>
-        <w:tc>
-          <w:tcPr>
-            <w:tcW w:type="pct" w:w="1667"/>
-            <w:shd w:fill="FBFAF6" w:val="clear"/>
-            <w:tcMar>
-              <w:top w:type="dxa" w:w="40"/>
-              <w:left w:type="dxa" w:w="100"/>
-              <w:bottom w:type="dxa" w:w="40"/>
-              <w:right w:type="dxa" w:w="100"/>
-            </w:tcMar>
-          </w:tcPr>
-          <w:p>
-            <w:pPr>
-              <w:spacing w:before="22" w:after="22"/>
-            </w:pPr>
-            <w:r>
-              <w:rPr>
-                <w:b/>
-                <w:bCs/>
-                <w:color w:val="8186EF"/>
-                <w:sz w:val="16"/>
-                <w:szCs w:val="16"/>
-              </w:rPr>
-              <w:t xml:space="preserve">28  </w:t>
-            </w:r>
-            <w:r>
-              <w:rPr>
-                <w:sz w:val="17"/>
-                <w:szCs w:val="17"/>
-              </w:rPr>
-              <w:t xml:space="preserve">Compare with the model earlier in this handout.</w:t>
-            </w:r>
-          </w:p>
-        </w:tc>
-      </w:tr>
-      <w:tr>
-        <w:tc>
-          <w:tcPr>
-            <w:tcW w:type="pct" w:w="1667"/>
-            <w:tcMar>
-              <w:top w:type="dxa" w:w="40"/>
-              <w:left w:type="dxa" w:w="100"/>
-              <w:bottom w:type="dxa" w:w="40"/>
-              <w:right w:type="dxa" w:w="100"/>
-            </w:tcMar>
-          </w:tcPr>
-          <w:p>
-            <w:pPr>
-              <w:spacing w:before="22" w:after="22"/>
-            </w:pPr>
-            <w:r>
-              <w:rPr>
-                <w:b/>
-                <w:bCs/>
-                <w:color w:val="8186EF"/>
-                <w:sz w:val="16"/>
-                <w:szCs w:val="16"/>
-              </w:rPr>
-              <w:t xml:space="preserve">9  </w:t>
-            </w:r>
-            <w:r>
-              <w:rPr>
-                <w:sz w:val="17"/>
-                <w:szCs w:val="17"/>
-              </w:rPr>
-              <w:t xml:space="preserve">T</w:t>
-            </w:r>
-          </w:p>
-        </w:tc>
-        <w:tc>
-          <w:tcPr>
-            <w:tcW w:type="pct" w:w="1667"/>
-            <w:tcMar>
-              <w:top w:type="dxa" w:w="40"/>
-              <w:left w:type="dxa" w:w="100"/>
-              <w:bottom w:type="dxa" w:w="40"/>
-              <w:right w:type="dxa" w:w="100"/>
-            </w:tcMar>
-          </w:tcPr>
-          <w:p>
-            <w:pPr>
-              <w:spacing w:before="22" w:after="22"/>
-            </w:pPr>
-            <w:r>
-              <w:rPr>
-                <w:b/>
-                <w:bCs/>
-                <w:color w:val="8186EF"/>
-                <w:sz w:val="16"/>
-                <w:szCs w:val="16"/>
-              </w:rPr>
-              <w:t xml:space="preserve">19  </w:t>
-            </w:r>
-            <w:r>
-              <w:rPr>
-                <w:sz w:val="17"/>
-                <w:szCs w:val="17"/>
-              </w:rPr>
-              <w:t xml:space="preserve">C</w:t>
-            </w:r>
-          </w:p>
-        </w:tc>
-        <w:tc>
-          <w:tcPr>
-            <w:tcW w:type="pct" w:w="1667"/>
-            <w:tcMar>
-              <w:top w:type="dxa" w:w="40"/>
-              <w:left w:type="dxa" w:w="100"/>
-              <w:bottom w:type="dxa" w:w="40"/>
-              <w:right w:type="dxa" w:w="100"/>
-            </w:tcMar>
-          </w:tcPr>
-          <w:p>
-            <w:pPr>
-              <w:spacing w:before="22" w:after="22"/>
-            </w:pPr>
-            <w:r>
-              <w:rPr>
-                <w:b/>
-                <w:bCs/>
-                <w:color w:val="8186EF"/>
-                <w:sz w:val="16"/>
-                <w:szCs w:val="16"/>
-              </w:rPr>
-              <w:t xml:space="preserve">29  </w:t>
-            </w:r>
-            <w:r>
-              <w:rPr>
-                <w:sz w:val="17"/>
-                <w:szCs w:val="17"/>
-              </w:rPr>
-              <w:t xml:space="preserve">Inventory is recorded at cost. Cost means all the costs needed to bring the goods to their present condition and location. These are inventoriable costs: they stay in inventory as an asset, and they become cost of goods sold when the goods are sold. Other costs are period costs: they are expenses in the period in which they occur.</w:t>
-            </w:r>
-          </w:p>
-        </w:tc>
-      </w:tr>
-      <w:tr>
-        <w:tc>
-          <w:tcPr>
-            <w:tcW w:type="pct" w:w="1667"/>
-            <w:shd w:fill="FBFAF6" w:val="clear"/>
-            <w:tcMar>
-              <w:top w:type="dxa" w:w="40"/>
-              <w:left w:type="dxa" w:w="100"/>
-              <w:bottom w:type="dxa" w:w="40"/>
-              <w:right w:type="dxa" w:w="100"/>
-            </w:tcMar>
-          </w:tcPr>
-          <w:p>
-            <w:pPr>
-              <w:spacing w:before="22" w:after="22"/>
-            </w:pPr>
-            <w:r>
-              <w:rPr>
-                <w:b/>
-                <w:bCs/>
-                <w:color w:val="8186EF"/>
-                <w:sz w:val="16"/>
-                <w:szCs w:val="16"/>
-              </w:rPr>
-              <w:t xml:space="preserve">10  </w:t>
-            </w:r>
-            <w:r>
-              <w:rPr>
-                <w:sz w:val="17"/>
-                <w:szCs w:val="17"/>
-              </w:rPr>
-              <w:t xml:space="preserve">F</w:t>
-            </w:r>
-          </w:p>
-        </w:tc>
-        <w:tc>
-          <w:tcPr>
-            <w:tcW w:type="pct" w:w="1667"/>
-            <w:shd w:fill="FBFAF6" w:val="clear"/>
-            <w:tcMar>
-              <w:top w:type="dxa" w:w="40"/>
-              <w:left w:type="dxa" w:w="100"/>
-              <w:bottom w:type="dxa" w:w="40"/>
-              <w:right w:type="dxa" w:w="100"/>
-            </w:tcMar>
-          </w:tcPr>
-          <w:p>
-            <w:pPr>
-              <w:spacing w:before="22" w:after="22"/>
-            </w:pPr>
-            <w:r>
-              <w:rPr>
-                <w:b/>
-                <w:bCs/>
-                <w:color w:val="8186EF"/>
-                <w:sz w:val="16"/>
-                <w:szCs w:val="16"/>
-              </w:rPr>
-              <w:t xml:space="preserve">20  </w:t>
-            </w:r>
-            <w:r>
-              <w:rPr>
-                <w:sz w:val="17"/>
-                <w:szCs w:val="17"/>
-              </w:rPr>
-              <w:t xml:space="preserve">D</w:t>
+              <w:t xml:space="preserve">16  </w:t>
+            </w:r>
+            <w:r>
+              <w:rPr>
+                <w:sz w:val="17"/>
+                <w:szCs w:val="17"/>
+              </w:rPr>
+              <w:t xml:space="preserve">E</w:t>
             </w:r>
           </w:p>
         </w:tc>
@@ -2497,7 +2292,7 @@
                 <w:sz w:val="17"/>
                 <w:szCs w:val="17"/>
               </w:rPr>
-              <w:t xml:space="preserve">11  </w:t>
+              <w:t xml:space="preserve">7  </w:t>
             </w:r>
             <w:r>
               <w:rPr>
@@ -2562,7 +2357,7 @@
           <w:sz w:val="16"/>
           <w:szCs w:val="16"/>
         </w:rPr>
-        <w:t xml:space="preserve">The book writes: “These are inventoriable costs: they stay in inventory as an asset, and they become cost of goods sold when the goods are sold. Other costs are period costs: they are expenses in the period in which they occur. For goods that are bought, cost includes the purchase price, freight-in, import duties, non-refundable taxes and handling, less trade discounts and any purchase discount taken for early payment.”</w:t>
+        <w:t xml:space="preserve">The book writes: “For goods that are bought, cost includes the purchase price, freight-in, import duties, non-refundable taxes and handling, less trade discounts and any purchase discount taken for early payment. For goods that are made, cost also includes direct labor and production overhead.”</w:t>
       </w:r>
     </w:p>
     <w:p>
@@ -2608,7 +2403,7 @@
           <w:sz w:val="16"/>
           <w:szCs w:val="16"/>
         </w:rPr>
-        <w:t xml:space="preserve">The book writes: “Period costs include freight-out to customers, sales commissions, advertising, general and administrative costs, and the storage of finished goods. Interest on inventory that is produced routinely is also a period cost. Inventoriable costs versus period costs.”</w:t>
+        <w:t xml:space="preserve">The book writes: “Other costs are shown below (whole dollars). The two costs at the bottom of the table happen after the goods are ready for use. They do not bring the bottles to their present condition and location, so they are expenses.”</w:t>
       </w:r>
     </w:p>
     <w:p>
@@ -2631,7 +2426,7 @@
           <w:sz w:val="16"/>
           <w:szCs w:val="16"/>
         </w:rPr>
-        <w:t xml:space="preserve">The book pairs Invoice price with “20,000”.</w:t>
+        <w:t xml:space="preserve">The book pairs Cost of the bottles in inventory with “22,000”.</w:t>
       </w:r>
     </w:p>
     <w:p>
@@ -2677,7 +2472,7 @@
           <w:sz w:val="16"/>
           <w:szCs w:val="16"/>
         </w:rPr>
-        <w:t xml:space="preserve">The book’s own table gives (400) as the amount of Purchase discount taken.</w:t>
+        <w:t xml:space="preserve">The book pairs Purchase discount taken with “Yes (reduces cost)”.</w:t>
       </w:r>
     </w:p>
     <w:p>
@@ -2693,14 +2488,14 @@
           <w:sz w:val="16"/>
           <w:szCs w:val="16"/>
         </w:rPr>
-        <w:t xml:space="preserve">7  </w:t>
-      </w:r>
-      <w:r>
-        <w:rPr>
-          <w:sz w:val="16"/>
-          <w:szCs w:val="16"/>
-        </w:rPr>
-        <w:t xml:space="preserve">The book’s own table gives 1,200 as the amount of Freight-in from the port to Amman.</w:t>
+        <w:t xml:space="preserve">8  </w:t>
+      </w:r>
+      <w:r>
+        <w:rPr>
+          <w:sz w:val="16"/>
+          <w:szCs w:val="16"/>
+        </w:rPr>
+        <w:t xml:space="preserve">The book gives Yes as the inventory cost? of Invoice price.</w:t>
       </w:r>
     </w:p>
     <w:p>
@@ -2716,14 +2511,14 @@
           <w:sz w:val="16"/>
           <w:szCs w:val="16"/>
         </w:rPr>
-        <w:t xml:space="preserve">8  </w:t>
-      </w:r>
-      <w:r>
-        <w:rPr>
-          <w:sz w:val="16"/>
-          <w:szCs w:val="16"/>
-        </w:rPr>
-        <w:t xml:space="preserve">The book’s own table gives 900 as the amount of Import duty (not refundable).</w:t>
+        <w:t xml:space="preserve">9  </w:t>
+      </w:r>
+      <w:r>
+        <w:rPr>
+          <w:sz w:val="16"/>
+          <w:szCs w:val="16"/>
+        </w:rPr>
+        <w:t xml:space="preserve">Advertising is a selling cost, expensed when incurred. A is wrong: Duties bring materials to their location, so they are inventory cost. B is wrong: Freight-in is inventory cost.</w:t>
       </w:r>
     </w:p>
     <w:p>
@@ -2739,14 +2534,14 @@
           <w:sz w:val="16"/>
           <w:szCs w:val="16"/>
         </w:rPr>
-        <w:t xml:space="preserve">9  </w:t>
-      </w:r>
-      <w:r>
-        <w:rPr>
-          <w:sz w:val="16"/>
-          <w:szCs w:val="16"/>
-        </w:rPr>
-        <w:t xml:space="preserve">The book pairs Invoice price with “Yes”.</w:t>
+        <w:t xml:space="preserve">10  </w:t>
+      </w:r>
+      <w:r>
+        <w:rPr>
+          <w:sz w:val="16"/>
+          <w:szCs w:val="16"/>
+        </w:rPr>
+        <w:t xml:space="preserve">After-tax effect = pretax error × (1 − tax rate). A is wrong: This is the tax effect only. C is wrong: This is the pretax effect.</w:t>
       </w:r>
     </w:p>
     <w:p>
@@ -2762,14 +2557,14 @@
           <w:sz w:val="16"/>
           <w:szCs w:val="16"/>
         </w:rPr>
-        <w:t xml:space="preserve">10  </w:t>
-      </w:r>
-      <w:r>
-        <w:rPr>
-          <w:sz w:val="16"/>
-          <w:szCs w:val="16"/>
-        </w:rPr>
-        <w:t xml:space="preserve">The book pairs Purchase discount taken with “Yes (reduces cost)”, not with “Yes”.</w:t>
+        <w:t xml:space="preserve">11  </w:t>
+      </w:r>
+      <w:r>
+        <w:rPr>
+          <w:sz w:val="16"/>
+          <w:szCs w:val="16"/>
+        </w:rPr>
+        <w:t xml:space="preserve">COGS = beginning inventory + purchases − ending inventory, so low ending inventory raises COGS. A is wrong: This reverses the direction. B is wrong: Ending inventory directly changes COGS.</w:t>
       </w:r>
     </w:p>
     <w:p>
@@ -2792,7 +2587,7 @@
           <w:sz w:val="16"/>
           <w:szCs w:val="16"/>
         </w:rPr>
-        <w:t xml:space="preserve">The book gives Yes as the inventory cost? of Invoice price.</w:t>
+        <w:t xml:space="preserve">Every cycle settles one rule and shows where it comes from.</w:t>
       </w:r>
     </w:p>
     <w:p>
@@ -2815,7 +2610,7 @@
           <w:sz w:val="16"/>
           <w:szCs w:val="16"/>
         </w:rPr>
-        <w:t xml:space="preserve">It tracks the cost of each individual item, which is practical only for distinct items. B is wrong: Identical items are interchangeable; tracking each one is costly and allows manipulation. C is wrong: Price trends do not decide when specific identification fits.</w:t>
+        <w:t xml:space="preserve">CMA questions use exact terms, and one word can change the answer.</w:t>
       </w:r>
     </w:p>
     <w:p>
@@ -2831,14 +2626,14 @@
           <w:sz w:val="16"/>
           <w:szCs w:val="16"/>
         </w:rPr>
-        <w:t xml:space="preserve">14  </w:t>
-      </w:r>
-      <w:r>
-        <w:rPr>
-          <w:sz w:val="16"/>
-          <w:szCs w:val="16"/>
-        </w:rPr>
-        <w:t xml:space="preserve">With falling prices, LIFO puts the newest, lowest costs into cost of goods sold. A is wrong: FIFO gives the highest profit only when prices rise. B is wrong: The average is always between FIFO and LIFO.</w:t>
+        <w:t xml:space="preserve">20  </w:t>
+      </w:r>
+      <w:r>
+        <w:rPr>
+          <w:sz w:val="16"/>
+          <w:szCs w:val="16"/>
+        </w:rPr>
+        <w:t xml:space="preserve">The book’s own table gives 22,000 as the amount of Cost of the bottles in inventory.</w:t>
       </w:r>
     </w:p>
     <w:p>
@@ -2854,145 +2649,7 @@
           <w:sz w:val="16"/>
           <w:szCs w:val="16"/>
         </w:rPr>
-        <w:t xml:space="preserve">15  </w:t>
-      </w:r>
-      <w:r>
-        <w:rPr>
-          <w:sz w:val="16"/>
-          <w:szCs w:val="16"/>
-        </w:rPr>
-        <w:t xml:space="preserve">FIFO inventory minus LIFO inventory. A is wrong: This is the tax saving, not the reserve. B is wrong: This compares FIFO with the weighted average, not with LIFO.</w:t>
-      </w:r>
-    </w:p>
-    <w:p>
-      <w:pPr>
-        <w:spacing w:after="18"/>
-        <w:ind w:left="300" w:hanging="300"/>
-      </w:pPr>
-      <w:r>
-        <w:rPr>
-          <w:b/>
-          <w:bCs/>
-          <w:color w:val="8186EF"/>
-          <w:sz w:val="16"/>
-          <w:szCs w:val="16"/>
-        </w:rPr>
-        <w:t xml:space="preserve">16  </w:t>
-      </w:r>
-      <w:r>
-        <w:rPr>
-          <w:sz w:val="16"/>
-          <w:szCs w:val="16"/>
-        </w:rPr>
-        <w:t xml:space="preserve">Old, low costs flow into cost of goods sold, so gross profit rises for that year. A is wrong: Low old costs reduce cost of goods sold. C is wrong: The old costs are much lower than current costs, so income changes.</w:t>
-      </w:r>
-    </w:p>
-    <w:p>
-      <w:pPr>
-        <w:spacing w:after="18"/>
-        <w:ind w:left="300" w:hanging="300"/>
-      </w:pPr>
-      <w:r>
-        <w:rPr>
-          <w:b/>
-          <w:bCs/>
-          <w:color w:val="8186EF"/>
-          <w:sz w:val="16"/>
-          <w:szCs w:val="16"/>
-        </w:rPr>
-        <w:t xml:space="preserve">17  </w:t>
-      </w:r>
-      <w:r>
-        <w:rPr>
-          <w:sz w:val="16"/>
-          <w:szCs w:val="16"/>
-        </w:rPr>
-        <w:t xml:space="preserve">It tracks the cost of each individual item, which is practical only for distinct items. B is wrong: Identical items are interchangeable; tracking each one is costly and allows manipulation. C is wrong: Price trends do not decide when specific identification fits.</w:t>
-      </w:r>
-    </w:p>
-    <w:p>
-      <w:pPr>
-        <w:spacing w:after="18"/>
-        <w:ind w:left="300" w:hanging="300"/>
-      </w:pPr>
-      <w:r>
-        <w:rPr>
-          <w:b/>
-          <w:bCs/>
-          <w:color w:val="8186EF"/>
-          <w:sz w:val="16"/>
-          <w:szCs w:val="16"/>
-        </w:rPr>
-        <w:t xml:space="preserve">18  </w:t>
-      </w:r>
-      <w:r>
-        <w:rPr>
-          <w:sz w:val="16"/>
-          <w:szCs w:val="16"/>
-        </w:rPr>
-        <w:t xml:space="preserve">CMA questions use exact terms, and one word can change the answer.</w:t>
-      </w:r>
-    </w:p>
-    <w:p>
-      <w:pPr>
-        <w:spacing w:after="18"/>
-        <w:ind w:left="300" w:hanging="300"/>
-      </w:pPr>
-      <w:r>
-        <w:rPr>
-          <w:b/>
-          <w:bCs/>
-          <w:color w:val="8186EF"/>
-          <w:sz w:val="16"/>
-          <w:szCs w:val="16"/>
-        </w:rPr>
-        <w:t xml:space="preserve">25  </w:t>
-      </w:r>
-      <w:r>
-        <w:rPr>
-          <w:sz w:val="16"/>
-          <w:szCs w:val="16"/>
-        </w:rPr>
-        <w:t xml:space="preserve">It is a U.S. tax rule that links the tax method to the financial statements. B is wrong: IFRS prohibits LIFO. C is wrong: The rule links tax and book methods; it does not force one method everywhere.</w:t>
-      </w:r>
-    </w:p>
-    <w:p>
-      <w:pPr>
-        <w:spacing w:after="18"/>
-        <w:ind w:left="300" w:hanging="300"/>
-      </w:pPr>
-      <w:r>
-        <w:rPr>
-          <w:b/>
-          <w:bCs/>
-          <w:color w:val="8186EF"/>
-          <w:sz w:val="16"/>
-          <w:szCs w:val="16"/>
-        </w:rPr>
-        <w:t xml:space="preserve">26  </w:t>
-      </w:r>
-      <w:r>
-        <w:rPr>
-          <w:sz w:val="16"/>
-          <w:szCs w:val="16"/>
-        </w:rPr>
-        <w:t xml:space="preserve">The error overstates 2025 income and understates 2026 income by the same amount, so it counterbalances. A is wrong: This is the effect at the end of 2025, not 2026. C is wrong: Only 2026 income is understated; the cumulative effect is zero.</w:t>
-      </w:r>
-    </w:p>
-    <w:p>
-      <w:pPr>
-        <w:spacing w:after="18"/>
-        <w:ind w:left="300" w:hanging="300"/>
-      </w:pPr>
-      <w:r>
-        <w:rPr>
-          <w:b/>
-          <w:bCs/>
-          <w:color w:val="8186EF"/>
-          <w:sz w:val="16"/>
-          <w:szCs w:val="16"/>
-        </w:rPr>
-        <w:t xml:space="preserve">27  </w:t>
+        <w:t xml:space="preserve">21  </w:t>
       </w:r>
       <w:r>
         <w:rPr>
@@ -3135,40 +2792,7 @@
                 <w:sz w:val="16"/>
                 <w:szCs w:val="16"/>
               </w:rPr>
-              <w:t xml:space="preserve">12  </w:t>
-            </w:r>
-            <w:r>
-              <w:rPr>
-                <w:sz w:val="17"/>
-                <w:szCs w:val="17"/>
-              </w:rPr>
-              <w:t xml:space="preserve">periodic inventory system · cost of goods sold</w:t>
-            </w:r>
-          </w:p>
-        </w:tc>
-        <w:tc>
-          <w:tcPr>
-            <w:tcW w:type="pct" w:w="1667"/>
-            <w:tcMar>
-              <w:top w:type="dxa" w:w="40"/>
-              <w:left w:type="dxa" w:w="100"/>
-              <w:bottom w:type="dxa" w:w="40"/>
-              <w:right w:type="dxa" w:w="100"/>
-            </w:tcMar>
-          </w:tcPr>
-          <w:p>
-            <w:pPr>
-              <w:spacing w:before="22" w:after="22"/>
-            </w:pPr>
-            <w:r>
-              <w:rPr>
-                <w:b/>
-                <w:bCs/>
-                <w:color w:val="8186EF"/>
-                <w:sz w:val="16"/>
-                <w:szCs w:val="16"/>
-              </w:rPr>
-              <w:t xml:space="preserve">23  </w:t>
+              <w:t xml:space="preserve">9  </w:t>
             </w:r>
             <w:r>
               <w:rPr>
@@ -3176,6 +2800,39 @@
                 <w:szCs w:val="17"/>
               </w:rPr>
               <w:t xml:space="preserve">C</w:t>
+            </w:r>
+          </w:p>
+        </w:tc>
+        <w:tc>
+          <w:tcPr>
+            <w:tcW w:type="pct" w:w="1667"/>
+            <w:tcMar>
+              <w:top w:type="dxa" w:w="40"/>
+              <w:left w:type="dxa" w:w="100"/>
+              <w:bottom w:type="dxa" w:w="40"/>
+              <w:right w:type="dxa" w:w="100"/>
+            </w:tcMar>
+          </w:tcPr>
+          <w:p>
+            <w:pPr>
+              <w:spacing w:before="22" w:after="22"/>
+            </w:pPr>
+            <w:r>
+              <w:rPr>
+                <w:b/>
+                <w:bCs/>
+                <w:color w:val="8186EF"/>
+                <w:sz w:val="16"/>
+                <w:szCs w:val="16"/>
+              </w:rPr>
+              <w:t xml:space="preserve">17  </w:t>
+            </w:r>
+            <w:r>
+              <w:rPr>
+                <w:sz w:val="17"/>
+                <w:szCs w:val="17"/>
+              </w:rPr>
+              <w:t xml:space="preserve">F</w:t>
             </w:r>
           </w:p>
         </w:tc>
@@ -3238,14 +2895,14 @@
                 <w:sz w:val="16"/>
                 <w:szCs w:val="16"/>
               </w:rPr>
-              <w:t xml:space="preserve">13  </w:t>
-            </w:r>
-            <w:r>
-              <w:rPr>
-                <w:sz w:val="17"/>
-                <w:szCs w:val="17"/>
-              </w:rPr>
-              <w:t xml:space="preserve">C</w:t>
+              <w:t xml:space="preserve">10  </w:t>
+            </w:r>
+            <w:r>
+              <w:rPr>
+                <w:sz w:val="17"/>
+                <w:szCs w:val="17"/>
+              </w:rPr>
+              <w:t xml:space="preserve">B</w:t>
             </w:r>
           </w:p>
         </w:tc>
@@ -3272,14 +2929,14 @@
                 <w:sz w:val="16"/>
                 <w:szCs w:val="16"/>
               </w:rPr>
-              <w:t xml:space="preserve">24  </w:t>
-            </w:r>
-            <w:r>
-              <w:rPr>
-                <w:sz w:val="17"/>
-                <w:szCs w:val="17"/>
-              </w:rPr>
-              <w:t xml:space="preserve">F</w:t>
+              <w:t xml:space="preserve">18  </w:t>
+            </w:r>
+            <w:r>
+              <w:rPr>
+                <w:sz w:val="17"/>
+                <w:szCs w:val="17"/>
+              </w:rPr>
+              <w:t xml:space="preserve">A</w:t>
             </w:r>
           </w:p>
         </w:tc>
@@ -3314,66 +2971,33 @@
                 <w:sz w:val="17"/>
                 <w:szCs w:val="17"/>
               </w:rPr>
-              <w:t xml:space="preserve">cost of goods sold · inventory · specific identification</w:t>
-            </w:r>
-          </w:p>
-        </w:tc>
-        <w:tc>
-          <w:tcPr>
-            <w:tcW w:type="pct" w:w="1667"/>
-            <w:tcMar>
-              <w:top w:type="dxa" w:w="40"/>
-              <w:left w:type="dxa" w:w="100"/>
-              <w:bottom w:type="dxa" w:w="40"/>
-              <w:right w:type="dxa" w:w="100"/>
-            </w:tcMar>
-          </w:tcPr>
-          <w:p>
-            <w:pPr>
-              <w:spacing w:before="22" w:after="22"/>
-            </w:pPr>
-            <w:r>
-              <w:rPr>
-                <w:b/>
-                <w:bCs/>
-                <w:color w:val="8186EF"/>
-                <w:sz w:val="16"/>
-                <w:szCs w:val="16"/>
-              </w:rPr>
-              <w:t xml:space="preserve">14  </w:t>
-            </w:r>
-            <w:r>
-              <w:rPr>
-                <w:sz w:val="17"/>
-                <w:szCs w:val="17"/>
-              </w:rPr>
-              <w:t xml:space="preserve">B</w:t>
-            </w:r>
-          </w:p>
-        </w:tc>
-        <w:tc>
-          <w:tcPr>
-            <w:tcW w:type="pct" w:w="1667"/>
-            <w:tcMar>
-              <w:top w:type="dxa" w:w="40"/>
-              <w:left w:type="dxa" w:w="100"/>
-              <w:bottom w:type="dxa" w:w="40"/>
-              <w:right w:type="dxa" w:w="100"/>
-            </w:tcMar>
-          </w:tcPr>
-          <w:p>
-            <w:pPr>
-              <w:spacing w:before="22" w:after="22"/>
-            </w:pPr>
-            <w:r>
-              <w:rPr>
-                <w:b/>
-                <w:bCs/>
-                <w:color w:val="8186EF"/>
-                <w:sz w:val="16"/>
-                <w:szCs w:val="16"/>
-              </w:rPr>
-              <w:t xml:space="preserve">25  </w:t>
+              <w:t xml:space="preserve">therefore · compare · frameworks</w:t>
+            </w:r>
+          </w:p>
+        </w:tc>
+        <w:tc>
+          <w:tcPr>
+            <w:tcW w:type="pct" w:w="1667"/>
+            <w:tcMar>
+              <w:top w:type="dxa" w:w="40"/>
+              <w:left w:type="dxa" w:w="100"/>
+              <w:bottom w:type="dxa" w:w="40"/>
+              <w:right w:type="dxa" w:w="100"/>
+            </w:tcMar>
+          </w:tcPr>
+          <w:p>
+            <w:pPr>
+              <w:spacing w:before="22" w:after="22"/>
+            </w:pPr>
+            <w:r>
+              <w:rPr>
+                <w:b/>
+                <w:bCs/>
+                <w:color w:val="8186EF"/>
+                <w:sz w:val="16"/>
+                <w:szCs w:val="16"/>
+              </w:rPr>
+              <w:t xml:space="preserve">11  </w:t>
             </w:r>
             <w:r>
               <w:rPr>
@@ -3381,6 +3005,39 @@
                 <w:szCs w:val="17"/>
               </w:rPr>
               <w:t xml:space="preserve">A</w:t>
+            </w:r>
+          </w:p>
+        </w:tc>
+        <w:tc>
+          <w:tcPr>
+            <w:tcW w:type="pct" w:w="1667"/>
+            <w:tcMar>
+              <w:top w:type="dxa" w:w="40"/>
+              <w:left w:type="dxa" w:w="100"/>
+              <w:bottom w:type="dxa" w:w="40"/>
+              <w:right w:type="dxa" w:w="100"/>
+            </w:tcMar>
+          </w:tcPr>
+          <w:p>
+            <w:pPr>
+              <w:spacing w:before="22" w:after="22"/>
+            </w:pPr>
+            <w:r>
+              <w:rPr>
+                <w:b/>
+                <w:bCs/>
+                <w:color w:val="8186EF"/>
+                <w:sz w:val="16"/>
+                <w:szCs w:val="16"/>
+              </w:rPr>
+              <w:t xml:space="preserve">19  </w:t>
+            </w:r>
+            <w:r>
+              <w:rPr>
+                <w:sz w:val="17"/>
+                <w:szCs w:val="17"/>
+              </w:rPr>
+              <w:t xml:space="preserve">C</w:t>
             </w:r>
           </w:p>
         </w:tc>
@@ -3443,14 +3100,14 @@
                 <w:sz w:val="16"/>
                 <w:szCs w:val="16"/>
               </w:rPr>
-              <w:t xml:space="preserve">15  </w:t>
-            </w:r>
-            <w:r>
-              <w:rPr>
-                <w:sz w:val="17"/>
-                <w:szCs w:val="17"/>
-              </w:rPr>
-              <w:t xml:space="preserve">C</w:t>
+              <w:t xml:space="preserve">12  </w:t>
+            </w:r>
+            <w:r>
+              <w:rPr>
+                <w:sz w:val="17"/>
+                <w:szCs w:val="17"/>
+              </w:rPr>
+              <w:t xml:space="preserve">T</w:t>
             </w:r>
           </w:p>
         </w:tc>
@@ -3477,7 +3134,7 @@
                 <w:sz w:val="16"/>
                 <w:szCs w:val="16"/>
               </w:rPr>
-              <w:t xml:space="preserve">26  </w:t>
+              <w:t xml:space="preserve">20  </w:t>
             </w:r>
             <w:r>
               <w:rPr>
@@ -3545,7 +3202,40 @@
                 <w:sz w:val="16"/>
                 <w:szCs w:val="16"/>
               </w:rPr>
-              <w:t xml:space="preserve">16  </w:t>
+              <w:t xml:space="preserve">13  </w:t>
+            </w:r>
+            <w:r>
+              <w:rPr>
+                <w:sz w:val="17"/>
+                <w:szCs w:val="17"/>
+              </w:rPr>
+              <w:t xml:space="preserve">D</w:t>
+            </w:r>
+          </w:p>
+        </w:tc>
+        <w:tc>
+          <w:tcPr>
+            <w:tcW w:type="pct" w:w="1667"/>
+            <w:tcMar>
+              <w:top w:type="dxa" w:w="40"/>
+              <w:left w:type="dxa" w:w="100"/>
+              <w:bottom w:type="dxa" w:w="40"/>
+              <w:right w:type="dxa" w:w="100"/>
+            </w:tcMar>
+          </w:tcPr>
+          <w:p>
+            <w:pPr>
+              <w:spacing w:before="22" w:after="22"/>
+            </w:pPr>
+            <w:r>
+              <w:rPr>
+                <w:b/>
+                <w:bCs/>
+                <w:color w:val="8186EF"/>
+                <w:sz w:val="16"/>
+                <w:szCs w:val="16"/>
+              </w:rPr>
+              <w:t xml:space="preserve">21  </w:t>
             </w:r>
             <w:r>
               <w:rPr>
@@ -3553,39 +3243,6 @@
                 <w:szCs w:val="17"/>
               </w:rPr>
               <w:t xml:space="preserve">A</w:t>
-            </w:r>
-          </w:p>
-        </w:tc>
-        <w:tc>
-          <w:tcPr>
-            <w:tcW w:type="pct" w:w="1667"/>
-            <w:tcMar>
-              <w:top w:type="dxa" w:w="40"/>
-              <w:left w:type="dxa" w:w="100"/>
-              <w:bottom w:type="dxa" w:w="40"/>
-              <w:right w:type="dxa" w:w="100"/>
-            </w:tcMar>
-          </w:tcPr>
-          <w:p>
-            <w:pPr>
-              <w:spacing w:before="22" w:after="22"/>
-            </w:pPr>
-            <w:r>
-              <w:rPr>
-                <w:b/>
-                <w:bCs/>
-                <w:color w:val="8186EF"/>
-                <w:sz w:val="16"/>
-                <w:szCs w:val="16"/>
-              </w:rPr>
-              <w:t xml:space="preserve">27  </w:t>
-            </w:r>
-            <w:r>
-              <w:rPr>
-                <w:sz w:val="17"/>
-                <w:szCs w:val="17"/>
-              </w:rPr>
-              <w:t xml:space="preserve">C</w:t>
             </w:r>
           </w:p>
         </w:tc>
@@ -3621,7 +3278,7 @@
                 <w:sz w:val="17"/>
                 <w:szCs w:val="17"/>
               </w:rPr>
-              <w:t xml:space="preserve">B</w:t>
+              <w:t xml:space="preserve">LIFO: 84,000 · 288,000 · 93,000 · 279,000</w:t>
             </w:r>
           </w:p>
         </w:tc>
@@ -3648,14 +3305,14 @@
                 <w:sz w:val="16"/>
                 <w:szCs w:val="16"/>
               </w:rPr>
-              <w:t xml:space="preserve">17  </w:t>
-            </w:r>
-            <w:r>
-              <w:rPr>
-                <w:sz w:val="17"/>
-                <w:szCs w:val="17"/>
-              </w:rPr>
-              <w:t xml:space="preserve">B</w:t>
+              <w:t xml:space="preserve">14  </w:t>
+            </w:r>
+            <w:r>
+              <w:rPr>
+                <w:sz w:val="17"/>
+                <w:szCs w:val="17"/>
+              </w:rPr>
+              <w:t xml:space="preserve">E</w:t>
             </w:r>
           </w:p>
         </w:tc>
@@ -3682,14 +3339,14 @@
                 <w:sz w:val="16"/>
                 <w:szCs w:val="16"/>
               </w:rPr>
-              <w:t xml:space="preserve">28  </w:t>
-            </w:r>
-            <w:r>
-              <w:rPr>
-                <w:sz w:val="17"/>
-                <w:szCs w:val="17"/>
-              </w:rPr>
-              <w:t xml:space="preserve">B</w:t>
+              <w:t xml:space="preserve">22  </w:t>
+            </w:r>
+            <w:r>
+              <w:rPr>
+                <w:sz w:val="17"/>
+                <w:szCs w:val="17"/>
+              </w:rPr>
+              <w:t xml:space="preserve">Compare with the model earlier in this handout.</w:t>
             </w:r>
           </w:p>
         </w:tc>
@@ -3724,33 +3381,33 @@
                 <w:sz w:val="17"/>
                 <w:szCs w:val="17"/>
               </w:rPr>
-              <w:t xml:space="preserve">C</w:t>
-            </w:r>
-          </w:p>
-        </w:tc>
-        <w:tc>
-          <w:tcPr>
-            <w:tcW w:type="pct" w:w="1667"/>
-            <w:tcMar>
-              <w:top w:type="dxa" w:w="40"/>
-              <w:left w:type="dxa" w:w="100"/>
-              <w:bottom w:type="dxa" w:w="40"/>
-              <w:right w:type="dxa" w:w="100"/>
-            </w:tcMar>
-          </w:tcPr>
-          <w:p>
-            <w:pPr>
-              <w:spacing w:before="22" w:after="22"/>
-            </w:pPr>
-            <w:r>
-              <w:rPr>
-                <w:b/>
-                <w:bCs/>
-                <w:color w:val="8186EF"/>
-                <w:sz w:val="16"/>
-                <w:szCs w:val="16"/>
-              </w:rPr>
-              <w:t xml:space="preserve">18  </w:t>
+              <w:t xml:space="preserve">Average (weighted / moving): 93,000 · 279,000 · 97,633 · 274,367</w:t>
+            </w:r>
+          </w:p>
+        </w:tc>
+        <w:tc>
+          <w:tcPr>
+            <w:tcW w:type="pct" w:w="1667"/>
+            <w:tcMar>
+              <w:top w:type="dxa" w:w="40"/>
+              <w:left w:type="dxa" w:w="100"/>
+              <w:bottom w:type="dxa" w:w="40"/>
+              <w:right w:type="dxa" w:w="100"/>
+            </w:tcMar>
+          </w:tcPr>
+          <w:p>
+            <w:pPr>
+              <w:spacing w:before="22" w:after="22"/>
+            </w:pPr>
+            <w:r>
+              <w:rPr>
+                <w:b/>
+                <w:bCs/>
+                <w:color w:val="8186EF"/>
+                <w:sz w:val="16"/>
+                <w:szCs w:val="16"/>
+              </w:rPr>
+              <w:t xml:space="preserve">15  </w:t>
             </w:r>
             <w:r>
               <w:rPr>
@@ -3783,14 +3440,14 @@
                 <w:sz w:val="16"/>
                 <w:szCs w:val="16"/>
               </w:rPr>
-              <w:t xml:space="preserve">29  </w:t>
-            </w:r>
-            <w:r>
-              <w:rPr>
-                <w:sz w:val="17"/>
-                <w:szCs w:val="17"/>
-              </w:rPr>
-              <w:t xml:space="preserve">C</w:t>
+              <w:t xml:space="preserve">23  </w:t>
+            </w:r>
+            <w:r>
+              <w:rPr>
+                <w:sz w:val="17"/>
+                <w:szCs w:val="17"/>
+              </w:rPr>
+              <w:t xml:space="preserve">Unit costs change during the year. When a company sells some units and keeps others, it must decide which costs go to cost of goods sold and which stay in ending inventory. This decision is a cost flow assumption. It does not need to match the physical flow of the goods.</w:t>
             </w:r>
           </w:p>
         </w:tc>
@@ -3826,7 +3483,7 @@
                 <w:sz w:val="17"/>
                 <w:szCs w:val="17"/>
               </w:rPr>
-              <w:t xml:space="preserve">T</w:t>
+              <w:t xml:space="preserve">periodic inventory system · cost of goods sold</w:t>
             </w:r>
           </w:p>
         </w:tc>
@@ -3853,14 +3510,14 @@
                 <w:sz w:val="16"/>
                 <w:szCs w:val="16"/>
               </w:rPr>
-              <w:t xml:space="preserve">19  </w:t>
-            </w:r>
-            <w:r>
-              <w:rPr>
-                <w:sz w:val="17"/>
-                <w:szCs w:val="17"/>
-              </w:rPr>
-              <w:t xml:space="preserve">T</w:t>
+              <w:t xml:space="preserve">16  </w:t>
+            </w:r>
+            <w:r>
+              <w:rPr>
+                <w:sz w:val="17"/>
+                <w:szCs w:val="17"/>
+              </w:rPr>
+              <w:t xml:space="preserve">C</w:t>
             </w:r>
           </w:p>
         </w:tc>
@@ -3868,312 +3525,6 @@
           <w:tcPr>
             <w:tcW w:type="pct" w:w="1667"/>
             <w:shd w:fill="FBFAF6" w:val="clear"/>
-            <w:tcMar>
-              <w:top w:type="dxa" w:w="40"/>
-              <w:left w:type="dxa" w:w="100"/>
-              <w:bottom w:type="dxa" w:w="40"/>
-              <w:right w:type="dxa" w:w="100"/>
-            </w:tcMar>
-          </w:tcPr>
-          <w:p>
-            <w:pPr>
-              <w:spacing w:before="22" w:after="22"/>
-            </w:pPr>
-            <w:r>
-              <w:rPr>
-                <w:b/>
-                <w:bCs/>
-                <w:color w:val="8186EF"/>
-                <w:sz w:val="16"/>
-                <w:szCs w:val="16"/>
-              </w:rPr>
-              <w:t xml:space="preserve">30  </w:t>
-            </w:r>
-            <w:r>
-              <w:rPr>
-                <w:sz w:val="17"/>
-                <w:szCs w:val="17"/>
-              </w:rPr>
-              <w:t xml:space="preserve">A</w:t>
-            </w:r>
-          </w:p>
-        </w:tc>
-      </w:tr>
-      <w:tr>
-        <w:tc>
-          <w:tcPr>
-            <w:tcW w:type="pct" w:w="1667"/>
-            <w:tcMar>
-              <w:top w:type="dxa" w:w="40"/>
-              <w:left w:type="dxa" w:w="100"/>
-              <w:bottom w:type="dxa" w:w="40"/>
-              <w:right w:type="dxa" w:w="100"/>
-            </w:tcMar>
-          </w:tcPr>
-          <w:p>
-            <w:pPr>
-              <w:spacing w:before="22" w:after="22"/>
-            </w:pPr>
-            <w:r>
-              <w:rPr>
-                <w:b/>
-                <w:bCs/>
-                <w:color w:val="8186EF"/>
-                <w:sz w:val="16"/>
-                <w:szCs w:val="16"/>
-              </w:rPr>
-              <w:t xml:space="preserve">9  </w:t>
-            </w:r>
-            <w:r>
-              <w:rPr>
-                <w:sz w:val="17"/>
-                <w:szCs w:val="17"/>
-              </w:rPr>
-              <w:t xml:space="preserve">F</w:t>
-            </w:r>
-          </w:p>
-        </w:tc>
-        <w:tc>
-          <w:tcPr>
-            <w:tcW w:type="pct" w:w="1667"/>
-            <w:tcMar>
-              <w:top w:type="dxa" w:w="40"/>
-              <w:left w:type="dxa" w:w="100"/>
-              <w:bottom w:type="dxa" w:w="40"/>
-              <w:right w:type="dxa" w:w="100"/>
-            </w:tcMar>
-          </w:tcPr>
-          <w:p>
-            <w:pPr>
-              <w:spacing w:before="22" w:after="22"/>
-            </w:pPr>
-            <w:r>
-              <w:rPr>
-                <w:b/>
-                <w:bCs/>
-                <w:color w:val="8186EF"/>
-                <w:sz w:val="16"/>
-                <w:szCs w:val="16"/>
-              </w:rPr>
-              <w:t xml:space="preserve">20  </w:t>
-            </w:r>
-            <w:r>
-              <w:rPr>
-                <w:sz w:val="17"/>
-                <w:szCs w:val="17"/>
-              </w:rPr>
-              <w:t xml:space="preserve">D</w:t>
-            </w:r>
-          </w:p>
-        </w:tc>
-        <w:tc>
-          <w:tcPr>
-            <w:tcW w:type="pct" w:w="1667"/>
-            <w:tcMar>
-              <w:top w:type="dxa" w:w="40"/>
-              <w:left w:type="dxa" w:w="100"/>
-              <w:bottom w:type="dxa" w:w="40"/>
-              <w:right w:type="dxa" w:w="100"/>
-            </w:tcMar>
-          </w:tcPr>
-          <w:p>
-            <w:pPr>
-              <w:spacing w:before="22" w:after="22"/>
-            </w:pPr>
-            <w:r>
-              <w:rPr>
-                <w:b/>
-                <w:bCs/>
-                <w:color w:val="8186EF"/>
-                <w:sz w:val="16"/>
-                <w:szCs w:val="16"/>
-              </w:rPr>
-              <w:t xml:space="preserve">31  </w:t>
-            </w:r>
-            <w:r>
-              <w:rPr>
-                <w:sz w:val="17"/>
-                <w:szCs w:val="17"/>
-              </w:rPr>
-              <w:t xml:space="preserve">Compare with the model earlier in this handout.</w:t>
-            </w:r>
-          </w:p>
-        </w:tc>
-      </w:tr>
-      <w:tr>
-        <w:tc>
-          <w:tcPr>
-            <w:tcW w:type="pct" w:w="1667"/>
-            <w:shd w:fill="FBFAF6" w:val="clear"/>
-            <w:tcMar>
-              <w:top w:type="dxa" w:w="40"/>
-              <w:left w:type="dxa" w:w="100"/>
-              <w:bottom w:type="dxa" w:w="40"/>
-              <w:right w:type="dxa" w:w="100"/>
-            </w:tcMar>
-          </w:tcPr>
-          <w:p>
-            <w:pPr>
-              <w:spacing w:before="22" w:after="22"/>
-            </w:pPr>
-            <w:r>
-              <w:rPr>
-                <w:b/>
-                <w:bCs/>
-                <w:color w:val="8186EF"/>
-                <w:sz w:val="16"/>
-                <w:szCs w:val="16"/>
-              </w:rPr>
-              <w:t xml:space="preserve">10  </w:t>
-            </w:r>
-            <w:r>
-              <w:rPr>
-                <w:sz w:val="17"/>
-                <w:szCs w:val="17"/>
-              </w:rPr>
-              <w:t xml:space="preserve">LIFO: 84,000 · 288,000 · 93,000 · 279,000</w:t>
-            </w:r>
-          </w:p>
-        </w:tc>
-        <w:tc>
-          <w:tcPr>
-            <w:tcW w:type="pct" w:w="1667"/>
-            <w:shd w:fill="FBFAF6" w:val="clear"/>
-            <w:tcMar>
-              <w:top w:type="dxa" w:w="40"/>
-              <w:left w:type="dxa" w:w="100"/>
-              <w:bottom w:type="dxa" w:w="40"/>
-              <w:right w:type="dxa" w:w="100"/>
-            </w:tcMar>
-          </w:tcPr>
-          <w:p>
-            <w:pPr>
-              <w:spacing w:before="22" w:after="22"/>
-            </w:pPr>
-            <w:r>
-              <w:rPr>
-                <w:b/>
-                <w:bCs/>
-                <w:color w:val="8186EF"/>
-                <w:sz w:val="16"/>
-                <w:szCs w:val="16"/>
-              </w:rPr>
-              <w:t xml:space="preserve">21  </w:t>
-            </w:r>
-            <w:r>
-              <w:rPr>
-                <w:sz w:val="17"/>
-                <w:szCs w:val="17"/>
-              </w:rPr>
-              <w:t xml:space="preserve">E</w:t>
-            </w:r>
-          </w:p>
-        </w:tc>
-        <w:tc>
-          <w:tcPr>
-            <w:tcW w:type="pct" w:w="1667"/>
-            <w:shd w:fill="FBFAF6" w:val="clear"/>
-            <w:tcMar>
-              <w:top w:type="dxa" w:w="40"/>
-              <w:left w:type="dxa" w:w="100"/>
-              <w:bottom w:type="dxa" w:w="40"/>
-              <w:right w:type="dxa" w:w="100"/>
-            </w:tcMar>
-          </w:tcPr>
-          <w:p>
-            <w:pPr>
-              <w:spacing w:before="22" w:after="22"/>
-            </w:pPr>
-            <w:r>
-              <w:rPr>
-                <w:b/>
-                <w:bCs/>
-                <w:color w:val="8186EF"/>
-                <w:sz w:val="16"/>
-                <w:szCs w:val="16"/>
-              </w:rPr>
-              <w:t xml:space="preserve">32  </w:t>
-            </w:r>
-            <w:r>
-              <w:rPr>
-                <w:sz w:val="17"/>
-                <w:szCs w:val="17"/>
-              </w:rPr>
-              <w:t xml:space="preserve">Unit costs change during the year. When a company sells some units and keeps others, it must decide which costs go to cost of goods sold and which stay in ending inventory. This decision is a cost flow assumption. It does not need to match the physical flow of the goods.</w:t>
-            </w:r>
-          </w:p>
-        </w:tc>
-      </w:tr>
-      <w:tr>
-        <w:tc>
-          <w:tcPr>
-            <w:tcW w:type="pct" w:w="1667"/>
-            <w:tcMar>
-              <w:top w:type="dxa" w:w="40"/>
-              <w:left w:type="dxa" w:w="100"/>
-              <w:bottom w:type="dxa" w:w="40"/>
-              <w:right w:type="dxa" w:w="100"/>
-            </w:tcMar>
-          </w:tcPr>
-          <w:p>
-            <w:pPr>
-              <w:spacing w:before="22" w:after="22"/>
-            </w:pPr>
-            <w:r>
-              <w:rPr>
-                <w:b/>
-                <w:bCs/>
-                <w:color w:val="8186EF"/>
-                <w:sz w:val="16"/>
-                <w:szCs w:val="16"/>
-              </w:rPr>
-              <w:t xml:space="preserve">11  </w:t>
-            </w:r>
-            <w:r>
-              <w:rPr>
-                <w:sz w:val="17"/>
-                <w:szCs w:val="17"/>
-              </w:rPr>
-              <w:t xml:space="preserve">Average (weighted / moving): 93,000 · 279,000 · 97,633 · 274,367</w:t>
-            </w:r>
-          </w:p>
-        </w:tc>
-        <w:tc>
-          <w:tcPr>
-            <w:tcW w:type="pct" w:w="1667"/>
-            <w:tcMar>
-              <w:top w:type="dxa" w:w="40"/>
-              <w:left w:type="dxa" w:w="100"/>
-              <w:bottom w:type="dxa" w:w="40"/>
-              <w:right w:type="dxa" w:w="100"/>
-            </w:tcMar>
-          </w:tcPr>
-          <w:p>
-            <w:pPr>
-              <w:spacing w:before="22" w:after="22"/>
-            </w:pPr>
-            <w:r>
-              <w:rPr>
-                <w:b/>
-                <w:bCs/>
-                <w:color w:val="8186EF"/>
-                <w:sz w:val="16"/>
-                <w:szCs w:val="16"/>
-              </w:rPr>
-              <w:t xml:space="preserve">22  </w:t>
-            </w:r>
-            <w:r>
-              <w:rPr>
-                <w:sz w:val="17"/>
-                <w:szCs w:val="17"/>
-              </w:rPr>
-              <w:t xml:space="preserve">B</w:t>
-            </w:r>
-          </w:p>
-        </w:tc>
-        <w:tc>
-          <w:tcPr>
-            <w:tcW w:type="pct" w:w="1667"/>
             <w:tcMar>
               <w:top w:type="dxa" w:w="40"/>
               <w:left w:type="dxa" w:w="100"/>
@@ -4237,7 +3588,7 @@
                 <w:sz w:val="17"/>
                 <w:szCs w:val="17"/>
               </w:rPr>
-              <w:t xml:space="preserve">12  </w:t>
+              <w:t xml:space="preserve">8  </w:t>
             </w:r>
             <w:r>
               <w:rPr>
@@ -4348,7 +3699,7 @@
           <w:sz w:val="16"/>
           <w:szCs w:val="16"/>
         </w:rPr>
-        <w:t xml:space="preserve">The book writes: “Then check that cost of goods sold plus ending inventory equals the cost of goods available. Faded example: periodic LIFO for Dubai pastry trays; the learner completes the dashed boxes. IAS 2 allows FIFO and the weighted average, and it requires specific identification for items that are not interchangeable.”</w:t>
+        <w:t xml:space="preserve">The book writes: “Cedar Retail, our IFRS company, therefore uses FIFO. You will compare the two frameworks again in Chapter 17. Under LIFO, the company adds a layer when it buys more than it sells. A company can use LIFO even if it ships its oldest bottles first.”</w:t>
       </w:r>
     </w:p>
     <w:p>
@@ -4371,7 +3722,7 @@
           <w:sz w:val="16"/>
           <w:szCs w:val="16"/>
         </w:rPr>
-        <w:t xml:space="preserve">The book pairs FIFO with “100,000”.</w:t>
+        <w:t xml:space="preserve">The framework defines the elements, and every amount belongs to one of them.</w:t>
       </w:r>
     </w:p>
     <w:p>
@@ -4410,14 +3761,14 @@
           <w:sz w:val="16"/>
           <w:szCs w:val="16"/>
         </w:rPr>
-        <w:t xml:space="preserve">6  </w:t>
-      </w:r>
-      <w:r>
-        <w:rPr>
-          <w:sz w:val="16"/>
-          <w:szCs w:val="16"/>
-        </w:rPr>
-        <w:t xml:space="preserve">The book’s own table pairs LIFO with “84,000”.</w:t>
+        <w:t xml:space="preserve">9  </w:t>
+      </w:r>
+      <w:r>
+        <w:rPr>
+          <w:sz w:val="16"/>
+          <w:szCs w:val="16"/>
+        </w:rPr>
+        <w:t xml:space="preserve">The book gives 272,000 as the perpetual: cogs of FIFO.</w:t>
       </w:r>
     </w:p>
     <w:p>
@@ -4433,14 +3784,14 @@
           <w:sz w:val="16"/>
           <w:szCs w:val="16"/>
         </w:rPr>
-        <w:t xml:space="preserve">7  </w:t>
-      </w:r>
-      <w:r>
-        <w:rPr>
-          <w:sz w:val="16"/>
-          <w:szCs w:val="16"/>
-        </w:rPr>
-        <w:t xml:space="preserve">The book’s own table pairs Average (weighted / moving) with “93,000”.</w:t>
+        <w:t xml:space="preserve">10  </w:t>
+      </w:r>
+      <w:r>
+        <w:rPr>
+          <w:sz w:val="16"/>
+          <w:szCs w:val="16"/>
+        </w:rPr>
+        <w:t xml:space="preserve">Goods available minus FIFO ending inventory (the newest costs). A is wrong: This is FIFO ending inventory, not cost of goods sold. C is wrong: This is the weighted-average result.</w:t>
       </w:r>
     </w:p>
     <w:p>
@@ -4456,14 +3807,14 @@
           <w:sz w:val="16"/>
           <w:szCs w:val="16"/>
         </w:rPr>
-        <w:t xml:space="preserve">8  </w:t>
-      </w:r>
-      <w:r>
-        <w:rPr>
-          <w:sz w:val="16"/>
-          <w:szCs w:val="16"/>
-        </w:rPr>
-        <w:t xml:space="preserve">The book pairs FIFO with “272,000”.</w:t>
+        <w:t xml:space="preserve">11  </w:t>
+      </w:r>
+      <w:r>
+        <w:rPr>
+          <w:sz w:val="16"/>
+          <w:szCs w:val="16"/>
+        </w:rPr>
+        <w:t xml:space="preserve">Every cycle settles one rule and shows where it comes from.</w:t>
       </w:r>
     </w:p>
     <w:p>
@@ -4479,14 +3830,14 @@
           <w:sz w:val="16"/>
           <w:szCs w:val="16"/>
         </w:rPr>
-        <w:t xml:space="preserve">9  </w:t>
-      </w:r>
-      <w:r>
-        <w:rPr>
-          <w:sz w:val="16"/>
-          <w:szCs w:val="16"/>
-        </w:rPr>
-        <w:t xml:space="preserve">The book pairs LIFO with “279,000”, not with “274,367”.</w:t>
+        <w:t xml:space="preserve">12  </w:t>
+      </w:r>
+      <w:r>
+        <w:rPr>
+          <w:sz w:val="16"/>
+          <w:szCs w:val="16"/>
+        </w:rPr>
+        <w:t xml:space="preserve">CMA questions use exact terms, and one word can change the answer.</w:t>
       </w:r>
     </w:p>
     <w:p>
@@ -4502,14 +3853,14 @@
           <w:sz w:val="16"/>
           <w:szCs w:val="16"/>
         </w:rPr>
-        <w:t xml:space="preserve">13  </w:t>
-      </w:r>
-      <w:r>
-        <w:rPr>
-          <w:sz w:val="16"/>
-          <w:szCs w:val="16"/>
-        </w:rPr>
-        <w:t xml:space="preserve">The book gives 272,000 as the perpetual: cogs of FIFO.</w:t>
+        <w:t xml:space="preserve">19  </w:t>
+      </w:r>
+      <w:r>
+        <w:rPr>
+          <w:sz w:val="16"/>
+          <w:szCs w:val="16"/>
+        </w:rPr>
+        <w:t xml:space="preserve">The book’s own table pairs FIFO with “the newest costs: 2,000 × $50”.</w:t>
       </w:r>
     </w:p>
     <w:p>
@@ -4525,14 +3876,14 @@
           <w:sz w:val="16"/>
           <w:szCs w:val="16"/>
         </w:rPr>
-        <w:t xml:space="preserve">14  </w:t>
-      </w:r>
-      <w:r>
-        <w:rPr>
-          <w:sz w:val="16"/>
-          <w:szCs w:val="16"/>
-        </w:rPr>
-        <w:t xml:space="preserve">After-tax effect = pretax error × (1 − tax rate). A is wrong: This is the tax effect only. C is wrong: This is the pretax effect.</w:t>
+        <w:t xml:space="preserve">20  </w:t>
+      </w:r>
+      <w:r>
+        <w:rPr>
+          <w:sz w:val="16"/>
+          <w:szCs w:val="16"/>
+        </w:rPr>
+        <w:t xml:space="preserve">The glossary on this page pairs “البضاعة المتاحة للبيع” with goods available for sale.</w:t>
       </w:r>
     </w:p>
     <w:p>
@@ -4548,198 +3899,14 @@
           <w:sz w:val="16"/>
           <w:szCs w:val="16"/>
         </w:rPr>
-        <w:t xml:space="preserve">15  </w:t>
-      </w:r>
-      <w:r>
-        <w:rPr>
-          <w:sz w:val="16"/>
-          <w:szCs w:val="16"/>
-        </w:rPr>
-        <w:t xml:space="preserve">COGS = beginning inventory + purchases − ending inventory, so low ending inventory raises COGS. A is wrong: This reverses the direction. B is wrong: Ending inventory directly changes COGS.</w:t>
-      </w:r>
-    </w:p>
-    <w:p>
-      <w:pPr>
-        <w:spacing w:after="18"/>
-        <w:ind w:left="300" w:hanging="300"/>
-      </w:pPr>
-      <w:r>
-        <w:rPr>
-          <w:b/>
-          <w:bCs/>
-          <w:color w:val="8186EF"/>
-          <w:sz w:val="16"/>
-          <w:szCs w:val="16"/>
-        </w:rPr>
-        <w:t xml:space="preserve">16  </w:t>
-      </w:r>
-      <w:r>
-        <w:rPr>
-          <w:sz w:val="16"/>
-          <w:szCs w:val="16"/>
-        </w:rPr>
-        <w:t xml:space="preserve">Inventory (an asset) and accounts payable (a liability) both increase. B is wrong: The olives become an expense only when the products are sold. C is wrong: Buying on credit creates a liability, not equity.</w:t>
-      </w:r>
-    </w:p>
-    <w:p>
-      <w:pPr>
-        <w:spacing w:after="18"/>
-        <w:ind w:left="300" w:hanging="300"/>
-      </w:pPr>
-      <w:r>
-        <w:rPr>
-          <w:b/>
-          <w:bCs/>
-          <w:color w:val="8186EF"/>
-          <w:sz w:val="16"/>
-          <w:szCs w:val="16"/>
-        </w:rPr>
-        <w:t xml:space="preserve">17  </w:t>
-      </w:r>
-      <w:r>
-        <w:rPr>
-          <w:sz w:val="16"/>
-          <w:szCs w:val="16"/>
-        </w:rPr>
-        <w:t xml:space="preserve">Cost of goods sold links directly to each sale. A is wrong: Allocation is used for costs such as depreciation. C is wrong: Immediate recognition is for costs with no clear link to revenue.</w:t>
-      </w:r>
-    </w:p>
-    <w:p>
-      <w:pPr>
-        <w:spacing w:after="18"/>
-        <w:ind w:left="300" w:hanging="300"/>
-      </w:pPr>
-      <w:r>
-        <w:rPr>
-          <w:b/>
-          <w:bCs/>
-          <w:color w:val="8186EF"/>
-          <w:sz w:val="16"/>
-          <w:szCs w:val="16"/>
-        </w:rPr>
-        <w:t xml:space="preserve">18  </w:t>
-      </w:r>
-      <w:r>
-        <w:rPr>
-          <w:sz w:val="16"/>
-          <w:szCs w:val="16"/>
-        </w:rPr>
-        <w:t xml:space="preserve">After-tax effect = pretax error × (1 − tax rate). A is wrong: This is the tax effect only. C is wrong: This is the pretax effect.</w:t>
-      </w:r>
-    </w:p>
-    <w:p>
-      <w:pPr>
-        <w:spacing w:after="18"/>
-        <w:ind w:left="300" w:hanging="300"/>
-      </w:pPr>
-      <w:r>
-        <w:rPr>
-          <w:b/>
-          <w:bCs/>
-          <w:color w:val="8186EF"/>
-          <w:sz w:val="16"/>
-          <w:szCs w:val="16"/>
-        </w:rPr>
-        <w:t xml:space="preserve">19  </w:t>
-      </w:r>
-      <w:r>
-        <w:rPr>
-          <w:sz w:val="16"/>
-          <w:szCs w:val="16"/>
-        </w:rPr>
-        <w:t xml:space="preserve">CMA questions use exact terms, and one word can change the answer.</w:t>
-      </w:r>
-    </w:p>
-    <w:p>
-      <w:pPr>
-        <w:spacing w:after="18"/>
-        <w:ind w:left="300" w:hanging="300"/>
-      </w:pPr>
-      <w:r>
-        <w:rPr>
-          <w:b/>
-          <w:bCs/>
-          <w:color w:val="8186EF"/>
-          <w:sz w:val="16"/>
-          <w:szCs w:val="16"/>
-        </w:rPr>
-        <w:t xml:space="preserve">26  </w:t>
-      </w:r>
-      <w:r>
-        <w:rPr>
-          <w:sz w:val="16"/>
-          <w:szCs w:val="16"/>
-        </w:rPr>
-        <w:t xml:space="preserve">The book’s own table pairs FIFO with “the newest costs: 2,000 × $50”.</w:t>
-      </w:r>
-    </w:p>
-    <w:p>
-      <w:pPr>
-        <w:spacing w:after="18"/>
-        <w:ind w:left="300" w:hanging="300"/>
-      </w:pPr>
-      <w:r>
-        <w:rPr>
-          <w:b/>
-          <w:bCs/>
-          <w:color w:val="8186EF"/>
-          <w:sz w:val="16"/>
-          <w:szCs w:val="16"/>
-        </w:rPr>
-        <w:t xml:space="preserve">27  </w:t>
-      </w:r>
-      <w:r>
-        <w:rPr>
-          <w:sz w:val="16"/>
-          <w:szCs w:val="16"/>
-        </w:rPr>
-        <w:t xml:space="preserve">The book’s own table pairs LIFO with “the oldest costs: 1,000 × $40 + 1,000 × $44”.</w:t>
-      </w:r>
-    </w:p>
-    <w:p>
-      <w:pPr>
-        <w:spacing w:after="18"/>
-        <w:ind w:left="300" w:hanging="300"/>
-      </w:pPr>
-      <w:r>
-        <w:rPr>
-          <w:b/>
-          <w:bCs/>
-          <w:color w:val="8186EF"/>
-          <w:sz w:val="16"/>
-          <w:szCs w:val="16"/>
-        </w:rPr>
-        <w:t xml:space="preserve">28  </w:t>
-      </w:r>
-      <w:r>
-        <w:rPr>
-          <w:sz w:val="16"/>
-          <w:szCs w:val="16"/>
-        </w:rPr>
-        <w:t xml:space="preserve">The book’s own table pairs Weighted average with “2,000 × $46.50 (= 372,000 ÷ 8,000)”.</w:t>
-      </w:r>
-    </w:p>
-    <w:p>
-      <w:pPr>
-        <w:spacing w:after="18"/>
-        <w:ind w:left="300" w:hanging="300"/>
-      </w:pPr>
-      <w:r>
-        <w:rPr>
-          <w:b/>
-          <w:bCs/>
-          <w:color w:val="8186EF"/>
-          <w:sz w:val="16"/>
-          <w:szCs w:val="16"/>
-        </w:rPr>
-        <w:t xml:space="preserve">29  </w:t>
-      </w:r>
-      <w:r>
-        <w:rPr>
-          <w:sz w:val="16"/>
-          <w:szCs w:val="16"/>
-        </w:rPr>
-        <w:t xml:space="preserve">IAS 2 prohibits LIFO. A is wrong: FIFO is allowed under IAS 2. B is wrong: The weighted average is allowed under IAS 2.</w:t>
+        <w:t xml:space="preserve">21  </w:t>
+      </w:r>
+      <w:r>
+        <w:rPr>
+          <w:sz w:val="16"/>
+          <w:szCs w:val="16"/>
+        </w:rPr>
+        <w:t xml:space="preserve">Every item on a Workshop sheet is settled by something printed on the same sheet.</w:t>
       </w:r>
     </w:p>
     <w:p/>
@@ -4875,7 +4042,40 @@
                 <w:sz w:val="16"/>
                 <w:szCs w:val="16"/>
               </w:rPr>
-              <w:t xml:space="preserve">8  </w:t>
+              <w:t xml:space="preserve">7  </w:t>
+            </w:r>
+            <w:r>
+              <w:rPr>
+                <w:sz w:val="17"/>
+                <w:szCs w:val="17"/>
+              </w:rPr>
+              <w:t xml:space="preserve">A</w:t>
+            </w:r>
+          </w:p>
+        </w:tc>
+        <w:tc>
+          <w:tcPr>
+            <w:tcW w:type="pct" w:w="1667"/>
+            <w:tcMar>
+              <w:top w:type="dxa" w:w="40"/>
+              <w:left w:type="dxa" w:w="100"/>
+              <w:bottom w:type="dxa" w:w="40"/>
+              <w:right w:type="dxa" w:w="100"/>
+            </w:tcMar>
+          </w:tcPr>
+          <w:p>
+            <w:pPr>
+              <w:spacing w:before="22" w:after="22"/>
+            </w:pPr>
+            <w:r>
+              <w:rPr>
+                <w:b/>
+                <w:bCs/>
+                <w:color w:val="8186EF"/>
+                <w:sz w:val="16"/>
+                <w:szCs w:val="16"/>
+              </w:rPr>
+              <w:t xml:space="preserve">13  </w:t>
             </w:r>
             <w:r>
               <w:rPr>
@@ -4883,39 +4083,6 @@
                 <w:szCs w:val="17"/>
               </w:rPr>
               <w:t xml:space="preserve">D</w:t>
-            </w:r>
-          </w:p>
-        </w:tc>
-        <w:tc>
-          <w:tcPr>
-            <w:tcW w:type="pct" w:w="1667"/>
-            <w:tcMar>
-              <w:top w:type="dxa" w:w="40"/>
-              <w:left w:type="dxa" w:w="100"/>
-              <w:bottom w:type="dxa" w:w="40"/>
-              <w:right w:type="dxa" w:w="100"/>
-            </w:tcMar>
-          </w:tcPr>
-          <w:p>
-            <w:pPr>
-              <w:spacing w:before="22" w:after="22"/>
-            </w:pPr>
-            <w:r>
-              <w:rPr>
-                <w:b/>
-                <w:bCs/>
-                <w:color w:val="8186EF"/>
-                <w:sz w:val="16"/>
-                <w:szCs w:val="16"/>
-              </w:rPr>
-              <w:t xml:space="preserve">15  </w:t>
-            </w:r>
-            <w:r>
-              <w:rPr>
-                <w:sz w:val="17"/>
-                <w:szCs w:val="17"/>
-              </w:rPr>
-              <w:t xml:space="preserve">E</w:t>
             </w:r>
           </w:p>
         </w:tc>
@@ -4978,7 +4145,7 @@
                 <w:sz w:val="16"/>
                 <w:szCs w:val="16"/>
               </w:rPr>
-              <w:t xml:space="preserve">9  </w:t>
+              <w:t xml:space="preserve">8  </w:t>
             </w:r>
             <w:r>
               <w:rPr>
@@ -5012,14 +4179,14 @@
                 <w:sz w:val="16"/>
                 <w:szCs w:val="16"/>
               </w:rPr>
-              <w:t xml:space="preserve">16  </w:t>
-            </w:r>
-            <w:r>
-              <w:rPr>
-                <w:sz w:val="17"/>
-                <w:szCs w:val="17"/>
-              </w:rPr>
-              <w:t xml:space="preserve">D</w:t>
+              <w:t xml:space="preserve">14  </w:t>
+            </w:r>
+            <w:r>
+              <w:rPr>
+                <w:sz w:val="17"/>
+                <w:szCs w:val="17"/>
+              </w:rPr>
+              <w:t xml:space="preserve">C</w:t>
             </w:r>
           </w:p>
         </w:tc>
@@ -5054,33 +4221,66 @@
                 <w:sz w:val="17"/>
                 <w:szCs w:val="17"/>
               </w:rPr>
-              <w:t xml:space="preserve">cost of goods sold · LIFO reserve</w:t>
-            </w:r>
-          </w:p>
-        </w:tc>
-        <w:tc>
-          <w:tcPr>
-            <w:tcW w:type="pct" w:w="1667"/>
-            <w:tcMar>
-              <w:top w:type="dxa" w:w="40"/>
-              <w:left w:type="dxa" w:w="100"/>
-              <w:bottom w:type="dxa" w:w="40"/>
-              <w:right w:type="dxa" w:w="100"/>
-            </w:tcMar>
-          </w:tcPr>
-          <w:p>
-            <w:pPr>
-              <w:spacing w:before="22" w:after="22"/>
-            </w:pPr>
-            <w:r>
-              <w:rPr>
-                <w:b/>
-                <w:bCs/>
-                <w:color w:val="8186EF"/>
-                <w:sz w:val="16"/>
-                <w:szCs w:val="16"/>
-              </w:rPr>
-              <w:t xml:space="preserve">10  </w:t>
+              <w:t xml:space="preserve">cost of goods sold · LIFO reserve · LIFO liquidation</w:t>
+            </w:r>
+          </w:p>
+        </w:tc>
+        <w:tc>
+          <w:tcPr>
+            <w:tcW w:type="pct" w:w="1667"/>
+            <w:tcMar>
+              <w:top w:type="dxa" w:w="40"/>
+              <w:left w:type="dxa" w:w="100"/>
+              <w:bottom w:type="dxa" w:w="40"/>
+              <w:right w:type="dxa" w:w="100"/>
+            </w:tcMar>
+          </w:tcPr>
+          <w:p>
+            <w:pPr>
+              <w:spacing w:before="22" w:after="22"/>
+            </w:pPr>
+            <w:r>
+              <w:rPr>
+                <w:b/>
+                <w:bCs/>
+                <w:color w:val="8186EF"/>
+                <w:sz w:val="16"/>
+                <w:szCs w:val="16"/>
+              </w:rPr>
+              <w:t xml:space="preserve">9  </w:t>
+            </w:r>
+            <w:r>
+              <w:rPr>
+                <w:sz w:val="17"/>
+                <w:szCs w:val="17"/>
+              </w:rPr>
+              <w:t xml:space="preserve">B</w:t>
+            </w:r>
+          </w:p>
+        </w:tc>
+        <w:tc>
+          <w:tcPr>
+            <w:tcW w:type="pct" w:w="1667"/>
+            <w:tcMar>
+              <w:top w:type="dxa" w:w="40"/>
+              <w:left w:type="dxa" w:w="100"/>
+              <w:bottom w:type="dxa" w:w="40"/>
+              <w:right w:type="dxa" w:w="100"/>
+            </w:tcMar>
+          </w:tcPr>
+          <w:p>
+            <w:pPr>
+              <w:spacing w:before="22" w:after="22"/>
+            </w:pPr>
+            <w:r>
+              <w:rPr>
+                <w:b/>
+                <w:bCs/>
+                <w:color w:val="8186EF"/>
+                <w:sz w:val="16"/>
+                <w:szCs w:val="16"/>
+              </w:rPr>
+              <w:t xml:space="preserve">15  </w:t>
             </w:r>
             <w:r>
               <w:rPr>
@@ -5088,39 +4288,6 @@
                 <w:szCs w:val="17"/>
               </w:rPr>
               <w:t xml:space="preserve">A</w:t>
-            </w:r>
-          </w:p>
-        </w:tc>
-        <w:tc>
-          <w:tcPr>
-            <w:tcW w:type="pct" w:w="1667"/>
-            <w:tcMar>
-              <w:top w:type="dxa" w:w="40"/>
-              <w:left w:type="dxa" w:w="100"/>
-              <w:bottom w:type="dxa" w:w="40"/>
-              <w:right w:type="dxa" w:w="100"/>
-            </w:tcMar>
-          </w:tcPr>
-          <w:p>
-            <w:pPr>
-              <w:spacing w:before="22" w:after="22"/>
-            </w:pPr>
-            <w:r>
-              <w:rPr>
-                <w:b/>
-                <w:bCs/>
-                <w:color w:val="8186EF"/>
-                <w:sz w:val="16"/>
-                <w:szCs w:val="16"/>
-              </w:rPr>
-              <w:t xml:space="preserve">17  </w:t>
-            </w:r>
-            <w:r>
-              <w:rPr>
-                <w:sz w:val="17"/>
-                <w:szCs w:val="17"/>
-              </w:rPr>
-              <w:t xml:space="preserve">C</w:t>
             </w:r>
           </w:p>
         </w:tc>
@@ -5183,14 +4350,14 @@
                 <w:sz w:val="16"/>
                 <w:szCs w:val="16"/>
               </w:rPr>
-              <w:t xml:space="preserve">11  </w:t>
-            </w:r>
-            <w:r>
-              <w:rPr>
-                <w:sz w:val="17"/>
-                <w:szCs w:val="17"/>
-              </w:rPr>
-              <w:t xml:space="preserve">T</w:t>
+              <w:t xml:space="preserve">10  </w:t>
+            </w:r>
+            <w:r>
+              <w:rPr>
+                <w:sz w:val="17"/>
+                <w:szCs w:val="17"/>
+              </w:rPr>
+              <w:t xml:space="preserve">F</w:t>
             </w:r>
           </w:p>
         </w:tc>
@@ -5217,14 +4384,14 @@
                 <w:sz w:val="16"/>
                 <w:szCs w:val="16"/>
               </w:rPr>
-              <w:t xml:space="preserve">18  </w:t>
-            </w:r>
-            <w:r>
-              <w:rPr>
-                <w:sz w:val="17"/>
-                <w:szCs w:val="17"/>
-              </w:rPr>
-              <w:t xml:space="preserve">T</w:t>
+              <w:t xml:space="preserve">16  </w:t>
+            </w:r>
+            <w:r>
+              <w:rPr>
+                <w:sz w:val="17"/>
+                <w:szCs w:val="17"/>
+              </w:rPr>
+              <w:t xml:space="preserve">A</w:t>
             </w:r>
           </w:p>
         </w:tc>
@@ -5285,40 +4452,7 @@
                 <w:sz w:val="16"/>
                 <w:szCs w:val="16"/>
               </w:rPr>
-              <w:t xml:space="preserve">12  </w:t>
-            </w:r>
-            <w:r>
-              <w:rPr>
-                <w:sz w:val="17"/>
-                <w:szCs w:val="17"/>
-              </w:rPr>
-              <w:t xml:space="preserve">B</w:t>
-            </w:r>
-          </w:p>
-        </w:tc>
-        <w:tc>
-          <w:tcPr>
-            <w:tcW w:type="pct" w:w="1667"/>
-            <w:tcMar>
-              <w:top w:type="dxa" w:w="40"/>
-              <w:left w:type="dxa" w:w="100"/>
-              <w:bottom w:type="dxa" w:w="40"/>
-              <w:right w:type="dxa" w:w="100"/>
-            </w:tcMar>
-          </w:tcPr>
-          <w:p>
-            <w:pPr>
-              <w:spacing w:before="22" w:after="22"/>
-            </w:pPr>
-            <w:r>
-              <w:rPr>
-                <w:b/>
-                <w:bCs/>
-                <w:color w:val="8186EF"/>
-                <w:sz w:val="16"/>
-                <w:szCs w:val="16"/>
-              </w:rPr>
-              <w:t xml:space="preserve">19  </w:t>
+              <w:t xml:space="preserve">11  </w:t>
             </w:r>
             <w:r>
               <w:rPr>
@@ -5326,6 +4460,39 @@
                 <w:szCs w:val="17"/>
               </w:rPr>
               <w:t xml:space="preserve">A</w:t>
+            </w:r>
+          </w:p>
+        </w:tc>
+        <w:tc>
+          <w:tcPr>
+            <w:tcW w:type="pct" w:w="1667"/>
+            <w:tcMar>
+              <w:top w:type="dxa" w:w="40"/>
+              <w:left w:type="dxa" w:w="100"/>
+              <w:bottom w:type="dxa" w:w="40"/>
+              <w:right w:type="dxa" w:w="100"/>
+            </w:tcMar>
+          </w:tcPr>
+          <w:p>
+            <w:pPr>
+              <w:spacing w:before="22" w:after="22"/>
+            </w:pPr>
+            <w:r>
+              <w:rPr>
+                <w:b/>
+                <w:bCs/>
+                <w:color w:val="8186EF"/>
+                <w:sz w:val="16"/>
+                <w:szCs w:val="16"/>
+              </w:rPr>
+              <w:t xml:space="preserve">17  </w:t>
+            </w:r>
+            <w:r>
+              <w:rPr>
+                <w:sz w:val="17"/>
+                <w:szCs w:val="17"/>
+              </w:rPr>
+              <w:t xml:space="preserve">Compare with the model earlier in this handout.</w:t>
             </w:r>
           </w:p>
         </w:tc>
@@ -5361,7 +4528,7 @@
                 <w:sz w:val="17"/>
                 <w:szCs w:val="17"/>
               </w:rPr>
-              <w:t xml:space="preserve">C</w:t>
+              <w:t xml:space="preserve">A</w:t>
             </w:r>
           </w:p>
         </w:tc>
@@ -5388,14 +4555,14 @@
                 <w:sz w:val="16"/>
                 <w:szCs w:val="16"/>
               </w:rPr>
-              <w:t xml:space="preserve">13  </w:t>
-            </w:r>
-            <w:r>
-              <w:rPr>
-                <w:sz w:val="17"/>
-                <w:szCs w:val="17"/>
-              </w:rPr>
-              <w:t xml:space="preserve">F</w:t>
+              <w:t xml:space="preserve">12  </w:t>
+            </w:r>
+            <w:r>
+              <w:rPr>
+                <w:sz w:val="17"/>
+                <w:szCs w:val="17"/>
+              </w:rPr>
+              <w:t xml:space="preserve">E</w:t>
             </w:r>
           </w:p>
         </w:tc>
@@ -5422,108 +4589,7 @@
                 <w:sz w:val="16"/>
                 <w:szCs w:val="16"/>
               </w:rPr>
-              <w:t xml:space="preserve">20  </w:t>
-            </w:r>
-            <w:r>
-              <w:rPr>
-                <w:sz w:val="17"/>
-                <w:szCs w:val="17"/>
-              </w:rPr>
-              <w:t xml:space="preserve">Compare with the model earlier in this handout.</w:t>
-            </w:r>
-          </w:p>
-        </w:tc>
-      </w:tr>
-      <w:tr>
-        <w:tc>
-          <w:tcPr>
-            <w:tcW w:type="pct" w:w="1667"/>
-            <w:tcMar>
-              <w:top w:type="dxa" w:w="40"/>
-              <w:left w:type="dxa" w:w="100"/>
-              <w:bottom w:type="dxa" w:w="40"/>
-              <w:right w:type="dxa" w:w="100"/>
-            </w:tcMar>
-          </w:tcPr>
-          <w:p>
-            <w:pPr>
-              <w:spacing w:before="22" w:after="22"/>
-            </w:pPr>
-            <w:r>
-              <w:rPr>
-                <w:b/>
-                <w:bCs/>
-                <w:color w:val="8186EF"/>
-                <w:sz w:val="16"/>
-                <w:szCs w:val="16"/>
-              </w:rPr>
-              <w:t xml:space="preserve">7  </w:t>
-            </w:r>
-            <w:r>
-              <w:rPr>
-                <w:sz w:val="17"/>
-                <w:szCs w:val="17"/>
-              </w:rPr>
-              <w:t xml:space="preserve">B</w:t>
-            </w:r>
-          </w:p>
-        </w:tc>
-        <w:tc>
-          <w:tcPr>
-            <w:tcW w:type="pct" w:w="1667"/>
-            <w:tcMar>
-              <w:top w:type="dxa" w:w="40"/>
-              <w:left w:type="dxa" w:w="100"/>
-              <w:bottom w:type="dxa" w:w="40"/>
-              <w:right w:type="dxa" w:w="100"/>
-            </w:tcMar>
-          </w:tcPr>
-          <w:p>
-            <w:pPr>
-              <w:spacing w:before="22" w:after="22"/>
-            </w:pPr>
-            <w:r>
-              <w:rPr>
-                <w:b/>
-                <w:bCs/>
-                <w:color w:val="8186EF"/>
-                <w:sz w:val="16"/>
-                <w:szCs w:val="16"/>
-              </w:rPr>
-              <w:t xml:space="preserve">14  </w:t>
-            </w:r>
-            <w:r>
-              <w:rPr>
-                <w:sz w:val="17"/>
-                <w:szCs w:val="17"/>
-              </w:rPr>
-              <w:t xml:space="preserve">A</w:t>
-            </w:r>
-          </w:p>
-        </w:tc>
-        <w:tc>
-          <w:tcPr>
-            <w:tcW w:type="pct" w:w="1667"/>
-            <w:tcMar>
-              <w:top w:type="dxa" w:w="40"/>
-              <w:left w:type="dxa" w:w="100"/>
-              <w:bottom w:type="dxa" w:w="40"/>
-              <w:right w:type="dxa" w:w="100"/>
-            </w:tcMar>
-          </w:tcPr>
-          <w:p>
-            <w:pPr>
-              <w:spacing w:before="22" w:after="22"/>
-            </w:pPr>
-            <w:r>
-              <w:rPr>
-                <w:b/>
-                <w:bCs/>
-                <w:color w:val="8186EF"/>
-                <w:sz w:val="16"/>
-                <w:szCs w:val="16"/>
-              </w:rPr>
-              <w:t xml:space="preserve">21  </w:t>
+              <w:t xml:space="preserve">18  </w:t>
             </w:r>
             <w:r>
               <w:rPr>
@@ -5618,7 +4684,7 @@
           <w:sz w:val="16"/>
           <w:szCs w:val="16"/>
         </w:rPr>
-        <w:t xml:space="preserve">The book writes: “A company that uses LIFO for its tax return must also use LIFO in its financial statements. To get FIFO cost of goods sold, SUBTRACT the increase in the LIFO reserve from LIFO cost of goods sold. In rising prices, LIFO gives LOWER income and LOWER taxes, not higher.”</w:t>
+        <w:t xml:space="preserve">The book writes: “To get FIFO cost of goods sold, SUBTRACT the increase in the LIFO reserve from LIFO cost of goods sold. In rising prices, LIFO gives LOWER income and LOWER taxes, not higher. A LIFO liquidation raises income once. Do not treat it as a better business.”</w:t>
       </w:r>
     </w:p>
     <w:p>
@@ -5687,7 +4753,7 @@
           <w:sz w:val="16"/>
           <w:szCs w:val="16"/>
         </w:rPr>
-        <w:t xml:space="preserve">The book numbers “Which costs belong in inventory?” as section 7.2.</w:t>
+        <w:t xml:space="preserve">150 units remain at the oldest costs: 100 × $10 + 50 × $12 = 1,600. B is wrong: This uses the weighted average ($12.25 × 150, rounded). C is wrong: This uses the newest costs (FIFO).</w:t>
       </w:r>
     </w:p>
     <w:p>
@@ -5710,7 +4776,7 @@
           <w:sz w:val="16"/>
           <w:szCs w:val="16"/>
         </w:rPr>
-        <w:t xml:space="preserve">The book numbers “Cost flow assumptions” as section 7.3.</w:t>
+        <w:t xml:space="preserve">Every cycle settles one rule and shows where it comes from.</w:t>
       </w:r>
     </w:p>
     <w:p>
@@ -5733,7 +4799,7 @@
           <w:sz w:val="16"/>
           <w:szCs w:val="16"/>
         </w:rPr>
-        <w:t xml:space="preserve">The book numbers “Effects on income, taxes and assets” as section 7.4.</w:t>
+        <w:t xml:space="preserve">CMA questions use exact terms, and one word can change the answer.</w:t>
       </w:r>
     </w:p>
     <w:p>
@@ -5749,14 +4815,14 @@
           <w:sz w:val="16"/>
           <w:szCs w:val="16"/>
         </w:rPr>
-        <w:t xml:space="preserve">9  </w:t>
-      </w:r>
-      <w:r>
-        <w:rPr>
-          <w:sz w:val="16"/>
-          <w:szCs w:val="16"/>
-        </w:rPr>
-        <w:t xml:space="preserve">Compare your sentence with the book’s wording in the key.</w:t>
+        <w:t xml:space="preserve">15  </w:t>
+      </w:r>
+      <w:r>
+        <w:rPr>
+          <w:sz w:val="16"/>
+          <w:szCs w:val="16"/>
+        </w:rPr>
+        <w:t xml:space="preserve">The glossary on this page pairs “الوارد أولاً يُصرف أولاً” with FIFO (first-in, first-out).</w:t>
       </w:r>
     </w:p>
     <w:p>
@@ -5772,76 +4838,7 @@
           <w:sz w:val="16"/>
           <w:szCs w:val="16"/>
         </w:rPr>
-        <w:t xml:space="preserve">10  </w:t>
-      </w:r>
-      <w:r>
-        <w:rPr>
-          <w:sz w:val="16"/>
-          <w:szCs w:val="16"/>
-        </w:rPr>
-        <w:t xml:space="preserve">Every cycle settles one rule and shows where it comes from.</w:t>
-      </w:r>
-    </w:p>
-    <w:p>
-      <w:pPr>
-        <w:spacing w:after="18"/>
-        <w:ind w:left="300" w:hanging="300"/>
-      </w:pPr>
-      <w:r>
-        <w:rPr>
-          <w:b/>
-          <w:bCs/>
-          <w:color w:val="8186EF"/>
-          <w:sz w:val="16"/>
-          <w:szCs w:val="16"/>
-        </w:rPr>
-        <w:t xml:space="preserve">11  </w:t>
-      </w:r>
-      <w:r>
-        <w:rPr>
-          <w:sz w:val="16"/>
-          <w:szCs w:val="16"/>
-        </w:rPr>
-        <w:t xml:space="preserve">CMA questions use exact terms, and one word can change the answer.</w:t>
-      </w:r>
-    </w:p>
-    <w:p>
-      <w:pPr>
-        <w:spacing w:after="18"/>
-        <w:ind w:left="300" w:hanging="300"/>
-      </w:pPr>
-      <w:r>
-        <w:rPr>
-          <w:b/>
-          <w:bCs/>
-          <w:color w:val="8186EF"/>
-          <w:sz w:val="16"/>
-          <w:szCs w:val="16"/>
-        </w:rPr>
-        <w:t xml:space="preserve">18  </w:t>
-      </w:r>
-      <w:r>
-        <w:rPr>
-          <w:sz w:val="16"/>
-          <w:szCs w:val="16"/>
-        </w:rPr>
-        <w:t xml:space="preserve">The exam marks the term, so the English word is the answer.</w:t>
-      </w:r>
-    </w:p>
-    <w:p>
-      <w:pPr>
-        <w:spacing w:after="18"/>
-        <w:ind w:left="300" w:hanging="300"/>
-      </w:pPr>
-      <w:r>
-        <w:rPr>
-          <w:b/>
-          <w:bCs/>
-          <w:color w:val="8186EF"/>
-          <w:sz w:val="16"/>
-          <w:szCs w:val="16"/>
-        </w:rPr>
-        <w:t xml:space="preserve">19  </w:t>
+        <w:t xml:space="preserve">16  </w:t>
       </w:r>
       <w:r>
         <w:rPr>
@@ -5991,7 +4988,7 @@
                 <w:sz w:val="17"/>
                 <w:szCs w:val="17"/>
               </w:rPr>
-              <w:t xml:space="preserve">T</w:t>
+              <w:t xml:space="preserve">F</w:t>
             </w:r>
           </w:p>
         </w:tc>
@@ -6024,7 +5021,7 @@
                 <w:sz w:val="17"/>
                 <w:szCs w:val="17"/>
               </w:rPr>
-              <w:t xml:space="preserve">A</w:t>
+              <w:t xml:space="preserve">F</w:t>
             </w:r>
           </w:p>
         </w:tc>
@@ -6094,7 +5091,7 @@
                 <w:sz w:val="17"/>
                 <w:szCs w:val="17"/>
               </w:rPr>
-              <w:t xml:space="preserve">F</w:t>
+              <w:t xml:space="preserve">C</w:t>
             </w:r>
           </w:p>
         </w:tc>
@@ -6163,7 +5160,7 @@
                 <w:sz w:val="17"/>
                 <w:szCs w:val="17"/>
               </w:rPr>
-              <w:t xml:space="preserve">physical count · inventory</w:t>
+              <w:t xml:space="preserve">direction · overstated · inventory</w:t>
             </w:r>
           </w:p>
         </w:tc>
@@ -6196,7 +5193,7 @@
                 <w:sz w:val="17"/>
                 <w:szCs w:val="17"/>
               </w:rPr>
-              <w:t xml:space="preserve">T</w:t>
+              <w:t xml:space="preserve">E</w:t>
             </w:r>
           </w:p>
         </w:tc>
@@ -6333,7 +5330,7 @@
                 <w:sz w:val="17"/>
                 <w:szCs w:val="17"/>
               </w:rPr>
-              <w:t xml:space="preserve">T</w:t>
+              <w:t xml:space="preserve">A</w:t>
             </w:r>
           </w:p>
         </w:tc>
@@ -6368,7 +5365,7 @@
                 <w:sz w:val="17"/>
                 <w:szCs w:val="17"/>
               </w:rPr>
-              <w:t xml:space="preserve">A</w:t>
+              <w:t xml:space="preserve">B</w:t>
             </w:r>
           </w:p>
         </w:tc>
@@ -6401,7 +5398,7 @@
                 <w:sz w:val="17"/>
                 <w:szCs w:val="17"/>
               </w:rPr>
-              <w:t xml:space="preserve">T</w:t>
+              <w:t xml:space="preserve">B</w:t>
             </w:r>
           </w:p>
         </w:tc>
@@ -6470,7 +5467,7 @@
                 <w:sz w:val="17"/>
                 <w:szCs w:val="17"/>
               </w:rPr>
-              <w:t xml:space="preserve">C</w:t>
+              <w:t xml:space="preserve">D</w:t>
             </w:r>
           </w:p>
         </w:tc>
@@ -6504,7 +5501,7 @@
                 <w:sz w:val="17"/>
                 <w:szCs w:val="17"/>
               </w:rPr>
-              <w:t xml:space="preserve">F</w:t>
+              <w:t xml:space="preserve">D</w:t>
             </w:r>
           </w:p>
         </w:tc>
@@ -6606,7 +5603,7 @@
                 <w:sz w:val="17"/>
                 <w:szCs w:val="17"/>
               </w:rPr>
-              <w:t xml:space="preserve">C</w:t>
+              <w:t xml:space="preserve">E</w:t>
             </w:r>
           </w:p>
         </w:tc>
@@ -6675,41 +5672,41 @@
                 <w:sz w:val="17"/>
                 <w:szCs w:val="17"/>
               </w:rPr>
+              <w:t xml:space="preserve">T</w:t>
+            </w:r>
+          </w:p>
+        </w:tc>
+        <w:tc>
+          <w:tcPr>
+            <w:tcW w:type="pct" w:w="1667"/>
+            <w:shd w:fill="FBFAF6" w:val="clear"/>
+            <w:tcMar>
+              <w:top w:type="dxa" w:w="40"/>
+              <w:left w:type="dxa" w:w="100"/>
+              <w:bottom w:type="dxa" w:w="40"/>
+              <w:right w:type="dxa" w:w="100"/>
+            </w:tcMar>
+          </w:tcPr>
+          <w:p>
+            <w:pPr>
+              <w:spacing w:before="22" w:after="22"/>
+            </w:pPr>
+            <w:r>
+              <w:rPr>
+                <w:b/>
+                <w:bCs/>
+                <w:color w:val="8186EF"/>
+                <w:sz w:val="16"/>
+                <w:szCs w:val="16"/>
+              </w:rPr>
+              <w:t xml:space="preserve">16  </w:t>
+            </w:r>
+            <w:r>
+              <w:rPr>
+                <w:sz w:val="17"/>
+                <w:szCs w:val="17"/>
+              </w:rPr>
               <w:t xml:space="preserve">C</w:t>
-            </w:r>
-          </w:p>
-        </w:tc>
-        <w:tc>
-          <w:tcPr>
-            <w:tcW w:type="pct" w:w="1667"/>
-            <w:shd w:fill="FBFAF6" w:val="clear"/>
-            <w:tcMar>
-              <w:top w:type="dxa" w:w="40"/>
-              <w:left w:type="dxa" w:w="100"/>
-              <w:bottom w:type="dxa" w:w="40"/>
-              <w:right w:type="dxa" w:w="100"/>
-            </w:tcMar>
-          </w:tcPr>
-          <w:p>
-            <w:pPr>
-              <w:spacing w:before="22" w:after="22"/>
-            </w:pPr>
-            <w:r>
-              <w:rPr>
-                <w:b/>
-                <w:bCs/>
-                <w:color w:val="8186EF"/>
-                <w:sz w:val="16"/>
-                <w:szCs w:val="16"/>
-              </w:rPr>
-              <w:t xml:space="preserve">16  </w:t>
-            </w:r>
-            <w:r>
-              <w:rPr>
-                <w:sz w:val="17"/>
-                <w:szCs w:val="17"/>
-              </w:rPr>
-              <w:t xml:space="preserve">E</w:t>
             </w:r>
           </w:p>
         </w:tc>
@@ -6775,7 +5772,7 @@
           <w:sz w:val="16"/>
           <w:szCs w:val="16"/>
         </w:rPr>
-        <w:t xml:space="preserve">The book writes: “If ending inventory is wrong, cost of goods sold is wrong in the same year. And because this year's ending inventory is next year's beginning inventory, the error moves into the next year too. Cost of goods sold was understated by 40, so pretax income was overstated by 40.”</w:t>
+        <w:t xml:space="preserve">The book writes: “If ending inventory is wrong, cost of goods sold is wrong in the same year. And because this year's ending inventory is next year's beginning inventory, the error moves into the next year too. At the end of 2025, Orontes counted some goods twice, so ending inventory was overstated by 40 (USD 000).”</w:t>
       </w:r>
     </w:p>
     <w:p>
@@ -6821,7 +5818,7 @@
           <w:sz w:val="16"/>
           <w:szCs w:val="16"/>
         </w:rPr>
-        <w:t xml:space="preserve">The book writes: “In a question, find the direction for the first year, then reverse it for the second year. SC7-10 A purchase on account at year-end was not recorded, and the goods were not included in the physical count. Net income is overstated; inventory is correct.”</w:t>
+        <w:t xml:space="preserve">The book writes: “The prefix tells you the direction. Net income is overstated by 40 (the size of the error), not overstated to 940. In a question, find the direction for the first year, then reverse it for the second year. A. Net income is overstated; inventory is correct.”</w:t>
       </w:r>
     </w:p>
     <w:p>
@@ -6844,7 +5841,7 @@
           <w:sz w:val="16"/>
           <w:szCs w:val="16"/>
         </w:rPr>
-        <w:t xml:space="preserve">The book pairs COGS, line 2: 1,200 × $22 with “$26,400”.</w:t>
+        <w:t xml:space="preserve">The framework defines the elements, and every amount belongs to one of them.</w:t>
       </w:r>
     </w:p>
     <w:p>
@@ -6867,7 +5864,7 @@
           <w:sz w:val="16"/>
           <w:szCs w:val="16"/>
         </w:rPr>
-        <w:t xml:space="preserve">The book’s own table gives $26,400 as the answer of COGS, line 2: 1,200 × $22.</w:t>
+        <w:t xml:space="preserve">The book numbers “Which goods belong in inventory?” as section 7.1.</w:t>
       </w:r>
     </w:p>
     <w:p>
@@ -6890,7 +5887,7 @@
           <w:sz w:val="16"/>
           <w:szCs w:val="16"/>
         </w:rPr>
-        <w:t xml:space="preserve">The book’s own table gives $6,600 as the answer of Ending inventory, line 1: 300 × $22.</w:t>
+        <w:t xml:space="preserve">FIFO inventory minus LIFO inventory. A is wrong: This is the tax saving, not the reserve. B is wrong: This compares FIFO with the weighted average, not with LIFO.</w:t>
       </w:r>
     </w:p>
     <w:p>
@@ -6913,7 +5910,7 @@
           <w:sz w:val="16"/>
           <w:szCs w:val="16"/>
         </w:rPr>
-        <w:t xml:space="preserve">The book’s own table gives $10,000 as the answer of Ending inventory, line 2: 500 × $20.</w:t>
+        <w:t xml:space="preserve">Every cycle settles one rule and shows where it comes from.</w:t>
       </w:r>
     </w:p>
     <w:p>
@@ -6936,145 +5933,7 @@
           <w:sz w:val="16"/>
           <w:szCs w:val="16"/>
         </w:rPr>
-        <w:t xml:space="preserve">The book’s own table gives $25,000 + $26,400 = $51,400 as the answer of Total COGS.</w:t>
-      </w:r>
-    </w:p>
-    <w:p>
-      <w:pPr>
-        <w:spacing w:after="18"/>
-        <w:ind w:left="300" w:hanging="300"/>
-      </w:pPr>
-      <w:r>
-        <w:rPr>
-          <w:b/>
-          <w:bCs/>
-          <w:color w:val="8186EF"/>
-          <w:sz w:val="16"/>
-          <w:szCs w:val="16"/>
-        </w:rPr>
-        <w:t xml:space="preserve">9  </w:t>
-      </w:r>
-      <w:r>
-        <w:rPr>
-          <w:sz w:val="16"/>
-          <w:szCs w:val="16"/>
-        </w:rPr>
-        <w:t xml:space="preserve">The book pairs COGS, line 2: 1,200 × $22 with “$26,400”.</w:t>
-      </w:r>
-    </w:p>
-    <w:p>
-      <w:pPr>
-        <w:spacing w:after="18"/>
-        <w:ind w:left="300" w:hanging="300"/>
-      </w:pPr>
-      <w:r>
-        <w:rPr>
-          <w:b/>
-          <w:bCs/>
-          <w:color w:val="8186EF"/>
-          <w:sz w:val="16"/>
-          <w:szCs w:val="16"/>
-        </w:rPr>
-        <w:t xml:space="preserve">10  </w:t>
-      </w:r>
-      <w:r>
-        <w:rPr>
-          <w:sz w:val="16"/>
-          <w:szCs w:val="16"/>
-        </w:rPr>
-        <w:t xml:space="preserve">The book pairs Ending inventory, line 1: 300 × $22 with “$6,600”, not with “$51,400 + $16,600 = $68,000, the cost of goods available.”.</w:t>
-      </w:r>
-    </w:p>
-    <w:p>
-      <w:pPr>
-        <w:spacing w:after="18"/>
-        <w:ind w:left="300" w:hanging="300"/>
-      </w:pPr>
-      <w:r>
-        <w:rPr>
-          <w:b/>
-          <w:bCs/>
-          <w:color w:val="8186EF"/>
-          <w:sz w:val="16"/>
-          <w:szCs w:val="16"/>
-        </w:rPr>
-        <w:t xml:space="preserve">11  </w:t>
-      </w:r>
-      <w:r>
-        <w:rPr>
-          <w:sz w:val="16"/>
-          <w:szCs w:val="16"/>
-        </w:rPr>
-        <w:t xml:space="preserve">Compare your sentence with the book’s wording in the key.</w:t>
-      </w:r>
-    </w:p>
-    <w:p>
-      <w:pPr>
-        <w:spacing w:after="18"/>
-        <w:ind w:left="300" w:hanging="300"/>
-      </w:pPr>
-      <w:r>
-        <w:rPr>
-          <w:b/>
-          <w:bCs/>
-          <w:color w:val="8186EF"/>
-          <w:sz w:val="16"/>
-          <w:szCs w:val="16"/>
-        </w:rPr>
-        <w:t xml:space="preserve">12  </w:t>
-      </w:r>
-      <w:r>
-        <w:rPr>
-          <w:sz w:val="16"/>
-          <w:szCs w:val="16"/>
-        </w:rPr>
-        <w:t xml:space="preserve">Every cycle settles one rule and shows where it comes from.</w:t>
-      </w:r>
-    </w:p>
-    <w:p>
-      <w:pPr>
-        <w:spacing w:after="18"/>
-        <w:ind w:left="300" w:hanging="300"/>
-      </w:pPr>
-      <w:r>
-        <w:rPr>
-          <w:b/>
-          <w:bCs/>
-          <w:color w:val="8186EF"/>
-          <w:sz w:val="16"/>
-          <w:szCs w:val="16"/>
-        </w:rPr>
-        <w:t xml:space="preserve">13  </w:t>
-      </w:r>
-      <w:r>
-        <w:rPr>
-          <w:sz w:val="16"/>
-          <w:szCs w:val="16"/>
-        </w:rPr>
         <w:t xml:space="preserve">CMA questions use exact terms, and one word can change the answer.</w:t>
-      </w:r>
-    </w:p>
-    <w:p>
-      <w:pPr>
-        <w:spacing w:after="18"/>
-        <w:ind w:left="300" w:hanging="300"/>
-      </w:pPr>
-      <w:r>
-        <w:rPr>
-          <w:b/>
-          <w:bCs/>
-          <w:color w:val="8186EF"/>
-          <w:sz w:val="16"/>
-          <w:szCs w:val="16"/>
-        </w:rPr>
-        <w:t xml:space="preserve">20  </w:t>
-      </w:r>
-      <w:r>
-        <w:rPr>
-          <w:sz w:val="16"/>
-          <w:szCs w:val="16"/>
-        </w:rPr>
-        <w:t xml:space="preserve">The exam marks the term, so the English word is the answer.</w:t>
       </w:r>
     </w:p>
     <w:p>
@@ -7240,40 +6099,40 @@
                 <w:sz w:val="17"/>
                 <w:szCs w:val="17"/>
               </w:rPr>
+              <w:t xml:space="preserve">C</w:t>
+            </w:r>
+          </w:p>
+        </w:tc>
+        <w:tc>
+          <w:tcPr>
+            <w:tcW w:type="pct" w:w="1667"/>
+            <w:tcMar>
+              <w:top w:type="dxa" w:w="40"/>
+              <w:left w:type="dxa" w:w="100"/>
+              <w:bottom w:type="dxa" w:w="40"/>
+              <w:right w:type="dxa" w:w="100"/>
+            </w:tcMar>
+          </w:tcPr>
+          <w:p>
+            <w:pPr>
+              <w:spacing w:before="22" w:after="22"/>
+            </w:pPr>
+            <w:r>
+              <w:rPr>
+                <w:b/>
+                <w:bCs/>
+                <w:color w:val="8186EF"/>
+                <w:sz w:val="16"/>
+                <w:szCs w:val="16"/>
+              </w:rPr>
+              <w:t xml:space="preserve">21  </w:t>
+            </w:r>
+            <w:r>
+              <w:rPr>
+                <w:sz w:val="17"/>
+                <w:szCs w:val="17"/>
+              </w:rPr>
               <w:t xml:space="preserve">D</w:t>
-            </w:r>
-          </w:p>
-        </w:tc>
-        <w:tc>
-          <w:tcPr>
-            <w:tcW w:type="pct" w:w="1667"/>
-            <w:tcMar>
-              <w:top w:type="dxa" w:w="40"/>
-              <w:left w:type="dxa" w:w="100"/>
-              <w:bottom w:type="dxa" w:w="40"/>
-              <w:right w:type="dxa" w:w="100"/>
-            </w:tcMar>
-          </w:tcPr>
-          <w:p>
-            <w:pPr>
-              <w:spacing w:before="22" w:after="22"/>
-            </w:pPr>
-            <w:r>
-              <w:rPr>
-                <w:b/>
-                <w:bCs/>
-                <w:color w:val="8186EF"/>
-                <w:sz w:val="16"/>
-                <w:szCs w:val="16"/>
-              </w:rPr>
-              <w:t xml:space="preserve">21  </w:t>
-            </w:r>
-            <w:r>
-              <w:rPr>
-                <w:sz w:val="17"/>
-                <w:szCs w:val="17"/>
-              </w:rPr>
-              <w:t xml:space="preserve">A</w:t>
             </w:r>
           </w:p>
         </w:tc>
@@ -7343,7 +6202,7 @@
                 <w:sz w:val="17"/>
                 <w:szCs w:val="17"/>
               </w:rPr>
-              <w:t xml:space="preserve">E</w:t>
+              <w:t xml:space="preserve">D</w:t>
             </w:r>
           </w:p>
         </w:tc>
@@ -7377,7 +6236,7 @@
                 <w:sz w:val="17"/>
                 <w:szCs w:val="17"/>
               </w:rPr>
-              <w:t xml:space="preserve">D</w:t>
+              <w:t xml:space="preserve">C</w:t>
             </w:r>
           </w:p>
         </w:tc>
@@ -7412,7 +6271,7 @@
                 <w:sz w:val="17"/>
                 <w:szCs w:val="17"/>
               </w:rPr>
-              <w:t xml:space="preserve">cost of goods sold · gross profit · inventory</w:t>
+              <w:t xml:space="preserve">cost of goods sold · LIFO reserve · LIFO liquidation</w:t>
             </w:r>
           </w:p>
         </w:tc>
@@ -7445,7 +6304,7 @@
                 <w:sz w:val="17"/>
                 <w:szCs w:val="17"/>
               </w:rPr>
-              <w:t xml:space="preserve">D</w:t>
+              <w:t xml:space="preserve">A</w:t>
             </w:r>
           </w:p>
         </w:tc>
@@ -7582,7 +6441,7 @@
                 <w:sz w:val="17"/>
                 <w:szCs w:val="17"/>
               </w:rPr>
-              <w:t xml:space="preserve">B</w:t>
+              <w:t xml:space="preserve">A</w:t>
             </w:r>
           </w:p>
         </w:tc>
@@ -7650,7 +6509,7 @@
                 <w:sz w:val="17"/>
                 <w:szCs w:val="17"/>
               </w:rPr>
-              <w:t xml:space="preserve">A</w:t>
+              <w:t xml:space="preserve">B</w:t>
             </w:r>
           </w:p>
         </w:tc>
@@ -7683,7 +6542,7 @@
                 <w:sz w:val="17"/>
                 <w:szCs w:val="17"/>
               </w:rPr>
-              <w:t xml:space="preserve">A</w:t>
+              <w:t xml:space="preserve">B</w:t>
             </w:r>
           </w:p>
         </w:tc>
@@ -7719,7 +6578,7 @@
                 <w:sz w:val="17"/>
                 <w:szCs w:val="17"/>
               </w:rPr>
-              <w:t xml:space="preserve">C</w:t>
+              <w:t xml:space="preserve">A</w:t>
             </w:r>
           </w:p>
         </w:tc>
@@ -7753,7 +6612,7 @@
                 <w:sz w:val="17"/>
                 <w:szCs w:val="17"/>
               </w:rPr>
-              <w:t xml:space="preserve">B</w:t>
+              <w:t xml:space="preserve">D</w:t>
             </w:r>
           </w:p>
         </w:tc>
@@ -7822,7 +6681,7 @@
                 <w:sz w:val="17"/>
                 <w:szCs w:val="17"/>
               </w:rPr>
-              <w:t xml:space="preserve">D</w:t>
+              <w:t xml:space="preserve">B</w:t>
             </w:r>
           </w:p>
         </w:tc>
@@ -7855,7 +6714,7 @@
                 <w:sz w:val="17"/>
                 <w:szCs w:val="17"/>
               </w:rPr>
-              <w:t xml:space="preserve">D</w:t>
+              <w:t xml:space="preserve">A</w:t>
             </w:r>
           </w:p>
         </w:tc>
@@ -7924,7 +6783,7 @@
                 <w:sz w:val="17"/>
                 <w:szCs w:val="17"/>
               </w:rPr>
-              <w:t xml:space="preserve">A</w:t>
+              <w:t xml:space="preserve">C</w:t>
             </w:r>
           </w:p>
         </w:tc>
@@ -7958,7 +6817,7 @@
                 <w:sz w:val="17"/>
                 <w:szCs w:val="17"/>
               </w:rPr>
-              <w:t xml:space="preserve">D</w:t>
+              <w:t xml:space="preserve">T</w:t>
             </w:r>
           </w:p>
         </w:tc>
@@ -7992,7 +6851,7 @@
                 <w:sz w:val="17"/>
                 <w:szCs w:val="17"/>
               </w:rPr>
-              <w:t xml:space="preserve">A</w:t>
+              <w:t xml:space="preserve">Compare with the model earlier in this handout.</w:t>
             </w:r>
           </w:p>
         </w:tc>
@@ -8027,7 +6886,7 @@
                 <w:sz w:val="17"/>
                 <w:szCs w:val="17"/>
               </w:rPr>
-              <w:t xml:space="preserve">B</w:t>
+              <w:t xml:space="preserve">D</w:t>
             </w:r>
           </w:p>
         </w:tc>
@@ -8060,7 +6919,7 @@
                 <w:sz w:val="17"/>
                 <w:szCs w:val="17"/>
               </w:rPr>
-              <w:t xml:space="preserve">T</w:t>
+              <w:t xml:space="preserve">A</w:t>
             </w:r>
           </w:p>
         </w:tc>
@@ -8093,7 +6952,7 @@
                 <w:sz w:val="17"/>
                 <w:szCs w:val="17"/>
               </w:rPr>
-              <w:t xml:space="preserve">Compare with the model earlier in this handout.</w:t>
+              <w:t xml:space="preserve">7.1: Which goods belong in inventory?. 7.2: Which costs belong in inventory?. 7.3: Cost flow assumptions. 7.4: Effects on income, taxes and assets. 7.5: Inventory errors.</w:t>
             </w:r>
           </w:p>
         </w:tc>
@@ -8129,7 +6988,7 @@
                 <w:sz w:val="17"/>
                 <w:szCs w:val="17"/>
               </w:rPr>
-              <w:t xml:space="preserve">C</w:t>
+              <w:t xml:space="preserve">E</w:t>
             </w:r>
           </w:p>
         </w:tc>
@@ -8163,7 +7022,7 @@
                 <w:sz w:val="17"/>
                 <w:szCs w:val="17"/>
               </w:rPr>
-              <w:t xml:space="preserve">A</w:t>
+              <w:t xml:space="preserve">B</w:t>
             </w:r>
           </w:p>
         </w:tc>
@@ -8180,24 +7039,14 @@
           </w:tcPr>
           <w:p>
             <w:pPr>
-              <w:spacing w:before="22" w:after="22"/>
-            </w:pPr>
-            <w:r>
-              <w:rPr>
-                <w:b/>
-                <w:bCs/>
-                <w:color w:val="8186EF"/>
-                <w:sz w:val="16"/>
-                <w:szCs w:val="16"/>
-              </w:rPr>
-              <w:t xml:space="preserve">30  </w:t>
-            </w:r>
-            <w:r>
-              <w:rPr>
-                <w:sz w:val="17"/>
-                <w:szCs w:val="17"/>
-              </w:rPr>
-              <w:t xml:space="preserve">7.1: Which goods belong in inventory?. 7.2: Which costs belong in inventory?. 7.3: Cost flow assumptions. 7.4: Effects on income, taxes and assets. 7.5: Inventory errors.</w:t>
+              <w:spacing w:before="24" w:after="24"/>
+            </w:pPr>
+            <w:r>
+              <w:rPr>
+                <w:sz w:val="16"/>
+                <w:szCs w:val="16"/>
+              </w:rPr>
+              <w:t xml:space="preserve"/>
             </w:r>
           </w:p>
         </w:tc>
@@ -8285,7 +7134,7 @@
           <w:sz w:val="16"/>
           <w:szCs w:val="16"/>
         </w:rPr>
-        <w:t xml:space="preserve">The book writes: “So FIFO gives the lowest cost of goods sold, the highest gross profit, the highest income tax and the highest ending inventory. When prices are falling, all these relationships reverse. Effects of FIFO, weighted average and LIFO when prices are rising.”</w:t>
+        <w:t xml:space="preserve">The book writes: “To get FIFO cost of goods sold, SUBTRACT the increase in the LIFO reserve from LIFO cost of goods sold. In rising prices, LIFO gives LOWER income and LOWER taxes, not higher. A LIFO liquidation raises income once. Do not treat it as a better business.”</w:t>
       </w:r>
     </w:p>
     <w:p>
@@ -8347,14 +7196,14 @@
           <w:sz w:val="16"/>
           <w:szCs w:val="16"/>
         </w:rPr>
-        <w:t xml:space="preserve">6  </w:t>
-      </w:r>
-      <w:r>
-        <w:rPr>
-          <w:sz w:val="16"/>
-          <w:szCs w:val="16"/>
-        </w:rPr>
-        <w:t xml:space="preserve">The book numbers “Which costs belong in inventory?” as section 7.2.</w:t>
+        <w:t xml:space="preserve">11  </w:t>
+      </w:r>
+      <w:r>
+        <w:rPr>
+          <w:sz w:val="16"/>
+          <w:szCs w:val="16"/>
+        </w:rPr>
+        <w:t xml:space="preserve">IAS 2 prohibits LIFO. A is wrong: FIFO is allowed under IAS 2. B is wrong: The weighted average is allowed under IAS 2.</w:t>
       </w:r>
     </w:p>
     <w:p>
@@ -8370,14 +7219,14 @@
           <w:sz w:val="16"/>
           <w:szCs w:val="16"/>
         </w:rPr>
-        <w:t xml:space="preserve">7  </w:t>
-      </w:r>
-      <w:r>
-        <w:rPr>
-          <w:sz w:val="16"/>
-          <w:szCs w:val="16"/>
-        </w:rPr>
-        <w:t xml:space="preserve">The book numbers “Cost flow assumptions” as section 7.3.</w:t>
+        <w:t xml:space="preserve">12  </w:t>
+      </w:r>
+      <w:r>
+        <w:rPr>
+          <w:sz w:val="16"/>
+          <w:szCs w:val="16"/>
+        </w:rPr>
+        <w:t xml:space="preserve">Under FOB shipping point, control passes to the buyer when the goods leave the seller. A is wrong: The seller keeps goods in transit only under FOB destination. B is wrong: Someone always controls the goods; in transit they belong to the buyer here.</w:t>
       </w:r>
     </w:p>
     <w:p>
@@ -8400,7 +7249,7 @@
           <w:sz w:val="16"/>
           <w:szCs w:val="16"/>
         </w:rPr>
-        <w:t xml:space="preserve">LIFO sends the newest costs to cost of goods sold, so the oldest costs stay in inventory. A is wrong: The newest costs stay in inventory under FIFO. B is wrong: That is the average method.</w:t>
+        <w:t xml:space="preserve">Orontes is the consignor and still owns the goods. Barada, the consignee, never includes them. B is wrong: Location does not decide; ownership and control do. C is wrong: Goods cannot be in two inventories.</w:t>
       </w:r>
     </w:p>
     <w:p>
@@ -8423,7 +7272,7 @@
           <w:sz w:val="16"/>
           <w:szCs w:val="16"/>
         </w:rPr>
-        <w:t xml:space="preserve">Cost of goods available divided by units available. A is wrong: This is the oldest unit cost. B is wrong: This is a simple average of the four unit prices. It ignores the number of units in each layer.</w:t>
+        <w:t xml:space="preserve">Freight-in brings the goods to their present location, so it is part of cost. A is wrong: Freight-out is a selling expense. B is wrong: Commissions are selling expenses.</w:t>
       </w:r>
     </w:p>
     <w:p>
@@ -8446,7 +7295,7 @@
           <w:sz w:val="16"/>
           <w:szCs w:val="16"/>
         </w:rPr>
-        <w:t xml:space="preserve">FIFO puts the oldest, cheapest costs into cost of goods sold, so income is highest. B is wrong: LIFO gives the lowest income when prices rise. C is wrong: The average falls between FIFO and LIFO.</w:t>
+        <w:t xml:space="preserve">Invoice less the discount taken, plus freight-in, import duty and transit insurance. A is wrong: This leaves out freight-in, which is part of cost. C is wrong: This ignores the purchase discount taken.</w:t>
       </w:r>
     </w:p>
     <w:p>
@@ -8469,7 +7318,7 @@
           <w:sz w:val="16"/>
           <w:szCs w:val="16"/>
         </w:rPr>
-        <w:t xml:space="preserve">FIFO COGS = LIFO COGS − increase in the LIFO reserve = 500,000 − 15,000. A is wrong: This subtracts the ending reserve instead of the change in the reserve. C is wrong: This adds the increase instead of subtracting it.</w:t>
+        <w:t xml:space="preserve">LIFO sends the newest costs to cost of goods sold, so the oldest costs stay in inventory. A is wrong: The newest costs stay in inventory under FIFO. B is wrong: That is the average method.</w:t>
       </w:r>
     </w:p>
     <w:p>
@@ -8492,7 +7341,7 @@
           <w:sz w:val="16"/>
           <w:szCs w:val="16"/>
         </w:rPr>
-        <w:t xml:space="preserve">Low ending inventory makes 2025 COGS too high. It also makes 2026 beginning inventory too low, so 2026 COGS is too low. A is wrong: These are the effects of an overstated ending inventory. B is wrong: The error carries into next year through beginning inventory.</w:t>
+        <w:t xml:space="preserve">It is a U.S. tax rule that links the tax method to the financial statements. B is wrong: IFRS prohibits LIFO. C is wrong: The rule links tax and book methods; it does not force one method everywhere.</w:t>
       </w:r>
     </w:p>
     <w:p>
@@ -8515,7 +7364,7 @@
           <w:sz w:val="16"/>
           <w:szCs w:val="16"/>
         </w:rPr>
-        <w:t xml:space="preserve">Under FOB shipping point, control passes to the buyer when the goods leave the seller. A is wrong: The seller keeps goods in transit only under FOB destination. B is wrong: Someone always controls the goods; in transit they belong to the buyer here.</w:t>
+        <w:t xml:space="preserve">Every later answer depends on the adjusted exhibit.</w:t>
       </w:r>
     </w:p>
     <w:p>
@@ -8531,14 +7380,14 @@
           <w:sz w:val="16"/>
           <w:szCs w:val="16"/>
         </w:rPr>
-        <w:t xml:space="preserve">19  </w:t>
-      </w:r>
-      <w:r>
-        <w:rPr>
-          <w:sz w:val="16"/>
-          <w:szCs w:val="16"/>
-        </w:rPr>
-        <w:t xml:space="preserve">Every later answer depends on the adjusted exhibit.</w:t>
+        <w:t xml:space="preserve">23  </w:t>
+      </w:r>
+      <w:r>
+        <w:rPr>
+          <w:sz w:val="16"/>
+          <w:szCs w:val="16"/>
+        </w:rPr>
+        <w:t xml:space="preserve">Cost of goods available divided by units available. A is wrong: This is the oldest unit cost. B is wrong: This is a simple average of the four unit prices. It ignores the number of units in each layer.</w:t>
       </w:r>
     </w:p>
     <w:p>
@@ -8554,14 +7403,14 @@
           <w:sz w:val="16"/>
           <w:szCs w:val="16"/>
         </w:rPr>
-        <w:t xml:space="preserve">20  </w:t>
-      </w:r>
-      <w:r>
-        <w:rPr>
-          <w:sz w:val="16"/>
-          <w:szCs w:val="16"/>
-        </w:rPr>
-        <w:t xml:space="preserve">The book states item C7-1 in those words.</w:t>
+        <w:t xml:space="preserve">24  </w:t>
+      </w:r>
+      <w:r>
+        <w:rPr>
+          <w:sz w:val="16"/>
+          <w:szCs w:val="16"/>
+        </w:rPr>
+        <w:t xml:space="preserve">FIFO puts the oldest, cheapest costs into cost of goods sold, so income is highest. B is wrong: LIFO gives the lowest income when prices rise. C is wrong: The average falls between FIFO and LIFO.</w:t>
       </w:r>
     </w:p>
     <w:p>
@@ -8577,14 +7426,14 @@
           <w:sz w:val="16"/>
           <w:szCs w:val="16"/>
         </w:rPr>
-        <w:t xml:space="preserve">21  </w:t>
-      </w:r>
-      <w:r>
-        <w:rPr>
-          <w:sz w:val="16"/>
-          <w:szCs w:val="16"/>
-        </w:rPr>
-        <w:t xml:space="preserve">The book states item C7-2 in those words.</w:t>
+        <w:t xml:space="preserve">25  </w:t>
+      </w:r>
+      <w:r>
+        <w:rPr>
+          <w:sz w:val="16"/>
+          <w:szCs w:val="16"/>
+        </w:rPr>
+        <w:t xml:space="preserve">FIFO COGS = LIFO COGS − increase in the LIFO reserve = 500,000 − 15,000. A is wrong: This subtracts the ending reserve instead of the change in the reserve. C is wrong: This adds the increase instead of subtracting it.</w:t>
       </w:r>
     </w:p>
     <w:p>
@@ -8600,14 +7449,14 @@
           <w:sz w:val="16"/>
           <w:szCs w:val="16"/>
         </w:rPr>
-        <w:t xml:space="preserve">22  </w:t>
-      </w:r>
-      <w:r>
-        <w:rPr>
-          <w:sz w:val="16"/>
-          <w:szCs w:val="16"/>
-        </w:rPr>
-        <w:t xml:space="preserve">The book states item C7-3 in those words.</w:t>
+        <w:t xml:space="preserve">26  </w:t>
+      </w:r>
+      <w:r>
+        <w:rPr>
+          <w:sz w:val="16"/>
+          <w:szCs w:val="16"/>
+        </w:rPr>
+        <w:t xml:space="preserve">Low ending inventory makes 2025 COGS too high. It also makes 2026 beginning inventory too low, so 2026 COGS is too low. A is wrong: These are the effects of an overstated ending inventory. B is wrong: The error carries into next year through beginning inventory.</w:t>
       </w:r>
     </w:p>
     <w:p>
@@ -8623,60 +7472,14 @@
           <w:sz w:val="16"/>
           <w:szCs w:val="16"/>
         </w:rPr>
-        <w:t xml:space="preserve">23  </w:t>
-      </w:r>
-      <w:r>
-        <w:rPr>
-          <w:sz w:val="16"/>
-          <w:szCs w:val="16"/>
-        </w:rPr>
-        <w:t xml:space="preserve">The book states item C7-4 in those words.</w:t>
-      </w:r>
-    </w:p>
-    <w:p>
-      <w:pPr>
-        <w:spacing w:after="18"/>
-        <w:ind w:left="300" w:hanging="300"/>
-      </w:pPr>
-      <w:r>
-        <w:rPr>
-          <w:b/>
-          <w:bCs/>
-          <w:color w:val="8186EF"/>
-          <w:sz w:val="16"/>
-          <w:szCs w:val="16"/>
-        </w:rPr>
-        <w:t xml:space="preserve">24  </w:t>
-      </w:r>
-      <w:r>
-        <w:rPr>
-          <w:sz w:val="16"/>
-          <w:szCs w:val="16"/>
-        </w:rPr>
-        <w:t xml:space="preserve">The book states item C7-5 in those words.</w:t>
-      </w:r>
-    </w:p>
-    <w:p>
-      <w:pPr>
-        <w:spacing w:after="18"/>
-        <w:ind w:left="300" w:hanging="300"/>
-      </w:pPr>
-      <w:r>
-        <w:rPr>
-          <w:b/>
-          <w:bCs/>
-          <w:color w:val="8186EF"/>
-          <w:sz w:val="16"/>
-          <w:szCs w:val="16"/>
-        </w:rPr>
-        <w:t xml:space="preserve">25  </w:t>
-      </w:r>
-      <w:r>
-        <w:rPr>
-          <w:sz w:val="16"/>
-          <w:szCs w:val="16"/>
-        </w:rPr>
-        <w:t xml:space="preserve">The book states item C7-6 in those words.</w:t>
+        <w:t xml:space="preserve">27  </w:t>
+      </w:r>
+      <w:r>
+        <w:rPr>
+          <w:sz w:val="16"/>
+          <w:szCs w:val="16"/>
+        </w:rPr>
+        <w:t xml:space="preserve">Every later answer depends on the adjusted exhibit.</w:t>
       </w:r>
     </w:p>
     <w:p/>
